--- a/04_System_Design_and_Development/Chapter_4_System_Design_and_Development.docx
+++ b/04_System_Design_and_Development/Chapter_4_System_Design_and_Development.docx
@@ -234,17 +234,12 @@
     </w:p>
     <w:p>
       <w:r>
-        <w:t>________________________________________________________________________________</w:t>
+        <w:t>This chapter shows how we turned Chapter 3 requirements into a working design and what we built in the development sprint. TrackWIL replaces the PDF and email logbook with a small web-app. Students log workplace hours, the employer checks and entry through a link and does not need an account to do so. The WIL coordinator can see who is on track, who is waiting on a mentor, and who is overdue.</w:t>
       </w:r>
     </w:p>
     <w:p>
       <w:r>
-        <w:t>________________________________________________________________________________</w:t>
-      </w:r>
-    </w:p>
-    <w:p>
-      <w:r>
-        <w:t>________________________________________________________________________________</w:t>
+        <w:t>For week 3 we drew the architecture, UML, and database design. We built the app at the same time. The code in `05_Source_Control/trackwil` covers the three core features from the proposal.</w:t>
       </w:r>
     </w:p>
     <w:p>
@@ -262,34 +257,331 @@
     </w:p>
     <w:p>
       <w:r>
-        <w:t>________________________________________________________________________________</w:t>
+        <w:t>TrackWIL is a Next.js application. The browser talks to a single Node.js process. That process serves the React pages, runs the business logic, and reads and writes to the JSON database. Uploaded evidence sits on disk.</w:t>
       </w:r>
     </w:p>
     <w:p>
       <w:r>
-        <w:t>________________________________________________________________________________</w:t>
+        <w:t>Main components:</w:t>
+      </w:r>
+    </w:p>
+    <w:tbl>
+      <w:tblPr>
+        <w:tblStyle w:val="TableGrid"/>
+        <w:tblW w:w="0" w:type="auto"/>
+        <w:tblLook w:val="04A0" w:firstRow="1" w:lastRow="0" w:firstColumn="1" w:lastColumn="0" w:noHBand="0" w:noVBand="1"/>
+      </w:tblPr>
+      <w:tblGrid>
+        <w:gridCol w:w="4981"/>
+        <w:gridCol w:w="4981"/>
+      </w:tblGrid>
+      <w:tr>
+        <w:trPr>
+          <w:trHeight w:val="510"/>
+        </w:trPr>
+        <w:tc>
+          <w:tcPr>
+            <w:tcW w:w="4981" w:type="dxa"/>
+            <w:vAlign w:val="center"/>
+          </w:tcPr>
+          <w:p>
+            <w:pPr>
+              <w:rPr>
+                <w:b/>
+                <w:bCs/>
+              </w:rPr>
+            </w:pPr>
+            <w:r>
+              <w:rPr>
+                <w:b/>
+                <w:bCs/>
+              </w:rPr>
+              <w:t>Component</w:t>
+            </w:r>
+          </w:p>
+        </w:tc>
+        <w:tc>
+          <w:tcPr>
+            <w:tcW w:w="4981" w:type="dxa"/>
+            <w:vAlign w:val="center"/>
+          </w:tcPr>
+          <w:p>
+            <w:pPr>
+              <w:rPr>
+                <w:b/>
+                <w:bCs/>
+              </w:rPr>
+            </w:pPr>
+            <w:r>
+              <w:rPr>
+                <w:b/>
+                <w:bCs/>
+              </w:rPr>
+              <w:t>Responsibility</w:t>
+            </w:r>
+          </w:p>
+        </w:tc>
+      </w:tr>
+      <w:tr>
+        <w:trPr>
+          <w:trHeight w:val="510"/>
+        </w:trPr>
+        <w:tc>
+          <w:tcPr>
+            <w:tcW w:w="4981" w:type="dxa"/>
+            <w:vAlign w:val="center"/>
+          </w:tcPr>
+          <w:p>
+            <w:r>
+              <w:t>Student area</w:t>
+            </w:r>
+          </w:p>
+        </w:tc>
+        <w:tc>
+          <w:tcPr>
+            <w:tcW w:w="4981" w:type="dxa"/>
+            <w:vAlign w:val="center"/>
+          </w:tcPr>
+          <w:p>
+            <w:r>
+              <w:t>Dashboard, new entries, evidence, sharing</w:t>
+            </w:r>
+          </w:p>
+        </w:tc>
+      </w:tr>
+      <w:tr>
+        <w:trPr>
+          <w:trHeight w:val="510"/>
+        </w:trPr>
+        <w:tc>
+          <w:tcPr>
+            <w:tcW w:w="4981" w:type="dxa"/>
+            <w:vAlign w:val="center"/>
+          </w:tcPr>
+          <w:p>
+            <w:r>
+              <w:t>Coordinator area</w:t>
+            </w:r>
+          </w:p>
+        </w:tc>
+        <w:tc>
+          <w:tcPr>
+            <w:tcW w:w="4981" w:type="dxa"/>
+            <w:vAlign w:val="center"/>
+          </w:tcPr>
+          <w:p>
+            <w:r>
+              <w:t>Table of students with status, verifying hours</w:t>
+            </w:r>
+          </w:p>
+        </w:tc>
+      </w:tr>
+      <w:tr>
+        <w:trPr>
+          <w:trHeight w:val="510"/>
+        </w:trPr>
+        <w:tc>
+          <w:tcPr>
+            <w:tcW w:w="4981" w:type="dxa"/>
+            <w:vAlign w:val="center"/>
+          </w:tcPr>
+          <w:p>
+            <w:r>
+              <w:t>Public verify</w:t>
+            </w:r>
+          </w:p>
+        </w:tc>
+        <w:tc>
+          <w:tcPr>
+            <w:tcW w:w="4981" w:type="dxa"/>
+            <w:vAlign w:val="center"/>
+          </w:tcPr>
+          <w:p>
+            <w:r>
+              <w:t>Mentor entry approval</w:t>
+            </w:r>
+          </w:p>
+        </w:tc>
+      </w:tr>
+      <w:tr>
+        <w:trPr>
+          <w:trHeight w:val="510"/>
+        </w:trPr>
+        <w:tc>
+          <w:tcPr>
+            <w:tcW w:w="4981" w:type="dxa"/>
+            <w:vAlign w:val="center"/>
+          </w:tcPr>
+          <w:p>
+            <w:r>
+              <w:t>Auth</w:t>
+            </w:r>
+          </w:p>
+        </w:tc>
+        <w:tc>
+          <w:tcPr>
+            <w:tcW w:w="4981" w:type="dxa"/>
+            <w:vAlign w:val="center"/>
+          </w:tcPr>
+          <w:p>
+            <w:r>
+              <w:t>Login, logout, signup</w:t>
+            </w:r>
+          </w:p>
+        </w:tc>
+      </w:tr>
+      <w:tr>
+        <w:trPr>
+          <w:trHeight w:val="510"/>
+        </w:trPr>
+        <w:tc>
+          <w:tcPr>
+            <w:tcW w:w="4981" w:type="dxa"/>
+            <w:vAlign w:val="center"/>
+          </w:tcPr>
+          <w:p>
+            <w:r>
+              <w:t>Verify action</w:t>
+            </w:r>
+          </w:p>
+        </w:tc>
+        <w:tc>
+          <w:tcPr>
+            <w:tcW w:w="4981" w:type="dxa"/>
+            <w:vAlign w:val="center"/>
+          </w:tcPr>
+          <w:p>
+            <w:r>
+              <w:t>Checks token, updates entry status</w:t>
+            </w:r>
+          </w:p>
+        </w:tc>
+      </w:tr>
+    </w:tbl>
+    <w:p/>
+    <w:p>
+      <w:pPr>
+        <w:keepNext/>
+      </w:pPr>
+      <w:r>
+        <w:rPr>
+          <w:noProof/>
+        </w:rPr>
+        <w:lastRenderedPageBreak/>
+        <w:drawing>
+          <wp:inline distT="0" distB="0" distL="0" distR="0" wp14:anchorId="2652741A" wp14:editId="4ACFECF3">
+            <wp:extent cx="6332220" cy="4631690"/>
+            <wp:effectExtent l="0" t="0" r="0" b="0"/>
+            <wp:docPr id="364837870" name="Picture 7"/>
+            <wp:cNvGraphicFramePr>
+              <a:graphicFrameLocks xmlns:a="http://schemas.openxmlformats.org/drawingml/2006/main" noChangeAspect="1"/>
+            </wp:cNvGraphicFramePr>
+            <a:graphic xmlns:a="http://schemas.openxmlformats.org/drawingml/2006/main">
+              <a:graphicData uri="http://schemas.openxmlformats.org/drawingml/2006/picture">
+                <pic:pic xmlns:pic="http://schemas.openxmlformats.org/drawingml/2006/picture">
+                  <pic:nvPicPr>
+                    <pic:cNvPr id="0" name="Picture 9"/>
+                    <pic:cNvPicPr>
+                      <a:picLocks noChangeAspect="1" noChangeArrowheads="1"/>
+                    </pic:cNvPicPr>
+                  </pic:nvPicPr>
+                  <pic:blipFill>
+                    <a:blip r:embed="rId8">
+                      <a:extLst>
+                        <a:ext uri="{28A0092B-C50C-407E-A947-70E740481C1C}">
+                          <a14:useLocalDpi xmlns:a14="http://schemas.microsoft.com/office/drawing/2010/main" val="0"/>
+                        </a:ext>
+                      </a:extLst>
+                    </a:blip>
+                    <a:srcRect/>
+                    <a:stretch>
+                      <a:fillRect/>
+                    </a:stretch>
+                  </pic:blipFill>
+                  <pic:spPr bwMode="auto">
+                    <a:xfrm>
+                      <a:off x="0" y="0"/>
+                      <a:ext cx="6332220" cy="4631690"/>
+                    </a:xfrm>
+                    <a:prstGeom prst="rect">
+                      <a:avLst/>
+                    </a:prstGeom>
+                    <a:noFill/>
+                    <a:ln>
+                      <a:noFill/>
+                    </a:ln>
+                  </pic:spPr>
+                </pic:pic>
+              </a:graphicData>
+            </a:graphic>
+          </wp:inline>
+        </w:drawing>
+      </w:r>
+      <w:r>
+        <w:rPr>
+          <w:noProof/>
+        </w:rPr>
+        <w:t xml:space="preserve"> </w:t>
+      </w:r>
+    </w:p>
+    <w:p>
+      <w:pPr>
+        <w:pStyle w:val="Caption"/>
+      </w:pPr>
+      <w:r>
+        <w:t xml:space="preserve">Figure </w:t>
+      </w:r>
+      <w:r>
+        <w:fldChar w:fldCharType="begin"/>
+      </w:r>
+      <w:r>
+        <w:instrText xml:space="preserve"> SEQ Figure \* ARABIC </w:instrText>
+      </w:r>
+      <w:r>
+        <w:fldChar w:fldCharType="separate"/>
+      </w:r>
+      <w:r>
+        <w:rPr>
+          <w:noProof/>
+        </w:rPr>
+        <w:t>1</w:t>
+      </w:r>
+      <w:r>
+        <w:fldChar w:fldCharType="end"/>
+      </w:r>
+      <w:r>
+        <w:t xml:space="preserve"> Architecture Diagram</w:t>
       </w:r>
     </w:p>
     <w:p>
       <w:r>
-        <w:t>________________________________________________________________________________</w:t>
+        <w:rPr>
+          <w:noProof/>
+        </w:rPr>
+        <w:t xml:space="preserve"> </w:t>
       </w:r>
     </w:p>
     <w:p>
+      <w:pPr>
+        <w:rPr>
+          <w:rFonts w:asciiTheme="majorHAnsi" w:eastAsiaTheme="majorEastAsia" w:hAnsiTheme="majorHAnsi" w:cstheme="majorBidi"/>
+          <w:b/>
+          <w:bCs/>
+          <w:color w:val="365F91" w:themeColor="accent1" w:themeShade="BF"/>
+          <w:sz w:val="30"/>
+          <w:szCs w:val="28"/>
+        </w:rPr>
+      </w:pPr>
       <w:r>
-        <w:t>________________________________________________________________________________</w:t>
+        <w:br w:type="page"/>
       </w:r>
     </w:p>
     <w:p>
+      <w:pPr>
+        <w:pStyle w:val="Heading1"/>
+      </w:pPr>
       <w:r>
-        <w:t>________________________________________________________________________________</w:t>
-      </w:r>
-    </w:p>
-    <w:p>
-      <w:pPr>
-        <w:pStyle w:val="Heading1"/>
-      </w:pPr>
-      <w:r>
+        <w:lastRenderedPageBreak/>
         <w:t>4.3 UML Design</w:t>
       </w:r>
     </w:p>
@@ -299,33 +591,238 @@
       </w:r>
     </w:p>
     <w:p>
+      <w:pPr>
+        <w:keepNext/>
+      </w:pPr>
       <w:r>
-        <w:t>________________________________________________________________________________</w:t>
+        <w:rPr>
+          <w:noProof/>
+        </w:rPr>
+        <w:drawing>
+          <wp:inline distT="0" distB="0" distL="0" distR="0" wp14:anchorId="0EB13002" wp14:editId="3E9302F0">
+            <wp:extent cx="5362575" cy="2997497"/>
+            <wp:effectExtent l="0" t="0" r="0" b="0"/>
+            <wp:docPr id="1790377946" name="Picture 4"/>
+            <wp:cNvGraphicFramePr>
+              <a:graphicFrameLocks xmlns:a="http://schemas.openxmlformats.org/drawingml/2006/main" noChangeAspect="1"/>
+            </wp:cNvGraphicFramePr>
+            <a:graphic xmlns:a="http://schemas.openxmlformats.org/drawingml/2006/main">
+              <a:graphicData uri="http://schemas.openxmlformats.org/drawingml/2006/picture">
+                <pic:pic xmlns:pic="http://schemas.openxmlformats.org/drawingml/2006/picture">
+                  <pic:nvPicPr>
+                    <pic:cNvPr id="0" name="Picture 5"/>
+                    <pic:cNvPicPr>
+                      <a:picLocks noChangeAspect="1" noChangeArrowheads="1"/>
+                    </pic:cNvPicPr>
+                  </pic:nvPicPr>
+                  <pic:blipFill>
+                    <a:blip r:embed="rId9">
+                      <a:extLst>
+                        <a:ext uri="{28A0092B-C50C-407E-A947-70E740481C1C}">
+                          <a14:useLocalDpi xmlns:a14="http://schemas.microsoft.com/office/drawing/2010/main" val="0"/>
+                        </a:ext>
+                      </a:extLst>
+                    </a:blip>
+                    <a:srcRect/>
+                    <a:stretch>
+                      <a:fillRect/>
+                    </a:stretch>
+                  </pic:blipFill>
+                  <pic:spPr bwMode="auto">
+                    <a:xfrm>
+                      <a:off x="0" y="0"/>
+                      <a:ext cx="5363810" cy="2998187"/>
+                    </a:xfrm>
+                    <a:prstGeom prst="rect">
+                      <a:avLst/>
+                    </a:prstGeom>
+                    <a:noFill/>
+                    <a:ln>
+                      <a:noFill/>
+                    </a:ln>
+                  </pic:spPr>
+                </pic:pic>
+              </a:graphicData>
+            </a:graphic>
+          </wp:inline>
+        </w:drawing>
+      </w:r>
+    </w:p>
+    <w:p>
+      <w:pPr>
+        <w:pStyle w:val="Caption"/>
+      </w:pPr>
+      <w:r>
+        <w:t xml:space="preserve">Figure </w:t>
+      </w:r>
+      <w:r>
+        <w:fldChar w:fldCharType="begin"/>
+      </w:r>
+      <w:r>
+        <w:instrText xml:space="preserve"> SEQ Figure \* ARABIC </w:instrText>
+      </w:r>
+      <w:r>
+        <w:fldChar w:fldCharType="separate"/>
+      </w:r>
+      <w:r>
+        <w:rPr>
+          <w:noProof/>
+        </w:rPr>
+        <w:t>2</w:t>
+      </w:r>
+      <w:r>
+        <w:fldChar w:fldCharType="end"/>
+      </w:r>
+      <w:r>
+        <w:t xml:space="preserve"> Sequence Diagram</w:t>
+      </w:r>
+    </w:p>
+    <w:p>
+      <w:pPr>
+        <w:keepNext/>
+      </w:pPr>
+      <w:r>
+        <w:rPr>
+          <w:noProof/>
+        </w:rPr>
+        <w:drawing>
+          <wp:inline distT="0" distB="0" distL="0" distR="0" wp14:anchorId="372032F2" wp14:editId="7B5AAEB6">
+            <wp:extent cx="5414109" cy="3381375"/>
+            <wp:effectExtent l="0" t="0" r="0" b="0"/>
+            <wp:docPr id="1605113780" name="Picture 6"/>
+            <wp:cNvGraphicFramePr>
+              <a:graphicFrameLocks xmlns:a="http://schemas.openxmlformats.org/drawingml/2006/main" noChangeAspect="1"/>
+            </wp:cNvGraphicFramePr>
+            <a:graphic xmlns:a="http://schemas.openxmlformats.org/drawingml/2006/main">
+              <a:graphicData uri="http://schemas.openxmlformats.org/drawingml/2006/picture">
+                <pic:pic xmlns:pic="http://schemas.openxmlformats.org/drawingml/2006/picture">
+                  <pic:nvPicPr>
+                    <pic:cNvPr id="0" name="Picture 7"/>
+                    <pic:cNvPicPr>
+                      <a:picLocks noChangeAspect="1" noChangeArrowheads="1"/>
+                    </pic:cNvPicPr>
+                  </pic:nvPicPr>
+                  <pic:blipFill>
+                    <a:blip r:embed="rId10">
+                      <a:extLst>
+                        <a:ext uri="{28A0092B-C50C-407E-A947-70E740481C1C}">
+                          <a14:useLocalDpi xmlns:a14="http://schemas.microsoft.com/office/drawing/2010/main" val="0"/>
+                        </a:ext>
+                      </a:extLst>
+                    </a:blip>
+                    <a:srcRect/>
+                    <a:stretch>
+                      <a:fillRect/>
+                    </a:stretch>
+                  </pic:blipFill>
+                  <pic:spPr bwMode="auto">
+                    <a:xfrm>
+                      <a:off x="0" y="0"/>
+                      <a:ext cx="5419433" cy="3384700"/>
+                    </a:xfrm>
+                    <a:prstGeom prst="rect">
+                      <a:avLst/>
+                    </a:prstGeom>
+                    <a:noFill/>
+                    <a:ln>
+                      <a:noFill/>
+                    </a:ln>
+                  </pic:spPr>
+                </pic:pic>
+              </a:graphicData>
+            </a:graphic>
+          </wp:inline>
+        </w:drawing>
+      </w:r>
+      <w:r>
+        <w:rPr>
+          <w:noProof/>
+        </w:rPr>
+        <w:t xml:space="preserve"> </w:t>
+      </w:r>
+    </w:p>
+    <w:p>
+      <w:pPr>
+        <w:pStyle w:val="Caption"/>
+      </w:pPr>
+      <w:r>
+        <w:t xml:space="preserve">Figure </w:t>
+      </w:r>
+      <w:r>
+        <w:fldChar w:fldCharType="begin"/>
+      </w:r>
+      <w:r>
+        <w:instrText xml:space="preserve"> SEQ Figure \* ARABIC </w:instrText>
+      </w:r>
+      <w:r>
+        <w:fldChar w:fldCharType="separate"/>
+      </w:r>
+      <w:r>
+        <w:rPr>
+          <w:noProof/>
+        </w:rPr>
+        <w:t>3</w:t>
+      </w:r>
+      <w:r>
+        <w:fldChar w:fldCharType="end"/>
+      </w:r>
+      <w:r>
+        <w:t xml:space="preserve"> Use Case Diagram</w:t>
       </w:r>
     </w:p>
     <w:p>
       <w:r>
-        <w:t>________________________________________________________________________________</w:t>
+        <w:br w:type="page"/>
       </w:r>
     </w:p>
     <w:p>
       <w:r>
-        <w:t>________________________________________________________________________________</w:t>
+        <w:lastRenderedPageBreak/>
+        <w:t xml:space="preserve">The sequence diagram </w:t>
+      </w:r>
+      <w:r>
+        <w:t>shows mentor verification as message between the student, the mentor, TrackWIL, and the database.</w:t>
       </w:r>
     </w:p>
     <w:p>
       <w:r>
-        <w:t>________________________________________________________________________________</w:t>
+        <w:t>The use-case diagram has 3 actors:</w:t>
       </w:r>
     </w:p>
     <w:p>
+      <w:pPr>
+        <w:pStyle w:val="ListParagraph"/>
+        <w:numPr>
+          <w:ilvl w:val="0"/>
+          <w:numId w:val="10"/>
+        </w:numPr>
+      </w:pPr>
       <w:r>
-        <w:t>________________________________________________________________________________</w:t>
+        <w:t>Student – signs up, logs hours, uploads evidence, and shares the entry for checking.</w:t>
       </w:r>
     </w:p>
     <w:p>
+      <w:pPr>
+        <w:pStyle w:val="ListParagraph"/>
+        <w:numPr>
+          <w:ilvl w:val="0"/>
+          <w:numId w:val="10"/>
+        </w:numPr>
+      </w:pPr>
       <w:r>
-        <w:t>________________________________________________________________________________</w:t>
+        <w:t>Mentor – Approves/rejects a student’s entry.</w:t>
+      </w:r>
+    </w:p>
+    <w:p>
+      <w:pPr>
+        <w:pStyle w:val="ListParagraph"/>
+        <w:numPr>
+          <w:ilvl w:val="0"/>
+          <w:numId w:val="10"/>
+        </w:numPr>
+      </w:pPr>
+      <w:r>
+        <w:t>Coordinator – Monitors progress across students.</w:t>
       </w:r>
     </w:p>
     <w:p>
@@ -342,41 +839,113 @@
       </w:r>
     </w:p>
     <w:p>
+      <w:pPr>
+        <w:keepNext/>
+      </w:pPr>
       <w:r>
-        <w:t>________________________________________________________________________________</w:t>
+        <w:rPr>
+          <w:noProof/>
+        </w:rPr>
+        <w:drawing>
+          <wp:inline distT="0" distB="0" distL="0" distR="0" wp14:anchorId="464521BD" wp14:editId="2980BD72">
+            <wp:extent cx="6332220" cy="3714750"/>
+            <wp:effectExtent l="0" t="0" r="0" b="0"/>
+            <wp:docPr id="353826460" name="Picture 8"/>
+            <wp:cNvGraphicFramePr>
+              <a:graphicFrameLocks xmlns:a="http://schemas.openxmlformats.org/drawingml/2006/main" noChangeAspect="1"/>
+            </wp:cNvGraphicFramePr>
+            <a:graphic xmlns:a="http://schemas.openxmlformats.org/drawingml/2006/main">
+              <a:graphicData uri="http://schemas.openxmlformats.org/drawingml/2006/picture">
+                <pic:pic xmlns:pic="http://schemas.openxmlformats.org/drawingml/2006/picture">
+                  <pic:nvPicPr>
+                    <pic:cNvPr id="0" name="Picture 11"/>
+                    <pic:cNvPicPr>
+                      <a:picLocks noChangeAspect="1" noChangeArrowheads="1"/>
+                    </pic:cNvPicPr>
+                  </pic:nvPicPr>
+                  <pic:blipFill>
+                    <a:blip r:embed="rId11">
+                      <a:extLst>
+                        <a:ext uri="{28A0092B-C50C-407E-A947-70E740481C1C}">
+                          <a14:useLocalDpi xmlns:a14="http://schemas.microsoft.com/office/drawing/2010/main" val="0"/>
+                        </a:ext>
+                      </a:extLst>
+                    </a:blip>
+                    <a:srcRect/>
+                    <a:stretch>
+                      <a:fillRect/>
+                    </a:stretch>
+                  </pic:blipFill>
+                  <pic:spPr bwMode="auto">
+                    <a:xfrm>
+                      <a:off x="0" y="0"/>
+                      <a:ext cx="6332220" cy="3714750"/>
+                    </a:xfrm>
+                    <a:prstGeom prst="rect">
+                      <a:avLst/>
+                    </a:prstGeom>
+                    <a:noFill/>
+                    <a:ln>
+                      <a:noFill/>
+                    </a:ln>
+                  </pic:spPr>
+                </pic:pic>
+              </a:graphicData>
+            </a:graphic>
+          </wp:inline>
+        </w:drawing>
       </w:r>
     </w:p>
     <w:p>
+      <w:pPr>
+        <w:pStyle w:val="Caption"/>
+      </w:pPr>
       <w:r>
-        <w:t>________________________________________________________________________________</w:t>
+        <w:t xml:space="preserve">Figure </w:t>
+      </w:r>
+      <w:r>
+        <w:fldChar w:fldCharType="begin"/>
+      </w:r>
+      <w:r>
+        <w:instrText xml:space="preserve"> SEQ Figure \* ARABIC </w:instrText>
+      </w:r>
+      <w:r>
+        <w:fldChar w:fldCharType="separate"/>
+      </w:r>
+      <w:r>
+        <w:rPr>
+          <w:noProof/>
+        </w:rPr>
+        <w:t>4</w:t>
+      </w:r>
+      <w:r>
+        <w:fldChar w:fldCharType="end"/>
+      </w:r>
+      <w:r>
+        <w:t xml:space="preserve"> ERD</w:t>
       </w:r>
     </w:p>
     <w:p>
+      <w:pPr>
+        <w:rPr>
+          <w:rFonts w:asciiTheme="majorHAnsi" w:eastAsiaTheme="majorEastAsia" w:hAnsiTheme="majorHAnsi" w:cstheme="majorBidi"/>
+          <w:b/>
+          <w:bCs/>
+          <w:color w:val="365F91" w:themeColor="accent1" w:themeShade="BF"/>
+          <w:sz w:val="30"/>
+          <w:szCs w:val="28"/>
+        </w:rPr>
+      </w:pPr>
       <w:r>
-        <w:lastRenderedPageBreak/>
-        <w:t>________________________________________________________________________________</w:t>
+        <w:br w:type="page"/>
       </w:r>
     </w:p>
     <w:p>
+      <w:pPr>
+        <w:pStyle w:val="Heading1"/>
+      </w:pPr>
       <w:r>
-        <w:t>________________________________________________________________________________</w:t>
-      </w:r>
-    </w:p>
-    <w:p>
-      <w:r>
-        <w:t>________________________________________________________________________________</w:t>
-      </w:r>
-    </w:p>
-    <w:p>
-      <w:r>
-        <w:t>________________________________________________________________________________</w:t>
-      </w:r>
-    </w:p>
-    <w:p>
-      <w:pPr>
-        <w:pStyle w:val="Heading1"/>
-      </w:pPr>
-      <w:r>
+        <w:lastRenderedPageBreak/>
         <w:t>4.5 User Interface Design</w:t>
       </w:r>
     </w:p>
@@ -424,30 +993,114 @@
       </w:r>
     </w:p>
     <w:p>
+      <w:pPr>
+        <w:pStyle w:val="ListParagraph"/>
+        <w:numPr>
+          <w:ilvl w:val="0"/>
+          <w:numId w:val="11"/>
+        </w:numPr>
+      </w:pPr>
       <w:r>
-        <w:t>________________________________________________________________________________</w:t>
+        <w:t xml:space="preserve">Languages: </w:t>
+      </w:r>
+      <w:r>
+        <w:t>TypeScript, HTML and CSS through JSX, SQL in the schema script</w:t>
+      </w:r>
+    </w:p>
+    <w:p>
+      <w:pPr>
+        <w:pStyle w:val="ListParagraph"/>
+        <w:numPr>
+          <w:ilvl w:val="0"/>
+          <w:numId w:val="11"/>
+        </w:numPr>
+      </w:pPr>
+      <w:r>
+        <w:t>Framework: Next.js 16</w:t>
+      </w:r>
+    </w:p>
+    <w:p>
+      <w:pPr>
+        <w:pStyle w:val="ListParagraph"/>
+        <w:numPr>
+          <w:ilvl w:val="0"/>
+          <w:numId w:val="11"/>
+        </w:numPr>
+      </w:pPr>
+      <w:r>
+        <w:t>IDE: Visual Studio Code</w:t>
+      </w:r>
+    </w:p>
+    <w:p>
+      <w:pPr>
+        <w:pStyle w:val="ListParagraph"/>
+        <w:numPr>
+          <w:ilvl w:val="0"/>
+          <w:numId w:val="11"/>
+        </w:numPr>
+      </w:pPr>
+      <w:r>
+        <w:t>Database: JSON file system</w:t>
+      </w:r>
+    </w:p>
+    <w:p>
+      <w:pPr>
+        <w:pStyle w:val="ListParagraph"/>
+        <w:numPr>
+          <w:ilvl w:val="0"/>
+          <w:numId w:val="11"/>
+        </w:numPr>
+      </w:pPr>
+      <w:r>
+        <w:t>Libraries: Tailwind CSS</w:t>
+      </w:r>
+    </w:p>
+    <w:p>
+      <w:pPr>
+        <w:pStyle w:val="ListParagraph"/>
+        <w:numPr>
+          <w:ilvl w:val="0"/>
+          <w:numId w:val="11"/>
+        </w:numPr>
+      </w:pPr>
+      <w:r>
+        <w:t>Cloud services: none. Local only</w:t>
+      </w:r>
+    </w:p>
+    <w:p>
+      <w:pPr>
+        <w:pStyle w:val="ListParagraph"/>
+        <w:numPr>
+          <w:ilvl w:val="0"/>
+          <w:numId w:val="11"/>
+        </w:numPr>
+      </w:pPr>
+      <w:r>
+        <w:t>Version control: Git and GitHub (</w:t>
+      </w:r>
+      <w:hyperlink r:id="rId12" w:history="1">
+        <w:r>
+          <w:rPr>
+            <w:rStyle w:val="Hyperlink"/>
+          </w:rPr>
+          <w:t>https://github.com/Noobey32/TrackWIL</w:t>
+        </w:r>
+      </w:hyperlink>
+      <w:r>
+        <w:t>)</w:t>
       </w:r>
     </w:p>
     <w:p>
       <w:r>
-        <w:t>________________________________________________________________________________</w:t>
+        <w:br w:type="page"/>
       </w:r>
     </w:p>
     <w:p>
+      <w:pPr>
+        <w:pStyle w:val="Heading1"/>
+      </w:pPr>
       <w:r>
-        <w:t>________________________________________________________________________________</w:t>
-      </w:r>
-    </w:p>
-    <w:p>
-      <w:r>
-        <w:t>________________________________________________________________________________</w:t>
-      </w:r>
-    </w:p>
-    <w:p>
-      <w:pPr>
-        <w:pStyle w:val="Heading1"/>
-      </w:pPr>
-      <w:r>
+        <w:lastRenderedPageBreak/>
         <w:t>4.7 Implementation</w:t>
       </w:r>
     </w:p>
@@ -457,46 +1110,147 @@
       </w:r>
     </w:p>
     <w:p>
+      <w:pPr>
+        <w:pStyle w:val="Heading2"/>
+      </w:pPr>
       <w:r>
-        <w:t>________________________________________________________________________________</w:t>
+        <w:t>Session and role routing</w:t>
       </w:r>
     </w:p>
     <w:p>
       <w:r>
-        <w:t>________________________________________________________________________________</w:t>
+        <w:t>The cookie stores the user id. On request it loads the full user, including the role from storage. After login, a coordinator and student view different dashboards.</w:t>
       </w:r>
     </w:p>
     <w:p>
       <w:r>
-        <w:t>________________________________________________________________________________</w:t>
+        <w:rPr>
+          <w:noProof/>
+        </w:rPr>
+        <w:drawing>
+          <wp:inline distT="0" distB="0" distL="0" distR="0" wp14:anchorId="0B01D745" wp14:editId="7DA50417">
+            <wp:extent cx="5311763" cy="2247900"/>
+            <wp:effectExtent l="0" t="0" r="3810" b="0"/>
+            <wp:docPr id="994686086" name="Picture 9"/>
+            <wp:cNvGraphicFramePr>
+              <a:graphicFrameLocks xmlns:a="http://schemas.openxmlformats.org/drawingml/2006/main" noChangeAspect="1"/>
+            </wp:cNvGraphicFramePr>
+            <a:graphic xmlns:a="http://schemas.openxmlformats.org/drawingml/2006/main">
+              <a:graphicData uri="http://schemas.openxmlformats.org/drawingml/2006/picture">
+                <pic:pic xmlns:pic="http://schemas.openxmlformats.org/drawingml/2006/picture">
+                  <pic:nvPicPr>
+                    <pic:cNvPr id="0" name="Picture 13"/>
+                    <pic:cNvPicPr>
+                      <a:picLocks noChangeAspect="1" noChangeArrowheads="1"/>
+                    </pic:cNvPicPr>
+                  </pic:nvPicPr>
+                  <pic:blipFill>
+                    <a:blip r:embed="rId13">
+                      <a:extLst>
+                        <a:ext uri="{28A0092B-C50C-407E-A947-70E740481C1C}">
+                          <a14:useLocalDpi xmlns:a14="http://schemas.microsoft.com/office/drawing/2010/main" val="0"/>
+                        </a:ext>
+                      </a:extLst>
+                    </a:blip>
+                    <a:srcRect/>
+                    <a:stretch>
+                      <a:fillRect/>
+                    </a:stretch>
+                  </pic:blipFill>
+                  <pic:spPr bwMode="auto">
+                    <a:xfrm>
+                      <a:off x="0" y="0"/>
+                      <a:ext cx="5331753" cy="2256360"/>
+                    </a:xfrm>
+                    <a:prstGeom prst="rect">
+                      <a:avLst/>
+                    </a:prstGeom>
+                    <a:noFill/>
+                    <a:ln>
+                      <a:noFill/>
+                    </a:ln>
+                  </pic:spPr>
+                </pic:pic>
+              </a:graphicData>
+            </a:graphic>
+          </wp:inline>
+        </w:drawing>
+      </w:r>
+    </w:p>
+    <w:p>
+      <w:pPr>
+        <w:pStyle w:val="Heading2"/>
+      </w:pPr>
+      <w:r>
+        <w:t>Mentor verification</w:t>
       </w:r>
     </w:p>
     <w:p>
       <w:r>
-        <w:t>________________________________________________________________________________</w:t>
+        <w:t>Before the status changes, the action checks that the token exists, has not been used, and has not expired. That is what makes the link one-time. After the update, the view is refreshed</w:t>
       </w:r>
     </w:p>
     <w:p>
       <w:r>
-        <w:t>________________________________________________________________________________</w:t>
+        <w:rPr>
+          <w:noProof/>
+        </w:rPr>
+        <w:drawing>
+          <wp:inline distT="0" distB="0" distL="0" distR="0" wp14:anchorId="3E04A873" wp14:editId="0B16F871">
+            <wp:extent cx="5332855" cy="3124200"/>
+            <wp:effectExtent l="0" t="0" r="1270" b="0"/>
+            <wp:docPr id="2064471869" name="Picture 10"/>
+            <wp:cNvGraphicFramePr>
+              <a:graphicFrameLocks xmlns:a="http://schemas.openxmlformats.org/drawingml/2006/main" noChangeAspect="1"/>
+            </wp:cNvGraphicFramePr>
+            <a:graphic xmlns:a="http://schemas.openxmlformats.org/drawingml/2006/main">
+              <a:graphicData uri="http://schemas.openxmlformats.org/drawingml/2006/picture">
+                <pic:pic xmlns:pic="http://schemas.openxmlformats.org/drawingml/2006/picture">
+                  <pic:nvPicPr>
+                    <pic:cNvPr id="0" name="Picture 14"/>
+                    <pic:cNvPicPr>
+                      <a:picLocks noChangeAspect="1" noChangeArrowheads="1"/>
+                    </pic:cNvPicPr>
+                  </pic:nvPicPr>
+                  <pic:blipFill>
+                    <a:blip r:embed="rId14">
+                      <a:extLst>
+                        <a:ext uri="{28A0092B-C50C-407E-A947-70E740481C1C}">
+                          <a14:useLocalDpi xmlns:a14="http://schemas.microsoft.com/office/drawing/2010/main" val="0"/>
+                        </a:ext>
+                      </a:extLst>
+                    </a:blip>
+                    <a:srcRect/>
+                    <a:stretch>
+                      <a:fillRect/>
+                    </a:stretch>
+                  </pic:blipFill>
+                  <pic:spPr bwMode="auto">
+                    <a:xfrm>
+                      <a:off x="0" y="0"/>
+                      <a:ext cx="5369410" cy="3145615"/>
+                    </a:xfrm>
+                    <a:prstGeom prst="rect">
+                      <a:avLst/>
+                    </a:prstGeom>
+                    <a:noFill/>
+                    <a:ln>
+                      <a:noFill/>
+                    </a:ln>
+                  </pic:spPr>
+                </pic:pic>
+              </a:graphicData>
+            </a:graphic>
+          </wp:inline>
+        </w:drawing>
       </w:r>
     </w:p>
     <w:p>
+      <w:pPr>
+        <w:pStyle w:val="Heading1"/>
+      </w:pPr>
       <w:r>
         <w:lastRenderedPageBreak/>
-        <w:t>________________________________________________________________________________</w:t>
-      </w:r>
-    </w:p>
-    <w:p>
-      <w:r>
-        <w:t>________________________________________________________________________________</w:t>
-      </w:r>
-    </w:p>
-    <w:p>
-      <w:pPr>
-        <w:pStyle w:val="Heading1"/>
-      </w:pPr>
-      <w:r>
         <w:t>4.8 Version Control</w:t>
       </w:r>
     </w:p>
@@ -507,29 +1261,170 @@
     </w:p>
     <w:p>
       <w:r>
-        <w:t>________________________________________________________________________________</w:t>
+        <w:t xml:space="preserve">The capstone pack is split into numbered folders (00_ to 12_). The app is in </w:t>
+      </w:r>
+      <w:r>
+        <w:t>`</w:t>
+      </w:r>
+      <w:r>
+        <w:t>5_Source_Code/trackwil/</w:t>
+      </w:r>
+      <w:r>
+        <w:t>`</w:t>
+      </w:r>
+      <w:r>
+        <w:t xml:space="preserve">. This chapter’s diagrams, SQL, and draft live in </w:t>
+      </w:r>
+      <w:r>
+        <w:t>`</w:t>
+      </w:r>
+      <w:r>
+        <w:t>04_System_Design_and_Development/</w:t>
+      </w:r>
+      <w:r>
+        <w:t>`</w:t>
+      </w:r>
+      <w:r>
+        <w:t xml:space="preserve">. Requirements are in </w:t>
+      </w:r>
+      <w:r>
+        <w:t>`</w:t>
+      </w:r>
+      <w:r>
+        <w:t>03_. Project management</w:t>
+      </w:r>
+      <w:r>
+        <w:t>`</w:t>
+      </w:r>
+      <w:r>
+        <w:t>.</w:t>
+      </w:r>
+    </w:p>
+    <w:p>
+      <w:pPr>
+        <w:pStyle w:val="Heading2"/>
+      </w:pPr>
+      <w:r>
+        <w:t>Branches</w:t>
+      </w:r>
+    </w:p>
+    <w:p>
+      <w:pPr>
+        <w:pStyle w:val="ListParagraph"/>
+        <w:numPr>
+          <w:ilvl w:val="0"/>
+          <w:numId w:val="12"/>
+        </w:numPr>
+      </w:pPr>
+      <w:r>
+        <w:t>Main: stable branch on GitHub</w:t>
+      </w:r>
+    </w:p>
+    <w:p>
+      <w:pPr>
+        <w:pStyle w:val="ListParagraph"/>
+        <w:numPr>
+          <w:ilvl w:val="0"/>
+          <w:numId w:val="12"/>
+        </w:numPr>
+      </w:pPr>
+      <w:r>
+        <w:t>app-dev: application development work</w:t>
+      </w:r>
+    </w:p>
+    <w:p>
+      <w:pPr>
+        <w:pStyle w:val="ListParagraph"/>
+        <w:numPr>
+          <w:ilvl w:val="0"/>
+          <w:numId w:val="12"/>
+        </w:numPr>
+      </w:pPr>
+      <w:r>
+        <w:t>moe/system-design: this chapter and its design files.</w:t>
       </w:r>
     </w:p>
     <w:p>
       <w:r>
-        <w:t>________________________________________________________________________________</w:t>
+        <w:t>Branch strategy is for each member to name their branch with their name and the task (name/task), example: moe/system-design.</w:t>
+      </w:r>
+      <w:r>
+        <w:t xml:space="preserve"> Once they are satisfied with their work, it’s merged into main and pushed so everyone can view and work off their changes.</w:t>
+      </w:r>
+    </w:p>
+    <w:p>
+      <w:pPr>
+        <w:pStyle w:val="Heading2"/>
+      </w:pPr>
+      <w:r>
+        <w:t>Team</w:t>
       </w:r>
     </w:p>
     <w:p>
       <w:r>
-        <w:t>________________________________________________________________________________</w:t>
+        <w:t>In addition to the repository owner (Noobey32), here is the team:</w:t>
       </w:r>
     </w:p>
     <w:p>
       <w:r>
-        <w:t>________________________________________________________________________________</w:t>
+        <w:drawing>
+          <wp:inline distT="0" distB="0" distL="0" distR="0" wp14:anchorId="70BFF612" wp14:editId="2C8871C0">
+            <wp:extent cx="6332220" cy="1897380"/>
+            <wp:effectExtent l="0" t="0" r="0" b="7620"/>
+            <wp:docPr id="2006561188" name="Picture 1"/>
+            <wp:cNvGraphicFramePr>
+              <a:graphicFrameLocks xmlns:a="http://schemas.openxmlformats.org/drawingml/2006/main" noChangeAspect="1"/>
+            </wp:cNvGraphicFramePr>
+            <a:graphic xmlns:a="http://schemas.openxmlformats.org/drawingml/2006/main">
+              <a:graphicData uri="http://schemas.openxmlformats.org/drawingml/2006/picture">
+                <pic:pic xmlns:pic="http://schemas.openxmlformats.org/drawingml/2006/picture">
+                  <pic:nvPicPr>
+                    <pic:cNvPr id="2006561188" name=""/>
+                    <pic:cNvPicPr/>
+                  </pic:nvPicPr>
+                  <pic:blipFill>
+                    <a:blip r:embed="rId15"/>
+                    <a:stretch>
+                      <a:fillRect/>
+                    </a:stretch>
+                  </pic:blipFill>
+                  <pic:spPr>
+                    <a:xfrm>
+                      <a:off x="0" y="0"/>
+                      <a:ext cx="6332220" cy="1897380"/>
+                    </a:xfrm>
+                    <a:prstGeom prst="rect">
+                      <a:avLst/>
+                    </a:prstGeom>
+                  </pic:spPr>
+                </pic:pic>
+              </a:graphicData>
+            </a:graphic>
+          </wp:inline>
+        </w:drawing>
       </w:r>
     </w:p>
     <w:p>
       <w:pPr>
+        <w:rPr>
+          <w:rFonts w:asciiTheme="majorHAnsi" w:eastAsiaTheme="majorEastAsia" w:hAnsiTheme="majorHAnsi" w:cstheme="majorBidi"/>
+          <w:b/>
+          <w:bCs/>
+          <w:color w:val="365F91" w:themeColor="accent1" w:themeShade="BF"/>
+          <w:sz w:val="30"/>
+          <w:szCs w:val="28"/>
+        </w:rPr>
+      </w:pPr>
+      <w:r>
+        <w:br w:type="page"/>
+      </w:r>
+    </w:p>
+    <w:p>
+      <w:pPr>
         <w:pStyle w:val="Heading1"/>
       </w:pPr>
       <w:r>
+        <w:lastRenderedPageBreak/>
         <w:t>4.9 Chapter Summary</w:t>
       </w:r>
     </w:p>
@@ -540,22 +1435,98 @@
     </w:p>
     <w:p>
       <w:r>
-        <w:t>________________________________________________________________________________</w:t>
+        <w:t xml:space="preserve">Core features </w:t>
+      </w:r>
+      <w:r>
+        <w:t>implemented</w:t>
+      </w:r>
+      <w:r>
+        <w:t>:</w:t>
+      </w:r>
+    </w:p>
+    <w:p>
+      <w:pPr>
+        <w:pStyle w:val="ListParagraph"/>
+        <w:numPr>
+          <w:ilvl w:val="0"/>
+          <w:numId w:val="13"/>
+        </w:numPr>
+      </w:pPr>
+      <w:r>
+        <w:t>Student logbook entry with optional evidence upload</w:t>
+      </w:r>
+    </w:p>
+    <w:p>
+      <w:pPr>
+        <w:pStyle w:val="ListParagraph"/>
+        <w:numPr>
+          <w:ilvl w:val="0"/>
+          <w:numId w:val="13"/>
+        </w:numPr>
+      </w:pPr>
+      <w:r>
+        <w:t>Verified hours against the required total on the student dashboard</w:t>
+      </w:r>
+    </w:p>
+    <w:p>
+      <w:pPr>
+        <w:pStyle w:val="ListParagraph"/>
+        <w:numPr>
+          <w:ilvl w:val="0"/>
+          <w:numId w:val="13"/>
+        </w:numPr>
+      </w:pPr>
+      <w:r>
+        <w:t>Submit for verification and a mentor link (7-day token)</w:t>
+      </w:r>
+    </w:p>
+    <w:p>
+      <w:pPr>
+        <w:pStyle w:val="ListParagraph"/>
+        <w:numPr>
+          <w:ilvl w:val="0"/>
+          <w:numId w:val="13"/>
+        </w:numPr>
+      </w:pPr>
+      <w:r>
+        <w:t>Mentors</w:t>
+      </w:r>
+      <w:r>
+        <w:t xml:space="preserve"> approve or reject on a public URL, no login</w:t>
+      </w:r>
+    </w:p>
+    <w:p>
+      <w:pPr>
+        <w:pStyle w:val="ListParagraph"/>
+        <w:numPr>
+          <w:ilvl w:val="0"/>
+          <w:numId w:val="13"/>
+        </w:numPr>
+      </w:pPr>
+      <w:r>
+        <w:t>Coordinator dashboard (status, hours, pending counts)</w:t>
+      </w:r>
+    </w:p>
+    <w:p>
+      <w:pPr>
+        <w:pStyle w:val="ListParagraph"/>
+        <w:numPr>
+          <w:ilvl w:val="0"/>
+          <w:numId w:val="13"/>
+        </w:numPr>
+      </w:pPr>
+      <w:r>
+        <w:t>Student signup with email and password checks</w:t>
       </w:r>
     </w:p>
     <w:p>
       <w:r>
-        <w:t>________________________________________________________________________________</w:t>
-      </w:r>
-    </w:p>
-    <w:p>
-      <w:r>
-        <w:t>________________________________________________________________________________</w:t>
+        <w:t>These features form the basis for the MVP and serve to demonstrate the potential of TrackWIL.</w:t>
       </w:r>
     </w:p>
     <w:sectPr>
-      <w:headerReference w:type="default" r:id="rId8"/>
-      <w:footerReference w:type="default" r:id="rId9"/>
+      <w:headerReference w:type="default" r:id="rId16"/>
+      <w:footerReference w:type="default" r:id="rId17"/>
       <w:pgSz w:w="12240" w:h="15840"/>
       <w:pgMar w:top="964" w:right="1134" w:bottom="964" w:left="1134" w:header="720" w:footer="720" w:gutter="0"/>
       <w:cols w:space="720"/>
@@ -854,6 +1825,458 @@
       </w:rPr>
     </w:lvl>
   </w:abstractNum>
+  <w:abstractNum w:abstractNumId="9" w15:restartNumberingAfterBreak="0">
+    <w:nsid w:val="10123F7D"/>
+    <w:multiLevelType w:val="hybridMultilevel"/>
+    <w:tmpl w:val="CB6449AA"/>
+    <w:lvl w:ilvl="0" w:tplc="1C090001">
+      <w:start w:val="1"/>
+      <w:numFmt w:val="bullet"/>
+      <w:lvlText w:val=""/>
+      <w:lvlJc w:val="left"/>
+      <w:pPr>
+        <w:ind w:left="720" w:hanging="360"/>
+      </w:pPr>
+      <w:rPr>
+        <w:rFonts w:ascii="Symbol" w:hAnsi="Symbol" w:hint="default"/>
+      </w:rPr>
+    </w:lvl>
+    <w:lvl w:ilvl="1" w:tplc="1C090003" w:tentative="1">
+      <w:start w:val="1"/>
+      <w:numFmt w:val="bullet"/>
+      <w:lvlText w:val="o"/>
+      <w:lvlJc w:val="left"/>
+      <w:pPr>
+        <w:ind w:left="1440" w:hanging="360"/>
+      </w:pPr>
+      <w:rPr>
+        <w:rFonts w:ascii="Courier New" w:hAnsi="Courier New" w:cs="Courier New" w:hint="default"/>
+      </w:rPr>
+    </w:lvl>
+    <w:lvl w:ilvl="2" w:tplc="1C090005" w:tentative="1">
+      <w:start w:val="1"/>
+      <w:numFmt w:val="bullet"/>
+      <w:lvlText w:val=""/>
+      <w:lvlJc w:val="left"/>
+      <w:pPr>
+        <w:ind w:left="2160" w:hanging="360"/>
+      </w:pPr>
+      <w:rPr>
+        <w:rFonts w:ascii="Wingdings" w:hAnsi="Wingdings" w:hint="default"/>
+      </w:rPr>
+    </w:lvl>
+    <w:lvl w:ilvl="3" w:tplc="1C090001" w:tentative="1">
+      <w:start w:val="1"/>
+      <w:numFmt w:val="bullet"/>
+      <w:lvlText w:val=""/>
+      <w:lvlJc w:val="left"/>
+      <w:pPr>
+        <w:ind w:left="2880" w:hanging="360"/>
+      </w:pPr>
+      <w:rPr>
+        <w:rFonts w:ascii="Symbol" w:hAnsi="Symbol" w:hint="default"/>
+      </w:rPr>
+    </w:lvl>
+    <w:lvl w:ilvl="4" w:tplc="1C090003" w:tentative="1">
+      <w:start w:val="1"/>
+      <w:numFmt w:val="bullet"/>
+      <w:lvlText w:val="o"/>
+      <w:lvlJc w:val="left"/>
+      <w:pPr>
+        <w:ind w:left="3600" w:hanging="360"/>
+      </w:pPr>
+      <w:rPr>
+        <w:rFonts w:ascii="Courier New" w:hAnsi="Courier New" w:cs="Courier New" w:hint="default"/>
+      </w:rPr>
+    </w:lvl>
+    <w:lvl w:ilvl="5" w:tplc="1C090005" w:tentative="1">
+      <w:start w:val="1"/>
+      <w:numFmt w:val="bullet"/>
+      <w:lvlText w:val=""/>
+      <w:lvlJc w:val="left"/>
+      <w:pPr>
+        <w:ind w:left="4320" w:hanging="360"/>
+      </w:pPr>
+      <w:rPr>
+        <w:rFonts w:ascii="Wingdings" w:hAnsi="Wingdings" w:hint="default"/>
+      </w:rPr>
+    </w:lvl>
+    <w:lvl w:ilvl="6" w:tplc="1C090001" w:tentative="1">
+      <w:start w:val="1"/>
+      <w:numFmt w:val="bullet"/>
+      <w:lvlText w:val=""/>
+      <w:lvlJc w:val="left"/>
+      <w:pPr>
+        <w:ind w:left="5040" w:hanging="360"/>
+      </w:pPr>
+      <w:rPr>
+        <w:rFonts w:ascii="Symbol" w:hAnsi="Symbol" w:hint="default"/>
+      </w:rPr>
+    </w:lvl>
+    <w:lvl w:ilvl="7" w:tplc="1C090003" w:tentative="1">
+      <w:start w:val="1"/>
+      <w:numFmt w:val="bullet"/>
+      <w:lvlText w:val="o"/>
+      <w:lvlJc w:val="left"/>
+      <w:pPr>
+        <w:ind w:left="5760" w:hanging="360"/>
+      </w:pPr>
+      <w:rPr>
+        <w:rFonts w:ascii="Courier New" w:hAnsi="Courier New" w:cs="Courier New" w:hint="default"/>
+      </w:rPr>
+    </w:lvl>
+    <w:lvl w:ilvl="8" w:tplc="1C090005" w:tentative="1">
+      <w:start w:val="1"/>
+      <w:numFmt w:val="bullet"/>
+      <w:lvlText w:val=""/>
+      <w:lvlJc w:val="left"/>
+      <w:pPr>
+        <w:ind w:left="6480" w:hanging="360"/>
+      </w:pPr>
+      <w:rPr>
+        <w:rFonts w:ascii="Wingdings" w:hAnsi="Wingdings" w:hint="default"/>
+      </w:rPr>
+    </w:lvl>
+  </w:abstractNum>
+  <w:abstractNum w:abstractNumId="10" w15:restartNumberingAfterBreak="0">
+    <w:nsid w:val="314B58DE"/>
+    <w:multiLevelType w:val="hybridMultilevel"/>
+    <w:tmpl w:val="F0547E08"/>
+    <w:lvl w:ilvl="0" w:tplc="1C090001">
+      <w:start w:val="1"/>
+      <w:numFmt w:val="bullet"/>
+      <w:lvlText w:val=""/>
+      <w:lvlJc w:val="left"/>
+      <w:pPr>
+        <w:ind w:left="720" w:hanging="360"/>
+      </w:pPr>
+      <w:rPr>
+        <w:rFonts w:ascii="Symbol" w:hAnsi="Symbol" w:hint="default"/>
+      </w:rPr>
+    </w:lvl>
+    <w:lvl w:ilvl="1" w:tplc="1C090003" w:tentative="1">
+      <w:start w:val="1"/>
+      <w:numFmt w:val="bullet"/>
+      <w:lvlText w:val="o"/>
+      <w:lvlJc w:val="left"/>
+      <w:pPr>
+        <w:ind w:left="1440" w:hanging="360"/>
+      </w:pPr>
+      <w:rPr>
+        <w:rFonts w:ascii="Courier New" w:hAnsi="Courier New" w:cs="Courier New" w:hint="default"/>
+      </w:rPr>
+    </w:lvl>
+    <w:lvl w:ilvl="2" w:tplc="1C090005" w:tentative="1">
+      <w:start w:val="1"/>
+      <w:numFmt w:val="bullet"/>
+      <w:lvlText w:val=""/>
+      <w:lvlJc w:val="left"/>
+      <w:pPr>
+        <w:ind w:left="2160" w:hanging="360"/>
+      </w:pPr>
+      <w:rPr>
+        <w:rFonts w:ascii="Wingdings" w:hAnsi="Wingdings" w:hint="default"/>
+      </w:rPr>
+    </w:lvl>
+    <w:lvl w:ilvl="3" w:tplc="1C090001" w:tentative="1">
+      <w:start w:val="1"/>
+      <w:numFmt w:val="bullet"/>
+      <w:lvlText w:val=""/>
+      <w:lvlJc w:val="left"/>
+      <w:pPr>
+        <w:ind w:left="2880" w:hanging="360"/>
+      </w:pPr>
+      <w:rPr>
+        <w:rFonts w:ascii="Symbol" w:hAnsi="Symbol" w:hint="default"/>
+      </w:rPr>
+    </w:lvl>
+    <w:lvl w:ilvl="4" w:tplc="1C090003" w:tentative="1">
+      <w:start w:val="1"/>
+      <w:numFmt w:val="bullet"/>
+      <w:lvlText w:val="o"/>
+      <w:lvlJc w:val="left"/>
+      <w:pPr>
+        <w:ind w:left="3600" w:hanging="360"/>
+      </w:pPr>
+      <w:rPr>
+        <w:rFonts w:ascii="Courier New" w:hAnsi="Courier New" w:cs="Courier New" w:hint="default"/>
+      </w:rPr>
+    </w:lvl>
+    <w:lvl w:ilvl="5" w:tplc="1C090005" w:tentative="1">
+      <w:start w:val="1"/>
+      <w:numFmt w:val="bullet"/>
+      <w:lvlText w:val=""/>
+      <w:lvlJc w:val="left"/>
+      <w:pPr>
+        <w:ind w:left="4320" w:hanging="360"/>
+      </w:pPr>
+      <w:rPr>
+        <w:rFonts w:ascii="Wingdings" w:hAnsi="Wingdings" w:hint="default"/>
+      </w:rPr>
+    </w:lvl>
+    <w:lvl w:ilvl="6" w:tplc="1C090001" w:tentative="1">
+      <w:start w:val="1"/>
+      <w:numFmt w:val="bullet"/>
+      <w:lvlText w:val=""/>
+      <w:lvlJc w:val="left"/>
+      <w:pPr>
+        <w:ind w:left="5040" w:hanging="360"/>
+      </w:pPr>
+      <w:rPr>
+        <w:rFonts w:ascii="Symbol" w:hAnsi="Symbol" w:hint="default"/>
+      </w:rPr>
+    </w:lvl>
+    <w:lvl w:ilvl="7" w:tplc="1C090003" w:tentative="1">
+      <w:start w:val="1"/>
+      <w:numFmt w:val="bullet"/>
+      <w:lvlText w:val="o"/>
+      <w:lvlJc w:val="left"/>
+      <w:pPr>
+        <w:ind w:left="5760" w:hanging="360"/>
+      </w:pPr>
+      <w:rPr>
+        <w:rFonts w:ascii="Courier New" w:hAnsi="Courier New" w:cs="Courier New" w:hint="default"/>
+      </w:rPr>
+    </w:lvl>
+    <w:lvl w:ilvl="8" w:tplc="1C090005" w:tentative="1">
+      <w:start w:val="1"/>
+      <w:numFmt w:val="bullet"/>
+      <w:lvlText w:val=""/>
+      <w:lvlJc w:val="left"/>
+      <w:pPr>
+        <w:ind w:left="6480" w:hanging="360"/>
+      </w:pPr>
+      <w:rPr>
+        <w:rFonts w:ascii="Wingdings" w:hAnsi="Wingdings" w:hint="default"/>
+      </w:rPr>
+    </w:lvl>
+  </w:abstractNum>
+  <w:abstractNum w:abstractNumId="11" w15:restartNumberingAfterBreak="0">
+    <w:nsid w:val="6EAC1AC8"/>
+    <w:multiLevelType w:val="hybridMultilevel"/>
+    <w:tmpl w:val="5CAA3F68"/>
+    <w:lvl w:ilvl="0" w:tplc="1C090001">
+      <w:start w:val="1"/>
+      <w:numFmt w:val="bullet"/>
+      <w:lvlText w:val=""/>
+      <w:lvlJc w:val="left"/>
+      <w:pPr>
+        <w:ind w:left="720" w:hanging="360"/>
+      </w:pPr>
+      <w:rPr>
+        <w:rFonts w:ascii="Symbol" w:hAnsi="Symbol" w:hint="default"/>
+      </w:rPr>
+    </w:lvl>
+    <w:lvl w:ilvl="1" w:tplc="1C090003" w:tentative="1">
+      <w:start w:val="1"/>
+      <w:numFmt w:val="bullet"/>
+      <w:lvlText w:val="o"/>
+      <w:lvlJc w:val="left"/>
+      <w:pPr>
+        <w:ind w:left="1440" w:hanging="360"/>
+      </w:pPr>
+      <w:rPr>
+        <w:rFonts w:ascii="Courier New" w:hAnsi="Courier New" w:cs="Courier New" w:hint="default"/>
+      </w:rPr>
+    </w:lvl>
+    <w:lvl w:ilvl="2" w:tplc="1C090005" w:tentative="1">
+      <w:start w:val="1"/>
+      <w:numFmt w:val="bullet"/>
+      <w:lvlText w:val=""/>
+      <w:lvlJc w:val="left"/>
+      <w:pPr>
+        <w:ind w:left="2160" w:hanging="360"/>
+      </w:pPr>
+      <w:rPr>
+        <w:rFonts w:ascii="Wingdings" w:hAnsi="Wingdings" w:hint="default"/>
+      </w:rPr>
+    </w:lvl>
+    <w:lvl w:ilvl="3" w:tplc="1C090001" w:tentative="1">
+      <w:start w:val="1"/>
+      <w:numFmt w:val="bullet"/>
+      <w:lvlText w:val=""/>
+      <w:lvlJc w:val="left"/>
+      <w:pPr>
+        <w:ind w:left="2880" w:hanging="360"/>
+      </w:pPr>
+      <w:rPr>
+        <w:rFonts w:ascii="Symbol" w:hAnsi="Symbol" w:hint="default"/>
+      </w:rPr>
+    </w:lvl>
+    <w:lvl w:ilvl="4" w:tplc="1C090003" w:tentative="1">
+      <w:start w:val="1"/>
+      <w:numFmt w:val="bullet"/>
+      <w:lvlText w:val="o"/>
+      <w:lvlJc w:val="left"/>
+      <w:pPr>
+        <w:ind w:left="3600" w:hanging="360"/>
+      </w:pPr>
+      <w:rPr>
+        <w:rFonts w:ascii="Courier New" w:hAnsi="Courier New" w:cs="Courier New" w:hint="default"/>
+      </w:rPr>
+    </w:lvl>
+    <w:lvl w:ilvl="5" w:tplc="1C090005" w:tentative="1">
+      <w:start w:val="1"/>
+      <w:numFmt w:val="bullet"/>
+      <w:lvlText w:val=""/>
+      <w:lvlJc w:val="left"/>
+      <w:pPr>
+        <w:ind w:left="4320" w:hanging="360"/>
+      </w:pPr>
+      <w:rPr>
+        <w:rFonts w:ascii="Wingdings" w:hAnsi="Wingdings" w:hint="default"/>
+      </w:rPr>
+    </w:lvl>
+    <w:lvl w:ilvl="6" w:tplc="1C090001" w:tentative="1">
+      <w:start w:val="1"/>
+      <w:numFmt w:val="bullet"/>
+      <w:lvlText w:val=""/>
+      <w:lvlJc w:val="left"/>
+      <w:pPr>
+        <w:ind w:left="5040" w:hanging="360"/>
+      </w:pPr>
+      <w:rPr>
+        <w:rFonts w:ascii="Symbol" w:hAnsi="Symbol" w:hint="default"/>
+      </w:rPr>
+    </w:lvl>
+    <w:lvl w:ilvl="7" w:tplc="1C090003" w:tentative="1">
+      <w:start w:val="1"/>
+      <w:numFmt w:val="bullet"/>
+      <w:lvlText w:val="o"/>
+      <w:lvlJc w:val="left"/>
+      <w:pPr>
+        <w:ind w:left="5760" w:hanging="360"/>
+      </w:pPr>
+      <w:rPr>
+        <w:rFonts w:ascii="Courier New" w:hAnsi="Courier New" w:cs="Courier New" w:hint="default"/>
+      </w:rPr>
+    </w:lvl>
+    <w:lvl w:ilvl="8" w:tplc="1C090005" w:tentative="1">
+      <w:start w:val="1"/>
+      <w:numFmt w:val="bullet"/>
+      <w:lvlText w:val=""/>
+      <w:lvlJc w:val="left"/>
+      <w:pPr>
+        <w:ind w:left="6480" w:hanging="360"/>
+      </w:pPr>
+      <w:rPr>
+        <w:rFonts w:ascii="Wingdings" w:hAnsi="Wingdings" w:hint="default"/>
+      </w:rPr>
+    </w:lvl>
+  </w:abstractNum>
+  <w:abstractNum w:abstractNumId="12" w15:restartNumberingAfterBreak="0">
+    <w:nsid w:val="7BA95F47"/>
+    <w:multiLevelType w:val="hybridMultilevel"/>
+    <w:tmpl w:val="E8BC0B8A"/>
+    <w:lvl w:ilvl="0" w:tplc="1C090001">
+      <w:start w:val="1"/>
+      <w:numFmt w:val="bullet"/>
+      <w:lvlText w:val=""/>
+      <w:lvlJc w:val="left"/>
+      <w:pPr>
+        <w:ind w:left="720" w:hanging="360"/>
+      </w:pPr>
+      <w:rPr>
+        <w:rFonts w:ascii="Symbol" w:hAnsi="Symbol" w:hint="default"/>
+      </w:rPr>
+    </w:lvl>
+    <w:lvl w:ilvl="1" w:tplc="1C090003" w:tentative="1">
+      <w:start w:val="1"/>
+      <w:numFmt w:val="bullet"/>
+      <w:lvlText w:val="o"/>
+      <w:lvlJc w:val="left"/>
+      <w:pPr>
+        <w:ind w:left="1440" w:hanging="360"/>
+      </w:pPr>
+      <w:rPr>
+        <w:rFonts w:ascii="Courier New" w:hAnsi="Courier New" w:cs="Courier New" w:hint="default"/>
+      </w:rPr>
+    </w:lvl>
+    <w:lvl w:ilvl="2" w:tplc="1C090005" w:tentative="1">
+      <w:start w:val="1"/>
+      <w:numFmt w:val="bullet"/>
+      <w:lvlText w:val=""/>
+      <w:lvlJc w:val="left"/>
+      <w:pPr>
+        <w:ind w:left="2160" w:hanging="360"/>
+      </w:pPr>
+      <w:rPr>
+        <w:rFonts w:ascii="Wingdings" w:hAnsi="Wingdings" w:hint="default"/>
+      </w:rPr>
+    </w:lvl>
+    <w:lvl w:ilvl="3" w:tplc="1C090001" w:tentative="1">
+      <w:start w:val="1"/>
+      <w:numFmt w:val="bullet"/>
+      <w:lvlText w:val=""/>
+      <w:lvlJc w:val="left"/>
+      <w:pPr>
+        <w:ind w:left="2880" w:hanging="360"/>
+      </w:pPr>
+      <w:rPr>
+        <w:rFonts w:ascii="Symbol" w:hAnsi="Symbol" w:hint="default"/>
+      </w:rPr>
+    </w:lvl>
+    <w:lvl w:ilvl="4" w:tplc="1C090003" w:tentative="1">
+      <w:start w:val="1"/>
+      <w:numFmt w:val="bullet"/>
+      <w:lvlText w:val="o"/>
+      <w:lvlJc w:val="left"/>
+      <w:pPr>
+        <w:ind w:left="3600" w:hanging="360"/>
+      </w:pPr>
+      <w:rPr>
+        <w:rFonts w:ascii="Courier New" w:hAnsi="Courier New" w:cs="Courier New" w:hint="default"/>
+      </w:rPr>
+    </w:lvl>
+    <w:lvl w:ilvl="5" w:tplc="1C090005" w:tentative="1">
+      <w:start w:val="1"/>
+      <w:numFmt w:val="bullet"/>
+      <w:lvlText w:val=""/>
+      <w:lvlJc w:val="left"/>
+      <w:pPr>
+        <w:ind w:left="4320" w:hanging="360"/>
+      </w:pPr>
+      <w:rPr>
+        <w:rFonts w:ascii="Wingdings" w:hAnsi="Wingdings" w:hint="default"/>
+      </w:rPr>
+    </w:lvl>
+    <w:lvl w:ilvl="6" w:tplc="1C090001" w:tentative="1">
+      <w:start w:val="1"/>
+      <w:numFmt w:val="bullet"/>
+      <w:lvlText w:val=""/>
+      <w:lvlJc w:val="left"/>
+      <w:pPr>
+        <w:ind w:left="5040" w:hanging="360"/>
+      </w:pPr>
+      <w:rPr>
+        <w:rFonts w:ascii="Symbol" w:hAnsi="Symbol" w:hint="default"/>
+      </w:rPr>
+    </w:lvl>
+    <w:lvl w:ilvl="7" w:tplc="1C090003" w:tentative="1">
+      <w:start w:val="1"/>
+      <w:numFmt w:val="bullet"/>
+      <w:lvlText w:val="o"/>
+      <w:lvlJc w:val="left"/>
+      <w:pPr>
+        <w:ind w:left="5760" w:hanging="360"/>
+      </w:pPr>
+      <w:rPr>
+        <w:rFonts w:ascii="Courier New" w:hAnsi="Courier New" w:cs="Courier New" w:hint="default"/>
+      </w:rPr>
+    </w:lvl>
+    <w:lvl w:ilvl="8" w:tplc="1C090005" w:tentative="1">
+      <w:start w:val="1"/>
+      <w:numFmt w:val="bullet"/>
+      <w:lvlText w:val=""/>
+      <w:lvlJc w:val="left"/>
+      <w:pPr>
+        <w:ind w:left="6480" w:hanging="360"/>
+      </w:pPr>
+      <w:rPr>
+        <w:rFonts w:ascii="Wingdings" w:hAnsi="Wingdings" w:hint="default"/>
+      </w:rPr>
+    </w:lvl>
+  </w:abstractNum>
   <w:num w:numId="1" w16cid:durableId="826095072">
     <w:abstractNumId w:val="8"/>
   </w:num>
@@ -880,6 +2303,18 @@
   </w:num>
   <w:num w:numId="9" w16cid:durableId="265814379">
     <w:abstractNumId w:val="0"/>
+  </w:num>
+  <w:num w:numId="10" w16cid:durableId="166139304">
+    <w:abstractNumId w:val="12"/>
+  </w:num>
+  <w:num w:numId="11" w16cid:durableId="2090539787">
+    <w:abstractNumId w:val="10"/>
+  </w:num>
+  <w:num w:numId="12" w16cid:durableId="265355977">
+    <w:abstractNumId w:val="9"/>
+  </w:num>
+  <w:num w:numId="13" w16cid:durableId="705636927">
+    <w:abstractNumId w:val="11"/>
   </w:num>
 </w:numbering>
 </file>
@@ -1490,7 +2925,6 @@
   <w:style w:type="character" w:default="1" w:styleId="DefaultParagraphFont">
     <w:name w:val="Default Paragraph Font"/>
     <w:uiPriority w:val="1"/>
-    <w:semiHidden/>
     <w:unhideWhenUsed/>
   </w:style>
   <w:style w:type="table" w:default="1" w:styleId="TableNormal">
@@ -2061,7 +3495,6 @@
     <w:basedOn w:val="Normal"/>
     <w:next w:val="Normal"/>
     <w:uiPriority w:val="35"/>
-    <w:semiHidden/>
     <w:unhideWhenUsed/>
     <w:qFormat/>
     <w:rsid w:val="00FC693F"/>
@@ -12267,6 +13700,29 @@
         <w:shd w:val="clear" w:color="auto" w:fill="FBCAA2" w:themeFill="accent6" w:themeFillTint="7F"/>
       </w:tcPr>
     </w:tblStylePr>
+  </w:style>
+  <w:style w:type="character" w:styleId="Hyperlink">
+    <w:name w:val="Hyperlink"/>
+    <w:basedOn w:val="DefaultParagraphFont"/>
+    <w:uiPriority w:val="99"/>
+    <w:unhideWhenUsed/>
+    <w:rsid w:val="00D34D98"/>
+    <w:rPr>
+      <w:color w:val="0000FF" w:themeColor="hyperlink"/>
+      <w:u w:val="single"/>
+    </w:rPr>
+  </w:style>
+  <w:style w:type="character" w:styleId="UnresolvedMention">
+    <w:name w:val="Unresolved Mention"/>
+    <w:basedOn w:val="DefaultParagraphFont"/>
+    <w:uiPriority w:val="99"/>
+    <w:semiHidden/>
+    <w:unhideWhenUsed/>
+    <w:rsid w:val="00D34D98"/>
+    <w:rPr>
+      <w:color w:val="605E5C"/>
+      <w:shd w:val="clear" w:color="auto" w:fill="E1DFDD"/>
+    </w:rPr>
   </w:style>
 </w:styles>
 </file>

--- a/04_System_Design_and_Development/Chapter_4_System_Design_and_Development.docx
+++ b/04_System_Design_and_Development/Chapter_4_System_Design_and_Development.docx
@@ -53,8 +53,8 @@
         <w:tblLook w:val="04A0" w:firstRow="1" w:lastRow="0" w:firstColumn="1" w:lastColumn="0" w:noHBand="0" w:noVBand="1"/>
       </w:tblPr>
       <w:tblGrid>
-        <w:gridCol w:w="4861"/>
-        <w:gridCol w:w="5111"/>
+        <w:gridCol w:w="4986"/>
+        <w:gridCol w:w="4986"/>
       </w:tblGrid>
       <w:tr>
         <w:trPr>
@@ -77,7 +77,7 @@
           </w:tcPr>
           <w:p>
             <w:r>
-              <w:t>________________________________________</w:t>
+              <w:t>TrackWIL: Work-Integrated Learning Logbook Tracking</w:t>
             </w:r>
           </w:p>
         </w:tc>
@@ -103,7 +103,7 @@
           </w:tcPr>
           <w:p>
             <w:r>
-              <w:t>________________________________________</w:t>
+              <w:t>Willem Basson, Dylan Shepard, Moegammad Green, Sihle Kayise</w:t>
             </w:r>
           </w:p>
         </w:tc>
@@ -129,7 +129,7 @@
           </w:tcPr>
           <w:p>
             <w:r>
-              <w:t>________________________________________</w:t>
+              <w:t>SPM622 (Software Engineering 2)</w:t>
             </w:r>
           </w:p>
         </w:tc>
@@ -155,7 +155,7 @@
           </w:tcPr>
           <w:p>
             <w:r>
-              <w:t>________________________________________</w:t>
+              <w:t>Ms Amenda Raganya</w:t>
             </w:r>
           </w:p>
         </w:tc>
@@ -181,7 +181,7 @@
           </w:tcPr>
           <w:p>
             <w:r>
-              <w:t>________________________________________</w:t>
+              <w:t>Week 4: Build, Test and Presentation</w:t>
             </w:r>
           </w:p>
         </w:tc>
@@ -207,94 +207,233 @@
           </w:tcPr>
           <w:p>
             <w:r>
-              <w:t>________________________________________</w:t>
+              <w:t>23 October 2026</w:t>
             </w:r>
           </w:p>
         </w:tc>
       </w:tr>
     </w:tbl>
     <w:p>
-      <w:r>
-        <w:br w:type="page"/>
+      <w:pPr>
+        <w:pStyle w:val="Heading1"/>
+      </w:pPr>
+      <w:r>
+        <w:t>4.1 Introduction</w:t>
       </w:r>
     </w:p>
     <w:p>
-      <w:pPr>
-        <w:pStyle w:val="Heading1"/>
-      </w:pPr>
-      <w:r>
-        <w:lastRenderedPageBreak/>
-        <w:t>4.1 Introduction</w:t>
+      <w:r>
+        <w:t>This chapter shows how the requirements in Chapter 3 were turned into a design and a working application. It presents the system architecture, the UML diagrams (use case, class, activity and sequence), the database design, the user interface, the development environment, the implementation of the key modules, and the version-control evidence from the team's GitHub repository.</w:t>
       </w:r>
     </w:p>
     <w:p>
       <w:r>
-        <w:t>Explain the purpose of the design and implementation chapter.</w:t>
+        <w:t>TrackWIL replaces the PDF and email logbook with a web application. Students log workplace hours and evidence, the workplace mentor verifies each entry through a one-time link without needing an account, and the WIL coordinator and lecturers can see who is on track, who is waiting on a mentor and who is overdue. The source code is in the folder 05_Source_Code/trackwil of the repository.</w:t>
       </w:r>
     </w:p>
     <w:p>
-      <w:r>
-        <w:t>This chapter shows how we turned Chapter 3 requirements into a working design and what we built in the development sprint. TrackWIL replaces the PDF and email logbook with a small web-app. Students log workplace hours, the employer checks and entry through a link and does not need an account to do so. The WIL coordinator can see who is on track, who is waiting on a mentor, and who is overdue.</w:t>
+      <w:pPr>
+        <w:pStyle w:val="Heading1"/>
+      </w:pPr>
+      <w:r>
+        <w:t>4.2 System Architecture</w:t>
       </w:r>
     </w:p>
     <w:p>
       <w:r>
-        <w:t>For week 3 we drew the architecture, UML, and database design. We built the app at the same time. The code in `05_Source_Control/trackwil` covers the three core features from the proposal.</w:t>
+        <w:t>TrackWIL is a single Next.js application that runs in one Node.js process. The browser communicates with this process over HTTP (HTTPS when hosted). The process serves the React pages, runs the business rules in Server Actions, and reads and writes the SQLite database. Uploaded evidence files are stored on the server's disk. Figure 1 shows the architecture.</w:t>
       </w:r>
     </w:p>
     <w:p>
       <w:pPr>
-        <w:pStyle w:val="Heading1"/>
-      </w:pPr>
-      <w:r>
-        <w:t>4.2 System Architecture</w:t>
+        <w:keepNext/>
+        <w:jc w:val="center"/>
+      </w:pPr>
+      <w:r>
+        <w:rPr>
+          <w:noProof/>
+        </w:rPr>
+        <w:lastRenderedPageBreak/>
+        <w:drawing>
+          <wp:inline distT="0" distB="0" distL="0" distR="0" wp14:anchorId="1CA9B0D6" wp14:editId="49CCEE44">
+            <wp:extent cx="6332220" cy="4629150"/>
+            <wp:effectExtent l="0" t="0" r="0" b="0"/>
+            <wp:docPr id="960926968" name="Picture 1"/>
+            <wp:cNvGraphicFramePr>
+              <a:graphicFrameLocks xmlns:a="http://schemas.openxmlformats.org/drawingml/2006/main" noChangeAspect="1"/>
+            </wp:cNvGraphicFramePr>
+            <a:graphic xmlns:a="http://schemas.openxmlformats.org/drawingml/2006/main">
+              <a:graphicData uri="http://schemas.openxmlformats.org/drawingml/2006/picture">
+                <pic:pic xmlns:pic="http://schemas.openxmlformats.org/drawingml/2006/picture">
+                  <pic:nvPicPr>
+                    <pic:cNvPr id="960926968" name=""/>
+                    <pic:cNvPicPr/>
+                  </pic:nvPicPr>
+                  <pic:blipFill>
+                    <a:blip r:embed="rId8"/>
+                    <a:stretch>
+                      <a:fillRect/>
+                    </a:stretch>
+                  </pic:blipFill>
+                  <pic:spPr>
+                    <a:xfrm>
+                      <a:off x="0" y="0"/>
+                      <a:ext cx="6332220" cy="4629150"/>
+                    </a:xfrm>
+                    <a:prstGeom prst="rect">
+                      <a:avLst/>
+                    </a:prstGeom>
+                  </pic:spPr>
+                </pic:pic>
+              </a:graphicData>
+            </a:graphic>
+          </wp:inline>
+        </w:drawing>
       </w:r>
     </w:p>
     <w:p>
-      <w:r>
-        <w:t>Present and explain the architecture diagram, components and data flow.</w:t>
+      <w:pPr>
+        <w:pStyle w:val="Caption"/>
+        <w:rPr>
+          <w:b w:val="0"/>
+        </w:rPr>
+      </w:pPr>
+      <w:r>
+        <w:rPr>
+          <w:b w:val="0"/>
+        </w:rPr>
+        <w:t xml:space="preserve">Figure </w:t>
+      </w:r>
+      <w:r>
+        <w:rPr>
+          <w:b w:val="0"/>
+        </w:rPr>
+        <w:fldChar w:fldCharType="begin"/>
+      </w:r>
+      <w:r>
+        <w:rPr>
+          <w:b w:val="0"/>
+        </w:rPr>
+        <w:instrText xml:space="preserve"> SEQ Figure \* ARABIC </w:instrText>
+      </w:r>
+      <w:r>
+        <w:rPr>
+          <w:b w:val="0"/>
+        </w:rPr>
+        <w:fldChar w:fldCharType="separate"/>
+      </w:r>
+      <w:r>
+        <w:rPr>
+          <w:b w:val="0"/>
+          <w:noProof/>
+        </w:rPr>
+        <w:t>1</w:t>
+      </w:r>
+      <w:r>
+        <w:rPr>
+          <w:b w:val="0"/>
+        </w:rPr>
+        <w:fldChar w:fldCharType="end"/>
+      </w:r>
+      <w:r>
+        <w:rPr>
+          <w:b w:val="0"/>
+        </w:rPr>
+        <w:t>: TrackWIL system architecture</w:t>
       </w:r>
     </w:p>
     <w:p>
       <w:r>
-        <w:t>TrackWIL is a Next.js application. The browser talks to a single Node.js process. That process serves the React pages, runs the business logic, and reads and writes to the JSON database. Uploaded evidence sits on disk.</w:t>
+        <w:t>The architecture has three logical layers. The presentation layer contains the pages and components each user sees. The application layer contains the Server Actions that validate input, check the user's role and apply the business rules. The data layer contains the repository and database modules; the repository is the only code that runs SQL, so the rest of the application never depends on how the data is stored. This separation is what allowed the team to replace the first prototype's JSON files with SQLite by changing only the data layer.</w:t>
       </w:r>
     </w:p>
     <w:p>
-      <w:r>
-        <w:t>Main components:</w:t>
+      <w:pPr>
+        <w:pStyle w:val="Caption"/>
+        <w:keepNext/>
+        <w:rPr>
+          <w:b w:val="0"/>
+        </w:rPr>
+      </w:pPr>
+      <w:r>
+        <w:rPr>
+          <w:b w:val="0"/>
+        </w:rPr>
+        <w:t xml:space="preserve">Table </w:t>
+      </w:r>
+      <w:r>
+        <w:rPr>
+          <w:b w:val="0"/>
+        </w:rPr>
+        <w:fldChar w:fldCharType="begin"/>
+      </w:r>
+      <w:r>
+        <w:rPr>
+          <w:b w:val="0"/>
+        </w:rPr>
+        <w:instrText xml:space="preserve"> SEQ Table \* ARABIC </w:instrText>
+      </w:r>
+      <w:r>
+        <w:rPr>
+          <w:b w:val="0"/>
+        </w:rPr>
+        <w:fldChar w:fldCharType="separate"/>
+      </w:r>
+      <w:r>
+        <w:rPr>
+          <w:b w:val="0"/>
+          <w:noProof/>
+        </w:rPr>
+        <w:t>1</w:t>
+      </w:r>
+      <w:r>
+        <w:rPr>
+          <w:b w:val="0"/>
+        </w:rPr>
+        <w:fldChar w:fldCharType="end"/>
+      </w:r>
+      <w:r>
+        <w:rPr>
+          <w:b w:val="0"/>
+        </w:rPr>
+        <w:t>: Main components and their responsibilities</w:t>
       </w:r>
     </w:p>
     <w:tbl>
       <w:tblPr>
         <w:tblStyle w:val="TableGrid"/>
-        <w:tblW w:w="0" w:type="auto"/>
+        <w:tblW w:w="9980" w:type="dxa"/>
+        <w:tblLayout w:type="fixed"/>
         <w:tblLook w:val="04A0" w:firstRow="1" w:lastRow="0" w:firstColumn="1" w:lastColumn="0" w:noHBand="0" w:noVBand="1"/>
       </w:tblPr>
       <w:tblGrid>
-        <w:gridCol w:w="4981"/>
-        <w:gridCol w:w="4981"/>
+        <w:gridCol w:w="2045"/>
+        <w:gridCol w:w="3311"/>
+        <w:gridCol w:w="2559"/>
+        <w:gridCol w:w="2065"/>
       </w:tblGrid>
       <w:tr>
         <w:trPr>
-          <w:trHeight w:val="510"/>
+          <w:cantSplit/>
+          <w:tblHeader/>
         </w:trPr>
         <w:tc>
           <w:tcPr>
-            <w:tcW w:w="4981" w:type="dxa"/>
-            <w:vAlign w:val="center"/>
+            <w:tcW w:w="2045" w:type="dxa"/>
+            <w:shd w:val="clear" w:color="auto" w:fill="E6E6E6"/>
           </w:tcPr>
           <w:p>
             <w:pPr>
+              <w:spacing w:before="40" w:after="40"/>
               <w:rPr>
                 <w:b/>
-                <w:bCs/>
+                <w:sz w:val="20"/>
               </w:rPr>
             </w:pPr>
             <w:r>
               <w:rPr>
                 <w:b/>
-                <w:bCs/>
+                <w:sz w:val="20"/>
               </w:rPr>
               <w:t>Component</w:t>
             </w:r>
@@ -302,157 +441,797 @@
         </w:tc>
         <w:tc>
           <w:tcPr>
-            <w:tcW w:w="4981" w:type="dxa"/>
-            <w:vAlign w:val="center"/>
+            <w:tcW w:w="3311" w:type="dxa"/>
+            <w:shd w:val="clear" w:color="auto" w:fill="E6E6E6"/>
           </w:tcPr>
           <w:p>
             <w:pPr>
+              <w:spacing w:before="40" w:after="40"/>
               <w:rPr>
                 <w:b/>
-                <w:bCs/>
+                <w:sz w:val="20"/>
               </w:rPr>
             </w:pPr>
             <w:r>
               <w:rPr>
                 <w:b/>
-                <w:bCs/>
+                <w:sz w:val="20"/>
+              </w:rPr>
+              <w:t>Location in code</w:t>
+            </w:r>
+          </w:p>
+        </w:tc>
+        <w:tc>
+          <w:tcPr>
+            <w:tcW w:w="2559" w:type="dxa"/>
+            <w:shd w:val="clear" w:color="auto" w:fill="E6E6E6"/>
+          </w:tcPr>
+          <w:p>
+            <w:pPr>
+              <w:spacing w:before="40" w:after="40"/>
+              <w:rPr>
+                <w:b/>
+                <w:sz w:val="20"/>
+              </w:rPr>
+            </w:pPr>
+            <w:r>
+              <w:rPr>
+                <w:b/>
+                <w:sz w:val="20"/>
               </w:rPr>
               <w:t>Responsibility</w:t>
+            </w:r>
+          </w:p>
+        </w:tc>
+        <w:tc>
+          <w:tcPr>
+            <w:tcW w:w="2065" w:type="dxa"/>
+            <w:shd w:val="clear" w:color="auto" w:fill="E6E6E6"/>
+          </w:tcPr>
+          <w:p>
+            <w:pPr>
+              <w:spacing w:before="40" w:after="40"/>
+              <w:rPr>
+                <w:b/>
+                <w:sz w:val="20"/>
+              </w:rPr>
+            </w:pPr>
+            <w:r>
+              <w:rPr>
+                <w:b/>
+                <w:sz w:val="20"/>
+              </w:rPr>
+              <w:t>Requirements</w:t>
             </w:r>
           </w:p>
         </w:tc>
       </w:tr>
       <w:tr>
         <w:trPr>
-          <w:trHeight w:val="510"/>
+          <w:cantSplit/>
         </w:trPr>
         <w:tc>
           <w:tcPr>
-            <w:tcW w:w="4981" w:type="dxa"/>
-            <w:vAlign w:val="center"/>
+            <w:tcW w:w="2045" w:type="dxa"/>
           </w:tcPr>
           <w:p>
+            <w:pPr>
+              <w:spacing w:before="40" w:after="40"/>
+              <w:rPr>
+                <w:sz w:val="20"/>
+              </w:rPr>
+            </w:pPr>
             <w:r>
+              <w:rPr>
+                <w:sz w:val="20"/>
+              </w:rPr>
+              <w:t>Sign-in and sign-up pages</w:t>
+            </w:r>
+          </w:p>
+        </w:tc>
+        <w:tc>
+          <w:tcPr>
+            <w:tcW w:w="3311" w:type="dxa"/>
+          </w:tcPr>
+          <w:p>
+            <w:pPr>
+              <w:spacing w:before="40" w:after="40"/>
+              <w:rPr>
+                <w:sz w:val="20"/>
+              </w:rPr>
+            </w:pPr>
+            <w:r>
+              <w:rPr>
+                <w:sz w:val="20"/>
+              </w:rPr>
+              <w:t>src/app/page.tsx, src/app/signup</w:t>
+            </w:r>
+          </w:p>
+        </w:tc>
+        <w:tc>
+          <w:tcPr>
+            <w:tcW w:w="2559" w:type="dxa"/>
+          </w:tcPr>
+          <w:p>
+            <w:pPr>
+              <w:spacing w:before="40" w:after="40"/>
+              <w:rPr>
+                <w:sz w:val="20"/>
+              </w:rPr>
+            </w:pPr>
+            <w:r>
+              <w:rPr>
+                <w:sz w:val="20"/>
+              </w:rPr>
+              <w:t>Collect credentials; show validation errors</w:t>
+            </w:r>
+          </w:p>
+        </w:tc>
+        <w:tc>
+          <w:tcPr>
+            <w:tcW w:w="2065" w:type="dxa"/>
+          </w:tcPr>
+          <w:p>
+            <w:pPr>
+              <w:spacing w:before="40" w:after="40"/>
+              <w:rPr>
+                <w:sz w:val="20"/>
+              </w:rPr>
+            </w:pPr>
+            <w:r>
+              <w:rPr>
+                <w:sz w:val="20"/>
+              </w:rPr>
+              <w:t>FR-01, FR-02</w:t>
+            </w:r>
+          </w:p>
+        </w:tc>
+      </w:tr>
+      <w:tr>
+        <w:trPr>
+          <w:cantSplit/>
+        </w:trPr>
+        <w:tc>
+          <w:tcPr>
+            <w:tcW w:w="2045" w:type="dxa"/>
+          </w:tcPr>
+          <w:p>
+            <w:pPr>
+              <w:spacing w:before="40" w:after="40"/>
+              <w:rPr>
+                <w:sz w:val="20"/>
+              </w:rPr>
+            </w:pPr>
+            <w:r>
+              <w:rPr>
+                <w:sz w:val="20"/>
+              </w:rPr>
               <w:t>Student area</w:t>
             </w:r>
           </w:p>
         </w:tc>
         <w:tc>
           <w:tcPr>
-            <w:tcW w:w="4981" w:type="dxa"/>
-            <w:vAlign w:val="center"/>
+            <w:tcW w:w="3311" w:type="dxa"/>
           </w:tcPr>
           <w:p>
+            <w:pPr>
+              <w:spacing w:before="40" w:after="40"/>
+              <w:rPr>
+                <w:sz w:val="20"/>
+              </w:rPr>
+            </w:pPr>
             <w:r>
-              <w:t>Dashboard, new entries, evidence, sharing</w:t>
+              <w:rPr>
+                <w:sz w:val="20"/>
+              </w:rPr>
+              <w:t>src/app/student</w:t>
+            </w:r>
+          </w:p>
+        </w:tc>
+        <w:tc>
+          <w:tcPr>
+            <w:tcW w:w="2559" w:type="dxa"/>
+          </w:tcPr>
+          <w:p>
+            <w:pPr>
+              <w:spacing w:before="40" w:after="40"/>
+              <w:rPr>
+                <w:sz w:val="20"/>
+              </w:rPr>
+            </w:pPr>
+            <w:r>
+              <w:rPr>
+                <w:sz w:val="20"/>
+              </w:rPr>
+              <w:t>Logbook, new entry form, entry details, verification link</w:t>
+            </w:r>
+          </w:p>
+        </w:tc>
+        <w:tc>
+          <w:tcPr>
+            <w:tcW w:w="2065" w:type="dxa"/>
+          </w:tcPr>
+          <w:p>
+            <w:pPr>
+              <w:spacing w:before="40" w:after="40"/>
+              <w:rPr>
+                <w:sz w:val="20"/>
+              </w:rPr>
+            </w:pPr>
+            <w:r>
+              <w:rPr>
+                <w:sz w:val="20"/>
+              </w:rPr>
+              <w:t>FR-04 to FR-06, FR-09, FR-10</w:t>
             </w:r>
           </w:p>
         </w:tc>
       </w:tr>
       <w:tr>
         <w:trPr>
-          <w:trHeight w:val="510"/>
+          <w:cantSplit/>
         </w:trPr>
         <w:tc>
           <w:tcPr>
-            <w:tcW w:w="4981" w:type="dxa"/>
-            <w:vAlign w:val="center"/>
+            <w:tcW w:w="2045" w:type="dxa"/>
           </w:tcPr>
           <w:p>
+            <w:pPr>
+              <w:spacing w:before="40" w:after="40"/>
+              <w:rPr>
+                <w:sz w:val="20"/>
+              </w:rPr>
+            </w:pPr>
             <w:r>
-              <w:t>Coordinator area</w:t>
+              <w:rPr>
+                <w:sz w:val="20"/>
+              </w:rPr>
+              <w:lastRenderedPageBreak/>
+              <w:t>Mentor verification page</w:t>
             </w:r>
           </w:p>
         </w:tc>
         <w:tc>
           <w:tcPr>
-            <w:tcW w:w="4981" w:type="dxa"/>
-            <w:vAlign w:val="center"/>
+            <w:tcW w:w="3311" w:type="dxa"/>
           </w:tcPr>
           <w:p>
+            <w:pPr>
+              <w:spacing w:before="40" w:after="40"/>
+              <w:rPr>
+                <w:sz w:val="20"/>
+              </w:rPr>
+            </w:pPr>
             <w:r>
-              <w:t>Table of students with status, verifying hours</w:t>
+              <w:rPr>
+                <w:sz w:val="20"/>
+              </w:rPr>
+              <w:t>src/app/verify/[token]</w:t>
+            </w:r>
+          </w:p>
+        </w:tc>
+        <w:tc>
+          <w:tcPr>
+            <w:tcW w:w="2559" w:type="dxa"/>
+          </w:tcPr>
+          <w:p>
+            <w:pPr>
+              <w:spacing w:before="40" w:after="40"/>
+              <w:rPr>
+                <w:sz w:val="20"/>
+              </w:rPr>
+            </w:pPr>
+            <w:r>
+              <w:rPr>
+                <w:sz w:val="20"/>
+              </w:rPr>
+              <w:t>Show the entry and Approve / Reject buttons without sign-in</w:t>
+            </w:r>
+          </w:p>
+        </w:tc>
+        <w:tc>
+          <w:tcPr>
+            <w:tcW w:w="2065" w:type="dxa"/>
+          </w:tcPr>
+          <w:p>
+            <w:pPr>
+              <w:spacing w:before="40" w:after="40"/>
+              <w:rPr>
+                <w:sz w:val="20"/>
+              </w:rPr>
+            </w:pPr>
+            <w:r>
+              <w:rPr>
+                <w:sz w:val="20"/>
+              </w:rPr>
+              <w:t>FR-07, FR-08</w:t>
             </w:r>
           </w:p>
         </w:tc>
       </w:tr>
       <w:tr>
         <w:trPr>
-          <w:trHeight w:val="510"/>
+          <w:cantSplit/>
         </w:trPr>
         <w:tc>
           <w:tcPr>
-            <w:tcW w:w="4981" w:type="dxa"/>
-            <w:vAlign w:val="center"/>
+            <w:tcW w:w="2045" w:type="dxa"/>
           </w:tcPr>
           <w:p>
+            <w:pPr>
+              <w:spacing w:before="40" w:after="40"/>
+              <w:rPr>
+                <w:sz w:val="20"/>
+              </w:rPr>
+            </w:pPr>
             <w:r>
-              <w:t>Public verify</w:t>
+              <w:rPr>
+                <w:sz w:val="20"/>
+              </w:rPr>
+              <w:t>Coordinator dashboard</w:t>
             </w:r>
           </w:p>
         </w:tc>
         <w:tc>
           <w:tcPr>
-            <w:tcW w:w="4981" w:type="dxa"/>
-            <w:vAlign w:val="center"/>
+            <w:tcW w:w="3311" w:type="dxa"/>
           </w:tcPr>
           <w:p>
+            <w:pPr>
+              <w:spacing w:before="40" w:after="40"/>
+              <w:rPr>
+                <w:sz w:val="20"/>
+              </w:rPr>
+            </w:pPr>
             <w:r>
-              <w:t>Mentor entry approval</w:t>
+              <w:rPr>
+                <w:sz w:val="20"/>
+              </w:rPr>
+              <w:t>src/app/coordinator</w:t>
+            </w:r>
+          </w:p>
+        </w:tc>
+        <w:tc>
+          <w:tcPr>
+            <w:tcW w:w="2559" w:type="dxa"/>
+          </w:tcPr>
+          <w:p>
+            <w:pPr>
+              <w:spacing w:before="40" w:after="40"/>
+              <w:rPr>
+                <w:sz w:val="20"/>
+              </w:rPr>
+            </w:pPr>
+            <w:r>
+              <w:rPr>
+                <w:sz w:val="20"/>
+              </w:rPr>
+              <w:t>Table of all students with status and hours (also used by lecturers)</w:t>
+            </w:r>
+          </w:p>
+        </w:tc>
+        <w:tc>
+          <w:tcPr>
+            <w:tcW w:w="2065" w:type="dxa"/>
+          </w:tcPr>
+          <w:p>
+            <w:pPr>
+              <w:spacing w:before="40" w:after="40"/>
+              <w:rPr>
+                <w:sz w:val="20"/>
+              </w:rPr>
+            </w:pPr>
+            <w:r>
+              <w:rPr>
+                <w:sz w:val="20"/>
+              </w:rPr>
+              <w:t>FR-11</w:t>
             </w:r>
           </w:p>
         </w:tc>
       </w:tr>
       <w:tr>
         <w:trPr>
-          <w:trHeight w:val="510"/>
+          <w:cantSplit/>
         </w:trPr>
         <w:tc>
           <w:tcPr>
-            <w:tcW w:w="4981" w:type="dxa"/>
-            <w:vAlign w:val="center"/>
+            <w:tcW w:w="2045" w:type="dxa"/>
           </w:tcPr>
           <w:p>
+            <w:pPr>
+              <w:spacing w:before="40" w:after="40"/>
+              <w:rPr>
+                <w:sz w:val="20"/>
+              </w:rPr>
+            </w:pPr>
             <w:r>
-              <w:t>Auth</w:t>
+              <w:rPr>
+                <w:sz w:val="20"/>
+              </w:rPr>
+              <w:t>Server Actions</w:t>
             </w:r>
           </w:p>
         </w:tc>
         <w:tc>
           <w:tcPr>
-            <w:tcW w:w="4981" w:type="dxa"/>
-            <w:vAlign w:val="center"/>
+            <w:tcW w:w="3311" w:type="dxa"/>
           </w:tcPr>
           <w:p>
+            <w:pPr>
+              <w:spacing w:before="40" w:after="40"/>
+              <w:rPr>
+                <w:sz w:val="20"/>
+              </w:rPr>
+            </w:pPr>
             <w:r>
-              <w:t>Login, logout, signup</w:t>
+              <w:rPr>
+                <w:sz w:val="20"/>
+              </w:rPr>
+              <w:t>src/app/actions (auth, logbook, verify)</w:t>
+            </w:r>
+          </w:p>
+        </w:tc>
+        <w:tc>
+          <w:tcPr>
+            <w:tcW w:w="2559" w:type="dxa"/>
+          </w:tcPr>
+          <w:p>
+            <w:pPr>
+              <w:spacing w:before="40" w:after="40"/>
+              <w:rPr>
+                <w:sz w:val="20"/>
+              </w:rPr>
+            </w:pPr>
+            <w:r>
+              <w:rPr>
+                <w:sz w:val="20"/>
+              </w:rPr>
+              <w:t>Validation, role checks and business rules</w:t>
+            </w:r>
+          </w:p>
+        </w:tc>
+        <w:tc>
+          <w:tcPr>
+            <w:tcW w:w="2065" w:type="dxa"/>
+          </w:tcPr>
+          <w:p>
+            <w:pPr>
+              <w:spacing w:before="40" w:after="40"/>
+              <w:rPr>
+                <w:sz w:val="20"/>
+              </w:rPr>
+            </w:pPr>
+            <w:r>
+              <w:rPr>
+                <w:sz w:val="20"/>
+              </w:rPr>
+              <w:t>FR-01 to FR-08, FR-14</w:t>
             </w:r>
           </w:p>
         </w:tc>
       </w:tr>
       <w:tr>
         <w:trPr>
-          <w:trHeight w:val="510"/>
+          <w:cantSplit/>
         </w:trPr>
         <w:tc>
           <w:tcPr>
-            <w:tcW w:w="4981" w:type="dxa"/>
-            <w:vAlign w:val="center"/>
+            <w:tcW w:w="2045" w:type="dxa"/>
           </w:tcPr>
           <w:p>
+            <w:pPr>
+              <w:spacing w:before="40" w:after="40"/>
+              <w:rPr>
+                <w:sz w:val="20"/>
+              </w:rPr>
+            </w:pPr>
             <w:r>
-              <w:t>Verify action</w:t>
+              <w:rPr>
+                <w:sz w:val="20"/>
+              </w:rPr>
+              <w:t>Access control</w:t>
             </w:r>
           </w:p>
         </w:tc>
         <w:tc>
           <w:tcPr>
-            <w:tcW w:w="4981" w:type="dxa"/>
-            <w:vAlign w:val="center"/>
+            <w:tcW w:w="3311" w:type="dxa"/>
           </w:tcPr>
           <w:p>
+            <w:pPr>
+              <w:spacing w:before="40" w:after="40"/>
+              <w:rPr>
+                <w:sz w:val="20"/>
+              </w:rPr>
+            </w:pPr>
             <w:r>
-              <w:t>Checks token, updates entry status</w:t>
+              <w:rPr>
+                <w:sz w:val="20"/>
+              </w:rPr>
+              <w:t>src/proxy.ts, layouts, src/lib/session.ts</w:t>
+            </w:r>
+          </w:p>
+        </w:tc>
+        <w:tc>
+          <w:tcPr>
+            <w:tcW w:w="2559" w:type="dxa"/>
+          </w:tcPr>
+          <w:p>
+            <w:pPr>
+              <w:spacing w:before="40" w:after="40"/>
+              <w:rPr>
+                <w:sz w:val="20"/>
+              </w:rPr>
+            </w:pPr>
+            <w:r>
+              <w:rPr>
+                <w:sz w:val="20"/>
+              </w:rPr>
+              <w:t>Redirect signed-out users; enforce roles</w:t>
+            </w:r>
+          </w:p>
+        </w:tc>
+        <w:tc>
+          <w:tcPr>
+            <w:tcW w:w="2065" w:type="dxa"/>
+          </w:tcPr>
+          <w:p>
+            <w:pPr>
+              <w:spacing w:before="40" w:after="40"/>
+              <w:rPr>
+                <w:sz w:val="20"/>
+              </w:rPr>
+            </w:pPr>
+            <w:r>
+              <w:rPr>
+                <w:sz w:val="20"/>
+              </w:rPr>
+              <w:t>FR-03</w:t>
+            </w:r>
+          </w:p>
+        </w:tc>
+      </w:tr>
+      <w:tr>
+        <w:trPr>
+          <w:cantSplit/>
+        </w:trPr>
+        <w:tc>
+          <w:tcPr>
+            <w:tcW w:w="2045" w:type="dxa"/>
+          </w:tcPr>
+          <w:p>
+            <w:pPr>
+              <w:spacing w:before="40" w:after="40"/>
+              <w:rPr>
+                <w:sz w:val="20"/>
+              </w:rPr>
+            </w:pPr>
+            <w:r>
+              <w:rPr>
+                <w:sz w:val="20"/>
+              </w:rPr>
+              <w:t>Evidence route</w:t>
+            </w:r>
+          </w:p>
+        </w:tc>
+        <w:tc>
+          <w:tcPr>
+            <w:tcW w:w="3311" w:type="dxa"/>
+          </w:tcPr>
+          <w:p>
+            <w:pPr>
+              <w:spacing w:before="40" w:after="40"/>
+              <w:rPr>
+                <w:sz w:val="20"/>
+              </w:rPr>
+            </w:pPr>
+            <w:r>
+              <w:rPr>
+                <w:sz w:val="20"/>
+              </w:rPr>
+              <w:t>src/app/api/evidence/[fileName]</w:t>
+            </w:r>
+          </w:p>
+        </w:tc>
+        <w:tc>
+          <w:tcPr>
+            <w:tcW w:w="2559" w:type="dxa"/>
+          </w:tcPr>
+          <w:p>
+            <w:pPr>
+              <w:spacing w:before="40" w:after="40"/>
+              <w:rPr>
+                <w:sz w:val="20"/>
+              </w:rPr>
+            </w:pPr>
+            <w:r>
+              <w:rPr>
+                <w:sz w:val="20"/>
+              </w:rPr>
+              <w:t>Serve evidence only to the owner and staff</w:t>
+            </w:r>
+          </w:p>
+        </w:tc>
+        <w:tc>
+          <w:tcPr>
+            <w:tcW w:w="2065" w:type="dxa"/>
+          </w:tcPr>
+          <w:p>
+            <w:pPr>
+              <w:spacing w:before="40" w:after="40"/>
+              <w:rPr>
+                <w:sz w:val="20"/>
+              </w:rPr>
+            </w:pPr>
+            <w:r>
+              <w:rPr>
+                <w:sz w:val="20"/>
+              </w:rPr>
+              <w:t>FR-13</w:t>
+            </w:r>
+          </w:p>
+        </w:tc>
+      </w:tr>
+      <w:tr>
+        <w:trPr>
+          <w:cantSplit/>
+        </w:trPr>
+        <w:tc>
+          <w:tcPr>
+            <w:tcW w:w="2045" w:type="dxa"/>
+          </w:tcPr>
+          <w:p>
+            <w:pPr>
+              <w:spacing w:before="40" w:after="40"/>
+              <w:rPr>
+                <w:sz w:val="20"/>
+              </w:rPr>
+            </w:pPr>
+            <w:r>
+              <w:rPr>
+                <w:sz w:val="20"/>
+              </w:rPr>
+              <w:t>Repository and database</w:t>
+            </w:r>
+          </w:p>
+        </w:tc>
+        <w:tc>
+          <w:tcPr>
+            <w:tcW w:w="3311" w:type="dxa"/>
+          </w:tcPr>
+          <w:p>
+            <w:pPr>
+              <w:spacing w:before="40" w:after="40"/>
+              <w:rPr>
+                <w:sz w:val="20"/>
+              </w:rPr>
+            </w:pPr>
+            <w:r>
+              <w:rPr>
+                <w:sz w:val="20"/>
+              </w:rPr>
+              <w:t>src/lib/repository.ts, src/lib/db.ts</w:t>
+            </w:r>
+          </w:p>
+        </w:tc>
+        <w:tc>
+          <w:tcPr>
+            <w:tcW w:w="2559" w:type="dxa"/>
+          </w:tcPr>
+          <w:p>
+            <w:pPr>
+              <w:spacing w:before="40" w:after="40"/>
+              <w:rPr>
+                <w:sz w:val="20"/>
+              </w:rPr>
+            </w:pPr>
+            <w:r>
+              <w:rPr>
+                <w:sz w:val="20"/>
+              </w:rPr>
+              <w:t>All SQL queries and transactions; schema and seed on first run</w:t>
+            </w:r>
+          </w:p>
+        </w:tc>
+        <w:tc>
+          <w:tcPr>
+            <w:tcW w:w="2065" w:type="dxa"/>
+          </w:tcPr>
+          <w:p>
+            <w:pPr>
+              <w:spacing w:before="40" w:after="40"/>
+              <w:rPr>
+                <w:sz w:val="20"/>
+              </w:rPr>
+            </w:pPr>
+            <w:r>
+              <w:rPr>
+                <w:sz w:val="20"/>
+              </w:rPr>
+              <w:t>FR-12, NFR-04</w:t>
+            </w:r>
+          </w:p>
+        </w:tc>
+      </w:tr>
+      <w:tr>
+        <w:trPr>
+          <w:cantSplit/>
+        </w:trPr>
+        <w:tc>
+          <w:tcPr>
+            <w:tcW w:w="2045" w:type="dxa"/>
+          </w:tcPr>
+          <w:p>
+            <w:pPr>
+              <w:spacing w:before="40" w:after="40"/>
+              <w:rPr>
+                <w:sz w:val="20"/>
+              </w:rPr>
+            </w:pPr>
+            <w:r>
+              <w:rPr>
+                <w:sz w:val="20"/>
+              </w:rPr>
+              <w:t>Metrics</w:t>
+            </w:r>
+          </w:p>
+        </w:tc>
+        <w:tc>
+          <w:tcPr>
+            <w:tcW w:w="3311" w:type="dxa"/>
+          </w:tcPr>
+          <w:p>
+            <w:pPr>
+              <w:spacing w:before="40" w:after="40"/>
+              <w:rPr>
+                <w:sz w:val="20"/>
+              </w:rPr>
+            </w:pPr>
+            <w:r>
+              <w:rPr>
+                <w:sz w:val="20"/>
+              </w:rPr>
+              <w:t>src/lib/logbook-metrics.ts</w:t>
+            </w:r>
+          </w:p>
+        </w:tc>
+        <w:tc>
+          <w:tcPr>
+            <w:tcW w:w="2559" w:type="dxa"/>
+          </w:tcPr>
+          <w:p>
+            <w:pPr>
+              <w:spacing w:before="40" w:after="40"/>
+              <w:rPr>
+                <w:sz w:val="20"/>
+              </w:rPr>
+            </w:pPr>
+            <w:r>
+              <w:rPr>
+                <w:sz w:val="20"/>
+              </w:rPr>
+              <w:t>Verified hours and On track / Awaiting / Overdue status</w:t>
+            </w:r>
+          </w:p>
+        </w:tc>
+        <w:tc>
+          <w:tcPr>
+            <w:tcW w:w="2065" w:type="dxa"/>
+          </w:tcPr>
+          <w:p>
+            <w:pPr>
+              <w:spacing w:before="40" w:after="40"/>
+              <w:rPr>
+                <w:sz w:val="20"/>
+              </w:rPr>
+            </w:pPr>
+            <w:r>
+              <w:rPr>
+                <w:sz w:val="20"/>
+              </w:rPr>
+              <w:t>FR-10, FR-11</w:t>
             </w:r>
           </w:p>
         </w:tc>
@@ -460,19 +1239,526 @@
     </w:tbl>
     <w:p/>
     <w:p>
-      <w:pPr>
+      <w:r>
+        <w:rPr>
+          <w:b/>
+        </w:rPr>
+        <w:t>Data flow example (submitting an entry).</w:t>
+      </w:r>
+      <w:r>
+        <w:t xml:space="preserve"> The student clicks Submit for verification. The browser calls the submitEntryForVerificationAction Server Action, which loads the signed-in user, checks that the student owns the entry and that it is a Draft or Rejected entry with a mentor email, creates a random token and asks the repository to save the token and change the entry's status in one transaction. The page then shows the new status and the link.</w:t>
+      </w:r>
+    </w:p>
+    <w:p>
+      <w:r>
+        <w:rPr>
+          <w:b/>
+        </w:rPr>
+        <w:t>Technology stack justification.</w:t>
+      </w:r>
+      <w:r>
+        <w:t xml:space="preserve"> Table 2 summarises the technologies chosen and why. The comparison of alternatives is discussed in Chapter 2, Section 2.4.</w:t>
+      </w:r>
+    </w:p>
+    <w:p>
+      <w:pPr>
+        <w:pStyle w:val="Caption"/>
         <w:keepNext/>
-      </w:pPr>
-      <w:r>
-        <w:rPr>
+        <w:rPr>
+          <w:b w:val="0"/>
+        </w:rPr>
+      </w:pPr>
+      <w:r>
+        <w:rPr>
+          <w:b w:val="0"/>
+        </w:rPr>
+        <w:t xml:space="preserve">Table </w:t>
+      </w:r>
+      <w:r>
+        <w:rPr>
+          <w:b w:val="0"/>
+        </w:rPr>
+        <w:fldChar w:fldCharType="begin"/>
+      </w:r>
+      <w:r>
+        <w:rPr>
+          <w:b w:val="0"/>
+        </w:rPr>
+        <w:instrText xml:space="preserve"> SEQ Table \* ARABIC </w:instrText>
+      </w:r>
+      <w:r>
+        <w:rPr>
+          <w:b w:val="0"/>
+        </w:rPr>
+        <w:fldChar w:fldCharType="separate"/>
+      </w:r>
+      <w:r>
+        <w:rPr>
+          <w:b w:val="0"/>
           <w:noProof/>
         </w:rPr>
+        <w:t>2</w:t>
+      </w:r>
+      <w:r>
+        <w:rPr>
+          <w:b w:val="0"/>
+        </w:rPr>
+        <w:fldChar w:fldCharType="end"/>
+      </w:r>
+      <w:r>
+        <w:rPr>
+          <w:b w:val="0"/>
+        </w:rPr>
+        <w:t>: Technology stack and justification</w:t>
+      </w:r>
+    </w:p>
+    <w:tbl>
+      <w:tblPr>
+        <w:tblStyle w:val="TableGrid"/>
+        <w:tblW w:w="9981" w:type="dxa"/>
+        <w:tblLayout w:type="fixed"/>
+        <w:tblLook w:val="04A0" w:firstRow="1" w:lastRow="0" w:firstColumn="1" w:lastColumn="0" w:noHBand="0" w:noVBand="1"/>
+      </w:tblPr>
+      <w:tblGrid>
+        <w:gridCol w:w="2188"/>
+        <w:gridCol w:w="3357"/>
+        <w:gridCol w:w="4436"/>
+      </w:tblGrid>
+      <w:tr>
+        <w:trPr>
+          <w:cantSplit/>
+          <w:tblHeader/>
+        </w:trPr>
+        <w:tc>
+          <w:tcPr>
+            <w:tcW w:w="2188" w:type="dxa"/>
+            <w:shd w:val="clear" w:color="auto" w:fill="E6E6E6"/>
+          </w:tcPr>
+          <w:p>
+            <w:pPr>
+              <w:keepNext/>
+              <w:spacing w:before="40" w:after="40"/>
+              <w:rPr>
+                <w:b/>
+                <w:sz w:val="20"/>
+              </w:rPr>
+            </w:pPr>
+            <w:r>
+              <w:rPr>
+                <w:b/>
+                <w:sz w:val="20"/>
+              </w:rPr>
+              <w:t>Layer</w:t>
+            </w:r>
+          </w:p>
+        </w:tc>
+        <w:tc>
+          <w:tcPr>
+            <w:tcW w:w="3357" w:type="dxa"/>
+            <w:shd w:val="clear" w:color="auto" w:fill="E6E6E6"/>
+          </w:tcPr>
+          <w:p>
+            <w:pPr>
+              <w:keepNext/>
+              <w:spacing w:before="40" w:after="40"/>
+              <w:rPr>
+                <w:b/>
+                <w:sz w:val="20"/>
+              </w:rPr>
+            </w:pPr>
+            <w:r>
+              <w:rPr>
+                <w:b/>
+                <w:sz w:val="20"/>
+              </w:rPr>
+              <w:t>Technology</w:t>
+            </w:r>
+          </w:p>
+        </w:tc>
+        <w:tc>
+          <w:tcPr>
+            <w:tcW w:w="4436" w:type="dxa"/>
+            <w:shd w:val="clear" w:color="auto" w:fill="E6E6E6"/>
+          </w:tcPr>
+          <w:p>
+            <w:pPr>
+              <w:keepNext/>
+              <w:spacing w:before="40" w:after="40"/>
+              <w:rPr>
+                <w:b/>
+                <w:sz w:val="20"/>
+              </w:rPr>
+            </w:pPr>
+            <w:r>
+              <w:rPr>
+                <w:b/>
+                <w:sz w:val="20"/>
+              </w:rPr>
+              <w:t>Why it was chosen</w:t>
+            </w:r>
+          </w:p>
+        </w:tc>
+      </w:tr>
+      <w:tr>
+        <w:trPr>
+          <w:cantSplit/>
+        </w:trPr>
+        <w:tc>
+          <w:tcPr>
+            <w:tcW w:w="2188" w:type="dxa"/>
+          </w:tcPr>
+          <w:p>
+            <w:pPr>
+              <w:keepNext/>
+              <w:spacing w:before="40" w:after="40"/>
+              <w:rPr>
+                <w:sz w:val="20"/>
+              </w:rPr>
+            </w:pPr>
+            <w:r>
+              <w:rPr>
+                <w:sz w:val="20"/>
+              </w:rPr>
+              <w:t>Front end</w:t>
+            </w:r>
+          </w:p>
+        </w:tc>
+        <w:tc>
+          <w:tcPr>
+            <w:tcW w:w="3357" w:type="dxa"/>
+          </w:tcPr>
+          <w:p>
+            <w:pPr>
+              <w:keepNext/>
+              <w:spacing w:before="40" w:after="40"/>
+              <w:rPr>
+                <w:sz w:val="20"/>
+              </w:rPr>
+            </w:pPr>
+            <w:r>
+              <w:rPr>
+                <w:sz w:val="20"/>
+              </w:rPr>
+              <w:t>React 19 with Tailwind CSS 4</w:t>
+            </w:r>
+          </w:p>
+        </w:tc>
+        <w:tc>
+          <w:tcPr>
+            <w:tcW w:w="4436" w:type="dxa"/>
+          </w:tcPr>
+          <w:p>
+            <w:pPr>
+              <w:keepNext/>
+              <w:spacing w:before="40" w:after="40"/>
+              <w:rPr>
+                <w:sz w:val="20"/>
+              </w:rPr>
+            </w:pPr>
+            <w:r>
+              <w:rPr>
+                <w:sz w:val="20"/>
+              </w:rPr>
+              <w:t>Component-based pages; utility classes give a consistent, responsive layout quickly</w:t>
+            </w:r>
+          </w:p>
+        </w:tc>
+      </w:tr>
+      <w:tr>
+        <w:trPr>
+          <w:cantSplit/>
+        </w:trPr>
+        <w:tc>
+          <w:tcPr>
+            <w:tcW w:w="2188" w:type="dxa"/>
+          </w:tcPr>
+          <w:p>
+            <w:pPr>
+              <w:keepNext/>
+              <w:spacing w:before="40" w:after="40"/>
+              <w:rPr>
+                <w:sz w:val="20"/>
+              </w:rPr>
+            </w:pPr>
+            <w:r>
+              <w:rPr>
+                <w:sz w:val="20"/>
+              </w:rPr>
+              <w:t>Application</w:t>
+            </w:r>
+          </w:p>
+        </w:tc>
+        <w:tc>
+          <w:tcPr>
+            <w:tcW w:w="3357" w:type="dxa"/>
+          </w:tcPr>
+          <w:p>
+            <w:pPr>
+              <w:keepNext/>
+              <w:spacing w:before="40" w:after="40"/>
+              <w:rPr>
+                <w:sz w:val="20"/>
+              </w:rPr>
+            </w:pPr>
+            <w:r>
+              <w:rPr>
+                <w:sz w:val="20"/>
+              </w:rPr>
+              <w:t>Next.js 16 (App Router, Server Actions) with TypeScript 5</w:t>
+            </w:r>
+          </w:p>
+        </w:tc>
+        <w:tc>
+          <w:tcPr>
+            <w:tcW w:w="4436" w:type="dxa"/>
+          </w:tcPr>
+          <w:p>
+            <w:pPr>
+              <w:keepNext/>
+              <w:spacing w:before="40" w:after="40"/>
+              <w:rPr>
+                <w:sz w:val="20"/>
+              </w:rPr>
+            </w:pPr>
+            <w:r>
+              <w:rPr>
+                <w:sz w:val="20"/>
+              </w:rPr>
+              <w:t>One project and one language for pages and server logic; type checking catches errors early</w:t>
+            </w:r>
+          </w:p>
+        </w:tc>
+      </w:tr>
+      <w:tr>
+        <w:trPr>
+          <w:cantSplit/>
+        </w:trPr>
+        <w:tc>
+          <w:tcPr>
+            <w:tcW w:w="2188" w:type="dxa"/>
+          </w:tcPr>
+          <w:p>
+            <w:pPr>
+              <w:keepNext/>
+              <w:spacing w:before="40" w:after="40"/>
+              <w:rPr>
+                <w:sz w:val="20"/>
+              </w:rPr>
+            </w:pPr>
+            <w:r>
+              <w:rPr>
+                <w:sz w:val="20"/>
+              </w:rPr>
+              <w:t>Database</w:t>
+            </w:r>
+          </w:p>
+        </w:tc>
+        <w:tc>
+          <w:tcPr>
+            <w:tcW w:w="3357" w:type="dxa"/>
+          </w:tcPr>
+          <w:p>
+            <w:pPr>
+              <w:keepNext/>
+              <w:spacing w:before="40" w:after="40"/>
+              <w:rPr>
+                <w:sz w:val="20"/>
+              </w:rPr>
+            </w:pPr>
+            <w:r>
+              <w:rPr>
+                <w:sz w:val="20"/>
+              </w:rPr>
+              <w:t>SQLite through Node.js's built-in node:sqlite module</w:t>
+            </w:r>
+          </w:p>
+        </w:tc>
+        <w:tc>
+          <w:tcPr>
+            <w:tcW w:w="4436" w:type="dxa"/>
+          </w:tcPr>
+          <w:p>
+            <w:pPr>
+              <w:keepNext/>
+              <w:spacing w:before="40" w:after="40"/>
+              <w:rPr>
+                <w:sz w:val="20"/>
+              </w:rPr>
+            </w:pPr>
+            <w:r>
+              <w:rPr>
+                <w:sz w:val="20"/>
+              </w:rPr>
+              <w:t>Real relational database with keys and constraints, but no server to install; one file that is easy to reset for demonstrations</w:t>
+            </w:r>
+          </w:p>
+        </w:tc>
+      </w:tr>
+      <w:tr>
+        <w:trPr>
+          <w:cantSplit/>
+        </w:trPr>
+        <w:tc>
+          <w:tcPr>
+            <w:tcW w:w="2188" w:type="dxa"/>
+          </w:tcPr>
+          <w:p>
+            <w:pPr>
+              <w:keepNext/>
+              <w:spacing w:before="40" w:after="40"/>
+              <w:rPr>
+                <w:sz w:val="20"/>
+              </w:rPr>
+            </w:pPr>
+            <w:r>
+              <w:rPr>
+                <w:sz w:val="20"/>
+              </w:rPr>
+              <w:t>Security</w:t>
+            </w:r>
+          </w:p>
+        </w:tc>
+        <w:tc>
+          <w:tcPr>
+            <w:tcW w:w="3357" w:type="dxa"/>
+          </w:tcPr>
+          <w:p>
+            <w:pPr>
+              <w:keepNext/>
+              <w:spacing w:before="40" w:after="40"/>
+              <w:rPr>
+                <w:sz w:val="20"/>
+              </w:rPr>
+            </w:pPr>
+            <w:r>
+              <w:rPr>
+                <w:sz w:val="20"/>
+              </w:rPr>
+              <w:t>Node.js crypto (scrypt, randomBytes)</w:t>
+            </w:r>
+          </w:p>
+        </w:tc>
+        <w:tc>
+          <w:tcPr>
+            <w:tcW w:w="4436" w:type="dxa"/>
+          </w:tcPr>
+          <w:p>
+            <w:pPr>
+              <w:keepNext/>
+              <w:spacing w:before="40" w:after="40"/>
+              <w:rPr>
+                <w:sz w:val="20"/>
+              </w:rPr>
+            </w:pPr>
+            <w:r>
+              <w:rPr>
+                <w:sz w:val="20"/>
+              </w:rPr>
+              <w:t>Standard, well-tested functions for password hashing and unguessable tokens; no extra dependencies</w:t>
+            </w:r>
+          </w:p>
+        </w:tc>
+      </w:tr>
+      <w:tr>
+        <w:trPr>
+          <w:cantSplit/>
+        </w:trPr>
+        <w:tc>
+          <w:tcPr>
+            <w:tcW w:w="2188" w:type="dxa"/>
+          </w:tcPr>
+          <w:p>
+            <w:pPr>
+              <w:spacing w:before="40" w:after="40"/>
+              <w:rPr>
+                <w:sz w:val="20"/>
+              </w:rPr>
+            </w:pPr>
+            <w:r>
+              <w:rPr>
+                <w:sz w:val="20"/>
+              </w:rPr>
+              <w:t>Version control</w:t>
+            </w:r>
+          </w:p>
+        </w:tc>
+        <w:tc>
+          <w:tcPr>
+            <w:tcW w:w="3357" w:type="dxa"/>
+          </w:tcPr>
+          <w:p>
+            <w:pPr>
+              <w:spacing w:before="40" w:after="40"/>
+              <w:rPr>
+                <w:sz w:val="20"/>
+              </w:rPr>
+            </w:pPr>
+            <w:r>
+              <w:rPr>
+                <w:sz w:val="20"/>
+              </w:rPr>
+              <w:t>Git and GitHub</w:t>
+            </w:r>
+          </w:p>
+        </w:tc>
+        <w:tc>
+          <w:tcPr>
+            <w:tcW w:w="4436" w:type="dxa"/>
+          </w:tcPr>
+          <w:p>
+            <w:pPr>
+              <w:spacing w:before="40" w:after="40"/>
+              <w:rPr>
+                <w:sz w:val="20"/>
+              </w:rPr>
+            </w:pPr>
+            <w:r>
+              <w:rPr>
+                <w:sz w:val="20"/>
+              </w:rPr>
+              <w:t>Branches, pull requests and a full history of each member's work</w:t>
+            </w:r>
+          </w:p>
+        </w:tc>
+      </w:tr>
+    </w:tbl>
+    <w:p/>
+    <w:p>
+      <w:pPr>
+        <w:pStyle w:val="Heading1"/>
+      </w:pPr>
+      <w:r>
         <w:lastRenderedPageBreak/>
+        <w:t>4.3 UML Design</w:t>
+      </w:r>
+    </w:p>
+    <w:p>
+      <w:r>
+        <w:t>Four UML diagrams describe the system from different views: the use case diagram (what each user can do), the class diagram (the main data types and code modules), the activity diagram (the end-to-end workflow) and the sequence diagram (the messages exchanged during mentor verification). The diagrams were drawn in draw.io, and their source files are in 04_System_Design_and_Development/diagrams.</w:t>
+      </w:r>
+    </w:p>
+    <w:p>
+      <w:pPr>
+        <w:pStyle w:val="Heading2"/>
+      </w:pPr>
+      <w:r>
+        <w:t>Use Case Diagram</w:t>
+      </w:r>
+    </w:p>
+    <w:p>
+      <w:pPr>
+        <w:keepNext/>
+        <w:jc w:val="center"/>
+      </w:pPr>
+      <w:r>
+        <w:rPr>
+          <w:noProof/>
+        </w:rPr>
         <w:drawing>
-          <wp:inline distT="0" distB="0" distL="0" distR="0" wp14:anchorId="2652741A" wp14:editId="4ACFECF3">
-            <wp:extent cx="6332220" cy="4631690"/>
-            <wp:effectExtent l="0" t="0" r="0" b="0"/>
-            <wp:docPr id="364837870" name="Picture 7"/>
+          <wp:inline distT="0" distB="0" distL="0" distR="0" wp14:anchorId="664786BC" wp14:editId="66A5AF14">
+            <wp:extent cx="6332220" cy="5362575"/>
+            <wp:effectExtent l="0" t="0" r="0" b="9525"/>
+            <wp:docPr id="2005705441" name="Picture 2"/>
             <wp:cNvGraphicFramePr>
               <a:graphicFrameLocks xmlns:a="http://schemas.openxmlformats.org/drawingml/2006/main" noChangeAspect="1"/>
             </wp:cNvGraphicFramePr>
@@ -480,35 +1766,649 @@
               <a:graphicData uri="http://schemas.openxmlformats.org/drawingml/2006/picture">
                 <pic:pic xmlns:pic="http://schemas.openxmlformats.org/drawingml/2006/picture">
                   <pic:nvPicPr>
-                    <pic:cNvPr id="0" name="Picture 9"/>
-                    <pic:cNvPicPr>
-                      <a:picLocks noChangeAspect="1" noChangeArrowheads="1"/>
-                    </pic:cNvPicPr>
+                    <pic:cNvPr id="2005705441" name=""/>
+                    <pic:cNvPicPr/>
                   </pic:nvPicPr>
                   <pic:blipFill>
-                    <a:blip r:embed="rId8">
-                      <a:extLst>
-                        <a:ext uri="{28A0092B-C50C-407E-A947-70E740481C1C}">
-                          <a14:useLocalDpi xmlns:a14="http://schemas.microsoft.com/office/drawing/2010/main" val="0"/>
-                        </a:ext>
-                      </a:extLst>
-                    </a:blip>
-                    <a:srcRect/>
+                    <a:blip r:embed="rId9"/>
                     <a:stretch>
                       <a:fillRect/>
                     </a:stretch>
                   </pic:blipFill>
-                  <pic:spPr bwMode="auto">
+                  <pic:spPr>
                     <a:xfrm>
                       <a:off x="0" y="0"/>
-                      <a:ext cx="6332220" cy="4631690"/>
+                      <a:ext cx="6332220" cy="5362575"/>
                     </a:xfrm>
                     <a:prstGeom prst="rect">
                       <a:avLst/>
                     </a:prstGeom>
-                    <a:noFill/>
-                    <a:ln>
-                      <a:noFill/>
+                  </pic:spPr>
+                </pic:pic>
+              </a:graphicData>
+            </a:graphic>
+          </wp:inline>
+        </w:drawing>
+      </w:r>
+    </w:p>
+    <w:p>
+      <w:pPr>
+        <w:pStyle w:val="Caption"/>
+        <w:rPr>
+          <w:b w:val="0"/>
+        </w:rPr>
+      </w:pPr>
+      <w:r>
+        <w:rPr>
+          <w:b w:val="0"/>
+        </w:rPr>
+        <w:t xml:space="preserve">Figure </w:t>
+      </w:r>
+      <w:r>
+        <w:rPr>
+          <w:b w:val="0"/>
+        </w:rPr>
+        <w:fldChar w:fldCharType="begin"/>
+      </w:r>
+      <w:r>
+        <w:rPr>
+          <w:b w:val="0"/>
+        </w:rPr>
+        <w:instrText xml:space="preserve"> SEQ Figure \* ARABIC </w:instrText>
+      </w:r>
+      <w:r>
+        <w:rPr>
+          <w:b w:val="0"/>
+        </w:rPr>
+        <w:fldChar w:fldCharType="separate"/>
+      </w:r>
+      <w:r>
+        <w:rPr>
+          <w:b w:val="0"/>
+          <w:noProof/>
+        </w:rPr>
+        <w:t>2</w:t>
+      </w:r>
+      <w:r>
+        <w:rPr>
+          <w:b w:val="0"/>
+        </w:rPr>
+        <w:fldChar w:fldCharType="end"/>
+      </w:r>
+      <w:r>
+        <w:rPr>
+          <w:b w:val="0"/>
+        </w:rPr>
+        <w:t>: Use case diagram</w:t>
+      </w:r>
+    </w:p>
+    <w:p>
+      <w:r>
+        <w:t xml:space="preserve">Figure 2 shows four actors. The student signs in or signs up (UC-01), creates logbook entries (UC-02), optionally uploads evidence (UC-03, which extends UC-02 because it is optional), submits entries for verification (UC-04) and signs out (UC-07). Submitting an entry triggers the link that the workplace </w:t>
+      </w:r>
+      <w:r>
+        <w:lastRenderedPageBreak/>
+        <w:t>mentor uses to approve or reject the entry (UC-05); the mentor has no account and takes part in no other use case. The coordinator and the lecturer both sign in, view the monitoring dashboard (UC-06) and sign out. Each use case maps to the functional requirements listed in the SRS, Section 5.</w:t>
+      </w:r>
+    </w:p>
+    <w:p>
+      <w:pPr>
+        <w:pStyle w:val="Heading2"/>
+      </w:pPr>
+      <w:r>
+        <w:t>Class Diagram</w:t>
+      </w:r>
+    </w:p>
+    <w:p>
+      <w:pPr>
+        <w:keepNext/>
+        <w:jc w:val="center"/>
+      </w:pPr>
+      <w:r>
+        <w:rPr>
+          <w:noProof/>
+        </w:rPr>
+        <w:drawing>
+          <wp:inline distT="0" distB="0" distL="0" distR="0" wp14:anchorId="3FFB6C62" wp14:editId="24F37D96">
+            <wp:extent cx="6332220" cy="5210810"/>
+            <wp:effectExtent l="0" t="0" r="0" b="8890"/>
+            <wp:docPr id="600240936" name="Picture 3"/>
+            <wp:cNvGraphicFramePr>
+              <a:graphicFrameLocks xmlns:a="http://schemas.openxmlformats.org/drawingml/2006/main" noChangeAspect="1"/>
+            </wp:cNvGraphicFramePr>
+            <a:graphic xmlns:a="http://schemas.openxmlformats.org/drawingml/2006/main">
+              <a:graphicData uri="http://schemas.openxmlformats.org/drawingml/2006/picture">
+                <pic:pic xmlns:pic="http://schemas.openxmlformats.org/drawingml/2006/picture">
+                  <pic:nvPicPr>
+                    <pic:cNvPr id="600240936" name=""/>
+                    <pic:cNvPicPr/>
+                  </pic:nvPicPr>
+                  <pic:blipFill>
+                    <a:blip r:embed="rId10"/>
+                    <a:stretch>
+                      <a:fillRect/>
+                    </a:stretch>
+                  </pic:blipFill>
+                  <pic:spPr>
+                    <a:xfrm>
+                      <a:off x="0" y="0"/>
+                      <a:ext cx="6332220" cy="5210810"/>
+                    </a:xfrm>
+                    <a:prstGeom prst="rect">
+                      <a:avLst/>
+                    </a:prstGeom>
+                  </pic:spPr>
+                </pic:pic>
+              </a:graphicData>
+            </a:graphic>
+          </wp:inline>
+        </w:drawing>
+      </w:r>
+    </w:p>
+    <w:p>
+      <w:pPr>
+        <w:pStyle w:val="Caption"/>
+        <w:rPr>
+          <w:b w:val="0"/>
+        </w:rPr>
+      </w:pPr>
+      <w:r>
+        <w:rPr>
+          <w:b w:val="0"/>
+        </w:rPr>
+        <w:t xml:space="preserve">Figure </w:t>
+      </w:r>
+      <w:r>
+        <w:rPr>
+          <w:b w:val="0"/>
+        </w:rPr>
+        <w:fldChar w:fldCharType="begin"/>
+      </w:r>
+      <w:r>
+        <w:rPr>
+          <w:b w:val="0"/>
+        </w:rPr>
+        <w:instrText xml:space="preserve"> SEQ Figure \* ARABIC </w:instrText>
+      </w:r>
+      <w:r>
+        <w:rPr>
+          <w:b w:val="0"/>
+        </w:rPr>
+        <w:fldChar w:fldCharType="separate"/>
+      </w:r>
+      <w:r>
+        <w:rPr>
+          <w:b w:val="0"/>
+          <w:noProof/>
+        </w:rPr>
+        <w:t>3</w:t>
+      </w:r>
+      <w:r>
+        <w:rPr>
+          <w:b w:val="0"/>
+        </w:rPr>
+        <w:fldChar w:fldCharType="end"/>
+      </w:r>
+      <w:r>
+        <w:rPr>
+          <w:b w:val="0"/>
+        </w:rPr>
+        <w:t>: Class diagram of the main types and modules</w:t>
+      </w:r>
+    </w:p>
+    <w:p>
+      <w:r>
+        <w:t>Figure 3 shows the three domain types that are stored in the database (User, LogbookEntry and VerificationToken) and the enumerations they use. A LogbookEntry belongs to one User through studentId, and a VerificationToken belongs to one LogbookEntry through entryId. The lower half shows how the code is organised: the Server Actions (auth, logbook and verify) depend on the session and repository modules, the repository depends on the db module, and the logbook-metrics module calculates verified hours and the dashboard status from a student's entries. Because Next.js code is organised in modules and functions rather than classes, modules are shown with the «module» and «server actions» stereotypes.</w:t>
+      </w:r>
+    </w:p>
+    <w:p>
+      <w:pPr>
+        <w:pStyle w:val="Heading2"/>
+      </w:pPr>
+      <w:r>
+        <w:lastRenderedPageBreak/>
+        <w:t>Activity Diagram</w:t>
+      </w:r>
+    </w:p>
+    <w:p>
+      <w:pPr>
+        <w:keepNext/>
+        <w:jc w:val="center"/>
+      </w:pPr>
+      <w:r>
+        <w:rPr>
+          <w:noProof/>
+        </w:rPr>
+        <w:drawing>
+          <wp:inline distT="0" distB="0" distL="0" distR="0" wp14:anchorId="627CC185" wp14:editId="1181A2EA">
+            <wp:extent cx="5161539" cy="5969000"/>
+            <wp:effectExtent l="0" t="0" r="1270" b="0"/>
+            <wp:docPr id="1057347689" name="Picture 4"/>
+            <wp:cNvGraphicFramePr>
+              <a:graphicFrameLocks xmlns:a="http://schemas.openxmlformats.org/drawingml/2006/main" noChangeAspect="1"/>
+            </wp:cNvGraphicFramePr>
+            <a:graphic xmlns:a="http://schemas.openxmlformats.org/drawingml/2006/main">
+              <a:graphicData uri="http://schemas.openxmlformats.org/drawingml/2006/picture">
+                <pic:pic xmlns:pic="http://schemas.openxmlformats.org/drawingml/2006/picture">
+                  <pic:nvPicPr>
+                    <pic:cNvPr id="1057347689" name=""/>
+                    <pic:cNvPicPr/>
+                  </pic:nvPicPr>
+                  <pic:blipFill>
+                    <a:blip r:embed="rId11"/>
+                    <a:stretch>
+                      <a:fillRect/>
+                    </a:stretch>
+                  </pic:blipFill>
+                  <pic:spPr>
+                    <a:xfrm>
+                      <a:off x="0" y="0"/>
+                      <a:ext cx="5161539" cy="5969000"/>
+                    </a:xfrm>
+                    <a:prstGeom prst="rect">
+                      <a:avLst/>
+                    </a:prstGeom>
+                  </pic:spPr>
+                </pic:pic>
+              </a:graphicData>
+            </a:graphic>
+          </wp:inline>
+        </w:drawing>
+      </w:r>
+    </w:p>
+    <w:p>
+      <w:pPr>
+        <w:pStyle w:val="Caption"/>
+        <w:rPr>
+          <w:b w:val="0"/>
+        </w:rPr>
+      </w:pPr>
+      <w:r>
+        <w:rPr>
+          <w:b w:val="0"/>
+        </w:rPr>
+        <w:t xml:space="preserve">Figure </w:t>
+      </w:r>
+      <w:r>
+        <w:rPr>
+          <w:b w:val="0"/>
+        </w:rPr>
+        <w:fldChar w:fldCharType="begin"/>
+      </w:r>
+      <w:r>
+        <w:rPr>
+          <w:b w:val="0"/>
+        </w:rPr>
+        <w:instrText xml:space="preserve"> SEQ Figure \* ARABIC </w:instrText>
+      </w:r>
+      <w:r>
+        <w:rPr>
+          <w:b w:val="0"/>
+        </w:rPr>
+        <w:fldChar w:fldCharType="separate"/>
+      </w:r>
+      <w:r>
+        <w:rPr>
+          <w:b w:val="0"/>
+          <w:noProof/>
+        </w:rPr>
+        <w:t>4</w:t>
+      </w:r>
+      <w:r>
+        <w:rPr>
+          <w:b w:val="0"/>
+        </w:rPr>
+        <w:fldChar w:fldCharType="end"/>
+      </w:r>
+      <w:r>
+        <w:rPr>
+          <w:b w:val="0"/>
+        </w:rPr>
+        <w:t>: Activity diagram of the logbook and verification workflow</w:t>
+      </w:r>
+    </w:p>
+    <w:p>
+      <w:r>
+        <w:t>Figure 4 follows one logbook entry from creation to verification across four swimlanes. Invalid input returns the student to the form. A valid entry is saved as a Draft, then submitted, which creates a token and sets the status to Pending verification. When the mentor opens the link the system checks that the token exists, is unused and has not expired; if not, an error is shown and nothing changes. An approval sets the entry to Verified and adds its hours to the student's total on the dashboard. A rejection sets it to Rejected, and the student can resubmit it, which creates a new token.</w:t>
+      </w:r>
+    </w:p>
+    <w:p>
+      <w:pPr>
+        <w:pStyle w:val="Heading2"/>
+      </w:pPr>
+      <w:r>
+        <w:lastRenderedPageBreak/>
+        <w:t>Sequence Diagram</w:t>
+      </w:r>
+    </w:p>
+    <w:p>
+      <w:pPr>
+        <w:keepNext/>
+        <w:jc w:val="center"/>
+      </w:pPr>
+      <w:r>
+        <w:rPr>
+          <w:noProof/>
+        </w:rPr>
+        <w:drawing>
+          <wp:inline distT="0" distB="0" distL="0" distR="0" wp14:anchorId="40084CC8" wp14:editId="1571DE5C">
+            <wp:extent cx="6108042" cy="5969000"/>
+            <wp:effectExtent l="0" t="0" r="7620" b="0"/>
+            <wp:docPr id="2034277609" name="Picture 5"/>
+            <wp:cNvGraphicFramePr>
+              <a:graphicFrameLocks xmlns:a="http://schemas.openxmlformats.org/drawingml/2006/main" noChangeAspect="1"/>
+            </wp:cNvGraphicFramePr>
+            <a:graphic xmlns:a="http://schemas.openxmlformats.org/drawingml/2006/main">
+              <a:graphicData uri="http://schemas.openxmlformats.org/drawingml/2006/picture">
+                <pic:pic xmlns:pic="http://schemas.openxmlformats.org/drawingml/2006/picture">
+                  <pic:nvPicPr>
+                    <pic:cNvPr id="2034277609" name=""/>
+                    <pic:cNvPicPr/>
+                  </pic:nvPicPr>
+                  <pic:blipFill>
+                    <a:blip r:embed="rId12"/>
+                    <a:stretch>
+                      <a:fillRect/>
+                    </a:stretch>
+                  </pic:blipFill>
+                  <pic:spPr>
+                    <a:xfrm>
+                      <a:off x="0" y="0"/>
+                      <a:ext cx="6108042" cy="5969000"/>
+                    </a:xfrm>
+                    <a:prstGeom prst="rect">
+                      <a:avLst/>
+                    </a:prstGeom>
+                  </pic:spPr>
+                </pic:pic>
+              </a:graphicData>
+            </a:graphic>
+          </wp:inline>
+        </w:drawing>
+      </w:r>
+    </w:p>
+    <w:p>
+      <w:pPr>
+        <w:pStyle w:val="Caption"/>
+        <w:rPr>
+          <w:b w:val="0"/>
+        </w:rPr>
+      </w:pPr>
+      <w:r>
+        <w:rPr>
+          <w:b w:val="0"/>
+        </w:rPr>
+        <w:t xml:space="preserve">Figure </w:t>
+      </w:r>
+      <w:r>
+        <w:rPr>
+          <w:b w:val="0"/>
+        </w:rPr>
+        <w:fldChar w:fldCharType="begin"/>
+      </w:r>
+      <w:r>
+        <w:rPr>
+          <w:b w:val="0"/>
+        </w:rPr>
+        <w:instrText xml:space="preserve"> SEQ Figure \* ARABIC </w:instrText>
+      </w:r>
+      <w:r>
+        <w:rPr>
+          <w:b w:val="0"/>
+        </w:rPr>
+        <w:fldChar w:fldCharType="separate"/>
+      </w:r>
+      <w:r>
+        <w:rPr>
+          <w:b w:val="0"/>
+          <w:noProof/>
+        </w:rPr>
+        <w:t>5</w:t>
+      </w:r>
+      <w:r>
+        <w:rPr>
+          <w:b w:val="0"/>
+        </w:rPr>
+        <w:fldChar w:fldCharType="end"/>
+      </w:r>
+      <w:r>
+        <w:rPr>
+          <w:b w:val="0"/>
+        </w:rPr>
+        <w:t>: Sequence diagram of mentor verification</w:t>
+      </w:r>
+    </w:p>
+    <w:p>
+      <w:r>
+        <w:t>Figure 5 shows the messages between the student, the mentor, the TrackWIL server and the SQLite database during verification. Steps 3–4 and 12–13 each run inside a database transaction, so a token is never saved without the matching status change. Step 12 updates the token only if it is still unused, which prevents two decisions being recorded if the mentor clicks twice or opens the link in two tabs. The alt frame shows the two outcomes of the token check.</w:t>
+      </w:r>
+    </w:p>
+    <w:p>
+      <w:pPr>
+        <w:pStyle w:val="Heading1"/>
+      </w:pPr>
+      <w:r>
+        <w:lastRenderedPageBreak/>
+        <w:t>4.4 Database Design</w:t>
+      </w:r>
+    </w:p>
+    <w:p>
+      <w:r>
+        <w:t>TrackWIL uses an SQLite relational database with three tables. The schema is in 05_Source_Code/trackwil/database/schema.sql and the synthetic seed data is in seed.sql; both are applied automatically the first time the application starts. Figure 6 shows the entity-relationship diagram, and the full data dictionary is in the Database Design document.</w:t>
+      </w:r>
+    </w:p>
+    <w:p>
+      <w:pPr>
+        <w:keepNext/>
+        <w:jc w:val="center"/>
+      </w:pPr>
+      <w:r>
+        <w:rPr>
+          <w:noProof/>
+        </w:rPr>
+        <w:drawing>
+          <wp:inline distT="0" distB="0" distL="0" distR="0" wp14:anchorId="2A9D15B4" wp14:editId="52FBCFD5">
+            <wp:extent cx="6332220" cy="3206750"/>
+            <wp:effectExtent l="0" t="0" r="0" b="0"/>
+            <wp:docPr id="2089292061" name="Picture 6"/>
+            <wp:cNvGraphicFramePr>
+              <a:graphicFrameLocks xmlns:a="http://schemas.openxmlformats.org/drawingml/2006/main" noChangeAspect="1"/>
+            </wp:cNvGraphicFramePr>
+            <a:graphic xmlns:a="http://schemas.openxmlformats.org/drawingml/2006/main">
+              <a:graphicData uri="http://schemas.openxmlformats.org/drawingml/2006/picture">
+                <pic:pic xmlns:pic="http://schemas.openxmlformats.org/drawingml/2006/picture">
+                  <pic:nvPicPr>
+                    <pic:cNvPr id="2089292061" name=""/>
+                    <pic:cNvPicPr/>
+                  </pic:nvPicPr>
+                  <pic:blipFill>
+                    <a:blip r:embed="rId13"/>
+                    <a:stretch>
+                      <a:fillRect/>
+                    </a:stretch>
+                  </pic:blipFill>
+                  <pic:spPr>
+                    <a:xfrm>
+                      <a:off x="0" y="0"/>
+                      <a:ext cx="6332220" cy="3206750"/>
+                    </a:xfrm>
+                    <a:prstGeom prst="rect">
+                      <a:avLst/>
+                    </a:prstGeom>
+                  </pic:spPr>
+                </pic:pic>
+              </a:graphicData>
+            </a:graphic>
+          </wp:inline>
+        </w:drawing>
+      </w:r>
+    </w:p>
+    <w:p>
+      <w:pPr>
+        <w:pStyle w:val="Caption"/>
+        <w:rPr>
+          <w:b w:val="0"/>
+        </w:rPr>
+      </w:pPr>
+      <w:r>
+        <w:rPr>
+          <w:b w:val="0"/>
+        </w:rPr>
+        <w:t xml:space="preserve">Figure </w:t>
+      </w:r>
+      <w:r>
+        <w:rPr>
+          <w:b w:val="0"/>
+        </w:rPr>
+        <w:fldChar w:fldCharType="begin"/>
+      </w:r>
+      <w:r>
+        <w:rPr>
+          <w:b w:val="0"/>
+        </w:rPr>
+        <w:instrText xml:space="preserve"> SEQ Figure \* ARABIC </w:instrText>
+      </w:r>
+      <w:r>
+        <w:rPr>
+          <w:b w:val="0"/>
+        </w:rPr>
+        <w:fldChar w:fldCharType="separate"/>
+      </w:r>
+      <w:r>
+        <w:rPr>
+          <w:b w:val="0"/>
+          <w:noProof/>
+        </w:rPr>
+        <w:t>6</w:t>
+      </w:r>
+      <w:r>
+        <w:rPr>
+          <w:b w:val="0"/>
+        </w:rPr>
+        <w:fldChar w:fldCharType="end"/>
+      </w:r>
+      <w:r>
+        <w:rPr>
+          <w:b w:val="0"/>
+        </w:rPr>
+        <w:t>: Entity-relationship diagram (SQLite)</w:t>
+      </w:r>
+    </w:p>
+    <w:p>
+      <w:r>
+        <w:rPr>
+          <w:b/>
+        </w:rPr>
+        <w:t>Entities and keys.</w:t>
+      </w:r>
+      <w:r>
+        <w:t xml:space="preserve"> users stores every account (students, coordinators and lecturers), with id as the primary key and a unique, case-insensitive email. logbook_entries stores one row per day of work, with id as the primary key and student_id as a foreign key to users. verification_tokens stores one row per verification link, with the token itself as the primary key and entry_id as a foreign key to logbook_entries.</w:t>
+      </w:r>
+    </w:p>
+    <w:p>
+      <w:r>
+        <w:rPr>
+          <w:b/>
+        </w:rPr>
+        <w:t>Relationships and cardinality.</w:t>
+      </w:r>
+      <w:r>
+        <w:t xml:space="preserve"> One student has zero or many logbook entries, and each entry belongs to exactly one student. One entry has zero or many verification tokens (a new token is created each time a rejected entry is resubmitted), and each token belongs to exactly one entry. Both foreign keys use ON DELETE CASCADE, so deleting a user cannot leave orphaned entries or tokens.</w:t>
+      </w:r>
+    </w:p>
+    <w:p>
+      <w:r>
+        <w:rPr>
+          <w:b/>
+        </w:rPr>
+        <w:t>Normalisation.</w:t>
+      </w:r>
+      <w:r>
+        <w:t xml:space="preserve"> The design is in third normal form. Every column holds a single value (1NF); every table has a single-column primary key, so no column depends on only part of a key (2NF); and no non-key column depends on another non-key column (3NF). For example, the student's name is stored once in users and not copied into each entry. Values that can be calculated, such as a student's verified hours and their On track / Awaiting / Overdue status, are not stored at all but calculated from the entries when the dashboard is displayed, so they can never be out of date. The </w:t>
+      </w:r>
+      <w:r>
+        <w:lastRenderedPageBreak/>
+        <w:t>mentor's email is stored on the entry because the mentor belongs to the placement for that piece of work and mentors have no account of their own.</w:t>
+      </w:r>
+    </w:p>
+    <w:p>
+      <w:r>
+        <w:rPr>
+          <w:b/>
+        </w:rPr>
+        <w:t>Integrity rules.</w:t>
+      </w:r>
+      <w:r>
+        <w:t xml:space="preserve"> CHECK constraints limit role and status to their allowed values, require hours to be more than 0 and at most 24, and require a token's used_at and decision to be set together. The application validates the same rules first and shows a friendly message; the database constraints are a second line of defence.</w:t>
+      </w:r>
+    </w:p>
+    <w:p>
+      <w:r>
+        <w:rPr>
+          <w:b/>
+        </w:rPr>
+        <w:t>Design trace.</w:t>
+      </w:r>
+      <w:r>
+        <w:t xml:space="preserve"> The database design supports FR-04 (entry fields), FR-06 to FR-08 (tokens with expiry, use time and decision), FR-11 (status calculated from entries) and FR-12 (timestamps).</w:t>
+      </w:r>
+    </w:p>
+    <w:p>
+      <w:pPr>
+        <w:pStyle w:val="Heading1"/>
+      </w:pPr>
+      <w:r>
+        <w:t>4.5 User Interface Design</w:t>
+      </w:r>
+    </w:p>
+    <w:p>
+      <w:r>
+        <w:t>The user interface was designed as a working prototype rather than paper wireframes: each screen was built in the first sprint, reviewed by the team and refined in the next sprint. The screenshots below were captured from the application running with the synthetic demonstration data.</w:t>
+      </w:r>
+    </w:p>
+    <w:p>
+      <w:pPr>
+        <w:keepNext/>
+        <w:jc w:val="center"/>
+      </w:pPr>
+      <w:r>
+        <w:rPr>
+          <w:noProof/>
+        </w:rPr>
+        <w:lastRenderedPageBreak/>
+        <w:drawing>
+          <wp:inline distT="0" distB="0" distL="0" distR="0" wp14:anchorId="3C720FCD" wp14:editId="1D7B5321">
+            <wp:extent cx="5133052" cy="5969000"/>
+            <wp:effectExtent l="19050" t="19050" r="10795" b="12700"/>
+            <wp:docPr id="28472015" name="Picture 7"/>
+            <wp:cNvGraphicFramePr>
+              <a:graphicFrameLocks xmlns:a="http://schemas.openxmlformats.org/drawingml/2006/main" noChangeAspect="1"/>
+            </wp:cNvGraphicFramePr>
+            <a:graphic xmlns:a="http://schemas.openxmlformats.org/drawingml/2006/main">
+              <a:graphicData uri="http://schemas.openxmlformats.org/drawingml/2006/picture">
+                <pic:pic xmlns:pic="http://schemas.openxmlformats.org/drawingml/2006/picture">
+                  <pic:nvPicPr>
+                    <pic:cNvPr id="28472015" name=""/>
+                    <pic:cNvPicPr/>
+                  </pic:nvPicPr>
+                  <pic:blipFill>
+                    <a:blip r:embed="rId14"/>
+                    <a:stretch>
+                      <a:fillRect/>
+                    </a:stretch>
+                  </pic:blipFill>
+                  <pic:spPr>
+                    <a:xfrm>
+                      <a:off x="0" y="0"/>
+                      <a:ext cx="5133052" cy="5969000"/>
+                    </a:xfrm>
+                    <a:prstGeom prst="rect">
+                      <a:avLst/>
+                    </a:prstGeom>
+                    <a:ln w="9525">
+                      <a:solidFill>
+                        <a:srgbClr val="BFBFBF"/>
+                      </a:solidFill>
                     </a:ln>
                   </pic:spPr>
                 </pic:pic>
@@ -517,92 +2417,73 @@
           </wp:inline>
         </w:drawing>
       </w:r>
-      <w:r>
-        <w:rPr>
-          <w:noProof/>
-        </w:rPr>
-        <w:t xml:space="preserve"> </w:t>
-      </w:r>
     </w:p>
     <w:p>
       <w:pPr>
         <w:pStyle w:val="Caption"/>
-      </w:pPr>
-      <w:r>
+        <w:rPr>
+          <w:b w:val="0"/>
+        </w:rPr>
+      </w:pPr>
+      <w:r>
+        <w:rPr>
+          <w:b w:val="0"/>
+        </w:rPr>
         <w:t xml:space="preserve">Figure </w:t>
       </w:r>
       <w:r>
+        <w:rPr>
+          <w:b w:val="0"/>
+        </w:rPr>
         <w:fldChar w:fldCharType="begin"/>
       </w:r>
       <w:r>
+        <w:rPr>
+          <w:b w:val="0"/>
+        </w:rPr>
         <w:instrText xml:space="preserve"> SEQ Figure \* ARABIC </w:instrText>
       </w:r>
       <w:r>
+        <w:rPr>
+          <w:b w:val="0"/>
+        </w:rPr>
         <w:fldChar w:fldCharType="separate"/>
       </w:r>
       <w:r>
         <w:rPr>
+          <w:b w:val="0"/>
           <w:noProof/>
         </w:rPr>
-        <w:t>1</w:t>
-      </w:r>
-      <w:r>
+        <w:t>7</w:t>
+      </w:r>
+      <w:r>
+        <w:rPr>
+          <w:b w:val="0"/>
+        </w:rPr>
         <w:fldChar w:fldCharType="end"/>
       </w:r>
       <w:r>
-        <w:t xml:space="preserve"> Architecture Diagram</w:t>
+        <w:rPr>
+          <w:b w:val="0"/>
+        </w:rPr>
+        <w:t>: Sign-in page with an error for a wrong password</w:t>
       </w:r>
     </w:p>
     <w:p>
+      <w:pPr>
+        <w:keepNext/>
+        <w:jc w:val="center"/>
+      </w:pPr>
       <w:r>
         <w:rPr>
           <w:noProof/>
         </w:rPr>
-        <w:t xml:space="preserve"> </w:t>
-      </w:r>
-    </w:p>
-    <w:p>
-      <w:pPr>
-        <w:rPr>
-          <w:rFonts w:asciiTheme="majorHAnsi" w:eastAsiaTheme="majorEastAsia" w:hAnsiTheme="majorHAnsi" w:cstheme="majorBidi"/>
-          <w:b/>
-          <w:bCs/>
-          <w:color w:val="365F91" w:themeColor="accent1" w:themeShade="BF"/>
-          <w:sz w:val="30"/>
-          <w:szCs w:val="28"/>
-        </w:rPr>
-      </w:pPr>
-      <w:r>
-        <w:br w:type="page"/>
-      </w:r>
-    </w:p>
-    <w:p>
-      <w:pPr>
-        <w:pStyle w:val="Heading1"/>
-      </w:pPr>
-      <w:r>
         <w:lastRenderedPageBreak/>
-        <w:t>4.3 UML Design</w:t>
-      </w:r>
-    </w:p>
-    <w:p>
-      <w:r>
-        <w:t>Include and explain relevant use case, class, activity and sequence diagrams.</w:t>
-      </w:r>
-    </w:p>
-    <w:p>
-      <w:pPr>
-        <w:keepNext/>
-      </w:pPr>
-      <w:r>
-        <w:rPr>
-          <w:noProof/>
-        </w:rPr>
         <w:drawing>
-          <wp:inline distT="0" distB="0" distL="0" distR="0" wp14:anchorId="0EB13002" wp14:editId="3E9302F0">
-            <wp:extent cx="5362575" cy="2997497"/>
-            <wp:effectExtent l="0" t="0" r="0" b="0"/>
-            <wp:docPr id="1790377946" name="Picture 4"/>
+          <wp:inline distT="0" distB="0" distL="0" distR="0" wp14:anchorId="24044907" wp14:editId="4211F014">
+            <wp:extent cx="6332220" cy="2038350"/>
+            <wp:effectExtent l="19050" t="19050" r="11430" b="19050"/>
+            <wp:docPr id="1209622313" name="Picture 8"/>
             <wp:cNvGraphicFramePr>
               <a:graphicFrameLocks xmlns:a="http://schemas.openxmlformats.org/drawingml/2006/main" noChangeAspect="1"/>
             </wp:cNvGraphicFramePr>
@@ -610,35 +2491,27 @@
               <a:graphicData uri="http://schemas.openxmlformats.org/drawingml/2006/picture">
                 <pic:pic xmlns:pic="http://schemas.openxmlformats.org/drawingml/2006/picture">
                   <pic:nvPicPr>
-                    <pic:cNvPr id="0" name="Picture 5"/>
-                    <pic:cNvPicPr>
-                      <a:picLocks noChangeAspect="1" noChangeArrowheads="1"/>
-                    </pic:cNvPicPr>
+                    <pic:cNvPr id="1209622313" name=""/>
+                    <pic:cNvPicPr/>
                   </pic:nvPicPr>
                   <pic:blipFill>
-                    <a:blip r:embed="rId9">
-                      <a:extLst>
-                        <a:ext uri="{28A0092B-C50C-407E-A947-70E740481C1C}">
-                          <a14:useLocalDpi xmlns:a14="http://schemas.microsoft.com/office/drawing/2010/main" val="0"/>
-                        </a:ext>
-                      </a:extLst>
-                    </a:blip>
-                    <a:srcRect/>
+                    <a:blip r:embed="rId15"/>
                     <a:stretch>
                       <a:fillRect/>
                     </a:stretch>
                   </pic:blipFill>
-                  <pic:spPr bwMode="auto">
+                  <pic:spPr>
                     <a:xfrm>
                       <a:off x="0" y="0"/>
-                      <a:ext cx="5363810" cy="2998187"/>
+                      <a:ext cx="6332220" cy="2038350"/>
                     </a:xfrm>
                     <a:prstGeom prst="rect">
                       <a:avLst/>
                     </a:prstGeom>
-                    <a:noFill/>
-                    <a:ln>
-                      <a:noFill/>
+                    <a:ln w="9525">
+                      <a:solidFill>
+                        <a:srgbClr val="BFBFBF"/>
+                      </a:solidFill>
                     </a:ln>
                   </pic:spPr>
                 </pic:pic>
@@ -651,45 +2524,68 @@
     <w:p>
       <w:pPr>
         <w:pStyle w:val="Caption"/>
-      </w:pPr>
-      <w:r>
+        <w:rPr>
+          <w:b w:val="0"/>
+        </w:rPr>
+      </w:pPr>
+      <w:r>
+        <w:rPr>
+          <w:b w:val="0"/>
+        </w:rPr>
         <w:t xml:space="preserve">Figure </w:t>
       </w:r>
       <w:r>
+        <w:rPr>
+          <w:b w:val="0"/>
+        </w:rPr>
         <w:fldChar w:fldCharType="begin"/>
       </w:r>
       <w:r>
+        <w:rPr>
+          <w:b w:val="0"/>
+        </w:rPr>
         <w:instrText xml:space="preserve"> SEQ Figure \* ARABIC </w:instrText>
       </w:r>
       <w:r>
+        <w:rPr>
+          <w:b w:val="0"/>
+        </w:rPr>
         <w:fldChar w:fldCharType="separate"/>
       </w:r>
       <w:r>
         <w:rPr>
+          <w:b w:val="0"/>
           <w:noProof/>
         </w:rPr>
-        <w:t>2</w:t>
-      </w:r>
-      <w:r>
+        <w:t>8</w:t>
+      </w:r>
+      <w:r>
+        <w:rPr>
+          <w:b w:val="0"/>
+        </w:rPr>
         <w:fldChar w:fldCharType="end"/>
       </w:r>
       <w:r>
-        <w:t xml:space="preserve"> Sequence Diagram</w:t>
+        <w:rPr>
+          <w:b w:val="0"/>
+        </w:rPr>
+        <w:t>: Student logbook showing verified hours and entry statuses</w:t>
       </w:r>
     </w:p>
     <w:p>
       <w:pPr>
         <w:keepNext/>
+        <w:jc w:val="center"/>
       </w:pPr>
       <w:r>
         <w:rPr>
           <w:noProof/>
         </w:rPr>
         <w:drawing>
-          <wp:inline distT="0" distB="0" distL="0" distR="0" wp14:anchorId="372032F2" wp14:editId="7B5AAEB6">
-            <wp:extent cx="5414109" cy="3381375"/>
-            <wp:effectExtent l="0" t="0" r="0" b="0"/>
-            <wp:docPr id="1605113780" name="Picture 6"/>
+          <wp:inline distT="0" distB="0" distL="0" distR="0" wp14:anchorId="5709386C" wp14:editId="37D4DEB6">
+            <wp:extent cx="6332220" cy="4066540"/>
+            <wp:effectExtent l="19050" t="19050" r="11430" b="10160"/>
+            <wp:docPr id="1337494158" name="Picture 9"/>
             <wp:cNvGraphicFramePr>
               <a:graphicFrameLocks xmlns:a="http://schemas.openxmlformats.org/drawingml/2006/main" noChangeAspect="1"/>
             </wp:cNvGraphicFramePr>
@@ -697,35 +2593,27 @@
               <a:graphicData uri="http://schemas.openxmlformats.org/drawingml/2006/picture">
                 <pic:pic xmlns:pic="http://schemas.openxmlformats.org/drawingml/2006/picture">
                   <pic:nvPicPr>
-                    <pic:cNvPr id="0" name="Picture 7"/>
-                    <pic:cNvPicPr>
-                      <a:picLocks noChangeAspect="1" noChangeArrowheads="1"/>
-                    </pic:cNvPicPr>
+                    <pic:cNvPr id="1337494158" name=""/>
+                    <pic:cNvPicPr/>
                   </pic:nvPicPr>
                   <pic:blipFill>
-                    <a:blip r:embed="rId10">
-                      <a:extLst>
-                        <a:ext uri="{28A0092B-C50C-407E-A947-70E740481C1C}">
-                          <a14:useLocalDpi xmlns:a14="http://schemas.microsoft.com/office/drawing/2010/main" val="0"/>
-                        </a:ext>
-                      </a:extLst>
-                    </a:blip>
-                    <a:srcRect/>
+                    <a:blip r:embed="rId16"/>
                     <a:stretch>
                       <a:fillRect/>
                     </a:stretch>
                   </pic:blipFill>
-                  <pic:spPr bwMode="auto">
+                  <pic:spPr>
                     <a:xfrm>
                       <a:off x="0" y="0"/>
-                      <a:ext cx="5419433" cy="3384700"/>
+                      <a:ext cx="6332220" cy="4066540"/>
                     </a:xfrm>
                     <a:prstGeom prst="rect">
                       <a:avLst/>
                     </a:prstGeom>
-                    <a:noFill/>
-                    <a:ln>
-                      <a:noFill/>
+                    <a:ln w="9525">
+                      <a:solidFill>
+                        <a:srgbClr val="BFBFBF"/>
+                      </a:solidFill>
                     </a:ln>
                   </pic:spPr>
                 </pic:pic>
@@ -734,123 +2622,73 @@
           </wp:inline>
         </w:drawing>
       </w:r>
-      <w:r>
-        <w:rPr>
-          <w:noProof/>
-        </w:rPr>
-        <w:t xml:space="preserve"> </w:t>
-      </w:r>
     </w:p>
     <w:p>
       <w:pPr>
         <w:pStyle w:val="Caption"/>
-      </w:pPr>
-      <w:r>
+        <w:rPr>
+          <w:b w:val="0"/>
+        </w:rPr>
+      </w:pPr>
+      <w:r>
+        <w:rPr>
+          <w:b w:val="0"/>
+        </w:rPr>
         <w:t xml:space="preserve">Figure </w:t>
       </w:r>
       <w:r>
+        <w:rPr>
+          <w:b w:val="0"/>
+        </w:rPr>
         <w:fldChar w:fldCharType="begin"/>
       </w:r>
       <w:r>
+        <w:rPr>
+          <w:b w:val="0"/>
+        </w:rPr>
         <w:instrText xml:space="preserve"> SEQ Figure \* ARABIC </w:instrText>
       </w:r>
       <w:r>
+        <w:rPr>
+          <w:b w:val="0"/>
+        </w:rPr>
         <w:fldChar w:fldCharType="separate"/>
       </w:r>
       <w:r>
         <w:rPr>
+          <w:b w:val="0"/>
           <w:noProof/>
         </w:rPr>
-        <w:t>3</w:t>
-      </w:r>
-      <w:r>
+        <w:t>9</w:t>
+      </w:r>
+      <w:r>
+        <w:rPr>
+          <w:b w:val="0"/>
+        </w:rPr>
         <w:fldChar w:fldCharType="end"/>
       </w:r>
       <w:r>
-        <w:t xml:space="preserve"> Use Case Diagram</w:t>
+        <w:rPr>
+          <w:b w:val="0"/>
+        </w:rPr>
+        <w:t>: New logbook entry form</w:t>
       </w:r>
     </w:p>
     <w:p>
-      <w:r>
-        <w:br w:type="page"/>
-      </w:r>
-    </w:p>
-    <w:p>
-      <w:r>
+      <w:pPr>
+        <w:keepNext/>
+        <w:jc w:val="center"/>
+      </w:pPr>
+      <w:r>
+        <w:rPr>
+          <w:noProof/>
+        </w:rPr>
         <w:lastRenderedPageBreak/>
-        <w:t xml:space="preserve">The sequence diagram </w:t>
-      </w:r>
-      <w:r>
-        <w:t>shows mentor verification as message between the student, the mentor, TrackWIL, and the database.</w:t>
-      </w:r>
-    </w:p>
-    <w:p>
-      <w:r>
-        <w:t>The use-case diagram has 3 actors:</w:t>
-      </w:r>
-    </w:p>
-    <w:p>
-      <w:pPr>
-        <w:pStyle w:val="ListParagraph"/>
-        <w:numPr>
-          <w:ilvl w:val="0"/>
-          <w:numId w:val="10"/>
-        </w:numPr>
-      </w:pPr>
-      <w:r>
-        <w:t>Student – signs up, logs hours, uploads evidence, and shares the entry for checking.</w:t>
-      </w:r>
-    </w:p>
-    <w:p>
-      <w:pPr>
-        <w:pStyle w:val="ListParagraph"/>
-        <w:numPr>
-          <w:ilvl w:val="0"/>
-          <w:numId w:val="10"/>
-        </w:numPr>
-      </w:pPr>
-      <w:r>
-        <w:t>Mentor – Approves/rejects a student’s entry.</w:t>
-      </w:r>
-    </w:p>
-    <w:p>
-      <w:pPr>
-        <w:pStyle w:val="ListParagraph"/>
-        <w:numPr>
-          <w:ilvl w:val="0"/>
-          <w:numId w:val="10"/>
-        </w:numPr>
-      </w:pPr>
-      <w:r>
-        <w:t>Coordinator – Monitors progress across students.</w:t>
-      </w:r>
-    </w:p>
-    <w:p>
-      <w:pPr>
-        <w:pStyle w:val="Heading1"/>
-      </w:pPr>
-      <w:r>
-        <w:t>4.4 Database Design</w:t>
-      </w:r>
-    </w:p>
-    <w:p>
-      <w:r>
-        <w:t>Present ERD, entities, attributes, keys, relationships and normalisation where applicable.</w:t>
-      </w:r>
-    </w:p>
-    <w:p>
-      <w:pPr>
-        <w:keepNext/>
-      </w:pPr>
-      <w:r>
-        <w:rPr>
-          <w:noProof/>
-        </w:rPr>
         <w:drawing>
-          <wp:inline distT="0" distB="0" distL="0" distR="0" wp14:anchorId="464521BD" wp14:editId="2980BD72">
-            <wp:extent cx="6332220" cy="3714750"/>
-            <wp:effectExtent l="0" t="0" r="0" b="0"/>
-            <wp:docPr id="353826460" name="Picture 8"/>
+          <wp:inline distT="0" distB="0" distL="0" distR="0" wp14:anchorId="42777633" wp14:editId="56FA1BAA">
+            <wp:extent cx="6332220" cy="2994660"/>
+            <wp:effectExtent l="19050" t="19050" r="11430" b="15240"/>
+            <wp:docPr id="1060347175" name="Picture 10"/>
             <wp:cNvGraphicFramePr>
               <a:graphicFrameLocks xmlns:a="http://schemas.openxmlformats.org/drawingml/2006/main" noChangeAspect="1"/>
             </wp:cNvGraphicFramePr>
@@ -858,35 +2696,27 @@
               <a:graphicData uri="http://schemas.openxmlformats.org/drawingml/2006/picture">
                 <pic:pic xmlns:pic="http://schemas.openxmlformats.org/drawingml/2006/picture">
                   <pic:nvPicPr>
-                    <pic:cNvPr id="0" name="Picture 11"/>
-                    <pic:cNvPicPr>
-                      <a:picLocks noChangeAspect="1" noChangeArrowheads="1"/>
-                    </pic:cNvPicPr>
+                    <pic:cNvPr id="1060347175" name=""/>
+                    <pic:cNvPicPr/>
                   </pic:nvPicPr>
                   <pic:blipFill>
-                    <a:blip r:embed="rId11">
-                      <a:extLst>
-                        <a:ext uri="{28A0092B-C50C-407E-A947-70E740481C1C}">
-                          <a14:useLocalDpi xmlns:a14="http://schemas.microsoft.com/office/drawing/2010/main" val="0"/>
-                        </a:ext>
-                      </a:extLst>
-                    </a:blip>
-                    <a:srcRect/>
+                    <a:blip r:embed="rId17"/>
                     <a:stretch>
                       <a:fillRect/>
                     </a:stretch>
                   </pic:blipFill>
-                  <pic:spPr bwMode="auto">
+                  <pic:spPr>
                     <a:xfrm>
                       <a:off x="0" y="0"/>
-                      <a:ext cx="6332220" cy="3714750"/>
+                      <a:ext cx="6332220" cy="2994660"/>
                     </a:xfrm>
                     <a:prstGeom prst="rect">
                       <a:avLst/>
                     </a:prstGeom>
-                    <a:noFill/>
-                    <a:ln>
-                      <a:noFill/>
+                    <a:ln w="9525">
+                      <a:solidFill>
+                        <a:srgbClr val="BFBFBF"/>
+                      </a:solidFill>
                     </a:ln>
                   </pic:spPr>
                 </pic:pic>
@@ -899,239 +2729,69 @@
     <w:p>
       <w:pPr>
         <w:pStyle w:val="Caption"/>
-      </w:pPr>
-      <w:r>
+        <w:rPr>
+          <w:b w:val="0"/>
+        </w:rPr>
+      </w:pPr>
+      <w:r>
+        <w:rPr>
+          <w:b w:val="0"/>
+        </w:rPr>
         <w:t xml:space="preserve">Figure </w:t>
       </w:r>
       <w:r>
+        <w:rPr>
+          <w:b w:val="0"/>
+        </w:rPr>
         <w:fldChar w:fldCharType="begin"/>
       </w:r>
       <w:r>
+        <w:rPr>
+          <w:b w:val="0"/>
+        </w:rPr>
         <w:instrText xml:space="preserve"> SEQ Figure \* ARABIC </w:instrText>
       </w:r>
       <w:r>
+        <w:rPr>
+          <w:b w:val="0"/>
+        </w:rPr>
         <w:fldChar w:fldCharType="separate"/>
       </w:r>
       <w:r>
         <w:rPr>
+          <w:b w:val="0"/>
           <w:noProof/>
         </w:rPr>
-        <w:t>4</w:t>
-      </w:r>
-      <w:r>
+        <w:t>10</w:t>
+      </w:r>
+      <w:r>
+        <w:rPr>
+          <w:b w:val="0"/>
+        </w:rPr>
         <w:fldChar w:fldCharType="end"/>
       </w:r>
       <w:r>
-        <w:t xml:space="preserve"> ERD</w:t>
+        <w:rPr>
+          <w:b w:val="0"/>
+        </w:rPr>
+        <w:t>: Entry details with the mentor verification link</w:t>
       </w:r>
     </w:p>
     <w:p>
       <w:pPr>
-        <w:rPr>
-          <w:rFonts w:asciiTheme="majorHAnsi" w:eastAsiaTheme="majorEastAsia" w:hAnsiTheme="majorHAnsi" w:cstheme="majorBidi"/>
-          <w:b/>
-          <w:bCs/>
-          <w:color w:val="365F91" w:themeColor="accent1" w:themeShade="BF"/>
-          <w:sz w:val="30"/>
-          <w:szCs w:val="28"/>
-        </w:rPr>
-      </w:pPr>
-      <w:r>
-        <w:br w:type="page"/>
-      </w:r>
-    </w:p>
-    <w:p>
-      <w:pPr>
-        <w:pStyle w:val="Heading1"/>
-      </w:pPr>
-      <w:r>
+        <w:keepNext/>
+        <w:jc w:val="center"/>
+      </w:pPr>
+      <w:r>
+        <w:rPr>
+          <w:noProof/>
+        </w:rPr>
         <w:lastRenderedPageBreak/>
-        <w:t>4.5 User Interface Design</w:t>
-      </w:r>
-    </w:p>
-    <w:p>
-      <w:r>
-        <w:t>Show wireframes or prototypes and explain usability decisions.</w:t>
-      </w:r>
-    </w:p>
-    <w:p>
-      <w:r>
-        <w:t>________________________________________________________________________________</w:t>
-      </w:r>
-    </w:p>
-    <w:p>
-      <w:r>
-        <w:t>________________________________________________________________________________</w:t>
-      </w:r>
-    </w:p>
-    <w:p>
-      <w:r>
-        <w:t>________________________________________________________________________________</w:t>
-      </w:r>
-    </w:p>
-    <w:p>
-      <w:r>
-        <w:t>________________________________________________________________________________</w:t>
-      </w:r>
-    </w:p>
-    <w:p>
-      <w:r>
-        <w:t>________________________________________________________________________________</w:t>
-      </w:r>
-    </w:p>
-    <w:p>
-      <w:pPr>
-        <w:pStyle w:val="Heading1"/>
-      </w:pPr>
-      <w:r>
-        <w:t>4.6 Development Environment</w:t>
-      </w:r>
-    </w:p>
-    <w:p>
-      <w:r>
-        <w:t>List languages, frameworks, IDE, database, libraries, cloud/services and version-control tools.</w:t>
-      </w:r>
-    </w:p>
-    <w:p>
-      <w:pPr>
-        <w:pStyle w:val="ListParagraph"/>
-        <w:numPr>
-          <w:ilvl w:val="0"/>
-          <w:numId w:val="11"/>
-        </w:numPr>
-      </w:pPr>
-      <w:r>
-        <w:t xml:space="preserve">Languages: </w:t>
-      </w:r>
-      <w:r>
-        <w:t>TypeScript, HTML and CSS through JSX, SQL in the schema script</w:t>
-      </w:r>
-    </w:p>
-    <w:p>
-      <w:pPr>
-        <w:pStyle w:val="ListParagraph"/>
-        <w:numPr>
-          <w:ilvl w:val="0"/>
-          <w:numId w:val="11"/>
-        </w:numPr>
-      </w:pPr>
-      <w:r>
-        <w:t>Framework: Next.js 16</w:t>
-      </w:r>
-    </w:p>
-    <w:p>
-      <w:pPr>
-        <w:pStyle w:val="ListParagraph"/>
-        <w:numPr>
-          <w:ilvl w:val="0"/>
-          <w:numId w:val="11"/>
-        </w:numPr>
-      </w:pPr>
-      <w:r>
-        <w:t>IDE: Visual Studio Code</w:t>
-      </w:r>
-    </w:p>
-    <w:p>
-      <w:pPr>
-        <w:pStyle w:val="ListParagraph"/>
-        <w:numPr>
-          <w:ilvl w:val="0"/>
-          <w:numId w:val="11"/>
-        </w:numPr>
-      </w:pPr>
-      <w:r>
-        <w:t>Database: JSON file system</w:t>
-      </w:r>
-    </w:p>
-    <w:p>
-      <w:pPr>
-        <w:pStyle w:val="ListParagraph"/>
-        <w:numPr>
-          <w:ilvl w:val="0"/>
-          <w:numId w:val="11"/>
-        </w:numPr>
-      </w:pPr>
-      <w:r>
-        <w:t>Libraries: Tailwind CSS</w:t>
-      </w:r>
-    </w:p>
-    <w:p>
-      <w:pPr>
-        <w:pStyle w:val="ListParagraph"/>
-        <w:numPr>
-          <w:ilvl w:val="0"/>
-          <w:numId w:val="11"/>
-        </w:numPr>
-      </w:pPr>
-      <w:r>
-        <w:t>Cloud services: none. Local only</w:t>
-      </w:r>
-    </w:p>
-    <w:p>
-      <w:pPr>
-        <w:pStyle w:val="ListParagraph"/>
-        <w:numPr>
-          <w:ilvl w:val="0"/>
-          <w:numId w:val="11"/>
-        </w:numPr>
-      </w:pPr>
-      <w:r>
-        <w:t>Version control: Git and GitHub (</w:t>
-      </w:r>
-      <w:hyperlink r:id="rId12" w:history="1">
-        <w:r>
-          <w:rPr>
-            <w:rStyle w:val="Hyperlink"/>
-          </w:rPr>
-          <w:t>https://github.com/Noobey32/TrackWIL</w:t>
-        </w:r>
-      </w:hyperlink>
-      <w:r>
-        <w:t>)</w:t>
-      </w:r>
-    </w:p>
-    <w:p>
-      <w:r>
-        <w:br w:type="page"/>
-      </w:r>
-    </w:p>
-    <w:p>
-      <w:pPr>
-        <w:pStyle w:val="Heading1"/>
-      </w:pPr>
-      <w:r>
-        <w:lastRenderedPageBreak/>
-        <w:t>4.7 Implementation</w:t>
-      </w:r>
-    </w:p>
-    <w:p>
-      <w:r>
-        <w:t>Explain important modules/features and include selected code snippets only where they support the discussion.</w:t>
-      </w:r>
-    </w:p>
-    <w:p>
-      <w:pPr>
-        <w:pStyle w:val="Heading2"/>
-      </w:pPr>
-      <w:r>
-        <w:t>Session and role routing</w:t>
-      </w:r>
-    </w:p>
-    <w:p>
-      <w:r>
-        <w:t>The cookie stores the user id. On request it loads the full user, including the role from storage. After login, a coordinator and student view different dashboards.</w:t>
-      </w:r>
-    </w:p>
-    <w:p>
-      <w:r>
-        <w:rPr>
-          <w:noProof/>
-        </w:rPr>
         <w:drawing>
-          <wp:inline distT="0" distB="0" distL="0" distR="0" wp14:anchorId="0B01D745" wp14:editId="7DA50417">
-            <wp:extent cx="5311763" cy="2247900"/>
-            <wp:effectExtent l="0" t="0" r="3810" b="0"/>
-            <wp:docPr id="994686086" name="Picture 9"/>
+          <wp:inline distT="0" distB="0" distL="0" distR="0" wp14:anchorId="3295CC37" wp14:editId="34438FFC">
+            <wp:extent cx="6332220" cy="5707380"/>
+            <wp:effectExtent l="19050" t="19050" r="11430" b="26670"/>
+            <wp:docPr id="266356795" name="Picture 11"/>
             <wp:cNvGraphicFramePr>
               <a:graphicFrameLocks xmlns:a="http://schemas.openxmlformats.org/drawingml/2006/main" noChangeAspect="1"/>
             </wp:cNvGraphicFramePr>
@@ -1139,35 +2799,27 @@
               <a:graphicData uri="http://schemas.openxmlformats.org/drawingml/2006/picture">
                 <pic:pic xmlns:pic="http://schemas.openxmlformats.org/drawingml/2006/picture">
                   <pic:nvPicPr>
-                    <pic:cNvPr id="0" name="Picture 13"/>
-                    <pic:cNvPicPr>
-                      <a:picLocks noChangeAspect="1" noChangeArrowheads="1"/>
-                    </pic:cNvPicPr>
+                    <pic:cNvPr id="266356795" name=""/>
+                    <pic:cNvPicPr/>
                   </pic:nvPicPr>
                   <pic:blipFill>
-                    <a:blip r:embed="rId13">
-                      <a:extLst>
-                        <a:ext uri="{28A0092B-C50C-407E-A947-70E740481C1C}">
-                          <a14:useLocalDpi xmlns:a14="http://schemas.microsoft.com/office/drawing/2010/main" val="0"/>
-                        </a:ext>
-                      </a:extLst>
-                    </a:blip>
-                    <a:srcRect/>
+                    <a:blip r:embed="rId18"/>
                     <a:stretch>
                       <a:fillRect/>
                     </a:stretch>
                   </pic:blipFill>
-                  <pic:spPr bwMode="auto">
+                  <pic:spPr>
                     <a:xfrm>
                       <a:off x="0" y="0"/>
-                      <a:ext cx="5331753" cy="2256360"/>
+                      <a:ext cx="6332220" cy="5707380"/>
                     </a:xfrm>
                     <a:prstGeom prst="rect">
                       <a:avLst/>
                     </a:prstGeom>
-                    <a:noFill/>
-                    <a:ln>
-                      <a:noFill/>
+                    <a:ln w="9525">
+                      <a:solidFill>
+                        <a:srgbClr val="BFBFBF"/>
+                      </a:solidFill>
                     </a:ln>
                   </pic:spPr>
                 </pic:pic>
@@ -1179,27 +2831,70 @@
     </w:p>
     <w:p>
       <w:pPr>
-        <w:pStyle w:val="Heading2"/>
-      </w:pPr>
-      <w:r>
-        <w:t>Mentor verification</w:t>
+        <w:pStyle w:val="Caption"/>
+        <w:rPr>
+          <w:b w:val="0"/>
+        </w:rPr>
+      </w:pPr>
+      <w:r>
+        <w:rPr>
+          <w:b w:val="0"/>
+        </w:rPr>
+        <w:t xml:space="preserve">Figure </w:t>
+      </w:r>
+      <w:r>
+        <w:rPr>
+          <w:b w:val="0"/>
+        </w:rPr>
+        <w:fldChar w:fldCharType="begin"/>
+      </w:r>
+      <w:r>
+        <w:rPr>
+          <w:b w:val="0"/>
+        </w:rPr>
+        <w:instrText xml:space="preserve"> SEQ Figure \* ARABIC </w:instrText>
+      </w:r>
+      <w:r>
+        <w:rPr>
+          <w:b w:val="0"/>
+        </w:rPr>
+        <w:fldChar w:fldCharType="separate"/>
+      </w:r>
+      <w:r>
+        <w:rPr>
+          <w:b w:val="0"/>
+          <w:noProof/>
+        </w:rPr>
+        <w:t>11</w:t>
+      </w:r>
+      <w:r>
+        <w:rPr>
+          <w:b w:val="0"/>
+        </w:rPr>
+        <w:fldChar w:fldCharType="end"/>
+      </w:r>
+      <w:r>
+        <w:rPr>
+          <w:b w:val="0"/>
+        </w:rPr>
+        <w:t>: Mentor verification page (no sign-in required)</w:t>
       </w:r>
     </w:p>
     <w:p>
-      <w:r>
-        <w:t>Before the status changes, the action checks that the token exists, has not been used, and has not expired. That is what makes the link one-time. After the update, the view is refreshed</w:t>
-      </w:r>
-    </w:p>
-    <w:p>
+      <w:pPr>
+        <w:keepNext/>
+        <w:jc w:val="center"/>
+      </w:pPr>
       <w:r>
         <w:rPr>
           <w:noProof/>
         </w:rPr>
+        <w:lastRenderedPageBreak/>
         <w:drawing>
-          <wp:inline distT="0" distB="0" distL="0" distR="0" wp14:anchorId="3E04A873" wp14:editId="0B16F871">
-            <wp:extent cx="5332855" cy="3124200"/>
-            <wp:effectExtent l="0" t="0" r="1270" b="0"/>
-            <wp:docPr id="2064471869" name="Picture 10"/>
+          <wp:inline distT="0" distB="0" distL="0" distR="0" wp14:anchorId="3EF5FA3A" wp14:editId="6B24AA4F">
+            <wp:extent cx="6332220" cy="2750820"/>
+            <wp:effectExtent l="19050" t="19050" r="11430" b="11430"/>
+            <wp:docPr id="470438852" name="Picture 12"/>
             <wp:cNvGraphicFramePr>
               <a:graphicFrameLocks xmlns:a="http://schemas.openxmlformats.org/drawingml/2006/main" noChangeAspect="1"/>
             </wp:cNvGraphicFramePr>
@@ -1207,35 +2902,27 @@
               <a:graphicData uri="http://schemas.openxmlformats.org/drawingml/2006/picture">
                 <pic:pic xmlns:pic="http://schemas.openxmlformats.org/drawingml/2006/picture">
                   <pic:nvPicPr>
-                    <pic:cNvPr id="0" name="Picture 14"/>
-                    <pic:cNvPicPr>
-                      <a:picLocks noChangeAspect="1" noChangeArrowheads="1"/>
-                    </pic:cNvPicPr>
+                    <pic:cNvPr id="470438852" name=""/>
+                    <pic:cNvPicPr/>
                   </pic:nvPicPr>
                   <pic:blipFill>
-                    <a:blip r:embed="rId14">
-                      <a:extLst>
-                        <a:ext uri="{28A0092B-C50C-407E-A947-70E740481C1C}">
-                          <a14:useLocalDpi xmlns:a14="http://schemas.microsoft.com/office/drawing/2010/main" val="0"/>
-                        </a:ext>
-                      </a:extLst>
-                    </a:blip>
-                    <a:srcRect/>
+                    <a:blip r:embed="rId19"/>
                     <a:stretch>
                       <a:fillRect/>
                     </a:stretch>
                   </pic:blipFill>
-                  <pic:spPr bwMode="auto">
+                  <pic:spPr>
                     <a:xfrm>
                       <a:off x="0" y="0"/>
-                      <a:ext cx="5369410" cy="3145615"/>
+                      <a:ext cx="6332220" cy="2750820"/>
                     </a:xfrm>
                     <a:prstGeom prst="rect">
                       <a:avLst/>
                     </a:prstGeom>
-                    <a:noFill/>
-                    <a:ln>
-                      <a:noFill/>
+                    <a:ln w="9525">
+                      <a:solidFill>
+                        <a:srgbClr val="BFBFBF"/>
+                      </a:solidFill>
                     </a:ln>
                   </pic:spPr>
                 </pic:pic>
@@ -1247,131 +2934,3376 @@
     </w:p>
     <w:p>
       <w:pPr>
-        <w:pStyle w:val="Heading1"/>
-      </w:pPr>
-      <w:r>
-        <w:lastRenderedPageBreak/>
-        <w:t>4.8 Version Control</w:t>
+        <w:pStyle w:val="Caption"/>
+        <w:rPr>
+          <w:b w:val="0"/>
+        </w:rPr>
+      </w:pPr>
+      <w:r>
+        <w:rPr>
+          <w:b w:val="0"/>
+        </w:rPr>
+        <w:t xml:space="preserve">Figure </w:t>
+      </w:r>
+      <w:r>
+        <w:rPr>
+          <w:b w:val="0"/>
+        </w:rPr>
+        <w:fldChar w:fldCharType="begin"/>
+      </w:r>
+      <w:r>
+        <w:rPr>
+          <w:b w:val="0"/>
+        </w:rPr>
+        <w:instrText xml:space="preserve"> SEQ Figure \* ARABIC </w:instrText>
+      </w:r>
+      <w:r>
+        <w:rPr>
+          <w:b w:val="0"/>
+        </w:rPr>
+        <w:fldChar w:fldCharType="separate"/>
+      </w:r>
+      <w:r>
+        <w:rPr>
+          <w:b w:val="0"/>
+          <w:noProof/>
+        </w:rPr>
+        <w:t>12</w:t>
+      </w:r>
+      <w:r>
+        <w:rPr>
+          <w:b w:val="0"/>
+        </w:rPr>
+        <w:fldChar w:fldCharType="end"/>
+      </w:r>
+      <w:r>
+        <w:rPr>
+          <w:b w:val="0"/>
+        </w:rPr>
+        <w:t>: Coordinator dashboard with On track, Awaiting verification and Overdue statuses</w:t>
       </w:r>
     </w:p>
     <w:p>
-      <w:r>
-        <w:t>Explain repository structure, branches, commits, pull/merge activity and team collaboration.</w:t>
+      <w:pPr>
+        <w:pStyle w:val="Caption"/>
+        <w:keepNext/>
+        <w:rPr>
+          <w:b w:val="0"/>
+        </w:rPr>
+      </w:pPr>
+      <w:r>
+        <w:rPr>
+          <w:b w:val="0"/>
+        </w:rPr>
+        <w:t xml:space="preserve">Table </w:t>
+      </w:r>
+      <w:r>
+        <w:rPr>
+          <w:b w:val="0"/>
+        </w:rPr>
+        <w:fldChar w:fldCharType="begin"/>
+      </w:r>
+      <w:r>
+        <w:rPr>
+          <w:b w:val="0"/>
+        </w:rPr>
+        <w:instrText xml:space="preserve"> SEQ Table \* ARABIC </w:instrText>
+      </w:r>
+      <w:r>
+        <w:rPr>
+          <w:b w:val="0"/>
+        </w:rPr>
+        <w:fldChar w:fldCharType="separate"/>
+      </w:r>
+      <w:r>
+        <w:rPr>
+          <w:b w:val="0"/>
+          <w:noProof/>
+        </w:rPr>
+        <w:t>3</w:t>
+      </w:r>
+      <w:r>
+        <w:rPr>
+          <w:b w:val="0"/>
+        </w:rPr>
+        <w:fldChar w:fldCharType="end"/>
+      </w:r>
+      <w:r>
+        <w:rPr>
+          <w:b w:val="0"/>
+        </w:rPr>
+        <w:t>: Usability decisions</w:t>
+      </w:r>
+    </w:p>
+    <w:tbl>
+      <w:tblPr>
+        <w:tblStyle w:val="TableGrid"/>
+        <w:tblW w:w="9980" w:type="dxa"/>
+        <w:tblLayout w:type="fixed"/>
+        <w:tblLook w:val="04A0" w:firstRow="1" w:lastRow="0" w:firstColumn="1" w:lastColumn="0" w:noHBand="0" w:noVBand="1"/>
+      </w:tblPr>
+      <w:tblGrid>
+        <w:gridCol w:w="3876"/>
+        <w:gridCol w:w="3499"/>
+        <w:gridCol w:w="2605"/>
+      </w:tblGrid>
+      <w:tr>
+        <w:trPr>
+          <w:cantSplit/>
+          <w:tblHeader/>
+        </w:trPr>
+        <w:tc>
+          <w:tcPr>
+            <w:tcW w:w="3876" w:type="dxa"/>
+            <w:shd w:val="clear" w:color="auto" w:fill="E6E6E6"/>
+          </w:tcPr>
+          <w:p>
+            <w:pPr>
+              <w:spacing w:before="40" w:after="40"/>
+              <w:rPr>
+                <w:b/>
+                <w:sz w:val="20"/>
+              </w:rPr>
+            </w:pPr>
+            <w:r>
+              <w:rPr>
+                <w:b/>
+                <w:sz w:val="20"/>
+              </w:rPr>
+              <w:t>Decision</w:t>
+            </w:r>
+          </w:p>
+        </w:tc>
+        <w:tc>
+          <w:tcPr>
+            <w:tcW w:w="3499" w:type="dxa"/>
+            <w:shd w:val="clear" w:color="auto" w:fill="E6E6E6"/>
+          </w:tcPr>
+          <w:p>
+            <w:pPr>
+              <w:spacing w:before="40" w:after="40"/>
+              <w:rPr>
+                <w:b/>
+                <w:sz w:val="20"/>
+              </w:rPr>
+            </w:pPr>
+            <w:r>
+              <w:rPr>
+                <w:b/>
+                <w:sz w:val="20"/>
+              </w:rPr>
+              <w:t>Reason</w:t>
+            </w:r>
+          </w:p>
+        </w:tc>
+        <w:tc>
+          <w:tcPr>
+            <w:tcW w:w="2605" w:type="dxa"/>
+            <w:shd w:val="clear" w:color="auto" w:fill="E6E6E6"/>
+          </w:tcPr>
+          <w:p>
+            <w:pPr>
+              <w:spacing w:before="40" w:after="40"/>
+              <w:rPr>
+                <w:b/>
+                <w:sz w:val="20"/>
+              </w:rPr>
+            </w:pPr>
+            <w:r>
+              <w:rPr>
+                <w:b/>
+                <w:sz w:val="20"/>
+              </w:rPr>
+              <w:t>Screen</w:t>
+            </w:r>
+          </w:p>
+        </w:tc>
+      </w:tr>
+      <w:tr>
+        <w:trPr>
+          <w:cantSplit/>
+        </w:trPr>
+        <w:tc>
+          <w:tcPr>
+            <w:tcW w:w="3876" w:type="dxa"/>
+          </w:tcPr>
+          <w:p>
+            <w:pPr>
+              <w:spacing w:before="40" w:after="40"/>
+              <w:rPr>
+                <w:sz w:val="20"/>
+              </w:rPr>
+            </w:pPr>
+            <w:r>
+              <w:rPr>
+                <w:sz w:val="20"/>
+              </w:rPr>
+              <w:t>Plain-language error messages next to the form (for example "Invalid email or password.")</w:t>
+            </w:r>
+          </w:p>
+        </w:tc>
+        <w:tc>
+          <w:tcPr>
+            <w:tcW w:w="3499" w:type="dxa"/>
+          </w:tcPr>
+          <w:p>
+            <w:pPr>
+              <w:spacing w:before="40" w:after="40"/>
+              <w:rPr>
+                <w:sz w:val="20"/>
+              </w:rPr>
+            </w:pPr>
+            <w:r>
+              <w:rPr>
+                <w:sz w:val="20"/>
+              </w:rPr>
+              <w:t>Users can see what went wrong and correct it without leaving the page</w:t>
+            </w:r>
+          </w:p>
+        </w:tc>
+        <w:tc>
+          <w:tcPr>
+            <w:tcW w:w="2605" w:type="dxa"/>
+          </w:tcPr>
+          <w:p>
+            <w:pPr>
+              <w:spacing w:before="40" w:after="40"/>
+              <w:rPr>
+                <w:sz w:val="20"/>
+              </w:rPr>
+            </w:pPr>
+            <w:r>
+              <w:rPr>
+                <w:sz w:val="20"/>
+              </w:rPr>
+              <w:t>Sign-in, sign-up, new entry</w:t>
+            </w:r>
+          </w:p>
+        </w:tc>
+      </w:tr>
+      <w:tr>
+        <w:trPr>
+          <w:cantSplit/>
+        </w:trPr>
+        <w:tc>
+          <w:tcPr>
+            <w:tcW w:w="3876" w:type="dxa"/>
+          </w:tcPr>
+          <w:p>
+            <w:pPr>
+              <w:spacing w:before="40" w:after="40"/>
+              <w:rPr>
+                <w:sz w:val="20"/>
+              </w:rPr>
+            </w:pPr>
+            <w:r>
+              <w:rPr>
+                <w:sz w:val="20"/>
+              </w:rPr>
+              <w:t>Each status shown as a coloured badge with a text label</w:t>
+            </w:r>
+          </w:p>
+        </w:tc>
+        <w:tc>
+          <w:tcPr>
+            <w:tcW w:w="3499" w:type="dxa"/>
+          </w:tcPr>
+          <w:p>
+            <w:pPr>
+              <w:spacing w:before="40" w:after="40"/>
+              <w:rPr>
+                <w:sz w:val="20"/>
+              </w:rPr>
+            </w:pPr>
+            <w:r>
+              <w:rPr>
+                <w:sz w:val="20"/>
+              </w:rPr>
+              <w:t>Colour makes status quick to scan; the text means it does not rely on colour alone</w:t>
+            </w:r>
+          </w:p>
+        </w:tc>
+        <w:tc>
+          <w:tcPr>
+            <w:tcW w:w="2605" w:type="dxa"/>
+          </w:tcPr>
+          <w:p>
+            <w:pPr>
+              <w:spacing w:before="40" w:after="40"/>
+              <w:rPr>
+                <w:sz w:val="20"/>
+              </w:rPr>
+            </w:pPr>
+            <w:r>
+              <w:rPr>
+                <w:sz w:val="20"/>
+              </w:rPr>
+              <w:t>Logbook, entry details, dashboard</w:t>
+            </w:r>
+          </w:p>
+        </w:tc>
+      </w:tr>
+      <w:tr>
+        <w:trPr>
+          <w:cantSplit/>
+        </w:trPr>
+        <w:tc>
+          <w:tcPr>
+            <w:tcW w:w="3876" w:type="dxa"/>
+          </w:tcPr>
+          <w:p>
+            <w:pPr>
+              <w:spacing w:before="40" w:after="40"/>
+              <w:rPr>
+                <w:sz w:val="20"/>
+              </w:rPr>
+            </w:pPr>
+            <w:r>
+              <w:rPr>
+                <w:sz w:val="20"/>
+              </w:rPr>
+              <w:t>Progress shown as "X of 200 verified hours completed" at the top of the logbook</w:t>
+            </w:r>
+          </w:p>
+        </w:tc>
+        <w:tc>
+          <w:tcPr>
+            <w:tcW w:w="3499" w:type="dxa"/>
+          </w:tcPr>
+          <w:p>
+            <w:pPr>
+              <w:spacing w:before="40" w:after="40"/>
+              <w:rPr>
+                <w:sz w:val="20"/>
+              </w:rPr>
+            </w:pPr>
+            <w:r>
+              <w:rPr>
+                <w:sz w:val="20"/>
+              </w:rPr>
+              <w:t>The student's most important question is answered first</w:t>
+            </w:r>
+          </w:p>
+        </w:tc>
+        <w:tc>
+          <w:tcPr>
+            <w:tcW w:w="2605" w:type="dxa"/>
+          </w:tcPr>
+          <w:p>
+            <w:pPr>
+              <w:spacing w:before="40" w:after="40"/>
+              <w:rPr>
+                <w:sz w:val="20"/>
+              </w:rPr>
+            </w:pPr>
+            <w:r>
+              <w:rPr>
+                <w:sz w:val="20"/>
+              </w:rPr>
+              <w:t>Logbook</w:t>
+            </w:r>
+          </w:p>
+        </w:tc>
+      </w:tr>
+      <w:tr>
+        <w:trPr>
+          <w:cantSplit/>
+        </w:trPr>
+        <w:tc>
+          <w:tcPr>
+            <w:tcW w:w="3876" w:type="dxa"/>
+          </w:tcPr>
+          <w:p>
+            <w:pPr>
+              <w:spacing w:before="40" w:after="40"/>
+              <w:rPr>
+                <w:sz w:val="20"/>
+              </w:rPr>
+            </w:pPr>
+            <w:r>
+              <w:rPr>
+                <w:sz w:val="20"/>
+              </w:rPr>
+              <w:t>Only four fields on the new-entry form, with evidence marked as optional and a hint under the mentor email</w:t>
+            </w:r>
+          </w:p>
+        </w:tc>
+        <w:tc>
+          <w:tcPr>
+            <w:tcW w:w="3499" w:type="dxa"/>
+          </w:tcPr>
+          <w:p>
+            <w:pPr>
+              <w:spacing w:before="40" w:after="40"/>
+              <w:rPr>
+                <w:sz w:val="20"/>
+              </w:rPr>
+            </w:pPr>
+            <w:r>
+              <w:rPr>
+                <w:sz w:val="20"/>
+              </w:rPr>
+              <w:t>Keeps daily logging quick (NFR-01)</w:t>
+            </w:r>
+          </w:p>
+        </w:tc>
+        <w:tc>
+          <w:tcPr>
+            <w:tcW w:w="2605" w:type="dxa"/>
+          </w:tcPr>
+          <w:p>
+            <w:pPr>
+              <w:spacing w:before="40" w:after="40"/>
+              <w:rPr>
+                <w:sz w:val="20"/>
+              </w:rPr>
+            </w:pPr>
+            <w:r>
+              <w:rPr>
+                <w:sz w:val="20"/>
+              </w:rPr>
+              <w:t>New entry</w:t>
+            </w:r>
+          </w:p>
+        </w:tc>
+      </w:tr>
+      <w:tr>
+        <w:trPr>
+          <w:cantSplit/>
+        </w:trPr>
+        <w:tc>
+          <w:tcPr>
+            <w:tcW w:w="3876" w:type="dxa"/>
+          </w:tcPr>
+          <w:p>
+            <w:pPr>
+              <w:spacing w:before="40" w:after="40"/>
+              <w:rPr>
+                <w:sz w:val="20"/>
+              </w:rPr>
+            </w:pPr>
+            <w:r>
+              <w:rPr>
+                <w:sz w:val="20"/>
+              </w:rPr>
+              <w:t>Copy link button and a note that the link expires in 7 days</w:t>
+            </w:r>
+          </w:p>
+        </w:tc>
+        <w:tc>
+          <w:tcPr>
+            <w:tcW w:w="3499" w:type="dxa"/>
+          </w:tcPr>
+          <w:p>
+            <w:pPr>
+              <w:spacing w:before="40" w:after="40"/>
+              <w:rPr>
+                <w:sz w:val="20"/>
+              </w:rPr>
+            </w:pPr>
+            <w:r>
+              <w:rPr>
+                <w:sz w:val="20"/>
+              </w:rPr>
+              <w:t>The student can paste the link into an email or chat without retyping it</w:t>
+            </w:r>
+          </w:p>
+        </w:tc>
+        <w:tc>
+          <w:tcPr>
+            <w:tcW w:w="2605" w:type="dxa"/>
+          </w:tcPr>
+          <w:p>
+            <w:pPr>
+              <w:spacing w:before="40" w:after="40"/>
+              <w:rPr>
+                <w:sz w:val="20"/>
+              </w:rPr>
+            </w:pPr>
+            <w:r>
+              <w:rPr>
+                <w:sz w:val="20"/>
+              </w:rPr>
+              <w:t>Entry details</w:t>
+            </w:r>
+          </w:p>
+        </w:tc>
+      </w:tr>
+      <w:tr>
+        <w:trPr>
+          <w:cantSplit/>
+        </w:trPr>
+        <w:tc>
+          <w:tcPr>
+            <w:tcW w:w="3876" w:type="dxa"/>
+          </w:tcPr>
+          <w:p>
+            <w:pPr>
+              <w:spacing w:before="40" w:after="40"/>
+              <w:rPr>
+                <w:sz w:val="20"/>
+              </w:rPr>
+            </w:pPr>
+            <w:r>
+              <w:rPr>
+                <w:sz w:val="20"/>
+              </w:rPr>
+              <w:t>Mentor page needs no sign-in and has two clear buttons</w:t>
+            </w:r>
+          </w:p>
+        </w:tc>
+        <w:tc>
+          <w:tcPr>
+            <w:tcW w:w="3499" w:type="dxa"/>
+          </w:tcPr>
+          <w:p>
+            <w:pPr>
+              <w:spacing w:before="40" w:after="40"/>
+              <w:rPr>
+                <w:sz w:val="20"/>
+              </w:rPr>
+            </w:pPr>
+            <w:r>
+              <w:rPr>
+                <w:sz w:val="20"/>
+              </w:rPr>
+              <w:t>Mentors are busy and external; verification should take seconds</w:t>
+            </w:r>
+          </w:p>
+        </w:tc>
+        <w:tc>
+          <w:tcPr>
+            <w:tcW w:w="2605" w:type="dxa"/>
+          </w:tcPr>
+          <w:p>
+            <w:pPr>
+              <w:spacing w:before="40" w:after="40"/>
+              <w:rPr>
+                <w:sz w:val="20"/>
+              </w:rPr>
+            </w:pPr>
+            <w:r>
+              <w:rPr>
+                <w:sz w:val="20"/>
+              </w:rPr>
+              <w:t>Mentor verification</w:t>
+            </w:r>
+          </w:p>
+        </w:tc>
+      </w:tr>
+      <w:tr>
+        <w:trPr>
+          <w:cantSplit/>
+        </w:trPr>
+        <w:tc>
+          <w:tcPr>
+            <w:tcW w:w="3876" w:type="dxa"/>
+          </w:tcPr>
+          <w:p>
+            <w:pPr>
+              <w:spacing w:before="40" w:after="40"/>
+              <w:rPr>
+                <w:sz w:val="20"/>
+              </w:rPr>
+            </w:pPr>
+            <w:r>
+              <w:rPr>
+                <w:sz w:val="20"/>
+              </w:rPr>
+              <w:t>One table on the dashboard with status first, then hours and pending count</w:t>
+            </w:r>
+          </w:p>
+        </w:tc>
+        <w:tc>
+          <w:tcPr>
+            <w:tcW w:w="3499" w:type="dxa"/>
+          </w:tcPr>
+          <w:p>
+            <w:pPr>
+              <w:spacing w:before="40" w:after="40"/>
+              <w:rPr>
+                <w:sz w:val="20"/>
+              </w:rPr>
+            </w:pPr>
+            <w:r>
+              <w:rPr>
+                <w:sz w:val="20"/>
+              </w:rPr>
+              <w:t>Coordinators can see at a glance which students need follow-up</w:t>
+            </w:r>
+          </w:p>
+        </w:tc>
+        <w:tc>
+          <w:tcPr>
+            <w:tcW w:w="2605" w:type="dxa"/>
+          </w:tcPr>
+          <w:p>
+            <w:pPr>
+              <w:spacing w:before="40" w:after="40"/>
+              <w:rPr>
+                <w:sz w:val="20"/>
+              </w:rPr>
+            </w:pPr>
+            <w:r>
+              <w:rPr>
+                <w:sz w:val="20"/>
+              </w:rPr>
+              <w:t>Coordinator dashboard</w:t>
+            </w:r>
+          </w:p>
+        </w:tc>
+      </w:tr>
+      <w:tr>
+        <w:trPr>
+          <w:cantSplit/>
+        </w:trPr>
+        <w:tc>
+          <w:tcPr>
+            <w:tcW w:w="3876" w:type="dxa"/>
+          </w:tcPr>
+          <w:p>
+            <w:pPr>
+              <w:spacing w:before="40" w:after="40"/>
+              <w:rPr>
+                <w:sz w:val="20"/>
+              </w:rPr>
+            </w:pPr>
+            <w:r>
+              <w:rPr>
+                <w:sz w:val="20"/>
+              </w:rPr>
+              <w:t>The header always shows the user's name, role and a Sign out button</w:t>
+            </w:r>
+          </w:p>
+        </w:tc>
+        <w:tc>
+          <w:tcPr>
+            <w:tcW w:w="3499" w:type="dxa"/>
+          </w:tcPr>
+          <w:p>
+            <w:pPr>
+              <w:spacing w:before="40" w:after="40"/>
+              <w:rPr>
+                <w:sz w:val="20"/>
+              </w:rPr>
+            </w:pPr>
+            <w:r>
+              <w:rPr>
+                <w:sz w:val="20"/>
+              </w:rPr>
+              <w:t>Users always know which account they are using</w:t>
+            </w:r>
+          </w:p>
+        </w:tc>
+        <w:tc>
+          <w:tcPr>
+            <w:tcW w:w="2605" w:type="dxa"/>
+          </w:tcPr>
+          <w:p>
+            <w:pPr>
+              <w:spacing w:before="40" w:after="40"/>
+              <w:rPr>
+                <w:sz w:val="20"/>
+              </w:rPr>
+            </w:pPr>
+            <w:r>
+              <w:rPr>
+                <w:sz w:val="20"/>
+              </w:rPr>
+              <w:t>All signed-in screens</w:t>
+            </w:r>
+          </w:p>
+        </w:tc>
+      </w:tr>
+    </w:tbl>
+    <w:p/>
+    <w:p>
+      <w:pPr>
+        <w:pStyle w:val="Heading1"/>
+      </w:pPr>
+      <w:r>
+        <w:lastRenderedPageBreak/>
+        <w:t>4.6 Development Environment</w:t>
       </w:r>
     </w:p>
     <w:p>
-      <w:r>
-        <w:t xml:space="preserve">The capstone pack is split into numbered folders (00_ to 12_). The app is in </w:t>
-      </w:r>
-      <w:r>
-        <w:t>`</w:t>
-      </w:r>
-      <w:r>
-        <w:t>5_Source_Code/trackwil/</w:t>
-      </w:r>
-      <w:r>
-        <w:t>`</w:t>
-      </w:r>
-      <w:r>
-        <w:t xml:space="preserve">. This chapter’s diagrams, SQL, and draft live in </w:t>
-      </w:r>
-      <w:r>
-        <w:t>`</w:t>
-      </w:r>
-      <w:r>
-        <w:t>04_System_Design_and_Development/</w:t>
-      </w:r>
-      <w:r>
-        <w:t>`</w:t>
-      </w:r>
-      <w:r>
-        <w:t xml:space="preserve">. Requirements are in </w:t>
-      </w:r>
-      <w:r>
-        <w:t>`</w:t>
-      </w:r>
-      <w:r>
-        <w:t>03_. Project management</w:t>
-      </w:r>
-      <w:r>
-        <w:t>`</w:t>
-      </w:r>
-      <w:r>
-        <w:t>.</w:t>
+      <w:pPr>
+        <w:pStyle w:val="Caption"/>
+        <w:keepNext/>
+        <w:rPr>
+          <w:b w:val="0"/>
+        </w:rPr>
+      </w:pPr>
+      <w:r>
+        <w:rPr>
+          <w:b w:val="0"/>
+        </w:rPr>
+        <w:t xml:space="preserve">Table </w:t>
+      </w:r>
+      <w:r>
+        <w:rPr>
+          <w:b w:val="0"/>
+        </w:rPr>
+        <w:fldChar w:fldCharType="begin"/>
+      </w:r>
+      <w:r>
+        <w:rPr>
+          <w:b w:val="0"/>
+        </w:rPr>
+        <w:instrText xml:space="preserve"> SEQ Table \* ARABIC </w:instrText>
+      </w:r>
+      <w:r>
+        <w:rPr>
+          <w:b w:val="0"/>
+        </w:rPr>
+        <w:fldChar w:fldCharType="separate"/>
+      </w:r>
+      <w:r>
+        <w:rPr>
+          <w:b w:val="0"/>
+          <w:noProof/>
+        </w:rPr>
+        <w:t>4</w:t>
+      </w:r>
+      <w:r>
+        <w:rPr>
+          <w:b w:val="0"/>
+        </w:rPr>
+        <w:fldChar w:fldCharType="end"/>
+      </w:r>
+      <w:r>
+        <w:rPr>
+          <w:b w:val="0"/>
+        </w:rPr>
+        <w:t>: Development environment</w:t>
+      </w:r>
+    </w:p>
+    <w:tbl>
+      <w:tblPr>
+        <w:tblStyle w:val="TableGrid"/>
+        <w:tblW w:w="9980" w:type="dxa"/>
+        <w:tblLayout w:type="fixed"/>
+        <w:tblLook w:val="04A0" w:firstRow="1" w:lastRow="0" w:firstColumn="1" w:lastColumn="0" w:noHBand="0" w:noVBand="1"/>
+      </w:tblPr>
+      <w:tblGrid>
+        <w:gridCol w:w="2630"/>
+        <w:gridCol w:w="7350"/>
+      </w:tblGrid>
+      <w:tr>
+        <w:trPr>
+          <w:cantSplit/>
+          <w:tblHeader/>
+        </w:trPr>
+        <w:tc>
+          <w:tcPr>
+            <w:tcW w:w="2630" w:type="dxa"/>
+            <w:shd w:val="clear" w:color="auto" w:fill="E6E6E6"/>
+          </w:tcPr>
+          <w:p>
+            <w:pPr>
+              <w:spacing w:before="40" w:after="40"/>
+              <w:rPr>
+                <w:b/>
+                <w:sz w:val="20"/>
+              </w:rPr>
+            </w:pPr>
+            <w:r>
+              <w:rPr>
+                <w:b/>
+                <w:sz w:val="20"/>
+              </w:rPr>
+              <w:t>Item</w:t>
+            </w:r>
+          </w:p>
+        </w:tc>
+        <w:tc>
+          <w:tcPr>
+            <w:tcW w:w="7350" w:type="dxa"/>
+            <w:shd w:val="clear" w:color="auto" w:fill="E6E6E6"/>
+          </w:tcPr>
+          <w:p>
+            <w:pPr>
+              <w:spacing w:before="40" w:after="40"/>
+              <w:rPr>
+                <w:b/>
+                <w:sz w:val="20"/>
+              </w:rPr>
+            </w:pPr>
+            <w:r>
+              <w:rPr>
+                <w:b/>
+                <w:sz w:val="20"/>
+              </w:rPr>
+              <w:t>Tool or version</w:t>
+            </w:r>
+          </w:p>
+        </w:tc>
+      </w:tr>
+      <w:tr>
+        <w:trPr>
+          <w:cantSplit/>
+        </w:trPr>
+        <w:tc>
+          <w:tcPr>
+            <w:tcW w:w="2630" w:type="dxa"/>
+          </w:tcPr>
+          <w:p>
+            <w:pPr>
+              <w:spacing w:before="40" w:after="40"/>
+              <w:rPr>
+                <w:sz w:val="20"/>
+              </w:rPr>
+            </w:pPr>
+            <w:r>
+              <w:rPr>
+                <w:sz w:val="20"/>
+              </w:rPr>
+              <w:t>Languages</w:t>
+            </w:r>
+          </w:p>
+        </w:tc>
+        <w:tc>
+          <w:tcPr>
+            <w:tcW w:w="7350" w:type="dxa"/>
+          </w:tcPr>
+          <w:p>
+            <w:pPr>
+              <w:spacing w:before="40" w:after="40"/>
+              <w:rPr>
+                <w:sz w:val="20"/>
+              </w:rPr>
+            </w:pPr>
+            <w:r>
+              <w:rPr>
+                <w:sz w:val="20"/>
+              </w:rPr>
+              <w:t>TypeScript; HTML and CSS through JSX and Tailwind; SQL (schema and queries)</w:t>
+            </w:r>
+          </w:p>
+        </w:tc>
+      </w:tr>
+      <w:tr>
+        <w:trPr>
+          <w:cantSplit/>
+        </w:trPr>
+        <w:tc>
+          <w:tcPr>
+            <w:tcW w:w="2630" w:type="dxa"/>
+          </w:tcPr>
+          <w:p>
+            <w:pPr>
+              <w:spacing w:before="40" w:after="40"/>
+              <w:rPr>
+                <w:sz w:val="20"/>
+              </w:rPr>
+            </w:pPr>
+            <w:r>
+              <w:rPr>
+                <w:sz w:val="20"/>
+              </w:rPr>
+              <w:t>Framework</w:t>
+            </w:r>
+          </w:p>
+        </w:tc>
+        <w:tc>
+          <w:tcPr>
+            <w:tcW w:w="7350" w:type="dxa"/>
+          </w:tcPr>
+          <w:p>
+            <w:pPr>
+              <w:spacing w:before="40" w:after="40"/>
+              <w:rPr>
+                <w:sz w:val="20"/>
+              </w:rPr>
+            </w:pPr>
+            <w:r>
+              <w:rPr>
+                <w:sz w:val="20"/>
+              </w:rPr>
+              <w:t>Next.js 16.4 (App Router, Server Actions) with React 19.3</w:t>
+            </w:r>
+          </w:p>
+        </w:tc>
+      </w:tr>
+      <w:tr>
+        <w:trPr>
+          <w:cantSplit/>
+        </w:trPr>
+        <w:tc>
+          <w:tcPr>
+            <w:tcW w:w="2630" w:type="dxa"/>
+          </w:tcPr>
+          <w:p>
+            <w:pPr>
+              <w:spacing w:before="40" w:after="40"/>
+              <w:rPr>
+                <w:sz w:val="20"/>
+              </w:rPr>
+            </w:pPr>
+            <w:r>
+              <w:rPr>
+                <w:sz w:val="20"/>
+              </w:rPr>
+              <w:t>Runtime</w:t>
+            </w:r>
+          </w:p>
+        </w:tc>
+        <w:tc>
+          <w:tcPr>
+            <w:tcW w:w="7350" w:type="dxa"/>
+          </w:tcPr>
+          <w:p>
+            <w:pPr>
+              <w:spacing w:before="40" w:after="40"/>
+              <w:rPr>
+                <w:sz w:val="20"/>
+              </w:rPr>
+            </w:pPr>
+            <w:r>
+              <w:rPr>
+                <w:sz w:val="20"/>
+              </w:rPr>
+              <w:t>Node.js 24 (minimum 22.13 for the built-in node:sqlite module)</w:t>
+            </w:r>
+          </w:p>
+        </w:tc>
+      </w:tr>
+      <w:tr>
+        <w:trPr>
+          <w:cantSplit/>
+        </w:trPr>
+        <w:tc>
+          <w:tcPr>
+            <w:tcW w:w="2630" w:type="dxa"/>
+          </w:tcPr>
+          <w:p>
+            <w:pPr>
+              <w:spacing w:before="40" w:after="40"/>
+              <w:rPr>
+                <w:sz w:val="20"/>
+              </w:rPr>
+            </w:pPr>
+            <w:r>
+              <w:rPr>
+                <w:sz w:val="20"/>
+              </w:rPr>
+              <w:t>Database</w:t>
+            </w:r>
+          </w:p>
+        </w:tc>
+        <w:tc>
+          <w:tcPr>
+            <w:tcW w:w="7350" w:type="dxa"/>
+          </w:tcPr>
+          <w:p>
+            <w:pPr>
+              <w:spacing w:before="40" w:after="40"/>
+              <w:rPr>
+                <w:sz w:val="20"/>
+              </w:rPr>
+            </w:pPr>
+            <w:r>
+              <w:rPr>
+                <w:sz w:val="20"/>
+              </w:rPr>
+              <w:t>SQLite (file data/trackwil.db), schema in database/schema.sql</w:t>
+            </w:r>
+          </w:p>
+        </w:tc>
+      </w:tr>
+      <w:tr>
+        <w:trPr>
+          <w:cantSplit/>
+        </w:trPr>
+        <w:tc>
+          <w:tcPr>
+            <w:tcW w:w="2630" w:type="dxa"/>
+          </w:tcPr>
+          <w:p>
+            <w:pPr>
+              <w:spacing w:before="40" w:after="40"/>
+              <w:rPr>
+                <w:sz w:val="20"/>
+              </w:rPr>
+            </w:pPr>
+            <w:r>
+              <w:rPr>
+                <w:sz w:val="20"/>
+              </w:rPr>
+              <w:t>Libraries</w:t>
+            </w:r>
+          </w:p>
+        </w:tc>
+        <w:tc>
+          <w:tcPr>
+            <w:tcW w:w="7350" w:type="dxa"/>
+          </w:tcPr>
+          <w:p>
+            <w:pPr>
+              <w:spacing w:before="40" w:after="40"/>
+              <w:rPr>
+                <w:sz w:val="20"/>
+              </w:rPr>
+            </w:pPr>
+            <w:r>
+              <w:rPr>
+                <w:sz w:val="20"/>
+              </w:rPr>
+              <w:t>Tailwind CSS 4; Node.js crypto, fs and node:sqlite (built in)</w:t>
+            </w:r>
+          </w:p>
+        </w:tc>
+      </w:tr>
+      <w:tr>
+        <w:trPr>
+          <w:cantSplit/>
+        </w:trPr>
+        <w:tc>
+          <w:tcPr>
+            <w:tcW w:w="2630" w:type="dxa"/>
+          </w:tcPr>
+          <w:p>
+            <w:pPr>
+              <w:spacing w:before="40" w:after="40"/>
+              <w:rPr>
+                <w:sz w:val="20"/>
+              </w:rPr>
+            </w:pPr>
+            <w:r>
+              <w:rPr>
+                <w:sz w:val="20"/>
+              </w:rPr>
+              <w:t>Code quality</w:t>
+            </w:r>
+          </w:p>
+        </w:tc>
+        <w:tc>
+          <w:tcPr>
+            <w:tcW w:w="7350" w:type="dxa"/>
+          </w:tcPr>
+          <w:p>
+            <w:pPr>
+              <w:spacing w:before="40" w:after="40"/>
+              <w:rPr>
+                <w:sz w:val="20"/>
+              </w:rPr>
+            </w:pPr>
+            <w:r>
+              <w:rPr>
+                <w:sz w:val="20"/>
+              </w:rPr>
+              <w:t>TypeScript compiler (type checking) and ESLint 9 with the Next.js rules</w:t>
+            </w:r>
+          </w:p>
+        </w:tc>
+      </w:tr>
+      <w:tr>
+        <w:trPr>
+          <w:cantSplit/>
+        </w:trPr>
+        <w:tc>
+          <w:tcPr>
+            <w:tcW w:w="2630" w:type="dxa"/>
+          </w:tcPr>
+          <w:p>
+            <w:pPr>
+              <w:spacing w:before="40" w:after="40"/>
+              <w:rPr>
+                <w:sz w:val="20"/>
+              </w:rPr>
+            </w:pPr>
+            <w:r>
+              <w:rPr>
+                <w:sz w:val="20"/>
+              </w:rPr>
+              <w:t>IDE</w:t>
+            </w:r>
+          </w:p>
+        </w:tc>
+        <w:tc>
+          <w:tcPr>
+            <w:tcW w:w="7350" w:type="dxa"/>
+          </w:tcPr>
+          <w:p>
+            <w:pPr>
+              <w:spacing w:before="40" w:after="40"/>
+              <w:rPr>
+                <w:sz w:val="20"/>
+              </w:rPr>
+            </w:pPr>
+            <w:r>
+              <w:rPr>
+                <w:sz w:val="20"/>
+              </w:rPr>
+              <w:t>Visual Studio Code</w:t>
+            </w:r>
+          </w:p>
+        </w:tc>
+      </w:tr>
+      <w:tr>
+        <w:trPr>
+          <w:cantSplit/>
+        </w:trPr>
+        <w:tc>
+          <w:tcPr>
+            <w:tcW w:w="2630" w:type="dxa"/>
+          </w:tcPr>
+          <w:p>
+            <w:pPr>
+              <w:spacing w:before="40" w:after="40"/>
+              <w:rPr>
+                <w:sz w:val="20"/>
+              </w:rPr>
+            </w:pPr>
+            <w:r>
+              <w:rPr>
+                <w:sz w:val="20"/>
+              </w:rPr>
+              <w:t>Design tools</w:t>
+            </w:r>
+          </w:p>
+        </w:tc>
+        <w:tc>
+          <w:tcPr>
+            <w:tcW w:w="7350" w:type="dxa"/>
+          </w:tcPr>
+          <w:p>
+            <w:pPr>
+              <w:spacing w:before="40" w:after="40"/>
+              <w:rPr>
+                <w:sz w:val="20"/>
+              </w:rPr>
+            </w:pPr>
+            <w:r>
+              <w:rPr>
+                <w:sz w:val="20"/>
+              </w:rPr>
+              <w:t>draw.io (UML, ERD and architecture diagrams)</w:t>
+            </w:r>
+          </w:p>
+        </w:tc>
+      </w:tr>
+      <w:tr>
+        <w:trPr>
+          <w:cantSplit/>
+        </w:trPr>
+        <w:tc>
+          <w:tcPr>
+            <w:tcW w:w="2630" w:type="dxa"/>
+          </w:tcPr>
+          <w:p>
+            <w:pPr>
+              <w:spacing w:before="40" w:after="40"/>
+              <w:rPr>
+                <w:sz w:val="20"/>
+              </w:rPr>
+            </w:pPr>
+            <w:r>
+              <w:rPr>
+                <w:sz w:val="20"/>
+              </w:rPr>
+              <w:t>Version control</w:t>
+            </w:r>
+          </w:p>
+        </w:tc>
+        <w:tc>
+          <w:tcPr>
+            <w:tcW w:w="7350" w:type="dxa"/>
+          </w:tcPr>
+          <w:p>
+            <w:pPr>
+              <w:spacing w:before="40" w:after="40"/>
+              <w:rPr>
+                <w:sz w:val="20"/>
+              </w:rPr>
+            </w:pPr>
+            <w:r>
+              <w:rPr>
+                <w:sz w:val="20"/>
+              </w:rPr>
+              <w:t>Git and GitHub (https://github.com/Noobey32/TrackWIL)</w:t>
+            </w:r>
+          </w:p>
+        </w:tc>
+      </w:tr>
+      <w:tr>
+        <w:trPr>
+          <w:cantSplit/>
+        </w:trPr>
+        <w:tc>
+          <w:tcPr>
+            <w:tcW w:w="2630" w:type="dxa"/>
+          </w:tcPr>
+          <w:p>
+            <w:pPr>
+              <w:spacing w:before="40" w:after="40"/>
+              <w:rPr>
+                <w:sz w:val="20"/>
+              </w:rPr>
+            </w:pPr>
+            <w:r>
+              <w:rPr>
+                <w:sz w:val="20"/>
+              </w:rPr>
+              <w:t>Cloud services</w:t>
+            </w:r>
+          </w:p>
+        </w:tc>
+        <w:tc>
+          <w:tcPr>
+            <w:tcW w:w="7350" w:type="dxa"/>
+          </w:tcPr>
+          <w:p>
+            <w:pPr>
+              <w:spacing w:before="40" w:after="40"/>
+              <w:rPr>
+                <w:sz w:val="20"/>
+              </w:rPr>
+            </w:pPr>
+            <w:r>
+              <w:rPr>
+                <w:sz w:val="20"/>
+              </w:rPr>
+              <w:t>None; the prototype runs locally</w:t>
+            </w:r>
+          </w:p>
+        </w:tc>
+      </w:tr>
+      <w:tr>
+        <w:trPr>
+          <w:cantSplit/>
+        </w:trPr>
+        <w:tc>
+          <w:tcPr>
+            <w:tcW w:w="2630" w:type="dxa"/>
+          </w:tcPr>
+          <w:p>
+            <w:pPr>
+              <w:spacing w:before="40" w:after="40"/>
+              <w:rPr>
+                <w:sz w:val="20"/>
+              </w:rPr>
+            </w:pPr>
+            <w:r>
+              <w:rPr>
+                <w:sz w:val="20"/>
+              </w:rPr>
+              <w:t>Operating system</w:t>
+            </w:r>
+          </w:p>
+        </w:tc>
+        <w:tc>
+          <w:tcPr>
+            <w:tcW w:w="7350" w:type="dxa"/>
+          </w:tcPr>
+          <w:p>
+            <w:pPr>
+              <w:spacing w:before="40" w:after="40"/>
+              <w:rPr>
+                <w:sz w:val="20"/>
+              </w:rPr>
+            </w:pPr>
+            <w:r>
+              <w:rPr>
+                <w:sz w:val="20"/>
+              </w:rPr>
+              <w:t>Microsoft Windows 11</w:t>
+            </w:r>
+          </w:p>
+        </w:tc>
+      </w:tr>
+    </w:tbl>
+    <w:p/>
+    <w:p>
+      <w:r>
+        <w:t>To run the application, install Node.js 22.13 or newer and run npm install and npm run dev in 05_Source_Code/trackwil, then open http://localhost:3000. The README lists the demonstration accounts. The command npm run db:reset restores the demonstration data.</w:t>
       </w:r>
     </w:p>
     <w:p>
       <w:pPr>
-        <w:pStyle w:val="Heading2"/>
-      </w:pPr>
-      <w:r>
-        <w:t>Branches</w:t>
+        <w:pStyle w:val="Heading1"/>
+      </w:pPr>
+      <w:r>
+        <w:t>4.7 Implementation</w:t>
       </w:r>
     </w:p>
     <w:p>
-      <w:pPr>
-        <w:pStyle w:val="ListParagraph"/>
-        <w:numPr>
-          <w:ilvl w:val="0"/>
-          <w:numId w:val="12"/>
-        </w:numPr>
-      </w:pPr>
-      <w:r>
-        <w:t>Main: stable branch on GitHub</w:t>
+      <w:r>
+        <w:t>This section explains the most important modules. Short code excerpts are included only where they show how a requirement or security rule is enforced.</w:t>
       </w:r>
     </w:p>
     <w:p>
       <w:pPr>
-        <w:pStyle w:val="ListParagraph"/>
-        <w:numPr>
-          <w:ilvl w:val="0"/>
-          <w:numId w:val="12"/>
-        </w:numPr>
-      </w:pPr>
-      <w:r>
-        <w:t>app-dev: application development work</w:t>
+        <w:pStyle w:val="Heading2"/>
+      </w:pPr>
+      <w:r>
+        <w:t>Project Structure</w:t>
       </w:r>
     </w:p>
     <w:p>
       <w:pPr>
-        <w:pStyle w:val="ListParagraph"/>
-        <w:numPr>
-          <w:ilvl w:val="0"/>
-          <w:numId w:val="12"/>
-        </w:numPr>
-      </w:pPr>
-      <w:r>
-        <w:t>moe/system-design: this chapter and its design files.</w:t>
+        <w:pStyle w:val="Caption"/>
+        <w:keepNext/>
+        <w:rPr>
+          <w:b w:val="0"/>
+        </w:rPr>
+      </w:pPr>
+      <w:r>
+        <w:rPr>
+          <w:b w:val="0"/>
+        </w:rPr>
+        <w:t xml:space="preserve">Table </w:t>
+      </w:r>
+      <w:r>
+        <w:rPr>
+          <w:b w:val="0"/>
+        </w:rPr>
+        <w:fldChar w:fldCharType="begin"/>
+      </w:r>
+      <w:r>
+        <w:rPr>
+          <w:b w:val="0"/>
+        </w:rPr>
+        <w:instrText xml:space="preserve"> SEQ Table \* ARABIC </w:instrText>
+      </w:r>
+      <w:r>
+        <w:rPr>
+          <w:b w:val="0"/>
+        </w:rPr>
+        <w:fldChar w:fldCharType="separate"/>
+      </w:r>
+      <w:r>
+        <w:rPr>
+          <w:b w:val="0"/>
+          <w:noProof/>
+        </w:rPr>
+        <w:t>5</w:t>
+      </w:r>
+      <w:r>
+        <w:rPr>
+          <w:b w:val="0"/>
+        </w:rPr>
+        <w:fldChar w:fldCharType="end"/>
+      </w:r>
+      <w:r>
+        <w:rPr>
+          <w:b w:val="0"/>
+        </w:rPr>
+        <w:t>: Source code structure (05_Source_Code/trackwil)</w:t>
+      </w:r>
+    </w:p>
+    <w:tbl>
+      <w:tblPr>
+        <w:tblStyle w:val="TableGrid"/>
+        <w:tblW w:w="9980" w:type="dxa"/>
+        <w:tblLayout w:type="fixed"/>
+        <w:tblLook w:val="04A0" w:firstRow="1" w:lastRow="0" w:firstColumn="1" w:lastColumn="0" w:noHBand="0" w:noVBand="1"/>
+      </w:tblPr>
+      <w:tblGrid>
+        <w:gridCol w:w="3750"/>
+        <w:gridCol w:w="6230"/>
+      </w:tblGrid>
+      <w:tr>
+        <w:trPr>
+          <w:cantSplit/>
+          <w:tblHeader/>
+        </w:trPr>
+        <w:tc>
+          <w:tcPr>
+            <w:tcW w:w="3750" w:type="dxa"/>
+            <w:shd w:val="clear" w:color="auto" w:fill="E6E6E6"/>
+          </w:tcPr>
+          <w:p>
+            <w:pPr>
+              <w:spacing w:before="40" w:after="40"/>
+              <w:rPr>
+                <w:b/>
+                <w:sz w:val="20"/>
+              </w:rPr>
+            </w:pPr>
+            <w:r>
+              <w:rPr>
+                <w:b/>
+                <w:sz w:val="20"/>
+              </w:rPr>
+              <w:t>Folder or file</w:t>
+            </w:r>
+          </w:p>
+        </w:tc>
+        <w:tc>
+          <w:tcPr>
+            <w:tcW w:w="6230" w:type="dxa"/>
+            <w:shd w:val="clear" w:color="auto" w:fill="E6E6E6"/>
+          </w:tcPr>
+          <w:p>
+            <w:pPr>
+              <w:spacing w:before="40" w:after="40"/>
+              <w:rPr>
+                <w:b/>
+                <w:sz w:val="20"/>
+              </w:rPr>
+            </w:pPr>
+            <w:r>
+              <w:rPr>
+                <w:b/>
+                <w:sz w:val="20"/>
+              </w:rPr>
+              <w:t>Contents</w:t>
+            </w:r>
+          </w:p>
+        </w:tc>
+      </w:tr>
+      <w:tr>
+        <w:trPr>
+          <w:cantSplit/>
+        </w:trPr>
+        <w:tc>
+          <w:tcPr>
+            <w:tcW w:w="3750" w:type="dxa"/>
+          </w:tcPr>
+          <w:p>
+            <w:pPr>
+              <w:spacing w:before="40" w:after="40"/>
+              <w:rPr>
+                <w:sz w:val="20"/>
+              </w:rPr>
+            </w:pPr>
+            <w:r>
+              <w:rPr>
+                <w:sz w:val="20"/>
+              </w:rPr>
+              <w:t>database/</w:t>
+            </w:r>
+          </w:p>
+        </w:tc>
+        <w:tc>
+          <w:tcPr>
+            <w:tcW w:w="6230" w:type="dxa"/>
+          </w:tcPr>
+          <w:p>
+            <w:pPr>
+              <w:spacing w:before="40" w:after="40"/>
+              <w:rPr>
+                <w:sz w:val="20"/>
+              </w:rPr>
+            </w:pPr>
+            <w:r>
+              <w:rPr>
+                <w:sz w:val="20"/>
+              </w:rPr>
+              <w:t>schema.sql (tables, keys, constraints) and seed.sql (synthetic data)</w:t>
+            </w:r>
+          </w:p>
+        </w:tc>
+      </w:tr>
+      <w:tr>
+        <w:trPr>
+          <w:cantSplit/>
+        </w:trPr>
+        <w:tc>
+          <w:tcPr>
+            <w:tcW w:w="3750" w:type="dxa"/>
+          </w:tcPr>
+          <w:p>
+            <w:pPr>
+              <w:spacing w:before="40" w:after="40"/>
+              <w:rPr>
+                <w:sz w:val="20"/>
+              </w:rPr>
+            </w:pPr>
+            <w:r>
+              <w:rPr>
+                <w:sz w:val="20"/>
+              </w:rPr>
+              <w:t>scripts/reset-db.mjs</w:t>
+            </w:r>
+          </w:p>
+        </w:tc>
+        <w:tc>
+          <w:tcPr>
+            <w:tcW w:w="6230" w:type="dxa"/>
+          </w:tcPr>
+          <w:p>
+            <w:pPr>
+              <w:spacing w:before="40" w:after="40"/>
+              <w:rPr>
+                <w:sz w:val="20"/>
+              </w:rPr>
+            </w:pPr>
+            <w:r>
+              <w:rPr>
+                <w:sz w:val="20"/>
+              </w:rPr>
+              <w:t>Rebuilds the database from the SQL scripts</w:t>
+            </w:r>
+          </w:p>
+        </w:tc>
+      </w:tr>
+      <w:tr>
+        <w:trPr>
+          <w:cantSplit/>
+        </w:trPr>
+        <w:tc>
+          <w:tcPr>
+            <w:tcW w:w="3750" w:type="dxa"/>
+          </w:tcPr>
+          <w:p>
+            <w:pPr>
+              <w:spacing w:before="40" w:after="40"/>
+              <w:rPr>
+                <w:sz w:val="20"/>
+              </w:rPr>
+            </w:pPr>
+            <w:r>
+              <w:rPr>
+                <w:sz w:val="20"/>
+              </w:rPr>
+              <w:t>src/app/</w:t>
+            </w:r>
+          </w:p>
+        </w:tc>
+        <w:tc>
+          <w:tcPr>
+            <w:tcW w:w="6230" w:type="dxa"/>
+          </w:tcPr>
+          <w:p>
+            <w:pPr>
+              <w:spacing w:before="40" w:after="40"/>
+              <w:rPr>
+                <w:sz w:val="20"/>
+              </w:rPr>
+            </w:pPr>
+            <w:r>
+              <w:rPr>
+                <w:sz w:val="20"/>
+              </w:rPr>
+              <w:t>Pages and routes: sign-in, signup, student, coordinator, verify, api/evidence</w:t>
+            </w:r>
+          </w:p>
+        </w:tc>
+      </w:tr>
+      <w:tr>
+        <w:trPr>
+          <w:cantSplit/>
+        </w:trPr>
+        <w:tc>
+          <w:tcPr>
+            <w:tcW w:w="3750" w:type="dxa"/>
+          </w:tcPr>
+          <w:p>
+            <w:pPr>
+              <w:spacing w:before="40" w:after="40"/>
+              <w:rPr>
+                <w:sz w:val="20"/>
+              </w:rPr>
+            </w:pPr>
+            <w:r>
+              <w:rPr>
+                <w:sz w:val="20"/>
+              </w:rPr>
+              <w:t>src/app/actions/</w:t>
+            </w:r>
+          </w:p>
+        </w:tc>
+        <w:tc>
+          <w:tcPr>
+            <w:tcW w:w="6230" w:type="dxa"/>
+          </w:tcPr>
+          <w:p>
+            <w:pPr>
+              <w:spacing w:before="40" w:after="40"/>
+              <w:rPr>
+                <w:sz w:val="20"/>
+              </w:rPr>
+            </w:pPr>
+            <w:r>
+              <w:rPr>
+                <w:sz w:val="20"/>
+              </w:rPr>
+              <w:t>Server Actions: auth.ts, logbook.ts, verify.ts</w:t>
+            </w:r>
+          </w:p>
+        </w:tc>
+      </w:tr>
+      <w:tr>
+        <w:trPr>
+          <w:cantSplit/>
+        </w:trPr>
+        <w:tc>
+          <w:tcPr>
+            <w:tcW w:w="3750" w:type="dxa"/>
+          </w:tcPr>
+          <w:p>
+            <w:pPr>
+              <w:spacing w:before="40" w:after="40"/>
+              <w:rPr>
+                <w:sz w:val="20"/>
+              </w:rPr>
+            </w:pPr>
+            <w:r>
+              <w:rPr>
+                <w:sz w:val="20"/>
+              </w:rPr>
+              <w:t>src/components/</w:t>
+            </w:r>
+          </w:p>
+        </w:tc>
+        <w:tc>
+          <w:tcPr>
+            <w:tcW w:w="6230" w:type="dxa"/>
+          </w:tcPr>
+          <w:p>
+            <w:pPr>
+              <w:spacing w:before="40" w:after="40"/>
+              <w:rPr>
+                <w:sz w:val="20"/>
+              </w:rPr>
+            </w:pPr>
+            <w:r>
+              <w:rPr>
+                <w:sz w:val="20"/>
+              </w:rPr>
+              <w:t>Forms, status badges, header, copy-link button</w:t>
+            </w:r>
+          </w:p>
+        </w:tc>
+      </w:tr>
+      <w:tr>
+        <w:trPr>
+          <w:cantSplit/>
+        </w:trPr>
+        <w:tc>
+          <w:tcPr>
+            <w:tcW w:w="3750" w:type="dxa"/>
+          </w:tcPr>
+          <w:p>
+            <w:pPr>
+              <w:spacing w:before="40" w:after="40"/>
+              <w:rPr>
+                <w:sz w:val="20"/>
+              </w:rPr>
+            </w:pPr>
+            <w:r>
+              <w:rPr>
+                <w:sz w:val="20"/>
+              </w:rPr>
+              <w:t>src/lib/</w:t>
+            </w:r>
+          </w:p>
+        </w:tc>
+        <w:tc>
+          <w:tcPr>
+            <w:tcW w:w="6230" w:type="dxa"/>
+          </w:tcPr>
+          <w:p>
+            <w:pPr>
+              <w:spacing w:before="40" w:after="40"/>
+              <w:rPr>
+                <w:sz w:val="20"/>
+              </w:rPr>
+            </w:pPr>
+            <w:r>
+              <w:rPr>
+                <w:sz w:val="20"/>
+              </w:rPr>
+              <w:t>db.ts, repository.ts, session.ts, password.ts, signup-validation.ts, logbook-metrics.ts, types.ts</w:t>
+            </w:r>
+          </w:p>
+        </w:tc>
+      </w:tr>
+      <w:tr>
+        <w:trPr>
+          <w:cantSplit/>
+        </w:trPr>
+        <w:tc>
+          <w:tcPr>
+            <w:tcW w:w="3750" w:type="dxa"/>
+          </w:tcPr>
+          <w:p>
+            <w:pPr>
+              <w:spacing w:before="40" w:after="40"/>
+              <w:rPr>
+                <w:sz w:val="20"/>
+              </w:rPr>
+            </w:pPr>
+            <w:r>
+              <w:rPr>
+                <w:sz w:val="20"/>
+              </w:rPr>
+              <w:t>src/proxy.ts</w:t>
+            </w:r>
+          </w:p>
+        </w:tc>
+        <w:tc>
+          <w:tcPr>
+            <w:tcW w:w="6230" w:type="dxa"/>
+          </w:tcPr>
+          <w:p>
+            <w:pPr>
+              <w:spacing w:before="40" w:after="40"/>
+              <w:rPr>
+                <w:sz w:val="20"/>
+              </w:rPr>
+            </w:pPr>
+            <w:r>
+              <w:rPr>
+                <w:sz w:val="20"/>
+              </w:rPr>
+              <w:t>Redirects signed-out visitors away from protected areas</w:t>
+            </w:r>
+          </w:p>
+        </w:tc>
+      </w:tr>
+    </w:tbl>
+    <w:p/>
+    <w:p>
+      <w:pPr>
+        <w:pStyle w:val="Heading2"/>
+      </w:pPr>
+      <w:r>
+        <w:lastRenderedPageBreak/>
+        <w:t>Authentication and Passwords</w:t>
       </w:r>
     </w:p>
     <w:p>
       <w:r>
-        <w:t>Branch strategy is for each member to name their branch with their name and the task (name/task), example: moe/system-design.</w:t>
-      </w:r>
-      <w:r>
-        <w:t xml:space="preserve"> Once they are satisfied with their work, it’s merged into main and pushed so everyone can view and work off their changes.</w:t>
+        <w:t>Passwords are never stored. On sign-up the password is hashed with scrypt and a random 16-byte salt, and on sign-in the hash is recalculated and compared in constant time, as recommended by OWASP (OWASP Foundation, n.d.a). Sign-up also checks that the email is a CTU student address and that the password meets the strength rules (FR-02).</w:t>
       </w:r>
     </w:p>
     <w:p>
       <w:pPr>
-        <w:pStyle w:val="Heading2"/>
-      </w:pPr>
-      <w:r>
-        <w:t>Team</w:t>
+        <w:keepNext/>
+        <w:shd w:val="clear" w:color="auto" w:fill="F3F3F3"/>
+        <w:spacing w:after="0" w:line="240" w:lineRule="auto"/>
+        <w:ind w:left="200"/>
+        <w:rPr>
+          <w:rFonts w:ascii="Consolas" w:hAnsi="Consolas"/>
+          <w:sz w:val="18"/>
+        </w:rPr>
+      </w:pPr>
+      <w:r>
+        <w:rPr>
+          <w:rFonts w:ascii="Consolas" w:hAnsi="Consolas"/>
+          <w:sz w:val="18"/>
+        </w:rPr>
+        <w:t>export function hashPassword(password: string): string {</w:t>
       </w:r>
     </w:p>
     <w:p>
-      <w:r>
-        <w:t>In addition to the repository owner (Noobey32), here is the team:</w:t>
+      <w:pPr>
+        <w:keepNext/>
+        <w:shd w:val="clear" w:color="auto" w:fill="F3F3F3"/>
+        <w:spacing w:after="0" w:line="240" w:lineRule="auto"/>
+        <w:ind w:left="200"/>
+        <w:rPr>
+          <w:rFonts w:ascii="Consolas" w:hAnsi="Consolas"/>
+          <w:sz w:val="18"/>
+        </w:rPr>
+      </w:pPr>
+      <w:r>
+        <w:rPr>
+          <w:rFonts w:ascii="Consolas" w:hAnsi="Consolas"/>
+          <w:sz w:val="18"/>
+        </w:rPr>
+        <w:t xml:space="preserve">  const salt = randomBytes(16).toString("hex");</w:t>
       </w:r>
     </w:p>
     <w:p>
-      <w:r>
+      <w:pPr>
+        <w:keepNext/>
+        <w:shd w:val="clear" w:color="auto" w:fill="F3F3F3"/>
+        <w:spacing w:after="0" w:line="240" w:lineRule="auto"/>
+        <w:ind w:left="200"/>
+        <w:rPr>
+          <w:rFonts w:ascii="Consolas" w:hAnsi="Consolas"/>
+          <w:sz w:val="18"/>
+        </w:rPr>
+      </w:pPr>
+      <w:r>
+        <w:rPr>
+          <w:rFonts w:ascii="Consolas" w:hAnsi="Consolas"/>
+          <w:sz w:val="18"/>
+        </w:rPr>
+        <w:t xml:space="preserve">  const derivedKey = scryptSync(password, salt, KEY_LENGTH);</w:t>
+      </w:r>
+    </w:p>
+    <w:p>
+      <w:pPr>
+        <w:keepNext/>
+        <w:shd w:val="clear" w:color="auto" w:fill="F3F3F3"/>
+        <w:spacing w:after="0" w:line="240" w:lineRule="auto"/>
+        <w:ind w:left="200"/>
+        <w:rPr>
+          <w:rFonts w:ascii="Consolas" w:hAnsi="Consolas"/>
+          <w:sz w:val="18"/>
+        </w:rPr>
+      </w:pPr>
+      <w:r>
+        <w:rPr>
+          <w:rFonts w:ascii="Consolas" w:hAnsi="Consolas"/>
+          <w:sz w:val="18"/>
+        </w:rPr>
+        <w:t xml:space="preserve">  return `${salt}:${derivedKey.toString("hex")}`;</w:t>
+      </w:r>
+    </w:p>
+    <w:p>
+      <w:pPr>
+        <w:shd w:val="clear" w:color="auto" w:fill="F3F3F3"/>
+        <w:spacing w:after="0" w:line="240" w:lineRule="auto"/>
+        <w:ind w:left="200"/>
+        <w:rPr>
+          <w:rFonts w:ascii="Consolas" w:hAnsi="Consolas"/>
+          <w:sz w:val="18"/>
+        </w:rPr>
+      </w:pPr>
+      <w:r>
+        <w:rPr>
+          <w:rFonts w:ascii="Consolas" w:hAnsi="Consolas"/>
+          <w:sz w:val="18"/>
+        </w:rPr>
+        <w:t>}</w:t>
+      </w:r>
+    </w:p>
+    <w:p/>
+    <w:p>
+      <w:r>
+        <w:t>After a successful sign-in the server sets an HttpOnly session cookie and redirects the user to /student or /coordinator, depending on their role.</w:t>
+      </w:r>
+    </w:p>
+    <w:p>
+      <w:pPr>
+        <w:pStyle w:val="Heading2"/>
+      </w:pPr>
+      <w:r>
+        <w:t>Role-Based Access</w:t>
+      </w:r>
+    </w:p>
+    <w:p>
+      <w:r>
+        <w:t>Access is checked on the server at two levels. The proxy redirects any visitor without a session away from /student and /coordinator. Each area's layout then loads the user and checks the role, so that a coordinator cannot open the student area and a student cannot open the dashboard. Every Server Action also checks the role and ownership again before changing data, for example:</w:t>
+      </w:r>
+    </w:p>
+    <w:p>
+      <w:pPr>
+        <w:keepNext/>
+        <w:shd w:val="clear" w:color="auto" w:fill="F3F3F3"/>
+        <w:spacing w:after="0" w:line="240" w:lineRule="auto"/>
+        <w:ind w:left="200"/>
+        <w:rPr>
+          <w:rFonts w:ascii="Consolas" w:hAnsi="Consolas"/>
+          <w:sz w:val="18"/>
+        </w:rPr>
+      </w:pPr>
+      <w:r>
+        <w:rPr>
+          <w:rFonts w:ascii="Consolas" w:hAnsi="Consolas"/>
+          <w:sz w:val="18"/>
+        </w:rPr>
+        <w:t>const entry = await getLogbookEntryById(entryId);</w:t>
+      </w:r>
+    </w:p>
+    <w:p>
+      <w:pPr>
+        <w:keepNext/>
+        <w:shd w:val="clear" w:color="auto" w:fill="F3F3F3"/>
+        <w:spacing w:after="0" w:line="240" w:lineRule="auto"/>
+        <w:ind w:left="200"/>
+        <w:rPr>
+          <w:rFonts w:ascii="Consolas" w:hAnsi="Consolas"/>
+          <w:sz w:val="18"/>
+        </w:rPr>
+      </w:pPr>
+      <w:r>
+        <w:rPr>
+          <w:rFonts w:ascii="Consolas" w:hAnsi="Consolas"/>
+          <w:sz w:val="18"/>
+        </w:rPr>
+        <w:t>if (!entry || entry.studentId !== user.id) {</w:t>
+      </w:r>
+    </w:p>
+    <w:p>
+      <w:pPr>
+        <w:keepNext/>
+        <w:shd w:val="clear" w:color="auto" w:fill="F3F3F3"/>
+        <w:spacing w:after="0" w:line="240" w:lineRule="auto"/>
+        <w:ind w:left="200"/>
+        <w:rPr>
+          <w:rFonts w:ascii="Consolas" w:hAnsi="Consolas"/>
+          <w:sz w:val="18"/>
+        </w:rPr>
+      </w:pPr>
+      <w:r>
+        <w:rPr>
+          <w:rFonts w:ascii="Consolas" w:hAnsi="Consolas"/>
+          <w:sz w:val="18"/>
+        </w:rPr>
+        <w:t xml:space="preserve">  return { error: 'Entry not found.' };</w:t>
+      </w:r>
+    </w:p>
+    <w:p>
+      <w:pPr>
+        <w:shd w:val="clear" w:color="auto" w:fill="F3F3F3"/>
+        <w:spacing w:after="0" w:line="240" w:lineRule="auto"/>
+        <w:ind w:left="200"/>
+        <w:rPr>
+          <w:rFonts w:ascii="Consolas" w:hAnsi="Consolas"/>
+          <w:sz w:val="18"/>
+        </w:rPr>
+      </w:pPr>
+      <w:r>
+        <w:rPr>
+          <w:rFonts w:ascii="Consolas" w:hAnsi="Consolas"/>
+          <w:sz w:val="18"/>
+        </w:rPr>
+        <w:t>}</w:t>
+      </w:r>
+    </w:p>
+    <w:p/>
+    <w:p>
+      <w:pPr>
+        <w:pStyle w:val="Heading2"/>
+      </w:pPr>
+      <w:r>
+        <w:t>Logbook Entries and Evidence Upload</w:t>
+      </w:r>
+    </w:p>
+    <w:p>
+      <w:r>
+        <w:t>createLogbookEntryAction validates the date, description and hours (more than 0 and at most 24) before saving. An evidence file is accepted only if its extension is PDF, PNG, JPG, JPEG or WEBP, and it is saved under a random UUID name so that a user can never choose or overwrite a file name on the server (OWASP Foundation, n.d.c). Files are served through /api/evidence/[fileName], which returns 401 to signed-out visitors and 403 to anyone other than the owning student, a coordinator or a lecturer (FR-13).</w:t>
+      </w:r>
+    </w:p>
+    <w:p>
+      <w:pPr>
+        <w:pStyle w:val="Heading2"/>
+      </w:pPr>
+      <w:r>
+        <w:t>Mentor Verification Tokens</w:t>
+      </w:r>
+    </w:p>
+    <w:p>
+      <w:r>
+        <w:t>When a student submits an entry, the server creates a token from 24 random bytes (48 hexadecimal characters, 192 bits of randomness), which cannot practically be guessed, and sets it to expire after 7 days. The token and the new Pending verification status are saved in one transaction. When the mentor decides, the token is marked as used only if it is still unused, and the entry is updated in the same transaction:</w:t>
+      </w:r>
+    </w:p>
+    <w:p>
+      <w:pPr>
+        <w:keepNext/>
+        <w:shd w:val="clear" w:color="auto" w:fill="F3F3F3"/>
+        <w:spacing w:after="0" w:line="240" w:lineRule="auto"/>
+        <w:ind w:left="200"/>
+        <w:rPr>
+          <w:rFonts w:ascii="Consolas" w:hAnsi="Consolas"/>
+          <w:sz w:val="18"/>
+        </w:rPr>
+      </w:pPr>
+      <w:r>
+        <w:rPr>
+          <w:rFonts w:ascii="Consolas" w:hAnsi="Consolas"/>
+          <w:sz w:val="18"/>
+        </w:rPr>
+        <w:lastRenderedPageBreak/>
+        <w:t>const tokenUpdate = database</w:t>
+      </w:r>
+    </w:p>
+    <w:p>
+      <w:pPr>
+        <w:keepNext/>
+        <w:shd w:val="clear" w:color="auto" w:fill="F3F3F3"/>
+        <w:spacing w:after="0" w:line="240" w:lineRule="auto"/>
+        <w:ind w:left="200"/>
+        <w:rPr>
+          <w:rFonts w:ascii="Consolas" w:hAnsi="Consolas"/>
+          <w:sz w:val="18"/>
+        </w:rPr>
+      </w:pPr>
+      <w:r>
+        <w:rPr>
+          <w:rFonts w:ascii="Consolas" w:hAnsi="Consolas"/>
+          <w:sz w:val="18"/>
+        </w:rPr>
+        <w:t xml:space="preserve">  .prepare(`UPDATE verification_tokens SET used_at = ?, decision = ?</w:t>
+      </w:r>
+    </w:p>
+    <w:p>
+      <w:pPr>
+        <w:keepNext/>
+        <w:shd w:val="clear" w:color="auto" w:fill="F3F3F3"/>
+        <w:spacing w:after="0" w:line="240" w:lineRule="auto"/>
+        <w:ind w:left="200"/>
+        <w:rPr>
+          <w:rFonts w:ascii="Consolas" w:hAnsi="Consolas"/>
+          <w:sz w:val="18"/>
+        </w:rPr>
+      </w:pPr>
+      <w:r>
+        <w:rPr>
+          <w:rFonts w:ascii="Consolas" w:hAnsi="Consolas"/>
+          <w:sz w:val="18"/>
+        </w:rPr>
+        <w:t xml:space="preserve">    WHERE token = ? AND used_at IS NULL`)</w:t>
+      </w:r>
+    </w:p>
+    <w:p>
+      <w:pPr>
+        <w:keepNext/>
+        <w:shd w:val="clear" w:color="auto" w:fill="F3F3F3"/>
+        <w:spacing w:after="0" w:line="240" w:lineRule="auto"/>
+        <w:ind w:left="200"/>
+        <w:rPr>
+          <w:rFonts w:ascii="Consolas" w:hAnsi="Consolas"/>
+          <w:sz w:val="18"/>
+        </w:rPr>
+      </w:pPr>
+      <w:r>
+        <w:rPr>
+          <w:rFonts w:ascii="Consolas" w:hAnsi="Consolas"/>
+          <w:sz w:val="18"/>
+        </w:rPr>
+        <w:t xml:space="preserve">  .run(decidedAt, decision, tokenValue);</w:t>
+      </w:r>
+    </w:p>
+    <w:p>
+      <w:pPr>
+        <w:keepNext/>
+        <w:shd w:val="clear" w:color="auto" w:fill="F3F3F3"/>
+        <w:spacing w:after="0" w:line="240" w:lineRule="auto"/>
+        <w:ind w:left="200"/>
+        <w:rPr>
+          <w:rFonts w:ascii="Consolas" w:hAnsi="Consolas"/>
+          <w:sz w:val="18"/>
+        </w:rPr>
+      </w:pPr>
+      <w:r>
+        <w:rPr>
+          <w:rFonts w:ascii="Consolas" w:hAnsi="Consolas"/>
+          <w:sz w:val="18"/>
+        </w:rPr>
+        <w:t>if (tokenUpdate.changes === 0) {</w:t>
+      </w:r>
+    </w:p>
+    <w:p>
+      <w:pPr>
+        <w:keepNext/>
+        <w:shd w:val="clear" w:color="auto" w:fill="F3F3F3"/>
+        <w:spacing w:after="0" w:line="240" w:lineRule="auto"/>
+        <w:ind w:left="200"/>
+        <w:rPr>
+          <w:rFonts w:ascii="Consolas" w:hAnsi="Consolas"/>
+          <w:sz w:val="18"/>
+        </w:rPr>
+      </w:pPr>
+      <w:r>
+        <w:rPr>
+          <w:rFonts w:ascii="Consolas" w:hAnsi="Consolas"/>
+          <w:sz w:val="18"/>
+        </w:rPr>
+        <w:t xml:space="preserve">  return false; // already used, e.g. a double click</w:t>
+      </w:r>
+    </w:p>
+    <w:p>
+      <w:pPr>
+        <w:shd w:val="clear" w:color="auto" w:fill="F3F3F3"/>
+        <w:spacing w:after="0" w:line="240" w:lineRule="auto"/>
+        <w:ind w:left="200"/>
+        <w:rPr>
+          <w:rFonts w:ascii="Consolas" w:hAnsi="Consolas"/>
+          <w:sz w:val="18"/>
+        </w:rPr>
+      </w:pPr>
+      <w:r>
+        <w:rPr>
+          <w:rFonts w:ascii="Consolas" w:hAnsi="Consolas"/>
+          <w:sz w:val="18"/>
+        </w:rPr>
+        <w:t>}</w:t>
+      </w:r>
+    </w:p>
+    <w:p/>
+    <w:p>
+      <w:pPr>
+        <w:pStyle w:val="Heading2"/>
+      </w:pPr>
+      <w:r>
+        <w:t>Monitoring Dashboard</w:t>
+      </w:r>
+    </w:p>
+    <w:p>
+      <w:r>
+        <w:t>The dashboard calculates each student's status from their entries each time it is displayed. A student with an entry awaiting verification is shown as Awaiting verification; a student with no verified entry, or whose latest verification is more than 14 days old, is shown as Overdue; all other students are On track. Verified hours are the sum of the hours of Verified entries only.</w:t>
+      </w:r>
+    </w:p>
+    <w:p>
+      <w:pPr>
+        <w:pStyle w:val="Heading2"/>
+      </w:pPr>
+      <w:r>
+        <w:t>Database Layer</w:t>
+      </w:r>
+    </w:p>
+    <w:p>
+      <w:r>
+        <w:t>db.ts opens the SQLite file, turns on foreign-key enforcement, applies schema.sql and loads seed.sql if the database is empty. It also provides an inTransaction helper that commits all statements together or rolls them all back. repository.ts contains every SQL query and returns plain TypeScript objects, so pages and actions never contain SQL.</w:t>
+      </w:r>
+    </w:p>
+    <w:p>
+      <w:pPr>
+        <w:pStyle w:val="Heading2"/>
+      </w:pPr>
+      <w:r>
+        <w:t>Known Security Limitation</w:t>
+      </w:r>
+    </w:p>
+    <w:p>
+      <w:r>
+        <w:t>During the security review the team found that the session cookie stores the user's id without a signature. The cookie is HttpOnly, so it cannot be read by JavaScript on the page, but a user who edits the cookie in their own browser could change the id to impersonate another account. This defect is recorded in the Defect Log, and the planned fix is to sign the cookie (or use a random session token stored in the database) so that a modified cookie is rejected. Chapter 5 reports the retest.</w:t>
+      </w:r>
+    </w:p>
+    <w:p>
+      <w:pPr>
+        <w:pStyle w:val="Heading1"/>
+      </w:pPr>
+      <w:r>
+        <w:t>4.8 Version Control</w:t>
+      </w:r>
+    </w:p>
+    <w:p>
+      <w:r>
+        <w:t>The repository on GitHub (https://github.com/Noobey32/TrackWIL) holds both the documentation and the source code. The capstone pack is organised into numbered folders from 00_Project_Administration to 12_Assessment, with the application in 05_Source_Code/trackwil, the design files and diagrams in 04_System_Design_and_Development, and each weekly submission in its own folder.</w:t>
+      </w:r>
+    </w:p>
+    <w:p>
+      <w:pPr>
+        <w:pStyle w:val="Heading2"/>
+      </w:pPr>
+      <w:r>
+        <w:t>Branching and Pull Requests</w:t>
+      </w:r>
+    </w:p>
+    <w:p>
+      <w:r>
+        <w:t>The team agreed that each member creates a branch named after themselves and the task (name/task, for example moe/system-design), finishes the work there, and merges it into main through a pull request so that the others can review it. main is kept as the stable branch.</w:t>
+      </w:r>
+    </w:p>
+    <w:p>
+      <w:pPr>
+        <w:pStyle w:val="Caption"/>
+        <w:keepNext/>
+        <w:rPr>
+          <w:b w:val="0"/>
+        </w:rPr>
+      </w:pPr>
+      <w:r>
+        <w:rPr>
+          <w:b w:val="0"/>
+        </w:rPr>
+        <w:t xml:space="preserve">Table </w:t>
+      </w:r>
+      <w:r>
+        <w:rPr>
+          <w:b w:val="0"/>
+        </w:rPr>
+        <w:fldChar w:fldCharType="begin"/>
+      </w:r>
+      <w:r>
+        <w:rPr>
+          <w:b w:val="0"/>
+        </w:rPr>
+        <w:instrText xml:space="preserve"> SEQ Table \* ARABIC </w:instrText>
+      </w:r>
+      <w:r>
+        <w:rPr>
+          <w:b w:val="0"/>
+        </w:rPr>
+        <w:fldChar w:fldCharType="separate"/>
+      </w:r>
+      <w:r>
+        <w:rPr>
+          <w:b w:val="0"/>
+          <w:noProof/>
+        </w:rPr>
+        <w:t>6</w:t>
+      </w:r>
+      <w:r>
+        <w:rPr>
+          <w:b w:val="0"/>
+        </w:rPr>
+        <w:fldChar w:fldCharType="end"/>
+      </w:r>
+      <w:r>
+        <w:rPr>
+          <w:b w:val="0"/>
+        </w:rPr>
+        <w:t>: Branches in the repository</w:t>
+      </w:r>
+    </w:p>
+    <w:tbl>
+      <w:tblPr>
+        <w:tblStyle w:val="TableGrid"/>
+        <w:tblW w:w="9980" w:type="dxa"/>
+        <w:tblLayout w:type="fixed"/>
+        <w:tblLook w:val="04A0" w:firstRow="1" w:lastRow="0" w:firstColumn="1" w:lastColumn="0" w:noHBand="0" w:noVBand="1"/>
+      </w:tblPr>
+      <w:tblGrid>
+        <w:gridCol w:w="4258"/>
+        <w:gridCol w:w="3762"/>
+        <w:gridCol w:w="1960"/>
+      </w:tblGrid>
+      <w:tr>
+        <w:trPr>
+          <w:cantSplit/>
+          <w:tblHeader/>
+        </w:trPr>
+        <w:tc>
+          <w:tcPr>
+            <w:tcW w:w="4258" w:type="dxa"/>
+            <w:shd w:val="clear" w:color="auto" w:fill="E6E6E6"/>
+          </w:tcPr>
+          <w:p>
+            <w:pPr>
+              <w:spacing w:before="40" w:after="40"/>
+              <w:rPr>
+                <w:b/>
+                <w:sz w:val="20"/>
+              </w:rPr>
+            </w:pPr>
+            <w:r>
+              <w:rPr>
+                <w:b/>
+                <w:sz w:val="20"/>
+              </w:rPr>
+              <w:t>Branch</w:t>
+            </w:r>
+          </w:p>
+        </w:tc>
+        <w:tc>
+          <w:tcPr>
+            <w:tcW w:w="3762" w:type="dxa"/>
+            <w:shd w:val="clear" w:color="auto" w:fill="E6E6E6"/>
+          </w:tcPr>
+          <w:p>
+            <w:pPr>
+              <w:spacing w:before="40" w:after="40"/>
+              <w:rPr>
+                <w:b/>
+                <w:sz w:val="20"/>
+              </w:rPr>
+            </w:pPr>
+            <w:r>
+              <w:rPr>
+                <w:b/>
+                <w:sz w:val="20"/>
+              </w:rPr>
+              <w:t>Purpose</w:t>
+            </w:r>
+          </w:p>
+        </w:tc>
+        <w:tc>
+          <w:tcPr>
+            <w:tcW w:w="1960" w:type="dxa"/>
+            <w:shd w:val="clear" w:color="auto" w:fill="E6E6E6"/>
+          </w:tcPr>
+          <w:p>
+            <w:pPr>
+              <w:spacing w:before="40" w:after="40"/>
+              <w:rPr>
+                <w:b/>
+                <w:sz w:val="20"/>
+              </w:rPr>
+            </w:pPr>
+            <w:r>
+              <w:rPr>
+                <w:b/>
+                <w:sz w:val="20"/>
+              </w:rPr>
+              <w:t>Merged into main</w:t>
+            </w:r>
+          </w:p>
+        </w:tc>
+      </w:tr>
+      <w:tr>
+        <w:trPr>
+          <w:cantSplit/>
+        </w:trPr>
+        <w:tc>
+          <w:tcPr>
+            <w:tcW w:w="4258" w:type="dxa"/>
+          </w:tcPr>
+          <w:p>
+            <w:pPr>
+              <w:spacing w:before="40" w:after="40"/>
+              <w:rPr>
+                <w:sz w:val="20"/>
+              </w:rPr>
+            </w:pPr>
+            <w:r>
+              <w:rPr>
+                <w:sz w:val="20"/>
+              </w:rPr>
+              <w:t>main</w:t>
+            </w:r>
+          </w:p>
+        </w:tc>
+        <w:tc>
+          <w:tcPr>
+            <w:tcW w:w="3762" w:type="dxa"/>
+          </w:tcPr>
+          <w:p>
+            <w:pPr>
+              <w:spacing w:before="40" w:after="40"/>
+              <w:rPr>
+                <w:sz w:val="20"/>
+              </w:rPr>
+            </w:pPr>
+            <w:r>
+              <w:rPr>
+                <w:sz w:val="20"/>
+              </w:rPr>
+              <w:t>Stable, reviewed work</w:t>
+            </w:r>
+          </w:p>
+        </w:tc>
+        <w:tc>
+          <w:tcPr>
+            <w:tcW w:w="1960" w:type="dxa"/>
+          </w:tcPr>
+          <w:p>
+            <w:pPr>
+              <w:spacing w:before="40" w:after="40"/>
+              <w:rPr>
+                <w:sz w:val="20"/>
+              </w:rPr>
+            </w:pPr>
+            <w:r>
+              <w:rPr>
+                <w:sz w:val="20"/>
+              </w:rPr>
+              <w:t>(base branch)</w:t>
+            </w:r>
+          </w:p>
+        </w:tc>
+      </w:tr>
+      <w:tr>
+        <w:trPr>
+          <w:cantSplit/>
+        </w:trPr>
+        <w:tc>
+          <w:tcPr>
+            <w:tcW w:w="4258" w:type="dxa"/>
+          </w:tcPr>
+          <w:p>
+            <w:pPr>
+              <w:spacing w:before="40" w:after="40"/>
+              <w:rPr>
+                <w:sz w:val="20"/>
+              </w:rPr>
+            </w:pPr>
+            <w:r>
+              <w:rPr>
+                <w:sz w:val="20"/>
+              </w:rPr>
+              <w:lastRenderedPageBreak/>
+              <w:t>app-dev</w:t>
+            </w:r>
+          </w:p>
+        </w:tc>
+        <w:tc>
+          <w:tcPr>
+            <w:tcW w:w="3762" w:type="dxa"/>
+          </w:tcPr>
+          <w:p>
+            <w:pPr>
+              <w:spacing w:before="40" w:after="40"/>
+              <w:rPr>
+                <w:sz w:val="20"/>
+              </w:rPr>
+            </w:pPr>
+            <w:r>
+              <w:rPr>
+                <w:sz w:val="20"/>
+              </w:rPr>
+              <w:t>First application development (Next.js scaffold and MVP)</w:t>
+            </w:r>
+          </w:p>
+        </w:tc>
+        <w:tc>
+          <w:tcPr>
+            <w:tcW w:w="1960" w:type="dxa"/>
+          </w:tcPr>
+          <w:p>
+            <w:pPr>
+              <w:spacing w:before="40" w:after="40"/>
+              <w:rPr>
+                <w:sz w:val="20"/>
+              </w:rPr>
+            </w:pPr>
+            <w:r>
+              <w:rPr>
+                <w:sz w:val="20"/>
+              </w:rPr>
+              <w:t>Yes</w:t>
+            </w:r>
+          </w:p>
+        </w:tc>
+      </w:tr>
+      <w:tr>
+        <w:trPr>
+          <w:cantSplit/>
+        </w:trPr>
+        <w:tc>
+          <w:tcPr>
+            <w:tcW w:w="4258" w:type="dxa"/>
+          </w:tcPr>
+          <w:p>
+            <w:pPr>
+              <w:spacing w:before="40" w:after="40"/>
+              <w:rPr>
+                <w:sz w:val="20"/>
+              </w:rPr>
+            </w:pPr>
+            <w:r>
+              <w:rPr>
+                <w:sz w:val="20"/>
+              </w:rPr>
+              <w:t>moe/system-design</w:t>
+            </w:r>
+          </w:p>
+        </w:tc>
+        <w:tc>
+          <w:tcPr>
+            <w:tcW w:w="3762" w:type="dxa"/>
+          </w:tcPr>
+          <w:p>
+            <w:pPr>
+              <w:spacing w:before="40" w:after="40"/>
+              <w:rPr>
+                <w:sz w:val="20"/>
+              </w:rPr>
+            </w:pPr>
+            <w:r>
+              <w:rPr>
+                <w:sz w:val="20"/>
+              </w:rPr>
+              <w:t>UML, ERD and architecture diagrams and the Chapter 4 draft</w:t>
+            </w:r>
+          </w:p>
+        </w:tc>
+        <w:tc>
+          <w:tcPr>
+            <w:tcW w:w="1960" w:type="dxa"/>
+          </w:tcPr>
+          <w:p>
+            <w:pPr>
+              <w:spacing w:before="40" w:after="40"/>
+              <w:rPr>
+                <w:sz w:val="20"/>
+              </w:rPr>
+            </w:pPr>
+            <w:r>
+              <w:rPr>
+                <w:sz w:val="20"/>
+              </w:rPr>
+              <w:t>Yes</w:t>
+            </w:r>
+          </w:p>
+        </w:tc>
+      </w:tr>
+      <w:tr>
+        <w:trPr>
+          <w:cantSplit/>
+        </w:trPr>
+        <w:tc>
+          <w:tcPr>
+            <w:tcW w:w="4258" w:type="dxa"/>
+          </w:tcPr>
+          <w:p>
+            <w:pPr>
+              <w:spacing w:before="40" w:after="40"/>
+              <w:rPr>
+                <w:sz w:val="20"/>
+              </w:rPr>
+            </w:pPr>
+            <w:r>
+              <w:rPr>
+                <w:sz w:val="20"/>
+              </w:rPr>
+              <w:t>gedion/SRS_Documents_Chapter_3</w:t>
+            </w:r>
+          </w:p>
+        </w:tc>
+        <w:tc>
+          <w:tcPr>
+            <w:tcW w:w="3762" w:type="dxa"/>
+          </w:tcPr>
+          <w:p>
+            <w:pPr>
+              <w:spacing w:before="40" w:after="40"/>
+              <w:rPr>
+                <w:sz w:val="20"/>
+              </w:rPr>
+            </w:pPr>
+            <w:r>
+              <w:rPr>
+                <w:sz w:val="20"/>
+              </w:rPr>
+              <w:t>Software Requirements Specification and Chapter 3</w:t>
+            </w:r>
+          </w:p>
+        </w:tc>
+        <w:tc>
+          <w:tcPr>
+            <w:tcW w:w="1960" w:type="dxa"/>
+          </w:tcPr>
+          <w:p>
+            <w:pPr>
+              <w:spacing w:before="40" w:after="40"/>
+              <w:rPr>
+                <w:sz w:val="20"/>
+              </w:rPr>
+            </w:pPr>
+            <w:r>
+              <w:rPr>
+                <w:sz w:val="20"/>
+              </w:rPr>
+              <w:t>Pull request #2</w:t>
+            </w:r>
+          </w:p>
+        </w:tc>
+      </w:tr>
+      <w:tr>
+        <w:trPr>
+          <w:cantSplit/>
+        </w:trPr>
+        <w:tc>
+          <w:tcPr>
+            <w:tcW w:w="4258" w:type="dxa"/>
+          </w:tcPr>
+          <w:p>
+            <w:pPr>
+              <w:spacing w:before="40" w:after="40"/>
+              <w:rPr>
+                <w:sz w:val="20"/>
+              </w:rPr>
+            </w:pPr>
+            <w:r>
+              <w:rPr>
+                <w:sz w:val="20"/>
+              </w:rPr>
+              <w:t>Dylan/Revise-chapters-1-and-2</w:t>
+            </w:r>
+          </w:p>
+        </w:tc>
+        <w:tc>
+          <w:tcPr>
+            <w:tcW w:w="3762" w:type="dxa"/>
+          </w:tcPr>
+          <w:p>
+            <w:pPr>
+              <w:spacing w:before="40" w:after="40"/>
+              <w:rPr>
+                <w:sz w:val="20"/>
+              </w:rPr>
+            </w:pPr>
+            <w:r>
+              <w:rPr>
+                <w:sz w:val="20"/>
+              </w:rPr>
+              <w:t>Revisions to Chapters 1 and 2 after Week 2 feedback</w:t>
+            </w:r>
+          </w:p>
+        </w:tc>
+        <w:tc>
+          <w:tcPr>
+            <w:tcW w:w="1960" w:type="dxa"/>
+          </w:tcPr>
+          <w:p>
+            <w:pPr>
+              <w:spacing w:before="40" w:after="40"/>
+              <w:rPr>
+                <w:sz w:val="20"/>
+              </w:rPr>
+            </w:pPr>
+            <w:r>
+              <w:rPr>
+                <w:sz w:val="20"/>
+              </w:rPr>
+              <w:t>Yes</w:t>
+            </w:r>
+          </w:p>
+        </w:tc>
+      </w:tr>
+      <w:tr>
+        <w:trPr>
+          <w:cantSplit/>
+        </w:trPr>
+        <w:tc>
+          <w:tcPr>
+            <w:tcW w:w="4258" w:type="dxa"/>
+          </w:tcPr>
+          <w:p>
+            <w:pPr>
+              <w:spacing w:before="40" w:after="40"/>
+              <w:rPr>
+                <w:sz w:val="20"/>
+              </w:rPr>
+            </w:pPr>
+            <w:r>
+              <w:rPr>
+                <w:sz w:val="20"/>
+              </w:rPr>
+              <w:t>gedion/Final_Changes_Week_3_Submission</w:t>
+            </w:r>
+          </w:p>
+        </w:tc>
+        <w:tc>
+          <w:tcPr>
+            <w:tcW w:w="3762" w:type="dxa"/>
+          </w:tcPr>
+          <w:p>
+            <w:pPr>
+              <w:spacing w:before="40" w:after="40"/>
+              <w:rPr>
+                <w:sz w:val="20"/>
+              </w:rPr>
+            </w:pPr>
+            <w:r>
+              <w:rPr>
+                <w:sz w:val="20"/>
+              </w:rPr>
+              <w:t>Week 3 submission compilation</w:t>
+            </w:r>
+          </w:p>
+        </w:tc>
+        <w:tc>
+          <w:tcPr>
+            <w:tcW w:w="1960" w:type="dxa"/>
+          </w:tcPr>
+          <w:p>
+            <w:pPr>
+              <w:spacing w:before="40" w:after="40"/>
+              <w:rPr>
+                <w:sz w:val="20"/>
+              </w:rPr>
+            </w:pPr>
+            <w:r>
+              <w:rPr>
+                <w:sz w:val="20"/>
+              </w:rPr>
+              <w:t>Pull request #3</w:t>
+            </w:r>
+          </w:p>
+        </w:tc>
+      </w:tr>
+      <w:tr>
+        <w:trPr>
+          <w:cantSplit/>
+        </w:trPr>
+        <w:tc>
+          <w:tcPr>
+            <w:tcW w:w="4258" w:type="dxa"/>
+          </w:tcPr>
+          <w:p>
+            <w:pPr>
+              <w:spacing w:before="40" w:after="40"/>
+              <w:rPr>
+                <w:sz w:val="20"/>
+              </w:rPr>
+            </w:pPr>
+            <w:r>
+              <w:rPr>
+                <w:sz w:val="20"/>
+              </w:rPr>
+              <w:t>sihle-trackwil</w:t>
+            </w:r>
+          </w:p>
+        </w:tc>
+        <w:tc>
+          <w:tcPr>
+            <w:tcW w:w="3762" w:type="dxa"/>
+          </w:tcPr>
+          <w:p>
+            <w:pPr>
+              <w:spacing w:before="40" w:after="40"/>
+              <w:rPr>
+                <w:sz w:val="20"/>
+              </w:rPr>
+            </w:pPr>
+            <w:r>
+              <w:rPr>
+                <w:sz w:val="20"/>
+              </w:rPr>
+              <w:t>Chapter 5, test plan and test cases</w:t>
+            </w:r>
+          </w:p>
+        </w:tc>
+        <w:tc>
+          <w:tcPr>
+            <w:tcW w:w="1960" w:type="dxa"/>
+          </w:tcPr>
+          <w:p>
+            <w:pPr>
+              <w:spacing w:before="40" w:after="40"/>
+              <w:rPr>
+                <w:sz w:val="20"/>
+              </w:rPr>
+            </w:pPr>
+            <w:r>
+              <w:rPr>
+                <w:sz w:val="20"/>
+              </w:rPr>
+              <w:t>Pull request #4</w:t>
+            </w:r>
+          </w:p>
+        </w:tc>
+      </w:tr>
+      <w:tr>
+        <w:trPr>
+          <w:cantSplit/>
+        </w:trPr>
+        <w:tc>
+          <w:tcPr>
+            <w:tcW w:w="4258" w:type="dxa"/>
+          </w:tcPr>
+          <w:p>
+            <w:pPr>
+              <w:spacing w:before="40" w:after="40"/>
+              <w:rPr>
+                <w:sz w:val="20"/>
+              </w:rPr>
+            </w:pPr>
+            <w:r>
+              <w:rPr>
+                <w:sz w:val="20"/>
+              </w:rPr>
+              <w:t>gedion/sqlite-database</w:t>
+            </w:r>
+          </w:p>
+        </w:tc>
+        <w:tc>
+          <w:tcPr>
+            <w:tcW w:w="3762" w:type="dxa"/>
+          </w:tcPr>
+          <w:p>
+            <w:pPr>
+              <w:spacing w:before="40" w:after="40"/>
+              <w:rPr>
+                <w:sz w:val="20"/>
+              </w:rPr>
+            </w:pPr>
+            <w:r>
+              <w:rPr>
+                <w:sz w:val="20"/>
+              </w:rPr>
+              <w:t>Replace JSON storage with the SQLite database</w:t>
+            </w:r>
+          </w:p>
+        </w:tc>
+        <w:tc>
+          <w:tcPr>
+            <w:tcW w:w="1960" w:type="dxa"/>
+          </w:tcPr>
+          <w:p>
+            <w:pPr>
+              <w:spacing w:before="40" w:after="40"/>
+              <w:rPr>
+                <w:sz w:val="20"/>
+              </w:rPr>
+            </w:pPr>
+            <w:r>
+              <w:rPr>
+                <w:sz w:val="20"/>
+              </w:rPr>
+              <w:t>Pull request #5</w:t>
+            </w:r>
+          </w:p>
+        </w:tc>
+      </w:tr>
+      <w:tr>
+        <w:trPr>
+          <w:cantSplit/>
+        </w:trPr>
+        <w:tc>
+          <w:tcPr>
+            <w:tcW w:w="4258" w:type="dxa"/>
+          </w:tcPr>
+          <w:p>
+            <w:pPr>
+              <w:spacing w:before="40" w:after="40"/>
+              <w:rPr>
+                <w:sz w:val="20"/>
+              </w:rPr>
+            </w:pPr>
+            <w:r>
+              <w:rPr>
+                <w:sz w:val="20"/>
+              </w:rPr>
+              <w:t>gedion/docs-match-build</w:t>
+            </w:r>
+          </w:p>
+        </w:tc>
+        <w:tc>
+          <w:tcPr>
+            <w:tcW w:w="3762" w:type="dxa"/>
+          </w:tcPr>
+          <w:p>
+            <w:pPr>
+              <w:spacing w:before="40" w:after="40"/>
+              <w:rPr>
+                <w:sz w:val="20"/>
+              </w:rPr>
+            </w:pPr>
+            <w:r>
+              <w:rPr>
+                <w:sz w:val="20"/>
+              </w:rPr>
+              <w:t>Update the documentation to match the final build</w:t>
+            </w:r>
+          </w:p>
+        </w:tc>
+        <w:tc>
+          <w:tcPr>
+            <w:tcW w:w="1960" w:type="dxa"/>
+          </w:tcPr>
+          <w:p>
+            <w:pPr>
+              <w:spacing w:before="40" w:after="40"/>
+              <w:rPr>
+                <w:sz w:val="20"/>
+              </w:rPr>
+            </w:pPr>
+            <w:r>
+              <w:rPr>
+                <w:sz w:val="20"/>
+              </w:rPr>
+              <w:t>Pull request (Week 4)</w:t>
+            </w:r>
+          </w:p>
+        </w:tc>
+      </w:tr>
+    </w:tbl>
+    <w:p/>
+    <w:p>
+      <w:pPr>
+        <w:pStyle w:val="Heading2"/>
+      </w:pPr>
+      <w:r>
+        <w:t>Contribution by Member</w:t>
+      </w:r>
+    </w:p>
+    <w:p>
+      <w:pPr>
+        <w:pStyle w:val="Caption"/>
+        <w:keepNext/>
+        <w:rPr>
+          <w:b w:val="0"/>
+        </w:rPr>
+      </w:pPr>
+      <w:r>
+        <w:rPr>
+          <w:b w:val="0"/>
+        </w:rPr>
+        <w:t xml:space="preserve">Table </w:t>
+      </w:r>
+      <w:r>
+        <w:rPr>
+          <w:b w:val="0"/>
+        </w:rPr>
+        <w:fldChar w:fldCharType="begin"/>
+      </w:r>
+      <w:r>
+        <w:rPr>
+          <w:b w:val="0"/>
+        </w:rPr>
+        <w:instrText xml:space="preserve"> SEQ Table \* ARABIC </w:instrText>
+      </w:r>
+      <w:r>
+        <w:rPr>
+          <w:b w:val="0"/>
+        </w:rPr>
+        <w:fldChar w:fldCharType="separate"/>
+      </w:r>
+      <w:r>
+        <w:rPr>
+          <w:b w:val="0"/>
+          <w:noProof/>
+        </w:rPr>
+        <w:t>7</w:t>
+      </w:r>
+      <w:r>
+        <w:rPr>
+          <w:b w:val="0"/>
+        </w:rPr>
+        <w:fldChar w:fldCharType="end"/>
+      </w:r>
+      <w:r>
+        <w:rPr>
+          <w:b w:val="0"/>
+        </w:rPr>
+        <w:t>: Commits and main contributions by member (at the time of writing)</w:t>
+      </w:r>
+    </w:p>
+    <w:tbl>
+      <w:tblPr>
+        <w:tblStyle w:val="TableGrid"/>
+        <w:tblW w:w="9980" w:type="dxa"/>
+        <w:tblLayout w:type="fixed"/>
+        <w:tblLook w:val="04A0" w:firstRow="1" w:lastRow="0" w:firstColumn="1" w:lastColumn="0" w:noHBand="0" w:noVBand="1"/>
+      </w:tblPr>
+      <w:tblGrid>
+        <w:gridCol w:w="2144"/>
+        <w:gridCol w:w="2031"/>
+        <w:gridCol w:w="1459"/>
+        <w:gridCol w:w="4346"/>
+      </w:tblGrid>
+      <w:tr>
+        <w:trPr>
+          <w:cantSplit/>
+          <w:tblHeader/>
+        </w:trPr>
+        <w:tc>
+          <w:tcPr>
+            <w:tcW w:w="2144" w:type="dxa"/>
+            <w:shd w:val="clear" w:color="auto" w:fill="E6E6E6"/>
+          </w:tcPr>
+          <w:p>
+            <w:pPr>
+              <w:keepNext/>
+              <w:spacing w:before="40" w:after="40"/>
+              <w:rPr>
+                <w:b/>
+                <w:sz w:val="20"/>
+              </w:rPr>
+            </w:pPr>
+            <w:r>
+              <w:rPr>
+                <w:b/>
+                <w:sz w:val="20"/>
+              </w:rPr>
+              <w:t>Member</w:t>
+            </w:r>
+          </w:p>
+        </w:tc>
+        <w:tc>
+          <w:tcPr>
+            <w:tcW w:w="2031" w:type="dxa"/>
+            <w:shd w:val="clear" w:color="auto" w:fill="E6E6E6"/>
+          </w:tcPr>
+          <w:p>
+            <w:pPr>
+              <w:keepNext/>
+              <w:spacing w:before="40" w:after="40"/>
+              <w:rPr>
+                <w:b/>
+                <w:sz w:val="20"/>
+              </w:rPr>
+            </w:pPr>
+            <w:r>
+              <w:rPr>
+                <w:b/>
+                <w:sz w:val="20"/>
+              </w:rPr>
+              <w:t>GitHub account</w:t>
+            </w:r>
+          </w:p>
+        </w:tc>
+        <w:tc>
+          <w:tcPr>
+            <w:tcW w:w="1459" w:type="dxa"/>
+            <w:shd w:val="clear" w:color="auto" w:fill="E6E6E6"/>
+          </w:tcPr>
+          <w:p>
+            <w:pPr>
+              <w:keepNext/>
+              <w:spacing w:before="40" w:after="40"/>
+              <w:rPr>
+                <w:b/>
+                <w:sz w:val="20"/>
+              </w:rPr>
+            </w:pPr>
+            <w:r>
+              <w:rPr>
+                <w:b/>
+                <w:sz w:val="20"/>
+              </w:rPr>
+              <w:t>Commits</w:t>
+            </w:r>
+          </w:p>
+        </w:tc>
+        <w:tc>
+          <w:tcPr>
+            <w:tcW w:w="4346" w:type="dxa"/>
+            <w:shd w:val="clear" w:color="auto" w:fill="E6E6E6"/>
+          </w:tcPr>
+          <w:p>
+            <w:pPr>
+              <w:keepNext/>
+              <w:spacing w:before="40" w:after="40"/>
+              <w:rPr>
+                <w:b/>
+                <w:sz w:val="20"/>
+              </w:rPr>
+            </w:pPr>
+            <w:r>
+              <w:rPr>
+                <w:b/>
+                <w:sz w:val="20"/>
+              </w:rPr>
+              <w:t>Main contributions shown in the history</w:t>
+            </w:r>
+          </w:p>
+        </w:tc>
+      </w:tr>
+      <w:tr>
+        <w:trPr>
+          <w:cantSplit/>
+        </w:trPr>
+        <w:tc>
+          <w:tcPr>
+            <w:tcW w:w="2144" w:type="dxa"/>
+          </w:tcPr>
+          <w:p>
+            <w:pPr>
+              <w:keepNext/>
+              <w:spacing w:before="40" w:after="40"/>
+              <w:rPr>
+                <w:sz w:val="20"/>
+              </w:rPr>
+            </w:pPr>
+            <w:r>
+              <w:rPr>
+                <w:sz w:val="20"/>
+              </w:rPr>
+              <w:t>Willem (Gedion) Basson</w:t>
+            </w:r>
+          </w:p>
+        </w:tc>
+        <w:tc>
+          <w:tcPr>
+            <w:tcW w:w="2031" w:type="dxa"/>
+          </w:tcPr>
+          <w:p>
+            <w:pPr>
+              <w:keepNext/>
+              <w:spacing w:before="40" w:after="40"/>
+              <w:rPr>
+                <w:sz w:val="20"/>
+              </w:rPr>
+            </w:pPr>
+            <w:r>
+              <w:rPr>
+                <w:sz w:val="20"/>
+              </w:rPr>
+              <w:t>Gedion / Gedion Basson</w:t>
+            </w:r>
+          </w:p>
+        </w:tc>
+        <w:tc>
+          <w:tcPr>
+            <w:tcW w:w="1459" w:type="dxa"/>
+          </w:tcPr>
+          <w:p>
+            <w:pPr>
+              <w:keepNext/>
+              <w:spacing w:before="40" w:after="40"/>
+              <w:rPr>
+                <w:sz w:val="20"/>
+              </w:rPr>
+            </w:pPr>
+            <w:r>
+              <w:rPr>
+                <w:sz w:val="20"/>
+              </w:rPr>
+              <w:t>20</w:t>
+            </w:r>
+          </w:p>
+        </w:tc>
+        <w:tc>
+          <w:tcPr>
+            <w:tcW w:w="4346" w:type="dxa"/>
+          </w:tcPr>
+          <w:p>
+            <w:pPr>
+              <w:keepNext/>
+              <w:spacing w:before="40" w:after="40"/>
+              <w:rPr>
+                <w:sz w:val="20"/>
+              </w:rPr>
+            </w:pPr>
+            <w:r>
+              <w:rPr>
+                <w:sz w:val="20"/>
+              </w:rPr>
+              <w:t>Project proposal and topic acceptance; administration folder (00); repository structure; SRS and Chapter 3; Week 2 and Week 3 submission compilation; SQLite database migration; merging pull requests #2, #3 and #5</w:t>
+            </w:r>
+          </w:p>
+        </w:tc>
+      </w:tr>
+      <w:tr>
+        <w:trPr>
+          <w:cantSplit/>
+        </w:trPr>
+        <w:tc>
+          <w:tcPr>
+            <w:tcW w:w="2144" w:type="dxa"/>
+          </w:tcPr>
+          <w:p>
+            <w:pPr>
+              <w:keepNext/>
+              <w:spacing w:before="40" w:after="40"/>
+              <w:rPr>
+                <w:sz w:val="20"/>
+              </w:rPr>
+            </w:pPr>
+            <w:r>
+              <w:rPr>
+                <w:sz w:val="20"/>
+              </w:rPr>
+              <w:t>Moegammad Green</w:t>
+            </w:r>
+          </w:p>
+        </w:tc>
+        <w:tc>
+          <w:tcPr>
+            <w:tcW w:w="2031" w:type="dxa"/>
+          </w:tcPr>
+          <w:p>
+            <w:pPr>
+              <w:keepNext/>
+              <w:spacing w:before="40" w:after="40"/>
+              <w:rPr>
+                <w:sz w:val="20"/>
+              </w:rPr>
+            </w:pPr>
+            <w:r>
+              <w:rPr>
+                <w:sz w:val="20"/>
+              </w:rPr>
+              <w:t>Moe</w:t>
+            </w:r>
+          </w:p>
+        </w:tc>
+        <w:tc>
+          <w:tcPr>
+            <w:tcW w:w="1459" w:type="dxa"/>
+          </w:tcPr>
+          <w:p>
+            <w:pPr>
+              <w:keepNext/>
+              <w:spacing w:before="40" w:after="40"/>
+              <w:rPr>
+                <w:sz w:val="20"/>
+              </w:rPr>
+            </w:pPr>
+            <w:r>
+              <w:rPr>
+                <w:sz w:val="20"/>
+              </w:rPr>
+              <w:t>16</w:t>
+            </w:r>
+          </w:p>
+        </w:tc>
+        <w:tc>
+          <w:tcPr>
+            <w:tcW w:w="4346" w:type="dxa"/>
+          </w:tcPr>
+          <w:p>
+            <w:pPr>
+              <w:keepNext/>
+              <w:spacing w:before="40" w:after="40"/>
+              <w:rPr>
+                <w:sz w:val="20"/>
+              </w:rPr>
+            </w:pPr>
+            <w:r>
+              <w:rPr>
+                <w:sz w:val="20"/>
+              </w:rPr>
+              <w:t>Next.js scaffold and MVP; JSON storage and mentor verification; student sign-up validation; code documentation; draw.io diagrams; Chapter 4 draft; project charter and work plan</w:t>
+            </w:r>
+          </w:p>
+        </w:tc>
+      </w:tr>
+      <w:tr>
+        <w:trPr>
+          <w:cantSplit/>
+        </w:trPr>
+        <w:tc>
+          <w:tcPr>
+            <w:tcW w:w="2144" w:type="dxa"/>
+          </w:tcPr>
+          <w:p>
+            <w:pPr>
+              <w:keepNext/>
+              <w:spacing w:before="40" w:after="40"/>
+              <w:rPr>
+                <w:sz w:val="20"/>
+              </w:rPr>
+            </w:pPr>
+            <w:r>
+              <w:rPr>
+                <w:sz w:val="20"/>
+              </w:rPr>
+              <w:t>Dylan Shepard</w:t>
+            </w:r>
+          </w:p>
+        </w:tc>
+        <w:tc>
+          <w:tcPr>
+            <w:tcW w:w="2031" w:type="dxa"/>
+          </w:tcPr>
+          <w:p>
+            <w:pPr>
+              <w:keepNext/>
+              <w:spacing w:before="40" w:after="40"/>
+              <w:rPr>
+                <w:sz w:val="20"/>
+              </w:rPr>
+            </w:pPr>
+            <w:r>
+              <w:rPr>
+                <w:sz w:val="20"/>
+              </w:rPr>
+              <w:t>FyreGH</w:t>
+            </w:r>
+          </w:p>
+        </w:tc>
+        <w:tc>
+          <w:tcPr>
+            <w:tcW w:w="1459" w:type="dxa"/>
+          </w:tcPr>
+          <w:p>
+            <w:pPr>
+              <w:keepNext/>
+              <w:spacing w:before="40" w:after="40"/>
+              <w:rPr>
+                <w:sz w:val="20"/>
+              </w:rPr>
+            </w:pPr>
+            <w:r>
+              <w:rPr>
+                <w:sz w:val="20"/>
+              </w:rPr>
+              <w:t>12</w:t>
+            </w:r>
+          </w:p>
+        </w:tc>
+        <w:tc>
+          <w:tcPr>
+            <w:tcW w:w="4346" w:type="dxa"/>
+          </w:tcPr>
+          <w:p>
+            <w:pPr>
+              <w:keepNext/>
+              <w:spacing w:before="40" w:after="40"/>
+              <w:rPr>
+                <w:sz w:val="20"/>
+              </w:rPr>
+            </w:pPr>
+            <w:r>
+              <w:rPr>
+                <w:sz w:val="20"/>
+              </w:rPr>
+              <w:t>Chapter 2 literature review and review matrix; reference list; formatting of Chapters 1–3; revised Chapters 1 and 2 table; Week 3 submission folder</w:t>
+            </w:r>
+          </w:p>
+        </w:tc>
+      </w:tr>
+      <w:tr>
+        <w:trPr>
+          <w:cantSplit/>
+        </w:trPr>
+        <w:tc>
+          <w:tcPr>
+            <w:tcW w:w="2144" w:type="dxa"/>
+          </w:tcPr>
+          <w:p>
+            <w:pPr>
+              <w:spacing w:before="40" w:after="40"/>
+              <w:rPr>
+                <w:sz w:val="20"/>
+              </w:rPr>
+            </w:pPr>
+            <w:r>
+              <w:rPr>
+                <w:sz w:val="20"/>
+              </w:rPr>
+              <w:t>Sihle Kayise</w:t>
+            </w:r>
+          </w:p>
+        </w:tc>
+        <w:tc>
+          <w:tcPr>
+            <w:tcW w:w="2031" w:type="dxa"/>
+          </w:tcPr>
+          <w:p>
+            <w:pPr>
+              <w:spacing w:before="40" w:after="40"/>
+              <w:rPr>
+                <w:sz w:val="20"/>
+              </w:rPr>
+            </w:pPr>
+            <w:r>
+              <w:rPr>
+                <w:sz w:val="20"/>
+              </w:rPr>
+              <w:t>Sihle Kayise / sihle588</w:t>
+            </w:r>
+          </w:p>
+        </w:tc>
+        <w:tc>
+          <w:tcPr>
+            <w:tcW w:w="1459" w:type="dxa"/>
+          </w:tcPr>
+          <w:p>
+            <w:pPr>
+              <w:spacing w:before="40" w:after="40"/>
+              <w:rPr>
+                <w:sz w:val="20"/>
+              </w:rPr>
+            </w:pPr>
+            <w:r>
+              <w:rPr>
+                <w:sz w:val="20"/>
+              </w:rPr>
+              <w:t>4</w:t>
+            </w:r>
+          </w:p>
+        </w:tc>
+        <w:tc>
+          <w:tcPr>
+            <w:tcW w:w="4346" w:type="dxa"/>
+          </w:tcPr>
+          <w:p>
+            <w:pPr>
+              <w:spacing w:before="40" w:after="40"/>
+              <w:rPr>
+                <w:sz w:val="20"/>
+              </w:rPr>
+            </w:pPr>
+            <w:r>
+              <w:rPr>
+                <w:sz w:val="20"/>
+              </w:rPr>
+              <w:t>Chapter 1 and Chapter 3 uploads; Chapter 5 draft, test plan and test cases; pull request #4</w:t>
+            </w:r>
+          </w:p>
+        </w:tc>
+      </w:tr>
+    </w:tbl>
+    <w:p/>
+    <w:p>
+      <w:pPr>
+        <w:keepNext/>
+        <w:jc w:val="center"/>
+      </w:pPr>
+      <w:r>
+        <w:rPr>
+          <w:noProof/>
+        </w:rPr>
         <w:drawing>
-          <wp:inline distT="0" distB="0" distL="0" distR="0" wp14:anchorId="70BFF612" wp14:editId="2C8871C0">
+          <wp:inline distT="0" distB="0" distL="0" distR="0" wp14:anchorId="130E8697" wp14:editId="22479539">
             <wp:extent cx="6332220" cy="1897380"/>
-            <wp:effectExtent l="0" t="0" r="0" b="7620"/>
-            <wp:docPr id="2006561188" name="Picture 1"/>
+            <wp:effectExtent l="19050" t="19050" r="11430" b="26670"/>
+            <wp:docPr id="107012159" name="Picture 13"/>
             <wp:cNvGraphicFramePr>
               <a:graphicFrameLocks xmlns:a="http://schemas.openxmlformats.org/drawingml/2006/main" noChangeAspect="1"/>
             </wp:cNvGraphicFramePr>
@@ -1379,11 +6311,11 @@
               <a:graphicData uri="http://schemas.openxmlformats.org/drawingml/2006/picture">
                 <pic:pic xmlns:pic="http://schemas.openxmlformats.org/drawingml/2006/picture">
                   <pic:nvPicPr>
-                    <pic:cNvPr id="2006561188" name=""/>
+                    <pic:cNvPr id="107012159" name=""/>
                     <pic:cNvPicPr/>
                   </pic:nvPicPr>
                   <pic:blipFill>
-                    <a:blip r:embed="rId15"/>
+                    <a:blip r:embed="rId20"/>
                     <a:stretch>
                       <a:fillRect/>
                     </a:stretch>
@@ -1396,6 +6328,11 @@
                     <a:prstGeom prst="rect">
                       <a:avLst/>
                     </a:prstGeom>
+                    <a:ln w="9525">
+                      <a:solidFill>
+                        <a:srgbClr val="BFBFBF"/>
+                      </a:solidFill>
+                    </a:ln>
                   </pic:spPr>
                 </pic:pic>
               </a:graphicData>
@@ -1406,127 +6343,99 @@
     </w:p>
     <w:p>
       <w:pPr>
-        <w:rPr>
-          <w:rFonts w:asciiTheme="majorHAnsi" w:eastAsiaTheme="majorEastAsia" w:hAnsiTheme="majorHAnsi" w:cstheme="majorBidi"/>
-          <w:b/>
-          <w:bCs/>
-          <w:color w:val="365F91" w:themeColor="accent1" w:themeShade="BF"/>
-          <w:sz w:val="30"/>
-          <w:szCs w:val="28"/>
-        </w:rPr>
-      </w:pPr>
-      <w:r>
-        <w:br w:type="page"/>
+        <w:pStyle w:val="Caption"/>
+        <w:rPr>
+          <w:b w:val="0"/>
+        </w:rPr>
+      </w:pPr>
+      <w:r>
+        <w:rPr>
+          <w:b w:val="0"/>
+        </w:rPr>
+        <w:t xml:space="preserve">Figure </w:t>
+      </w:r>
+      <w:r>
+        <w:rPr>
+          <w:b w:val="0"/>
+        </w:rPr>
+        <w:fldChar w:fldCharType="begin"/>
+      </w:r>
+      <w:r>
+        <w:rPr>
+          <w:b w:val="0"/>
+        </w:rPr>
+        <w:instrText xml:space="preserve"> SEQ Figure \* ARABIC </w:instrText>
+      </w:r>
+      <w:r>
+        <w:rPr>
+          <w:b w:val="0"/>
+        </w:rPr>
+        <w:fldChar w:fldCharType="separate"/>
+      </w:r>
+      <w:r>
+        <w:rPr>
+          <w:b w:val="0"/>
+          <w:noProof/>
+        </w:rPr>
+        <w:t>13</w:t>
+      </w:r>
+      <w:r>
+        <w:rPr>
+          <w:b w:val="0"/>
+        </w:rPr>
+        <w:fldChar w:fldCharType="end"/>
+      </w:r>
+      <w:r>
+        <w:rPr>
+          <w:b w:val="0"/>
+        </w:rPr>
+        <w:t>: Collaborators on the GitHub repository</w:t>
       </w:r>
     </w:p>
     <w:p>
-      <w:pPr>
-        <w:pStyle w:val="Heading1"/>
-      </w:pPr>
-      <w:r>
-        <w:lastRenderedPageBreak/>
-        <w:t>4.9 Chapter Summary</w:t>
+      <w:r>
+        <w:t>The commit history shows work on 7, 8, 9, 12, 14, 15 and 22 October 2026, spread across the project rather than in one final upload. The team recognises that the number of commits differs between members, and the Individual Contribution Forms explain each member's work in more detail, with references to specific commits and files.</w:t>
       </w:r>
     </w:p>
     <w:p>
-      <w:r>
-        <w:t>Summarise the implemented system and prepare for testing.</w:t>
+      <w:pPr>
+        <w:pStyle w:val="Heading1"/>
+      </w:pPr>
+      <w:r>
+        <w:t>4.9 Chapter Summary</w:t>
       </w:r>
     </w:p>
     <w:p>
       <w:r>
-        <w:t xml:space="preserve">Core features </w:t>
-      </w:r>
-      <w:r>
-        <w:t>implemented</w:t>
-      </w:r>
-      <w:r>
-        <w:t>:</w:t>
+        <w:t>This chapter presented TrackWIL's three-layer Next.js architecture, the use case, class, activity and sequence diagrams, the normalised SQLite database design and the user interface with its usability decisions. It described the development environment and the implementation of authentication, role-based access, evidence upload, one-time verification tokens, the monitoring dashboard and the database layer, and it recorded one known security limitation that will be fixed and retested. Finally, it summarised the repository structure, branches, pull requests and each member's contribution.</w:t>
       </w:r>
     </w:p>
     <w:p>
-      <w:pPr>
-        <w:pStyle w:val="ListParagraph"/>
-        <w:numPr>
-          <w:ilvl w:val="0"/>
-          <w:numId w:val="13"/>
-        </w:numPr>
-      </w:pPr>
-      <w:r>
-        <w:t>Student logbook entry with optional evidence upload</w:t>
+      <w:r>
+        <w:t>The core features implemented are: student sign-up and sign-in; logbook entries with optional evidence; verified hours against required hours; submission for verification with a 7-day one-time link; mentor approval or rejection without an account; and the coordinator and lecturer dashboard. Chapter 5 tests these features against the requirements.</w:t>
       </w:r>
     </w:p>
     <w:p>
       <w:pPr>
-        <w:pStyle w:val="ListParagraph"/>
-        <w:numPr>
-          <w:ilvl w:val="0"/>
-          <w:numId w:val="13"/>
-        </w:numPr>
-      </w:pPr>
-      <w:r>
-        <w:t>Verified hours against the required total on the student dashboard</w:t>
+        <w:pStyle w:val="Heading1"/>
+      </w:pPr>
+      <w:r>
+        <w:t>References</w:t>
       </w:r>
     </w:p>
     <w:p>
-      <w:pPr>
-        <w:pStyle w:val="ListParagraph"/>
-        <w:numPr>
-          <w:ilvl w:val="0"/>
-          <w:numId w:val="13"/>
-        </w:numPr>
-      </w:pPr>
-      <w:r>
-        <w:t>Submit for verification and a mentor link (7-day token)</w:t>
+      <w:r>
+        <w:t>OWASP Foundation (n.d.a) Password Storage Cheat Sheet. Available at: https://cheatsheetseries.owasp.org/cheatsheets/Password_Storage_Cheat_Sheet.html (Accessed: 22 October 2026).</w:t>
       </w:r>
     </w:p>
     <w:p>
-      <w:pPr>
-        <w:pStyle w:val="ListParagraph"/>
-        <w:numPr>
-          <w:ilvl w:val="0"/>
-          <w:numId w:val="13"/>
-        </w:numPr>
-      </w:pPr>
-      <w:r>
-        <w:t>Mentors</w:t>
-      </w:r>
-      <w:r>
-        <w:t xml:space="preserve"> approve or reject on a public URL, no login</w:t>
-      </w:r>
-    </w:p>
-    <w:p>
-      <w:pPr>
-        <w:pStyle w:val="ListParagraph"/>
-        <w:numPr>
-          <w:ilvl w:val="0"/>
-          <w:numId w:val="13"/>
-        </w:numPr>
-      </w:pPr>
-      <w:r>
-        <w:t>Coordinator dashboard (status, hours, pending counts)</w:t>
-      </w:r>
-    </w:p>
-    <w:p>
-      <w:pPr>
-        <w:pStyle w:val="ListParagraph"/>
-        <w:numPr>
-          <w:ilvl w:val="0"/>
-          <w:numId w:val="13"/>
-        </w:numPr>
-      </w:pPr>
-      <w:r>
-        <w:t>Student signup with email and password checks</w:t>
-      </w:r>
-    </w:p>
-    <w:p>
-      <w:r>
-        <w:t>These features form the basis for the MVP and serve to demonstrate the potential of TrackWIL.</w:t>
+      <w:r>
+        <w:t>OWASP Foundation (n.d.c) File Upload Cheat Sheet. Available at: https://cheatsheetseries.owasp.org/cheatsheets/File_Upload_Cheat_Sheet.html (Accessed: 9 October 2026).</w:t>
       </w:r>
     </w:p>
     <w:sectPr>
-      <w:headerReference w:type="default" r:id="rId16"/>
-      <w:footerReference w:type="default" r:id="rId17"/>
+      <w:headerReference w:type="default" r:id="rId21"/>
+      <w:footerReference w:type="default" r:id="rId22"/>
       <w:pgSz w:w="12240" w:h="15840"/>
       <w:pgMar w:top="964" w:right="1134" w:bottom="964" w:left="1134" w:header="720" w:footer="720" w:gutter="0"/>
       <w:cols w:space="720"/>

--- a/04_System_Design_and_Development/Chapter_4_System_Design_and_Development.docx
+++ b/04_System_Design_and_Development/Chapter_4_System_Design_and_Development.docx
@@ -255,10 +255,10 @@
         </w:rPr>
         <w:lastRenderedPageBreak/>
         <w:drawing>
-          <wp:inline distT="0" distB="0" distL="0" distR="0" wp14:anchorId="1CA9B0D6" wp14:editId="49CCEE44">
+          <wp:inline distT="0" distB="0" distL="0" distR="0" wp14:anchorId="4084BC24" wp14:editId="0E0102D7">
             <wp:extent cx="6332220" cy="4629150"/>
             <wp:effectExtent l="0" t="0" r="0" b="0"/>
-            <wp:docPr id="960926968" name="Picture 1"/>
+            <wp:docPr id="134618107" name="Picture 1"/>
             <wp:cNvGraphicFramePr>
               <a:graphicFrameLocks xmlns:a="http://schemas.openxmlformats.org/drawingml/2006/main" noChangeAspect="1"/>
             </wp:cNvGraphicFramePr>
@@ -266,7 +266,7 @@
               <a:graphicData uri="http://schemas.openxmlformats.org/drawingml/2006/picture">
                 <pic:pic xmlns:pic="http://schemas.openxmlformats.org/drawingml/2006/picture">
                   <pic:nvPicPr>
-                    <pic:cNvPr id="960926968" name=""/>
+                    <pic:cNvPr id="134618107" name=""/>
                     <pic:cNvPicPr/>
                   </pic:nvPicPr>
                   <pic:blipFill>
@@ -1755,10 +1755,10 @@
           <w:noProof/>
         </w:rPr>
         <w:drawing>
-          <wp:inline distT="0" distB="0" distL="0" distR="0" wp14:anchorId="664786BC" wp14:editId="66A5AF14">
+          <wp:inline distT="0" distB="0" distL="0" distR="0" wp14:anchorId="5F8A47A5" wp14:editId="37E235AD">
             <wp:extent cx="6332220" cy="5362575"/>
             <wp:effectExtent l="0" t="0" r="0" b="9525"/>
-            <wp:docPr id="2005705441" name="Picture 2"/>
+            <wp:docPr id="1794806019" name="Picture 2"/>
             <wp:cNvGraphicFramePr>
               <a:graphicFrameLocks xmlns:a="http://schemas.openxmlformats.org/drawingml/2006/main" noChangeAspect="1"/>
             </wp:cNvGraphicFramePr>
@@ -1766,7 +1766,7 @@
               <a:graphicData uri="http://schemas.openxmlformats.org/drawingml/2006/picture">
                 <pic:pic xmlns:pic="http://schemas.openxmlformats.org/drawingml/2006/picture">
                   <pic:nvPicPr>
-                    <pic:cNvPr id="2005705441" name=""/>
+                    <pic:cNvPr id="1794806019" name=""/>
                     <pic:cNvPicPr/>
                   </pic:nvPicPr>
                   <pic:blipFill>
@@ -1869,10 +1869,10 @@
           <w:noProof/>
         </w:rPr>
         <w:drawing>
-          <wp:inline distT="0" distB="0" distL="0" distR="0" wp14:anchorId="3FFB6C62" wp14:editId="24F37D96">
+          <wp:inline distT="0" distB="0" distL="0" distR="0" wp14:anchorId="2D8FFF02" wp14:editId="1FDBB675">
             <wp:extent cx="6332220" cy="5210810"/>
             <wp:effectExtent l="0" t="0" r="0" b="8890"/>
-            <wp:docPr id="600240936" name="Picture 3"/>
+            <wp:docPr id="592638233" name="Picture 3"/>
             <wp:cNvGraphicFramePr>
               <a:graphicFrameLocks xmlns:a="http://schemas.openxmlformats.org/drawingml/2006/main" noChangeAspect="1"/>
             </wp:cNvGraphicFramePr>
@@ -1880,7 +1880,7 @@
               <a:graphicData uri="http://schemas.openxmlformats.org/drawingml/2006/picture">
                 <pic:pic xmlns:pic="http://schemas.openxmlformats.org/drawingml/2006/picture">
                   <pic:nvPicPr>
-                    <pic:cNvPr id="600240936" name=""/>
+                    <pic:cNvPr id="592638233" name=""/>
                     <pic:cNvPicPr/>
                   </pic:nvPicPr>
                   <pic:blipFill>
@@ -1980,10 +1980,10 @@
           <w:noProof/>
         </w:rPr>
         <w:drawing>
-          <wp:inline distT="0" distB="0" distL="0" distR="0" wp14:anchorId="627CC185" wp14:editId="1181A2EA">
+          <wp:inline distT="0" distB="0" distL="0" distR="0" wp14:anchorId="6B940AEA" wp14:editId="79331D74">
             <wp:extent cx="5161539" cy="5969000"/>
             <wp:effectExtent l="0" t="0" r="1270" b="0"/>
-            <wp:docPr id="1057347689" name="Picture 4"/>
+            <wp:docPr id="1334800263" name="Picture 4"/>
             <wp:cNvGraphicFramePr>
               <a:graphicFrameLocks xmlns:a="http://schemas.openxmlformats.org/drawingml/2006/main" noChangeAspect="1"/>
             </wp:cNvGraphicFramePr>
@@ -1991,7 +1991,7 @@
               <a:graphicData uri="http://schemas.openxmlformats.org/drawingml/2006/picture">
                 <pic:pic xmlns:pic="http://schemas.openxmlformats.org/drawingml/2006/picture">
                   <pic:nvPicPr>
-                    <pic:cNvPr id="1057347689" name=""/>
+                    <pic:cNvPr id="1334800263" name=""/>
                     <pic:cNvPicPr/>
                   </pic:nvPicPr>
                   <pic:blipFill>
@@ -2091,10 +2091,10 @@
           <w:noProof/>
         </w:rPr>
         <w:drawing>
-          <wp:inline distT="0" distB="0" distL="0" distR="0" wp14:anchorId="40084CC8" wp14:editId="1571DE5C">
+          <wp:inline distT="0" distB="0" distL="0" distR="0" wp14:anchorId="2D8A51CF" wp14:editId="6BC3E37C">
             <wp:extent cx="6108042" cy="5969000"/>
             <wp:effectExtent l="0" t="0" r="7620" b="0"/>
-            <wp:docPr id="2034277609" name="Picture 5"/>
+            <wp:docPr id="538882920" name="Picture 5"/>
             <wp:cNvGraphicFramePr>
               <a:graphicFrameLocks xmlns:a="http://schemas.openxmlformats.org/drawingml/2006/main" noChangeAspect="1"/>
             </wp:cNvGraphicFramePr>
@@ -2102,7 +2102,7 @@
               <a:graphicData uri="http://schemas.openxmlformats.org/drawingml/2006/picture">
                 <pic:pic xmlns:pic="http://schemas.openxmlformats.org/drawingml/2006/picture">
                   <pic:nvPicPr>
-                    <pic:cNvPr id="2034277609" name=""/>
+                    <pic:cNvPr id="538882920" name=""/>
                     <pic:cNvPicPr/>
                   </pic:nvPicPr>
                   <pic:blipFill>
@@ -2207,10 +2207,10 @@
           <w:noProof/>
         </w:rPr>
         <w:drawing>
-          <wp:inline distT="0" distB="0" distL="0" distR="0" wp14:anchorId="2A9D15B4" wp14:editId="52FBCFD5">
+          <wp:inline distT="0" distB="0" distL="0" distR="0" wp14:anchorId="6F000B46" wp14:editId="1A89F11A">
             <wp:extent cx="6332220" cy="3206750"/>
             <wp:effectExtent l="0" t="0" r="0" b="0"/>
-            <wp:docPr id="2089292061" name="Picture 6"/>
+            <wp:docPr id="387132781" name="Picture 6"/>
             <wp:cNvGraphicFramePr>
               <a:graphicFrameLocks xmlns:a="http://schemas.openxmlformats.org/drawingml/2006/main" noChangeAspect="1"/>
             </wp:cNvGraphicFramePr>
@@ -2218,7 +2218,7 @@
               <a:graphicData uri="http://schemas.openxmlformats.org/drawingml/2006/picture">
                 <pic:pic xmlns:pic="http://schemas.openxmlformats.org/drawingml/2006/picture">
                   <pic:nvPicPr>
-                    <pic:cNvPr id="2089292061" name=""/>
+                    <pic:cNvPr id="387132781" name=""/>
                     <pic:cNvPicPr/>
                   </pic:nvPicPr>
                   <pic:blipFill>
@@ -2377,10 +2377,10 @@
         </w:rPr>
         <w:lastRenderedPageBreak/>
         <w:drawing>
-          <wp:inline distT="0" distB="0" distL="0" distR="0" wp14:anchorId="3C720FCD" wp14:editId="1D7B5321">
+          <wp:inline distT="0" distB="0" distL="0" distR="0" wp14:anchorId="34C175A9" wp14:editId="46DF873B">
             <wp:extent cx="5133052" cy="5969000"/>
             <wp:effectExtent l="19050" t="19050" r="10795" b="12700"/>
-            <wp:docPr id="28472015" name="Picture 7"/>
+            <wp:docPr id="1996910591" name="Picture 7"/>
             <wp:cNvGraphicFramePr>
               <a:graphicFrameLocks xmlns:a="http://schemas.openxmlformats.org/drawingml/2006/main" noChangeAspect="1"/>
             </wp:cNvGraphicFramePr>
@@ -2388,7 +2388,7 @@
               <a:graphicData uri="http://schemas.openxmlformats.org/drawingml/2006/picture">
                 <pic:pic xmlns:pic="http://schemas.openxmlformats.org/drawingml/2006/picture">
                   <pic:nvPicPr>
-                    <pic:cNvPr id="28472015" name=""/>
+                    <pic:cNvPr id="1996910591" name=""/>
                     <pic:cNvPicPr/>
                   </pic:nvPicPr>
                   <pic:blipFill>
@@ -2480,10 +2480,10 @@
         </w:rPr>
         <w:lastRenderedPageBreak/>
         <w:drawing>
-          <wp:inline distT="0" distB="0" distL="0" distR="0" wp14:anchorId="24044907" wp14:editId="4211F014">
+          <wp:inline distT="0" distB="0" distL="0" distR="0" wp14:anchorId="4107C709" wp14:editId="4203B370">
             <wp:extent cx="6332220" cy="2038350"/>
             <wp:effectExtent l="19050" t="19050" r="11430" b="19050"/>
-            <wp:docPr id="1209622313" name="Picture 8"/>
+            <wp:docPr id="1348236840" name="Picture 8"/>
             <wp:cNvGraphicFramePr>
               <a:graphicFrameLocks xmlns:a="http://schemas.openxmlformats.org/drawingml/2006/main" noChangeAspect="1"/>
             </wp:cNvGraphicFramePr>
@@ -2491,7 +2491,7 @@
               <a:graphicData uri="http://schemas.openxmlformats.org/drawingml/2006/picture">
                 <pic:pic xmlns:pic="http://schemas.openxmlformats.org/drawingml/2006/picture">
                   <pic:nvPicPr>
-                    <pic:cNvPr id="1209622313" name=""/>
+                    <pic:cNvPr id="1348236840" name=""/>
                     <pic:cNvPicPr/>
                   </pic:nvPicPr>
                   <pic:blipFill>
@@ -2582,10 +2582,10 @@
           <w:noProof/>
         </w:rPr>
         <w:drawing>
-          <wp:inline distT="0" distB="0" distL="0" distR="0" wp14:anchorId="5709386C" wp14:editId="37D4DEB6">
+          <wp:inline distT="0" distB="0" distL="0" distR="0" wp14:anchorId="27D3B5EB" wp14:editId="5EF6CA58">
             <wp:extent cx="6332220" cy="4066540"/>
             <wp:effectExtent l="19050" t="19050" r="11430" b="10160"/>
-            <wp:docPr id="1337494158" name="Picture 9"/>
+            <wp:docPr id="530504918" name="Picture 9"/>
             <wp:cNvGraphicFramePr>
               <a:graphicFrameLocks xmlns:a="http://schemas.openxmlformats.org/drawingml/2006/main" noChangeAspect="1"/>
             </wp:cNvGraphicFramePr>
@@ -2593,7 +2593,7 @@
               <a:graphicData uri="http://schemas.openxmlformats.org/drawingml/2006/picture">
                 <pic:pic xmlns:pic="http://schemas.openxmlformats.org/drawingml/2006/picture">
                   <pic:nvPicPr>
-                    <pic:cNvPr id="1337494158" name=""/>
+                    <pic:cNvPr id="530504918" name=""/>
                     <pic:cNvPicPr/>
                   </pic:nvPicPr>
                   <pic:blipFill>
@@ -2685,10 +2685,10 @@
         </w:rPr>
         <w:lastRenderedPageBreak/>
         <w:drawing>
-          <wp:inline distT="0" distB="0" distL="0" distR="0" wp14:anchorId="42777633" wp14:editId="56FA1BAA">
+          <wp:inline distT="0" distB="0" distL="0" distR="0" wp14:anchorId="114C827C" wp14:editId="0B838807">
             <wp:extent cx="6332220" cy="2994660"/>
             <wp:effectExtent l="19050" t="19050" r="11430" b="15240"/>
-            <wp:docPr id="1060347175" name="Picture 10"/>
+            <wp:docPr id="800084692" name="Picture 10"/>
             <wp:cNvGraphicFramePr>
               <a:graphicFrameLocks xmlns:a="http://schemas.openxmlformats.org/drawingml/2006/main" noChangeAspect="1"/>
             </wp:cNvGraphicFramePr>
@@ -2696,7 +2696,7 @@
               <a:graphicData uri="http://schemas.openxmlformats.org/drawingml/2006/picture">
                 <pic:pic xmlns:pic="http://schemas.openxmlformats.org/drawingml/2006/picture">
                   <pic:nvPicPr>
-                    <pic:cNvPr id="1060347175" name=""/>
+                    <pic:cNvPr id="800084692" name=""/>
                     <pic:cNvPicPr/>
                   </pic:nvPicPr>
                   <pic:blipFill>
@@ -2788,10 +2788,10 @@
         </w:rPr>
         <w:lastRenderedPageBreak/>
         <w:drawing>
-          <wp:inline distT="0" distB="0" distL="0" distR="0" wp14:anchorId="3295CC37" wp14:editId="34438FFC">
+          <wp:inline distT="0" distB="0" distL="0" distR="0" wp14:anchorId="7FBA6F61" wp14:editId="653485AD">
             <wp:extent cx="6332220" cy="5707380"/>
             <wp:effectExtent l="19050" t="19050" r="11430" b="26670"/>
-            <wp:docPr id="266356795" name="Picture 11"/>
+            <wp:docPr id="1075470066" name="Picture 11"/>
             <wp:cNvGraphicFramePr>
               <a:graphicFrameLocks xmlns:a="http://schemas.openxmlformats.org/drawingml/2006/main" noChangeAspect="1"/>
             </wp:cNvGraphicFramePr>
@@ -2799,7 +2799,7 @@
               <a:graphicData uri="http://schemas.openxmlformats.org/drawingml/2006/picture">
                 <pic:pic xmlns:pic="http://schemas.openxmlformats.org/drawingml/2006/picture">
                   <pic:nvPicPr>
-                    <pic:cNvPr id="266356795" name=""/>
+                    <pic:cNvPr id="1075470066" name=""/>
                     <pic:cNvPicPr/>
                   </pic:nvPicPr>
                   <pic:blipFill>
@@ -2891,10 +2891,10 @@
         </w:rPr>
         <w:lastRenderedPageBreak/>
         <w:drawing>
-          <wp:inline distT="0" distB="0" distL="0" distR="0" wp14:anchorId="3EF5FA3A" wp14:editId="6B24AA4F">
+          <wp:inline distT="0" distB="0" distL="0" distR="0" wp14:anchorId="2435AEE7" wp14:editId="357CB936">
             <wp:extent cx="6332220" cy="2750820"/>
             <wp:effectExtent l="19050" t="19050" r="11430" b="11430"/>
-            <wp:docPr id="470438852" name="Picture 12"/>
+            <wp:docPr id="513519532" name="Picture 12"/>
             <wp:cNvGraphicFramePr>
               <a:graphicFrameLocks xmlns:a="http://schemas.openxmlformats.org/drawingml/2006/main" noChangeAspect="1"/>
             </wp:cNvGraphicFramePr>
@@ -2902,7 +2902,7 @@
               <a:graphicData uri="http://schemas.openxmlformats.org/drawingml/2006/picture">
                 <pic:pic xmlns:pic="http://schemas.openxmlformats.org/drawingml/2006/picture">
                   <pic:nvPicPr>
-                    <pic:cNvPr id="470438852" name=""/>
+                    <pic:cNvPr id="513519532" name=""/>
                     <pic:cNvPicPr/>
                   </pic:nvPicPr>
                   <pic:blipFill>
@@ -5849,10 +5849,10 @@
         <w:tblLook w:val="04A0" w:firstRow="1" w:lastRow="0" w:firstColumn="1" w:lastColumn="0" w:noHBand="0" w:noVBand="1"/>
       </w:tblPr>
       <w:tblGrid>
-        <w:gridCol w:w="2144"/>
-        <w:gridCol w:w="2031"/>
-        <w:gridCol w:w="1459"/>
-        <w:gridCol w:w="4346"/>
+        <w:gridCol w:w="2062"/>
+        <w:gridCol w:w="2417"/>
+        <w:gridCol w:w="1427"/>
+        <w:gridCol w:w="4074"/>
       </w:tblGrid>
       <w:tr>
         <w:trPr>
@@ -5861,7 +5861,7 @@
         </w:trPr>
         <w:tc>
           <w:tcPr>
-            <w:tcW w:w="2144" w:type="dxa"/>
+            <w:tcW w:w="2062" w:type="dxa"/>
             <w:shd w:val="clear" w:color="auto" w:fill="E6E6E6"/>
           </w:tcPr>
           <w:p>
@@ -5884,7 +5884,7 @@
         </w:tc>
         <w:tc>
           <w:tcPr>
-            <w:tcW w:w="2031" w:type="dxa"/>
+            <w:tcW w:w="2417" w:type="dxa"/>
             <w:shd w:val="clear" w:color="auto" w:fill="E6E6E6"/>
           </w:tcPr>
           <w:p>
@@ -5907,7 +5907,7 @@
         </w:tc>
         <w:tc>
           <w:tcPr>
-            <w:tcW w:w="1459" w:type="dxa"/>
+            <w:tcW w:w="1427" w:type="dxa"/>
             <w:shd w:val="clear" w:color="auto" w:fill="E6E6E6"/>
           </w:tcPr>
           <w:p>
@@ -5930,7 +5930,7 @@
         </w:tc>
         <w:tc>
           <w:tcPr>
-            <w:tcW w:w="4346" w:type="dxa"/>
+            <w:tcW w:w="4074" w:type="dxa"/>
             <w:shd w:val="clear" w:color="auto" w:fill="E6E6E6"/>
           </w:tcPr>
           <w:p>
@@ -5958,7 +5958,7 @@
         </w:trPr>
         <w:tc>
           <w:tcPr>
-            <w:tcW w:w="2144" w:type="dxa"/>
+            <w:tcW w:w="2062" w:type="dxa"/>
           </w:tcPr>
           <w:p>
             <w:pPr>
@@ -5978,7 +5978,7 @@
         </w:tc>
         <w:tc>
           <w:tcPr>
-            <w:tcW w:w="2031" w:type="dxa"/>
+            <w:tcW w:w="2417" w:type="dxa"/>
           </w:tcPr>
           <w:p>
             <w:pPr>
@@ -5992,13 +5992,13 @@
               <w:rPr>
                 <w:sz w:val="20"/>
               </w:rPr>
-              <w:t>Gedion / Gedion Basson</w:t>
+              <w:t>Cyber-4</w:t>
             </w:r>
           </w:p>
         </w:tc>
         <w:tc>
           <w:tcPr>
-            <w:tcW w:w="1459" w:type="dxa"/>
+            <w:tcW w:w="1427" w:type="dxa"/>
           </w:tcPr>
           <w:p>
             <w:pPr>
@@ -6018,7 +6018,7 @@
         </w:tc>
         <w:tc>
           <w:tcPr>
-            <w:tcW w:w="4346" w:type="dxa"/>
+            <w:tcW w:w="4074" w:type="dxa"/>
           </w:tcPr>
           <w:p>
             <w:pPr>
@@ -6043,7 +6043,7 @@
         </w:trPr>
         <w:tc>
           <w:tcPr>
-            <w:tcW w:w="2144" w:type="dxa"/>
+            <w:tcW w:w="2062" w:type="dxa"/>
           </w:tcPr>
           <w:p>
             <w:pPr>
@@ -6063,7 +6063,7 @@
         </w:tc>
         <w:tc>
           <w:tcPr>
-            <w:tcW w:w="2031" w:type="dxa"/>
+            <w:tcW w:w="2417" w:type="dxa"/>
           </w:tcPr>
           <w:p>
             <w:pPr>
@@ -6077,13 +6077,13 @@
               <w:rPr>
                 <w:sz w:val="20"/>
               </w:rPr>
-              <w:t>Moe</w:t>
+              <w:t>Noobey32 (repository owner)</w:t>
             </w:r>
           </w:p>
         </w:tc>
         <w:tc>
           <w:tcPr>
-            <w:tcW w:w="1459" w:type="dxa"/>
+            <w:tcW w:w="1427" w:type="dxa"/>
           </w:tcPr>
           <w:p>
             <w:pPr>
@@ -6103,7 +6103,7 @@
         </w:tc>
         <w:tc>
           <w:tcPr>
-            <w:tcW w:w="4346" w:type="dxa"/>
+            <w:tcW w:w="4074" w:type="dxa"/>
           </w:tcPr>
           <w:p>
             <w:pPr>
@@ -6128,7 +6128,7 @@
         </w:trPr>
         <w:tc>
           <w:tcPr>
-            <w:tcW w:w="2144" w:type="dxa"/>
+            <w:tcW w:w="2062" w:type="dxa"/>
           </w:tcPr>
           <w:p>
             <w:pPr>
@@ -6148,7 +6148,7 @@
         </w:tc>
         <w:tc>
           <w:tcPr>
-            <w:tcW w:w="2031" w:type="dxa"/>
+            <w:tcW w:w="2417" w:type="dxa"/>
           </w:tcPr>
           <w:p>
             <w:pPr>
@@ -6168,7 +6168,7 @@
         </w:tc>
         <w:tc>
           <w:tcPr>
-            <w:tcW w:w="1459" w:type="dxa"/>
+            <w:tcW w:w="1427" w:type="dxa"/>
           </w:tcPr>
           <w:p>
             <w:pPr>
@@ -6188,7 +6188,7 @@
         </w:tc>
         <w:tc>
           <w:tcPr>
-            <w:tcW w:w="4346" w:type="dxa"/>
+            <w:tcW w:w="4074" w:type="dxa"/>
           </w:tcPr>
           <w:p>
             <w:pPr>
@@ -6213,7 +6213,7 @@
         </w:trPr>
         <w:tc>
           <w:tcPr>
-            <w:tcW w:w="2144" w:type="dxa"/>
+            <w:tcW w:w="2062" w:type="dxa"/>
           </w:tcPr>
           <w:p>
             <w:pPr>
@@ -6232,7 +6232,7 @@
         </w:tc>
         <w:tc>
           <w:tcPr>
-            <w:tcW w:w="2031" w:type="dxa"/>
+            <w:tcW w:w="2417" w:type="dxa"/>
           </w:tcPr>
           <w:p>
             <w:pPr>
@@ -6245,13 +6245,13 @@
               <w:rPr>
                 <w:sz w:val="20"/>
               </w:rPr>
-              <w:t>Sihle Kayise / sihle588</w:t>
+              <w:t>sihle588</w:t>
             </w:r>
           </w:p>
         </w:tc>
         <w:tc>
           <w:tcPr>
-            <w:tcW w:w="1459" w:type="dxa"/>
+            <w:tcW w:w="1427" w:type="dxa"/>
           </w:tcPr>
           <w:p>
             <w:pPr>
@@ -6270,7 +6270,7 @@
         </w:tc>
         <w:tc>
           <w:tcPr>
-            <w:tcW w:w="4346" w:type="dxa"/>
+            <w:tcW w:w="4074" w:type="dxa"/>
           </w:tcPr>
           <w:p>
             <w:pPr>
@@ -6300,10 +6300,10 @@
           <w:noProof/>
         </w:rPr>
         <w:drawing>
-          <wp:inline distT="0" distB="0" distL="0" distR="0" wp14:anchorId="130E8697" wp14:editId="22479539">
+          <wp:inline distT="0" distB="0" distL="0" distR="0" wp14:anchorId="30DC441F" wp14:editId="6FB59722">
             <wp:extent cx="6332220" cy="1897380"/>
             <wp:effectExtent l="19050" t="19050" r="11430" b="26670"/>
-            <wp:docPr id="107012159" name="Picture 13"/>
+            <wp:docPr id="1048295987" name="Picture 13"/>
             <wp:cNvGraphicFramePr>
               <a:graphicFrameLocks xmlns:a="http://schemas.openxmlformats.org/drawingml/2006/main" noChangeAspect="1"/>
             </wp:cNvGraphicFramePr>
@@ -6311,7 +6311,7 @@
               <a:graphicData uri="http://schemas.openxmlformats.org/drawingml/2006/picture">
                 <pic:pic xmlns:pic="http://schemas.openxmlformats.org/drawingml/2006/picture">
                   <pic:nvPicPr>
-                    <pic:cNvPr id="107012159" name=""/>
+                    <pic:cNvPr id="1048295987" name=""/>
                     <pic:cNvPicPr/>
                   </pic:nvPicPr>
                   <pic:blipFill>

--- a/04_System_Design_and_Development/Chapter_4_System_Design_and_Development.docx
+++ b/04_System_Design_and_Development/Chapter_4_System_Design_and_Development.docx
@@ -4,261 +4,67 @@
   <w:body>
     <w:p>
       <w:pPr>
-        <w:jc w:val="center"/>
-      </w:pPr>
-      <w:r>
-        <w:rPr>
-          <w:b/>
-        </w:rPr>
-        <w:br/>
-      </w:r>
-      <w:r>
-        <w:rPr>
-          <w:b/>
-        </w:rPr>
-        <w:br/>
-        <w:t>CAPSTONE PROJECT</w:t>
-      </w:r>
-      <w:r>
-        <w:rPr>
-          <w:b/>
-        </w:rPr>
-        <w:br/>
-      </w:r>
-      <w:r>
-        <w:rPr>
-          <w:b/>
-          <w:sz w:val="40"/>
-        </w:rPr>
+        <w:pStyle w:val="Heading1"/>
+      </w:pPr>
+      <w:r>
         <w:t>CHAPTER 4 - SYSTEM DESIGN &amp; DEVELOPMENT</w:t>
-      </w:r>
-      <w:r>
-        <w:br/>
-      </w:r>
-      <w:r>
-        <w:br/>
-        <w:t>Student / Group Template</w:t>
-      </w:r>
-      <w:r>
-        <w:br/>
-      </w:r>
-      <w:r>
-        <w:br/>
-      </w:r>
-    </w:p>
-    <w:tbl>
-      <w:tblPr>
-        <w:tblW w:w="0" w:type="auto"/>
-        <w:jc w:val="center"/>
-        <w:tblLook w:val="04A0" w:firstRow="1" w:lastRow="0" w:firstColumn="1" w:lastColumn="0" w:noHBand="0" w:noVBand="1"/>
-      </w:tblPr>
-      <w:tblGrid>
-        <w:gridCol w:w="4986"/>
-        <w:gridCol w:w="4986"/>
-      </w:tblGrid>
-      <w:tr>
-        <w:trPr>
-          <w:jc w:val="center"/>
-        </w:trPr>
-        <w:tc>
-          <w:tcPr>
-            <w:tcW w:w="4986" w:type="dxa"/>
-            <w:shd w:val="clear" w:color="auto" w:fill="D9EAF0"/>
-          </w:tcPr>
-          <w:p>
-            <w:r>
-              <w:t>Project Title</w:t>
-            </w:r>
-          </w:p>
-        </w:tc>
-        <w:tc>
-          <w:tcPr>
-            <w:tcW w:w="4986" w:type="dxa"/>
-          </w:tcPr>
-          <w:p>
-            <w:r>
-              <w:t>TrackWIL: Work-Integrated Learning Logbook Tracking</w:t>
-            </w:r>
-          </w:p>
-        </w:tc>
-      </w:tr>
-      <w:tr>
-        <w:trPr>
-          <w:jc w:val="center"/>
-        </w:trPr>
-        <w:tc>
-          <w:tcPr>
-            <w:tcW w:w="4986" w:type="dxa"/>
-            <w:shd w:val="clear" w:color="auto" w:fill="D9EAF0"/>
-          </w:tcPr>
-          <w:p>
-            <w:r>
-              <w:t>Group Members</w:t>
-            </w:r>
-          </w:p>
-        </w:tc>
-        <w:tc>
-          <w:tcPr>
-            <w:tcW w:w="4986" w:type="dxa"/>
-          </w:tcPr>
-          <w:p>
-            <w:r>
-              <w:t>Willem Basson, Dylan Shepard, Moegammad Green, Sihle Kayise</w:t>
-            </w:r>
-          </w:p>
-        </w:tc>
-      </w:tr>
-      <w:tr>
-        <w:trPr>
-          <w:jc w:val="center"/>
-        </w:trPr>
-        <w:tc>
-          <w:tcPr>
-            <w:tcW w:w="4986" w:type="dxa"/>
-            <w:shd w:val="clear" w:color="auto" w:fill="D9EAF0"/>
-          </w:tcPr>
-          <w:p>
-            <w:r>
-              <w:t>Module</w:t>
-            </w:r>
-          </w:p>
-        </w:tc>
-        <w:tc>
-          <w:tcPr>
-            <w:tcW w:w="4986" w:type="dxa"/>
-          </w:tcPr>
-          <w:p>
-            <w:r>
-              <w:t>SPM622 (Software Engineering 2)</w:t>
-            </w:r>
-          </w:p>
-        </w:tc>
-      </w:tr>
-      <w:tr>
-        <w:trPr>
-          <w:jc w:val="center"/>
-        </w:trPr>
-        <w:tc>
-          <w:tcPr>
-            <w:tcW w:w="4986" w:type="dxa"/>
-            <w:shd w:val="clear" w:color="auto" w:fill="D9EAF0"/>
-          </w:tcPr>
-          <w:p>
-            <w:r>
-              <w:t>Lecturer / Supervisor</w:t>
-            </w:r>
-          </w:p>
-        </w:tc>
-        <w:tc>
-          <w:tcPr>
-            <w:tcW w:w="4986" w:type="dxa"/>
-          </w:tcPr>
-          <w:p>
-            <w:r>
-              <w:t>Ms Amenda Raganya</w:t>
-            </w:r>
-          </w:p>
-        </w:tc>
-      </w:tr>
-      <w:tr>
-        <w:trPr>
-          <w:jc w:val="center"/>
-        </w:trPr>
-        <w:tc>
-          <w:tcPr>
-            <w:tcW w:w="4986" w:type="dxa"/>
-            <w:shd w:val="clear" w:color="auto" w:fill="D9EAF0"/>
-          </w:tcPr>
-          <w:p>
-            <w:r>
-              <w:t>Week / Stage</w:t>
-            </w:r>
-          </w:p>
-        </w:tc>
-        <w:tc>
-          <w:tcPr>
-            <w:tcW w:w="4986" w:type="dxa"/>
-          </w:tcPr>
-          <w:p>
-            <w:r>
-              <w:t>Week 4: Build, Test and Presentation</w:t>
-            </w:r>
-          </w:p>
-        </w:tc>
-      </w:tr>
-      <w:tr>
-        <w:trPr>
-          <w:jc w:val="center"/>
-        </w:trPr>
-        <w:tc>
-          <w:tcPr>
-            <w:tcW w:w="4986" w:type="dxa"/>
-            <w:shd w:val="clear" w:color="auto" w:fill="D9EAF0"/>
-          </w:tcPr>
-          <w:p>
-            <w:r>
-              <w:t>Submission Date</w:t>
-            </w:r>
-          </w:p>
-        </w:tc>
-        <w:tc>
-          <w:tcPr>
-            <w:tcW w:w="4986" w:type="dxa"/>
-          </w:tcPr>
-          <w:p>
-            <w:r>
-              <w:t>23 October 2026</w:t>
-            </w:r>
-          </w:p>
-        </w:tc>
-      </w:tr>
-    </w:tbl>
-    <w:p>
-      <w:pPr>
-        <w:pStyle w:val="Heading1"/>
-      </w:pPr>
-      <w:r>
-        <w:t>4.1 Introduction</w:t>
       </w:r>
     </w:p>
     <w:p>
-      <w:r>
-        <w:t>This chapter shows how the requirements in Chapter 3 were turned into a design and a working application. It presents the system architecture, the UML diagrams (use case, class, activity and sequence), the database design, the user interface, the development environment, the implementation of the key modules, and the version-control evidence from the team's GitHub repository.</w:t>
+      <w:pPr>
+        <w:pStyle w:val="Heading2"/>
+      </w:pPr>
+      <w:r>
+        <w:t>4.1 Introduction</w:t>
       </w:r>
     </w:p>
     <w:p>
-      <w:r>
-        <w:t>TrackWIL replaces the PDF and email logbook with a web application. Students log workplace hours and evidence, the workplace mentor verifies each entry through a one-time link without needing an account, and the WIL coordinator and lecturers can see who is on track, who is waiting on a mentor and who is overdue. The source code is in the folder 05_Source_Code/trackwil of the repository.</w:t>
+      <w:pPr>
+        <w:keepLines/>
+      </w:pPr>
+      <w:r>
+        <w:t>This chapter shows how the requirements in Chapter 3 were turned into a design and a working application. It presents the system architecture, the UML diagrams (use case, class, activity and sequence), the database design, the user interface, the development environment, the implementation of the key modules, and the version-control evidence from the team's GitHub repository.</w:t>
       </w:r>
     </w:p>
     <w:p>
       <w:pPr>
-        <w:pStyle w:val="Heading1"/>
-      </w:pPr>
-      <w:r>
-        <w:t>4.2 System Architecture</w:t>
+        <w:keepLines/>
+      </w:pPr>
+      <w:r>
+        <w:t>TrackWIL replaces the PDF and email logbook with a web application. Students log workplace hours and evidence, the workplace mentor verifies each entry through a one-time link without needing an account, and the WIL coordinator and lecturers can see who is on track, who is waiting on a mentor and who is overdue. The source code is in the folder 05_Source_Code/trackwil of the repository.</w:t>
       </w:r>
     </w:p>
     <w:p>
-      <w:r>
-        <w:t>TrackWIL is a single Next.js application that runs in one Node.js process. The browser communicates with this process over HTTP (HTTPS when hosted). The process serves the React pages, runs the business rules in Server Actions, and reads and writes the SQLite database. Uploaded evidence files are stored on the server's disk. Figure 1 shows the architecture.</w:t>
+      <w:pPr>
+        <w:pStyle w:val="Heading2"/>
+      </w:pPr>
+      <w:r>
+        <w:t>4.2 System Architecture</w:t>
       </w:r>
     </w:p>
     <w:p>
       <w:pPr>
+        <w:keepLines/>
+      </w:pPr>
+      <w:r>
+        <w:t>TrackWIL is a single Next.js application that runs in one Node.js process. The browser communicates with this process over HTTP (HTTPS when hosted). The process serves the React pages, runs the business rules in Server Actions, and reads and writes the SQLite database. Uploaded evidence files are stored on the server's disk. Figure 1 shows the architecture.</w:t>
+      </w:r>
+    </w:p>
+    <w:p>
+      <w:pPr>
         <w:keepNext/>
+        <w:keepLines/>
         <w:jc w:val="center"/>
       </w:pPr>
       <w:r>
         <w:rPr>
           <w:noProof/>
         </w:rPr>
-        <w:lastRenderedPageBreak/>
         <w:drawing>
-          <wp:inline distT="0" distB="0" distL="0" distR="0" wp14:anchorId="4084BC24" wp14:editId="0E0102D7">
+          <wp:inline distT="0" distB="0" distL="0" distR="0" wp14:anchorId="33DE4EB2" wp14:editId="36BDBB60">
             <wp:extent cx="6332220" cy="4629150"/>
             <wp:effectExtent l="0" t="0" r="0" b="0"/>
-            <wp:docPr id="134618107" name="Picture 1"/>
+            <wp:docPr id="549552433" name="Picture 1"/>
             <wp:cNvGraphicFramePr>
               <a:graphicFrameLocks xmlns:a="http://schemas.openxmlformats.org/drawingml/2006/main" noChangeAspect="1"/>
             </wp:cNvGraphicFramePr>
@@ -266,7 +72,7 @@
               <a:graphicData uri="http://schemas.openxmlformats.org/drawingml/2006/picture">
                 <pic:pic xmlns:pic="http://schemas.openxmlformats.org/drawingml/2006/picture">
                   <pic:nvPicPr>
-                    <pic:cNvPr id="134618107" name=""/>
+                    <pic:cNvPr id="549552433" name=""/>
                     <pic:cNvPicPr/>
                   </pic:nvPicPr>
                   <pic:blipFill>
@@ -294,6 +100,7 @@
     <w:p>
       <w:pPr>
         <w:pStyle w:val="Caption"/>
+        <w:keepLines/>
         <w:rPr>
           <w:b w:val="0"/>
         </w:rPr>
@@ -343,7 +150,11 @@
       </w:r>
     </w:p>
     <w:p>
-      <w:r>
+      <w:pPr>
+        <w:keepLines/>
+      </w:pPr>
+      <w:r>
+        <w:lastRenderedPageBreak/>
         <w:t>The architecture has three logical layers. The presentation layer contains the pages and components each user sees. The application layer contains the Server Actions that validate input, check the user's role and apply the business rules. The data layer contains the repository and database modules; the repository is the only code that runs SQL, so the rest of the application never depends on how the data is stored. This separation is what allowed the team to replace the first prototype's JSON files with SQLite by changing only the data layer.</w:t>
       </w:r>
     </w:p>
@@ -351,6 +162,7 @@
       <w:pPr>
         <w:pStyle w:val="Caption"/>
         <w:keepNext/>
+        <w:keepLines/>
         <w:rPr>
           <w:b w:val="0"/>
         </w:rPr>
@@ -687,7 +499,6 @@
               <w:rPr>
                 <w:sz w:val="20"/>
               </w:rPr>
-              <w:lastRenderedPageBreak/>
               <w:t>Mentor verification page</w:t>
             </w:r>
           </w:p>
@@ -1239,6 +1050,9 @@
     </w:tbl>
     <w:p/>
     <w:p>
+      <w:pPr>
+        <w:keepLines/>
+      </w:pPr>
       <w:r>
         <w:rPr>
           <w:b/>
@@ -1250,6 +1064,9 @@
       </w:r>
     </w:p>
     <w:p>
+      <w:pPr>
+        <w:keepLines/>
+      </w:pPr>
       <w:r>
         <w:rPr>
           <w:b/>
@@ -1264,6 +1081,7 @@
       <w:pPr>
         <w:pStyle w:val="Caption"/>
         <w:keepNext/>
+        <w:keepLines/>
         <w:rPr>
           <w:b w:val="0"/>
         </w:rPr>
@@ -1272,6 +1090,7 @@
         <w:rPr>
           <w:b w:val="0"/>
         </w:rPr>
+        <w:lastRenderedPageBreak/>
         <w:t xml:space="preserve">Table </w:t>
       </w:r>
       <w:r>
@@ -1725,29 +1544,33 @@
     <w:p/>
     <w:p>
       <w:pPr>
-        <w:pStyle w:val="Heading1"/>
-      </w:pPr>
-      <w:r>
-        <w:lastRenderedPageBreak/>
+        <w:pStyle w:val="Heading2"/>
+      </w:pPr>
+      <w:r>
         <w:t>4.3 UML Design</w:t>
       </w:r>
     </w:p>
     <w:p>
+      <w:pPr>
+        <w:keepLines/>
+      </w:pPr>
       <w:r>
         <w:t>Four UML diagrams describe the system from different views: the use case diagram (what each user can do), the class diagram (the main data types and code modules), the activity diagram (the end-to-end workflow) and the sequence diagram (the messages exchanged during mentor verification). The diagrams were drawn in draw.io, and their source files are in 04_System_Design_and_Development/diagrams.</w:t>
       </w:r>
     </w:p>
     <w:p>
       <w:pPr>
-        <w:pStyle w:val="Heading2"/>
-      </w:pPr>
-      <w:r>
+        <w:pStyle w:val="Heading3"/>
+      </w:pPr>
+      <w:r>
+        <w:lastRenderedPageBreak/>
         <w:t>Use Case Diagram</w:t>
       </w:r>
     </w:p>
     <w:p>
       <w:pPr>
         <w:keepNext/>
+        <w:keepLines/>
         <w:jc w:val="center"/>
       </w:pPr>
       <w:r>
@@ -1755,10 +1578,10 @@
           <w:noProof/>
         </w:rPr>
         <w:drawing>
-          <wp:inline distT="0" distB="0" distL="0" distR="0" wp14:anchorId="5F8A47A5" wp14:editId="37E235AD">
+          <wp:inline distT="0" distB="0" distL="0" distR="0" wp14:anchorId="53B3D2EE" wp14:editId="1060BB8A">
             <wp:extent cx="6332220" cy="5362575"/>
             <wp:effectExtent l="0" t="0" r="0" b="9525"/>
-            <wp:docPr id="1794806019" name="Picture 2"/>
+            <wp:docPr id="1334141093" name="Picture 2"/>
             <wp:cNvGraphicFramePr>
               <a:graphicFrameLocks xmlns:a="http://schemas.openxmlformats.org/drawingml/2006/main" noChangeAspect="1"/>
             </wp:cNvGraphicFramePr>
@@ -1766,7 +1589,7 @@
               <a:graphicData uri="http://schemas.openxmlformats.org/drawingml/2006/picture">
                 <pic:pic xmlns:pic="http://schemas.openxmlformats.org/drawingml/2006/picture">
                   <pic:nvPicPr>
-                    <pic:cNvPr id="1794806019" name=""/>
+                    <pic:cNvPr id="1334141093" name=""/>
                     <pic:cNvPicPr/>
                   </pic:nvPicPr>
                   <pic:blipFill>
@@ -1794,6 +1617,7 @@
     <w:p>
       <w:pPr>
         <w:pStyle w:val="Caption"/>
+        <w:keepLines/>
         <w:rPr>
           <w:b w:val="0"/>
         </w:rPr>
@@ -1843,17 +1667,20 @@
       </w:r>
     </w:p>
     <w:p>
-      <w:r>
-        <w:t xml:space="preserve">Figure 2 shows four actors. The student signs in or signs up (UC-01), creates logbook entries (UC-02), optionally uploads evidence (UC-03, which extends UC-02 because it is optional), submits entries for verification (UC-04) and signs out (UC-07). Submitting an entry triggers the link that the workplace </w:t>
+      <w:pPr>
+        <w:keepLines/>
+      </w:pPr>
+      <w:r>
+        <w:t xml:space="preserve">Figure 2 shows four actors. The student signs in or signs up (UC-01), creates logbook entries (UC-02), optionally uploads evidence (UC-03, which extends UC-02 because it is optional), submits entries for verification (UC-04) and signs out (UC-07). Submitting an entry triggers the link that the workplace mentor uses to approve or reject the entry (UC-05); the mentor has no account and takes part in no </w:t>
       </w:r>
       <w:r>
         <w:lastRenderedPageBreak/>
-        <w:t>mentor uses to approve or reject the entry (UC-05); the mentor has no account and takes part in no other use case. The coordinator and the lecturer both sign in, view the monitoring dashboard (UC-06) and sign out. Each use case maps to the functional requirements listed in the SRS, Section 5.</w:t>
+        <w:t>other use case. The coordinator and the lecturer both sign in, view the monitoring dashboard (UC-06) and sign out. Each use case maps to the functional requirements listed in the SRS, Section 5.</w:t>
       </w:r>
     </w:p>
     <w:p>
       <w:pPr>
-        <w:pStyle w:val="Heading2"/>
+        <w:pStyle w:val="Heading3"/>
       </w:pPr>
       <w:r>
         <w:t>Class Diagram</w:t>
@@ -1862,6 +1689,7 @@
     <w:p>
       <w:pPr>
         <w:keepNext/>
+        <w:keepLines/>
         <w:jc w:val="center"/>
       </w:pPr>
       <w:r>
@@ -1869,10 +1697,10 @@
           <w:noProof/>
         </w:rPr>
         <w:drawing>
-          <wp:inline distT="0" distB="0" distL="0" distR="0" wp14:anchorId="2D8FFF02" wp14:editId="1FDBB675">
+          <wp:inline distT="0" distB="0" distL="0" distR="0" wp14:anchorId="0AC09963" wp14:editId="7F6D4A34">
             <wp:extent cx="6332220" cy="5210810"/>
             <wp:effectExtent l="0" t="0" r="0" b="8890"/>
-            <wp:docPr id="592638233" name="Picture 3"/>
+            <wp:docPr id="60275900" name="Picture 3"/>
             <wp:cNvGraphicFramePr>
               <a:graphicFrameLocks xmlns:a="http://schemas.openxmlformats.org/drawingml/2006/main" noChangeAspect="1"/>
             </wp:cNvGraphicFramePr>
@@ -1880,7 +1708,7 @@
               <a:graphicData uri="http://schemas.openxmlformats.org/drawingml/2006/picture">
                 <pic:pic xmlns:pic="http://schemas.openxmlformats.org/drawingml/2006/picture">
                   <pic:nvPicPr>
-                    <pic:cNvPr id="592638233" name=""/>
+                    <pic:cNvPr id="60275900" name=""/>
                     <pic:cNvPicPr/>
                   </pic:nvPicPr>
                   <pic:blipFill>
@@ -1908,6 +1736,7 @@
     <w:p>
       <w:pPr>
         <w:pStyle w:val="Caption"/>
+        <w:keepLines/>
         <w:rPr>
           <w:b w:val="0"/>
         </w:rPr>
@@ -1957,13 +1786,16 @@
       </w:r>
     </w:p>
     <w:p>
+      <w:pPr>
+        <w:keepLines/>
+      </w:pPr>
       <w:r>
         <w:t>Figure 3 shows the three domain types that are stored in the database (User, LogbookEntry and VerificationToken) and the enumerations they use. A LogbookEntry belongs to one User through studentId, and a VerificationToken belongs to one LogbookEntry through entryId. The lower half shows how the code is organised: the Server Actions (auth, logbook and verify) depend on the session and repository modules, the repository depends on the db module, and the logbook-metrics module calculates verified hours and the dashboard status from a student's entries. Because Next.js code is organised in modules and functions rather than classes, modules are shown with the «module» and «server actions» stereotypes.</w:t>
       </w:r>
     </w:p>
     <w:p>
       <w:pPr>
-        <w:pStyle w:val="Heading2"/>
+        <w:pStyle w:val="Heading3"/>
       </w:pPr>
       <w:r>
         <w:lastRenderedPageBreak/>
@@ -1973,6 +1805,7 @@
     <w:p>
       <w:pPr>
         <w:keepNext/>
+        <w:keepLines/>
         <w:jc w:val="center"/>
       </w:pPr>
       <w:r>
@@ -1980,10 +1813,10 @@
           <w:noProof/>
         </w:rPr>
         <w:drawing>
-          <wp:inline distT="0" distB="0" distL="0" distR="0" wp14:anchorId="6B940AEA" wp14:editId="79331D74">
+          <wp:inline distT="0" distB="0" distL="0" distR="0" wp14:anchorId="3CB635FD" wp14:editId="130ADAB7">
             <wp:extent cx="5161539" cy="5969000"/>
             <wp:effectExtent l="0" t="0" r="1270" b="0"/>
-            <wp:docPr id="1334800263" name="Picture 4"/>
+            <wp:docPr id="1028511718" name="Picture 4"/>
             <wp:cNvGraphicFramePr>
               <a:graphicFrameLocks xmlns:a="http://schemas.openxmlformats.org/drawingml/2006/main" noChangeAspect="1"/>
             </wp:cNvGraphicFramePr>
@@ -1991,7 +1824,7 @@
               <a:graphicData uri="http://schemas.openxmlformats.org/drawingml/2006/picture">
                 <pic:pic xmlns:pic="http://schemas.openxmlformats.org/drawingml/2006/picture">
                   <pic:nvPicPr>
-                    <pic:cNvPr id="1334800263" name=""/>
+                    <pic:cNvPr id="1028511718" name=""/>
                     <pic:cNvPicPr/>
                   </pic:nvPicPr>
                   <pic:blipFill>
@@ -2019,6 +1852,7 @@
     <w:p>
       <w:pPr>
         <w:pStyle w:val="Caption"/>
+        <w:keepLines/>
         <w:rPr>
           <w:b w:val="0"/>
         </w:rPr>
@@ -2068,22 +1902,25 @@
       </w:r>
     </w:p>
     <w:p>
+      <w:pPr>
+        <w:keepLines/>
+      </w:pPr>
       <w:r>
         <w:t>Figure 4 follows one logbook entry from creation to verification across four swimlanes. Invalid input returns the student to the form. A valid entry is saved as a Draft, then submitted, which creates a token and sets the status to Pending verification. When the mentor opens the link the system checks that the token exists, is unused and has not expired; if not, an error is shown and nothing changes. An approval sets the entry to Verified and adds its hours to the student's total on the dashboard. A rejection sets it to Rejected, and the student can resubmit it, which creates a new token.</w:t>
       </w:r>
     </w:p>
     <w:p>
       <w:pPr>
-        <w:pStyle w:val="Heading2"/>
-      </w:pPr>
-      <w:r>
-        <w:lastRenderedPageBreak/>
+        <w:pStyle w:val="Heading3"/>
+      </w:pPr>
+      <w:r>
         <w:t>Sequence Diagram</w:t>
       </w:r>
     </w:p>
     <w:p>
       <w:pPr>
         <w:keepNext/>
+        <w:keepLines/>
         <w:jc w:val="center"/>
       </w:pPr>
       <w:r>
@@ -2091,10 +1928,10 @@
           <w:noProof/>
         </w:rPr>
         <w:drawing>
-          <wp:inline distT="0" distB="0" distL="0" distR="0" wp14:anchorId="2D8A51CF" wp14:editId="6BC3E37C">
+          <wp:inline distT="0" distB="0" distL="0" distR="0" wp14:anchorId="45335018" wp14:editId="43C834CA">
             <wp:extent cx="6108042" cy="5969000"/>
             <wp:effectExtent l="0" t="0" r="7620" b="0"/>
-            <wp:docPr id="538882920" name="Picture 5"/>
+            <wp:docPr id="693101955" name="Picture 5"/>
             <wp:cNvGraphicFramePr>
               <a:graphicFrameLocks xmlns:a="http://schemas.openxmlformats.org/drawingml/2006/main" noChangeAspect="1"/>
             </wp:cNvGraphicFramePr>
@@ -2102,7 +1939,7 @@
               <a:graphicData uri="http://schemas.openxmlformats.org/drawingml/2006/picture">
                 <pic:pic xmlns:pic="http://schemas.openxmlformats.org/drawingml/2006/picture">
                   <pic:nvPicPr>
-                    <pic:cNvPr id="538882920" name=""/>
+                    <pic:cNvPr id="693101955" name=""/>
                     <pic:cNvPicPr/>
                   </pic:nvPicPr>
                   <pic:blipFill>
@@ -2130,6 +1967,7 @@
     <w:p>
       <w:pPr>
         <w:pStyle w:val="Caption"/>
+        <w:keepLines/>
         <w:rPr>
           <w:b w:val="0"/>
         </w:rPr>
@@ -2179,20 +2017,25 @@
       </w:r>
     </w:p>
     <w:p>
+      <w:pPr>
+        <w:keepLines/>
+      </w:pPr>
       <w:r>
         <w:t>Figure 5 shows the messages between the student, the mentor, the TrackWIL server and the SQLite database during verification. Steps 3–4 and 12–13 each run inside a database transaction, so a token is never saved without the matching status change. Step 12 updates the token only if it is still unused, which prevents two decisions being recorded if the mentor clicks twice or opens the link in two tabs. The alt frame shows the two outcomes of the token check.</w:t>
       </w:r>
     </w:p>
     <w:p>
       <w:pPr>
-        <w:pStyle w:val="Heading1"/>
-      </w:pPr>
-      <w:r>
-        <w:lastRenderedPageBreak/>
+        <w:pStyle w:val="Heading2"/>
+      </w:pPr>
+      <w:r>
         <w:t>4.4 Database Design</w:t>
       </w:r>
     </w:p>
     <w:p>
+      <w:pPr>
+        <w:keepLines/>
+      </w:pPr>
       <w:r>
         <w:t>TrackWIL uses an SQLite relational database with three tables. The schema is in 05_Source_Code/trackwil/database/schema.sql and the synthetic seed data is in seed.sql; both are applied automatically the first time the application starts. Figure 6 shows the entity-relationship diagram, and the full data dictionary is in the Database Design document.</w:t>
       </w:r>
@@ -2200,6 +2043,7 @@
     <w:p>
       <w:pPr>
         <w:keepNext/>
+        <w:keepLines/>
         <w:jc w:val="center"/>
       </w:pPr>
       <w:r>
@@ -2207,10 +2051,10 @@
           <w:noProof/>
         </w:rPr>
         <w:drawing>
-          <wp:inline distT="0" distB="0" distL="0" distR="0" wp14:anchorId="6F000B46" wp14:editId="1A89F11A">
+          <wp:inline distT="0" distB="0" distL="0" distR="0" wp14:anchorId="07B5CFDF" wp14:editId="5FF88CEC">
             <wp:extent cx="6332220" cy="3206750"/>
             <wp:effectExtent l="0" t="0" r="0" b="0"/>
-            <wp:docPr id="387132781" name="Picture 6"/>
+            <wp:docPr id="137332376" name="Picture 6"/>
             <wp:cNvGraphicFramePr>
               <a:graphicFrameLocks xmlns:a="http://schemas.openxmlformats.org/drawingml/2006/main" noChangeAspect="1"/>
             </wp:cNvGraphicFramePr>
@@ -2218,7 +2062,7 @@
               <a:graphicData uri="http://schemas.openxmlformats.org/drawingml/2006/picture">
                 <pic:pic xmlns:pic="http://schemas.openxmlformats.org/drawingml/2006/picture">
                   <pic:nvPicPr>
-                    <pic:cNvPr id="387132781" name=""/>
+                    <pic:cNvPr id="137332376" name=""/>
                     <pic:cNvPicPr/>
                   </pic:nvPicPr>
                   <pic:blipFill>
@@ -2246,6 +2090,7 @@
     <w:p>
       <w:pPr>
         <w:pStyle w:val="Caption"/>
+        <w:keepLines/>
         <w:rPr>
           <w:b w:val="0"/>
         </w:rPr>
@@ -2295,6 +2140,9 @@
       </w:r>
     </w:p>
     <w:p>
+      <w:pPr>
+        <w:keepLines/>
+      </w:pPr>
       <w:r>
         <w:rPr>
           <w:b/>
@@ -2306,6 +2154,9 @@
       </w:r>
     </w:p>
     <w:p>
+      <w:pPr>
+        <w:keepLines/>
+      </w:pPr>
       <w:r>
         <w:rPr>
           <w:b/>
@@ -2317,6 +2168,9 @@
       </w:r>
     </w:p>
     <w:p>
+      <w:pPr>
+        <w:keepLines/>
+      </w:pPr>
       <w:r>
         <w:rPr>
           <w:b/>
@@ -2324,14 +2178,13 @@
         <w:t>Normalisation.</w:t>
       </w:r>
       <w:r>
-        <w:t xml:space="preserve"> The design is in third normal form. Every column holds a single value (1NF); every table has a single-column primary key, so no column depends on only part of a key (2NF); and no non-key column depends on another non-key column (3NF). For example, the student's name is stored once in users and not copied into each entry. Values that can be calculated, such as a student's verified hours and their On track / Awaiting / Overdue status, are not stored at all but calculated from the entries when the dashboard is displayed, so they can never be out of date. The </w:t>
-      </w:r>
-      <w:r>
-        <w:lastRenderedPageBreak/>
-        <w:t>mentor's email is stored on the entry because the mentor belongs to the placement for that piece of work and mentors have no account of their own.</w:t>
+        <w:t xml:space="preserve"> The design is in third normal form. Every column holds a single value (1NF); every table has a single-column primary key, so no column depends on only part of a key (2NF); and no non-key column depends on another non-key column (3NF). For example, the student's name is stored once in users and not copied into each entry. Values that can be calculated, such as a student's verified hours and their On track / Awaiting / Overdue status, are not stored at all but calculated from the entries when the dashboard is displayed, so they can never be out of date. The mentor's email is stored on the entry because the mentor belongs to the placement for that piece of work and mentors have no account of their own.</w:t>
       </w:r>
     </w:p>
     <w:p>
+      <w:pPr>
+        <w:keepLines/>
+      </w:pPr>
       <w:r>
         <w:rPr>
           <w:b/>
@@ -2343,6 +2196,9 @@
       </w:r>
     </w:p>
     <w:p>
+      <w:pPr>
+        <w:keepLines/>
+      </w:pPr>
       <w:r>
         <w:rPr>
           <w:b/>
@@ -2355,13 +2211,16 @@
     </w:p>
     <w:p>
       <w:pPr>
-        <w:pStyle w:val="Heading1"/>
+        <w:pStyle w:val="Heading2"/>
       </w:pPr>
       <w:r>
         <w:t>4.5 User Interface Design</w:t>
       </w:r>
     </w:p>
     <w:p>
+      <w:pPr>
+        <w:keepLines/>
+      </w:pPr>
       <w:r>
         <w:t>The user interface was designed as a working prototype rather than paper wireframes: each screen was built in the first sprint, reviewed by the team and refined in the next sprint. The screenshots below were captured from the application running with the synthetic demonstration data.</w:t>
       </w:r>
@@ -2369,18 +2228,18 @@
     <w:p>
       <w:pPr>
         <w:keepNext/>
+        <w:keepLines/>
         <w:jc w:val="center"/>
       </w:pPr>
       <w:r>
         <w:rPr>
           <w:noProof/>
         </w:rPr>
-        <w:lastRenderedPageBreak/>
         <w:drawing>
-          <wp:inline distT="0" distB="0" distL="0" distR="0" wp14:anchorId="34C175A9" wp14:editId="46DF873B">
+          <wp:inline distT="0" distB="0" distL="0" distR="0" wp14:anchorId="2A585F2E" wp14:editId="3A0ADA8D">
             <wp:extent cx="5133052" cy="5969000"/>
             <wp:effectExtent l="19050" t="19050" r="10795" b="12700"/>
-            <wp:docPr id="1996910591" name="Picture 7"/>
+            <wp:docPr id="1772906307" name="Picture 7"/>
             <wp:cNvGraphicFramePr>
               <a:graphicFrameLocks xmlns:a="http://schemas.openxmlformats.org/drawingml/2006/main" noChangeAspect="1"/>
             </wp:cNvGraphicFramePr>
@@ -2388,7 +2247,7 @@
               <a:graphicData uri="http://schemas.openxmlformats.org/drawingml/2006/picture">
                 <pic:pic xmlns:pic="http://schemas.openxmlformats.org/drawingml/2006/picture">
                   <pic:nvPicPr>
-                    <pic:cNvPr id="1996910591" name=""/>
+                    <pic:cNvPr id="1772906307" name=""/>
                     <pic:cNvPicPr/>
                   </pic:nvPicPr>
                   <pic:blipFill>
@@ -2421,6 +2280,7 @@
     <w:p>
       <w:pPr>
         <w:pStyle w:val="Caption"/>
+        <w:keepLines/>
         <w:rPr>
           <w:b w:val="0"/>
         </w:rPr>
@@ -2472,18 +2332,18 @@
     <w:p>
       <w:pPr>
         <w:keepNext/>
+        <w:keepLines/>
         <w:jc w:val="center"/>
       </w:pPr>
       <w:r>
         <w:rPr>
           <w:noProof/>
         </w:rPr>
-        <w:lastRenderedPageBreak/>
         <w:drawing>
-          <wp:inline distT="0" distB="0" distL="0" distR="0" wp14:anchorId="4107C709" wp14:editId="4203B370">
+          <wp:inline distT="0" distB="0" distL="0" distR="0" wp14:anchorId="2CD617A8" wp14:editId="739EABF8">
             <wp:extent cx="6332220" cy="2038350"/>
             <wp:effectExtent l="19050" t="19050" r="11430" b="19050"/>
-            <wp:docPr id="1348236840" name="Picture 8"/>
+            <wp:docPr id="632772768" name="Picture 8"/>
             <wp:cNvGraphicFramePr>
               <a:graphicFrameLocks xmlns:a="http://schemas.openxmlformats.org/drawingml/2006/main" noChangeAspect="1"/>
             </wp:cNvGraphicFramePr>
@@ -2491,7 +2351,7 @@
               <a:graphicData uri="http://schemas.openxmlformats.org/drawingml/2006/picture">
                 <pic:pic xmlns:pic="http://schemas.openxmlformats.org/drawingml/2006/picture">
                   <pic:nvPicPr>
-                    <pic:cNvPr id="1348236840" name=""/>
+                    <pic:cNvPr id="632772768" name=""/>
                     <pic:cNvPicPr/>
                   </pic:nvPicPr>
                   <pic:blipFill>
@@ -2524,6 +2384,7 @@
     <w:p>
       <w:pPr>
         <w:pStyle w:val="Caption"/>
+        <w:keepLines/>
         <w:rPr>
           <w:b w:val="0"/>
         </w:rPr>
@@ -2575,6 +2436,7 @@
     <w:p>
       <w:pPr>
         <w:keepNext/>
+        <w:keepLines/>
         <w:jc w:val="center"/>
       </w:pPr>
       <w:r>
@@ -2582,10 +2444,10 @@
           <w:noProof/>
         </w:rPr>
         <w:drawing>
-          <wp:inline distT="0" distB="0" distL="0" distR="0" wp14:anchorId="27D3B5EB" wp14:editId="5EF6CA58">
+          <wp:inline distT="0" distB="0" distL="0" distR="0" wp14:anchorId="675CD774" wp14:editId="2379960B">
             <wp:extent cx="6332220" cy="4066540"/>
             <wp:effectExtent l="19050" t="19050" r="11430" b="10160"/>
-            <wp:docPr id="530504918" name="Picture 9"/>
+            <wp:docPr id="324547599" name="Picture 9"/>
             <wp:cNvGraphicFramePr>
               <a:graphicFrameLocks xmlns:a="http://schemas.openxmlformats.org/drawingml/2006/main" noChangeAspect="1"/>
             </wp:cNvGraphicFramePr>
@@ -2593,7 +2455,7 @@
               <a:graphicData uri="http://schemas.openxmlformats.org/drawingml/2006/picture">
                 <pic:pic xmlns:pic="http://schemas.openxmlformats.org/drawingml/2006/picture">
                   <pic:nvPicPr>
-                    <pic:cNvPr id="530504918" name=""/>
+                    <pic:cNvPr id="324547599" name=""/>
                     <pic:cNvPicPr/>
                   </pic:nvPicPr>
                   <pic:blipFill>
@@ -2626,6 +2488,7 @@
     <w:p>
       <w:pPr>
         <w:pStyle w:val="Caption"/>
+        <w:keepLines/>
         <w:rPr>
           <w:b w:val="0"/>
         </w:rPr>
@@ -2677,18 +2540,18 @@
     <w:p>
       <w:pPr>
         <w:keepNext/>
+        <w:keepLines/>
         <w:jc w:val="center"/>
       </w:pPr>
       <w:r>
         <w:rPr>
           <w:noProof/>
         </w:rPr>
-        <w:lastRenderedPageBreak/>
         <w:drawing>
-          <wp:inline distT="0" distB="0" distL="0" distR="0" wp14:anchorId="114C827C" wp14:editId="0B838807">
+          <wp:inline distT="0" distB="0" distL="0" distR="0" wp14:anchorId="39184D19" wp14:editId="30B93EB2">
             <wp:extent cx="6332220" cy="2994660"/>
             <wp:effectExtent l="19050" t="19050" r="11430" b="15240"/>
-            <wp:docPr id="800084692" name="Picture 10"/>
+            <wp:docPr id="609165656" name="Picture 10"/>
             <wp:cNvGraphicFramePr>
               <a:graphicFrameLocks xmlns:a="http://schemas.openxmlformats.org/drawingml/2006/main" noChangeAspect="1"/>
             </wp:cNvGraphicFramePr>
@@ -2696,7 +2559,7 @@
               <a:graphicData uri="http://schemas.openxmlformats.org/drawingml/2006/picture">
                 <pic:pic xmlns:pic="http://schemas.openxmlformats.org/drawingml/2006/picture">
                   <pic:nvPicPr>
-                    <pic:cNvPr id="800084692" name=""/>
+                    <pic:cNvPr id="609165656" name=""/>
                     <pic:cNvPicPr/>
                   </pic:nvPicPr>
                   <pic:blipFill>
@@ -2729,6 +2592,7 @@
     <w:p>
       <w:pPr>
         <w:pStyle w:val="Caption"/>
+        <w:keepLines/>
         <w:rPr>
           <w:b w:val="0"/>
         </w:rPr>
@@ -2780,18 +2644,18 @@
     <w:p>
       <w:pPr>
         <w:keepNext/>
+        <w:keepLines/>
         <w:jc w:val="center"/>
       </w:pPr>
       <w:r>
         <w:rPr>
           <w:noProof/>
         </w:rPr>
-        <w:lastRenderedPageBreak/>
         <w:drawing>
-          <wp:inline distT="0" distB="0" distL="0" distR="0" wp14:anchorId="7FBA6F61" wp14:editId="653485AD">
+          <wp:inline distT="0" distB="0" distL="0" distR="0" wp14:anchorId="78C28815" wp14:editId="1188893E">
             <wp:extent cx="6332220" cy="5707380"/>
             <wp:effectExtent l="19050" t="19050" r="11430" b="26670"/>
-            <wp:docPr id="1075470066" name="Picture 11"/>
+            <wp:docPr id="1421664838" name="Picture 11"/>
             <wp:cNvGraphicFramePr>
               <a:graphicFrameLocks xmlns:a="http://schemas.openxmlformats.org/drawingml/2006/main" noChangeAspect="1"/>
             </wp:cNvGraphicFramePr>
@@ -2799,7 +2663,7 @@
               <a:graphicData uri="http://schemas.openxmlformats.org/drawingml/2006/picture">
                 <pic:pic xmlns:pic="http://schemas.openxmlformats.org/drawingml/2006/picture">
                   <pic:nvPicPr>
-                    <pic:cNvPr id="1075470066" name=""/>
+                    <pic:cNvPr id="1421664838" name=""/>
                     <pic:cNvPicPr/>
                   </pic:nvPicPr>
                   <pic:blipFill>
@@ -2832,6 +2696,7 @@
     <w:p>
       <w:pPr>
         <w:pStyle w:val="Caption"/>
+        <w:keepLines/>
         <w:rPr>
           <w:b w:val="0"/>
         </w:rPr>
@@ -2883,18 +2748,18 @@
     <w:p>
       <w:pPr>
         <w:keepNext/>
+        <w:keepLines/>
         <w:jc w:val="center"/>
       </w:pPr>
       <w:r>
         <w:rPr>
           <w:noProof/>
         </w:rPr>
-        <w:lastRenderedPageBreak/>
         <w:drawing>
-          <wp:inline distT="0" distB="0" distL="0" distR="0" wp14:anchorId="2435AEE7" wp14:editId="357CB936">
+          <wp:inline distT="0" distB="0" distL="0" distR="0" wp14:anchorId="4AFE3E1A" wp14:editId="43559CC2">
             <wp:extent cx="6332220" cy="2750820"/>
             <wp:effectExtent l="19050" t="19050" r="11430" b="11430"/>
-            <wp:docPr id="513519532" name="Picture 12"/>
+            <wp:docPr id="1563281772" name="Picture 12"/>
             <wp:cNvGraphicFramePr>
               <a:graphicFrameLocks xmlns:a="http://schemas.openxmlformats.org/drawingml/2006/main" noChangeAspect="1"/>
             </wp:cNvGraphicFramePr>
@@ -2902,7 +2767,7 @@
               <a:graphicData uri="http://schemas.openxmlformats.org/drawingml/2006/picture">
                 <pic:pic xmlns:pic="http://schemas.openxmlformats.org/drawingml/2006/picture">
                   <pic:nvPicPr>
-                    <pic:cNvPr id="513519532" name=""/>
+                    <pic:cNvPr id="1563281772" name=""/>
                     <pic:cNvPicPr/>
                   </pic:nvPicPr>
                   <pic:blipFill>
@@ -2935,6 +2800,7 @@
     <w:p>
       <w:pPr>
         <w:pStyle w:val="Caption"/>
+        <w:keepLines/>
         <w:rPr>
           <w:b w:val="0"/>
         </w:rPr>
@@ -2987,6 +2853,7 @@
       <w:pPr>
         <w:pStyle w:val="Caption"/>
         <w:keepNext/>
+        <w:keepLines/>
         <w:rPr>
           <w:b w:val="0"/>
         </w:rPr>
@@ -3619,10 +3486,9 @@
     <w:p/>
     <w:p>
       <w:pPr>
-        <w:pStyle w:val="Heading1"/>
-      </w:pPr>
-      <w:r>
-        <w:lastRenderedPageBreak/>
+        <w:pStyle w:val="Heading2"/>
+      </w:pPr>
+      <w:r>
         <w:t>4.6 Development Environment</w:t>
       </w:r>
     </w:p>
@@ -3630,6 +3496,7 @@
       <w:pPr>
         <w:pStyle w:val="Caption"/>
         <w:keepNext/>
+        <w:keepLines/>
         <w:rPr>
           <w:b w:val="0"/>
         </w:rPr>
@@ -4215,26 +4082,32 @@
     </w:tbl>
     <w:p/>
     <w:p>
+      <w:pPr>
+        <w:keepLines/>
+      </w:pPr>
       <w:r>
         <w:t>To run the application, install Node.js 22.13 or newer and run npm install and npm run dev in 05_Source_Code/trackwil, then open http://localhost:3000. The README lists the demonstration accounts. The command npm run db:reset restores the demonstration data.</w:t>
       </w:r>
     </w:p>
     <w:p>
       <w:pPr>
-        <w:pStyle w:val="Heading1"/>
+        <w:pStyle w:val="Heading2"/>
       </w:pPr>
       <w:r>
         <w:t>4.7 Implementation</w:t>
       </w:r>
     </w:p>
     <w:p>
+      <w:pPr>
+        <w:keepLines/>
+      </w:pPr>
       <w:r>
         <w:t>This section explains the most important modules. Short code excerpts are included only where they show how a requirement or security rule is enforced.</w:t>
       </w:r>
     </w:p>
     <w:p>
       <w:pPr>
-        <w:pStyle w:val="Heading2"/>
+        <w:pStyle w:val="Heading3"/>
       </w:pPr>
       <w:r>
         <w:t>Project Structure</w:t>
@@ -4244,6 +4117,7 @@
       <w:pPr>
         <w:pStyle w:val="Caption"/>
         <w:keepNext/>
+        <w:keepLines/>
         <w:rPr>
           <w:b w:val="0"/>
         </w:rPr>
@@ -4658,14 +4532,16 @@
     <w:p/>
     <w:p>
       <w:pPr>
-        <w:pStyle w:val="Heading2"/>
-      </w:pPr>
-      <w:r>
-        <w:lastRenderedPageBreak/>
+        <w:pStyle w:val="Heading3"/>
+      </w:pPr>
+      <w:r>
         <w:t>Authentication and Passwords</w:t>
       </w:r>
     </w:p>
     <w:p>
+      <w:pPr>
+        <w:keepLines/>
+      </w:pPr>
       <w:r>
         <w:t>Passwords are never stored. On sign-up the password is hashed with scrypt and a random 16-byte salt, and on sign-in the hash is recalculated and compared in constant time, as recommended by OWASP (OWASP Foundation, n.d.a). Sign-up also checks that the email is a CTU student address and that the password meets the strength rules (FR-02).</w:t>
       </w:r>
@@ -4673,6 +4549,7 @@
     <w:p>
       <w:pPr>
         <w:keepNext/>
+        <w:keepLines/>
         <w:shd w:val="clear" w:color="auto" w:fill="F3F3F3"/>
         <w:spacing w:after="0" w:line="240" w:lineRule="auto"/>
         <w:ind w:left="200"/>
@@ -4692,6 +4569,7 @@
     <w:p>
       <w:pPr>
         <w:keepNext/>
+        <w:keepLines/>
         <w:shd w:val="clear" w:color="auto" w:fill="F3F3F3"/>
         <w:spacing w:after="0" w:line="240" w:lineRule="auto"/>
         <w:ind w:left="200"/>
@@ -4711,6 +4589,7 @@
     <w:p>
       <w:pPr>
         <w:keepNext/>
+        <w:keepLines/>
         <w:shd w:val="clear" w:color="auto" w:fill="F3F3F3"/>
         <w:spacing w:after="0" w:line="240" w:lineRule="auto"/>
         <w:ind w:left="200"/>
@@ -4730,6 +4609,7 @@
     <w:p>
       <w:pPr>
         <w:keepNext/>
+        <w:keepLines/>
         <w:shd w:val="clear" w:color="auto" w:fill="F3F3F3"/>
         <w:spacing w:after="0" w:line="240" w:lineRule="auto"/>
         <w:ind w:left="200"/>
@@ -4748,6 +4628,7 @@
     </w:p>
     <w:p>
       <w:pPr>
+        <w:keepLines/>
         <w:shd w:val="clear" w:color="auto" w:fill="F3F3F3"/>
         <w:spacing w:after="0" w:line="240" w:lineRule="auto"/>
         <w:ind w:left="200"/>
@@ -4766,19 +4647,26 @@
     </w:p>
     <w:p/>
     <w:p>
+      <w:pPr>
+        <w:keepLines/>
+      </w:pPr>
       <w:r>
         <w:t>After a successful sign-in the server sets an HttpOnly session cookie and redirects the user to /student or /coordinator, depending on their role.</w:t>
       </w:r>
     </w:p>
     <w:p>
       <w:pPr>
-        <w:pStyle w:val="Heading2"/>
+        <w:pStyle w:val="Heading3"/>
       </w:pPr>
       <w:r>
         <w:t>Role-Based Access</w:t>
       </w:r>
     </w:p>
     <w:p>
+      <w:pPr>
+        <w:keepNext/>
+        <w:keepLines/>
+      </w:pPr>
       <w:r>
         <w:t>Access is checked on the server at two levels. The proxy redirects any visitor without a session away from /student and /coordinator. Each area's layout then loads the user and checks the role, so that a coordinator cannot open the student area and a student cannot open the dashboard. Every Server Action also checks the role and ownership again before changing data, for example:</w:t>
       </w:r>
@@ -4786,6 +4674,7 @@
     <w:p>
       <w:pPr>
         <w:keepNext/>
+        <w:keepLines/>
         <w:shd w:val="clear" w:color="auto" w:fill="F3F3F3"/>
         <w:spacing w:after="0" w:line="240" w:lineRule="auto"/>
         <w:ind w:left="200"/>
@@ -4805,6 +4694,7 @@
     <w:p>
       <w:pPr>
         <w:keepNext/>
+        <w:keepLines/>
         <w:shd w:val="clear" w:color="auto" w:fill="F3F3F3"/>
         <w:spacing w:after="0" w:line="240" w:lineRule="auto"/>
         <w:ind w:left="200"/>
@@ -4824,6 +4714,7 @@
     <w:p>
       <w:pPr>
         <w:keepNext/>
+        <w:keepLines/>
         <w:shd w:val="clear" w:color="auto" w:fill="F3F3F3"/>
         <w:spacing w:after="0" w:line="240" w:lineRule="auto"/>
         <w:ind w:left="200"/>
@@ -4842,6 +4733,7 @@
     </w:p>
     <w:p>
       <w:pPr>
+        <w:keepLines/>
         <w:shd w:val="clear" w:color="auto" w:fill="F3F3F3"/>
         <w:spacing w:after="0" w:line="240" w:lineRule="auto"/>
         <w:ind w:left="200"/>
@@ -4861,26 +4753,33 @@
     <w:p/>
     <w:p>
       <w:pPr>
-        <w:pStyle w:val="Heading2"/>
+        <w:pStyle w:val="Heading3"/>
       </w:pPr>
       <w:r>
         <w:t>Logbook Entries and Evidence Upload</w:t>
       </w:r>
     </w:p>
     <w:p>
+      <w:pPr>
+        <w:keepLines/>
+      </w:pPr>
       <w:r>
         <w:t>createLogbookEntryAction validates the date, description and hours (more than 0 and at most 24) before saving. An evidence file is accepted only if its extension is PDF, PNG, JPG, JPEG or WEBP, and it is saved under a random UUID name so that a user can never choose or overwrite a file name on the server (OWASP Foundation, n.d.c). Files are served through /api/evidence/[fileName], which returns 401 to signed-out visitors and 403 to anyone other than the owning student, a coordinator or a lecturer (FR-13).</w:t>
       </w:r>
     </w:p>
     <w:p>
       <w:pPr>
-        <w:pStyle w:val="Heading2"/>
+        <w:pStyle w:val="Heading3"/>
       </w:pPr>
       <w:r>
         <w:t>Mentor Verification Tokens</w:t>
       </w:r>
     </w:p>
     <w:p>
+      <w:pPr>
+        <w:keepNext/>
+        <w:keepLines/>
+      </w:pPr>
       <w:r>
         <w:t>When a student submits an entry, the server creates a token from 24 random bytes (48 hexadecimal characters, 192 bits of randomness), which cannot practically be guessed, and sets it to expire after 7 days. The token and the new Pending verification status are saved in one transaction. When the mentor decides, the token is marked as used only if it is still unused, and the entry is updated in the same transaction:</w:t>
       </w:r>
@@ -4888,6 +4787,7 @@
     <w:p>
       <w:pPr>
         <w:keepNext/>
+        <w:keepLines/>
         <w:shd w:val="clear" w:color="auto" w:fill="F3F3F3"/>
         <w:spacing w:after="0" w:line="240" w:lineRule="auto"/>
         <w:ind w:left="200"/>
@@ -4901,13 +4801,13 @@
           <w:rFonts w:ascii="Consolas" w:hAnsi="Consolas"/>
           <w:sz w:val="18"/>
         </w:rPr>
-        <w:lastRenderedPageBreak/>
         <w:t>const tokenUpdate = database</w:t>
       </w:r>
     </w:p>
     <w:p>
       <w:pPr>
         <w:keepNext/>
+        <w:keepLines/>
         <w:shd w:val="clear" w:color="auto" w:fill="F3F3F3"/>
         <w:spacing w:after="0" w:line="240" w:lineRule="auto"/>
         <w:ind w:left="200"/>
@@ -4927,6 +4827,7 @@
     <w:p>
       <w:pPr>
         <w:keepNext/>
+        <w:keepLines/>
         <w:shd w:val="clear" w:color="auto" w:fill="F3F3F3"/>
         <w:spacing w:after="0" w:line="240" w:lineRule="auto"/>
         <w:ind w:left="200"/>
@@ -4946,6 +4847,7 @@
     <w:p>
       <w:pPr>
         <w:keepNext/>
+        <w:keepLines/>
         <w:shd w:val="clear" w:color="auto" w:fill="F3F3F3"/>
         <w:spacing w:after="0" w:line="240" w:lineRule="auto"/>
         <w:ind w:left="200"/>
@@ -4965,6 +4867,7 @@
     <w:p>
       <w:pPr>
         <w:keepNext/>
+        <w:keepLines/>
         <w:shd w:val="clear" w:color="auto" w:fill="F3F3F3"/>
         <w:spacing w:after="0" w:line="240" w:lineRule="auto"/>
         <w:ind w:left="200"/>
@@ -4984,6 +4887,7 @@
     <w:p>
       <w:pPr>
         <w:keepNext/>
+        <w:keepLines/>
         <w:shd w:val="clear" w:color="auto" w:fill="F3F3F3"/>
         <w:spacing w:after="0" w:line="240" w:lineRule="auto"/>
         <w:ind w:left="200"/>
@@ -5002,6 +4906,7 @@
     </w:p>
     <w:p>
       <w:pPr>
+        <w:keepLines/>
         <w:shd w:val="clear" w:color="auto" w:fill="F3F3F3"/>
         <w:spacing w:after="0" w:line="240" w:lineRule="auto"/>
         <w:ind w:left="200"/>
@@ -5021,65 +4926,80 @@
     <w:p/>
     <w:p>
       <w:pPr>
-        <w:pStyle w:val="Heading2"/>
+        <w:pStyle w:val="Heading3"/>
       </w:pPr>
       <w:r>
         <w:t>Monitoring Dashboard</w:t>
       </w:r>
     </w:p>
     <w:p>
+      <w:pPr>
+        <w:keepLines/>
+      </w:pPr>
       <w:r>
         <w:t>The dashboard calculates each student's status from their entries each time it is displayed. A student with an entry awaiting verification is shown as Awaiting verification; a student with no verified entry, or whose latest verification is more than 14 days old, is shown as Overdue; all other students are On track. Verified hours are the sum of the hours of Verified entries only.</w:t>
       </w:r>
     </w:p>
     <w:p>
       <w:pPr>
-        <w:pStyle w:val="Heading2"/>
+        <w:pStyle w:val="Heading3"/>
       </w:pPr>
       <w:r>
         <w:t>Database Layer</w:t>
       </w:r>
     </w:p>
     <w:p>
+      <w:pPr>
+        <w:keepLines/>
+      </w:pPr>
       <w:r>
         <w:t>db.ts opens the SQLite file, turns on foreign-key enforcement, applies schema.sql and loads seed.sql if the database is empty. It also provides an inTransaction helper that commits all statements together or rolls them all back. repository.ts contains every SQL query and returns plain TypeScript objects, so pages and actions never contain SQL.</w:t>
       </w:r>
     </w:p>
     <w:p>
       <w:pPr>
-        <w:pStyle w:val="Heading2"/>
+        <w:pStyle w:val="Heading3"/>
       </w:pPr>
       <w:r>
         <w:t>Known Security Limitation</w:t>
       </w:r>
     </w:p>
     <w:p>
+      <w:pPr>
+        <w:keepLines/>
+      </w:pPr>
       <w:r>
         <w:t>During the security review the team found that the session cookie stores the user's id without a signature. The cookie is HttpOnly, so it cannot be read by JavaScript on the page, but a user who edits the cookie in their own browser could change the id to impersonate another account. This defect is recorded in the Defect Log, and the planned fix is to sign the cookie (or use a random session token stored in the database) so that a modified cookie is rejected. Chapter 5 reports the retest.</w:t>
       </w:r>
     </w:p>
     <w:p>
       <w:pPr>
-        <w:pStyle w:val="Heading1"/>
+        <w:pStyle w:val="Heading2"/>
       </w:pPr>
       <w:r>
         <w:t>4.8 Version Control</w:t>
       </w:r>
     </w:p>
     <w:p>
+      <w:pPr>
+        <w:keepLines/>
+      </w:pPr>
       <w:r>
         <w:t>The repository on GitHub (https://github.com/Noobey32/TrackWIL) holds both the documentation and the source code. The capstone pack is organised into numbered folders from 00_Project_Administration to 12_Assessment, with the application in 05_Source_Code/trackwil, the design files and diagrams in 04_System_Design_and_Development, and each weekly submission in its own folder.</w:t>
       </w:r>
     </w:p>
     <w:p>
       <w:pPr>
-        <w:pStyle w:val="Heading2"/>
+        <w:pStyle w:val="Heading3"/>
       </w:pPr>
       <w:r>
         <w:t>Branching and Pull Requests</w:t>
       </w:r>
     </w:p>
     <w:p>
+      <w:pPr>
+        <w:keepLines/>
+      </w:pPr>
       <w:r>
         <w:t>The team agreed that each member creates a branch named after themselves and the task (name/task, for example moe/system-design), finishes the work there, and merges it into main through a pull request so that the others can review it. main is kept as the stable branch.</w:t>
       </w:r>
@@ -5088,6 +5008,7 @@
       <w:pPr>
         <w:pStyle w:val="Caption"/>
         <w:keepNext/>
+        <w:keepLines/>
         <w:rPr>
           <w:b w:val="0"/>
         </w:rPr>
@@ -5301,7 +5222,6 @@
               <w:rPr>
                 <w:sz w:val="20"/>
               </w:rPr>
-              <w:lastRenderedPageBreak/>
               <w:t>app-dev</w:t>
             </w:r>
           </w:p>
@@ -5783,7 +5703,7 @@
     <w:p/>
     <w:p>
       <w:pPr>
-        <w:pStyle w:val="Heading2"/>
+        <w:pStyle w:val="Heading3"/>
       </w:pPr>
       <w:r>
         <w:t>Contribution by Member</w:t>
@@ -5793,6 +5713,7 @@
       <w:pPr>
         <w:pStyle w:val="Caption"/>
         <w:keepNext/>
+        <w:keepLines/>
         <w:rPr>
           <w:b w:val="0"/>
         </w:rPr>
@@ -6293,6 +6214,7 @@
     <w:p>
       <w:pPr>
         <w:keepNext/>
+        <w:keepLines/>
         <w:jc w:val="center"/>
       </w:pPr>
       <w:r>
@@ -6300,10 +6222,10 @@
           <w:noProof/>
         </w:rPr>
         <w:drawing>
-          <wp:inline distT="0" distB="0" distL="0" distR="0" wp14:anchorId="30DC441F" wp14:editId="6FB59722">
+          <wp:inline distT="0" distB="0" distL="0" distR="0" wp14:anchorId="714213DB" wp14:editId="03B48069">
             <wp:extent cx="6332220" cy="1897380"/>
             <wp:effectExtent l="19050" t="19050" r="11430" b="26670"/>
-            <wp:docPr id="1048295987" name="Picture 13"/>
+            <wp:docPr id="89327742" name="Picture 13"/>
             <wp:cNvGraphicFramePr>
               <a:graphicFrameLocks xmlns:a="http://schemas.openxmlformats.org/drawingml/2006/main" noChangeAspect="1"/>
             </wp:cNvGraphicFramePr>
@@ -6311,7 +6233,7 @@
               <a:graphicData uri="http://schemas.openxmlformats.org/drawingml/2006/picture">
                 <pic:pic xmlns:pic="http://schemas.openxmlformats.org/drawingml/2006/picture">
                   <pic:nvPicPr>
-                    <pic:cNvPr id="1048295987" name=""/>
+                    <pic:cNvPr id="89327742" name=""/>
                     <pic:cNvPicPr/>
                   </pic:nvPicPr>
                   <pic:blipFill>
@@ -6344,6 +6266,7 @@
     <w:p>
       <w:pPr>
         <w:pStyle w:val="Caption"/>
+        <w:keepLines/>
         <w:rPr>
           <w:b w:val="0"/>
         </w:rPr>
@@ -6393,49 +6316,68 @@
       </w:r>
     </w:p>
     <w:p>
+      <w:pPr>
+        <w:keepLines/>
+      </w:pPr>
       <w:r>
         <w:t>The commit history shows work on 7, 8, 9, 12, 14, 15 and 22 October 2026, spread across the project rather than in one final upload. The team recognises that the number of commits differs between members, and the Individual Contribution Forms explain each member's work in more detail, with references to specific commits and files.</w:t>
       </w:r>
     </w:p>
     <w:p>
       <w:pPr>
-        <w:pStyle w:val="Heading1"/>
+        <w:pStyle w:val="Heading2"/>
       </w:pPr>
       <w:r>
         <w:t>4.9 Chapter Summary</w:t>
       </w:r>
     </w:p>
     <w:p>
+      <w:pPr>
+        <w:keepLines/>
+      </w:pPr>
       <w:r>
         <w:t>This chapter presented TrackWIL's three-layer Next.js architecture, the use case, class, activity and sequence diagrams, the normalised SQLite database design and the user interface with its usability decisions. It described the development environment and the implementation of authentication, role-based access, evidence upload, one-time verification tokens, the monitoring dashboard and the database layer, and it recorded one known security limitation that will be fixed and retested. Finally, it summarised the repository structure, branches, pull requests and each member's contribution.</w:t>
       </w:r>
     </w:p>
     <w:p>
+      <w:pPr>
+        <w:keepLines/>
+      </w:pPr>
       <w:r>
         <w:t>The core features implemented are: student sign-up and sign-in; logbook entries with optional evidence; verified hours against required hours; submission for verification with a 7-day one-time link; mentor approval or rejection without an account; and the coordinator and lecturer dashboard. Chapter 5 tests these features against the requirements.</w:t>
       </w:r>
     </w:p>
     <w:p>
       <w:pPr>
-        <w:pStyle w:val="Heading1"/>
+        <w:pStyle w:val="Heading2"/>
       </w:pPr>
       <w:r>
         <w:t>References</w:t>
       </w:r>
     </w:p>
     <w:p>
+      <w:pPr>
+        <w:keepLines/>
+      </w:pPr>
       <w:r>
         <w:t>OWASP Foundation (n.d.a) Password Storage Cheat Sheet. Available at: https://cheatsheetseries.owasp.org/cheatsheets/Password_Storage_Cheat_Sheet.html (Accessed: 22 October 2026).</w:t>
       </w:r>
     </w:p>
     <w:p>
+      <w:pPr>
+        <w:keepLines/>
+      </w:pPr>
       <w:r>
         <w:t>OWASP Foundation (n.d.c) File Upload Cheat Sheet. Available at: https://cheatsheetseries.owasp.org/cheatsheets/File_Upload_Cheat_Sheet.html (Accessed: 9 October 2026).</w:t>
       </w:r>
     </w:p>
     <w:sectPr>
-      <w:headerReference w:type="default" r:id="rId21"/>
-      <w:footerReference w:type="default" r:id="rId22"/>
+      <w:headerReference w:type="even" r:id="rId21"/>
+      <w:headerReference w:type="default" r:id="rId22"/>
+      <w:footerReference w:type="even" r:id="rId23"/>
+      <w:footerReference w:type="default" r:id="rId24"/>
+      <w:headerReference w:type="first" r:id="rId25"/>
+      <w:footerReference w:type="first" r:id="rId26"/>
       <w:pgSz w:w="12240" w:h="15840"/>
       <w:pgMar w:top="964" w:right="1134" w:bottom="964" w:left="1134" w:header="720" w:footer="720" w:gutter="0"/>
       <w:cols w:space="720"/>
@@ -6476,12 +6418,26 @@
     <w:pPr>
       <w:pStyle w:val="Footer"/>
     </w:pPr>
-    <w:r>
-      <w:rPr>
-        <w:sz w:val="16"/>
-      </w:rPr>
-      <w:t>CTU Training Solutions (PTY) Ltd is fully accredited by the MICT SETA (ACC/2006/07/186) through the Quality Council for Trades and Occupations (QCTO). CTU Training Solutions is registered with the Department of Higher Education and Training as a Private College (2018/FE07/004) and provisionally registered as a private higher education institution (No 2014/HE07/004) Co. Reg No:2005/038944/07</w:t>
-    </w:r>
+  </w:p>
+</w:ftr>
+</file>
+
+<file path=word/footer2.xml><?xml version="1.0" encoding="utf-8"?>
+<w:ftr xmlns:wpc="http://schemas.microsoft.com/office/word/2010/wordprocessingCanvas" xmlns:cx="http://schemas.microsoft.com/office/drawing/2014/chartex" xmlns:cx1="http://schemas.microsoft.com/office/drawing/2015/9/8/chartex" xmlns:cx2="http://schemas.microsoft.com/office/drawing/2015/10/21/chartex" xmlns:cx3="http://schemas.microsoft.com/office/drawing/2016/5/9/chartex" xmlns:cx4="http://schemas.microsoft.com/office/drawing/2016/5/10/chartex" xmlns:cx5="http://schemas.microsoft.com/office/drawing/2016/5/11/chartex" xmlns:cx6="http://schemas.microsoft.com/office/drawing/2016/5/12/chartex" xmlns:cx7="http://schemas.microsoft.com/office/drawing/2016/5/13/chartex" xmlns:cx8="http://schemas.microsoft.com/office/drawing/2016/5/14/chartex" xmlns:mc="http://schemas.openxmlformats.org/markup-compatibility/2006" xmlns:aink="http://schemas.microsoft.com/office/drawing/2016/ink" xmlns:am3d="http://schemas.microsoft.com/office/drawing/2017/model3d" xmlns:o="urn:schemas-microsoft-com:office:office" xmlns:oel="http://schemas.microsoft.com/office/2019/extlst" xmlns:r="http://schemas.openxmlformats.org/officeDocument/2006/relationships" xmlns:m="http://schemas.openxmlformats.org/officeDocument/2006/math" xmlns:v="urn:schemas-microsoft-com:vml" xmlns:wp14="http://schemas.microsoft.com/office/word/2010/wordprocessingDrawing" xmlns:wp="http://schemas.openxmlformats.org/drawingml/2006/wordprocessingDrawing" xmlns:w10="urn:schemas-microsoft-com:office:word" xmlns:w="http://schemas.openxmlformats.org/wordprocessingml/2006/main" xmlns:w14="http://schemas.microsoft.com/office/word/2010/wordml" xmlns:w15="http://schemas.microsoft.com/office/word/2012/wordml" xmlns:w16cex="http://schemas.microsoft.com/office/word/2018/wordml/cex" xmlns:w16cid="http://schemas.microsoft.com/office/word/2016/wordml/cid" xmlns:w16="http://schemas.microsoft.com/office/word/2018/wordml" xmlns:w16du="http://schemas.microsoft.com/office/word/2023/wordml/word16du" xmlns:w16sdtdh="http://schemas.microsoft.com/office/word/2020/wordml/sdtdatahash" xmlns:w16sdtfl="http://schemas.microsoft.com/office/word/2024/wordml/sdtformatlock" xmlns:w16se="http://schemas.microsoft.com/office/word/2015/wordml/symex" xmlns:wpg="http://schemas.microsoft.com/office/word/2010/wordprocessingGroup" xmlns:wpi="http://schemas.microsoft.com/office/word/2010/wordprocessingInk" xmlns:wne="http://schemas.microsoft.com/office/word/2006/wordml" xmlns:wps="http://schemas.microsoft.com/office/word/2010/wordprocessingShape" mc:Ignorable="w14 w15 w16se w16cid w16 w16cex w16sdtdh w16sdtfl w16du wp14">
+  <w:p>
+    <w:pPr>
+      <w:pStyle w:val="Footer"/>
+    </w:pPr>
+  </w:p>
+</w:ftr>
+</file>
+
+<file path=word/footer3.xml><?xml version="1.0" encoding="utf-8"?>
+<w:ftr xmlns:wpc="http://schemas.microsoft.com/office/word/2010/wordprocessingCanvas" xmlns:cx="http://schemas.microsoft.com/office/drawing/2014/chartex" xmlns:cx1="http://schemas.microsoft.com/office/drawing/2015/9/8/chartex" xmlns:cx2="http://schemas.microsoft.com/office/drawing/2015/10/21/chartex" xmlns:cx3="http://schemas.microsoft.com/office/drawing/2016/5/9/chartex" xmlns:cx4="http://schemas.microsoft.com/office/drawing/2016/5/10/chartex" xmlns:cx5="http://schemas.microsoft.com/office/drawing/2016/5/11/chartex" xmlns:cx6="http://schemas.microsoft.com/office/drawing/2016/5/12/chartex" xmlns:cx7="http://schemas.microsoft.com/office/drawing/2016/5/13/chartex" xmlns:cx8="http://schemas.microsoft.com/office/drawing/2016/5/14/chartex" xmlns:mc="http://schemas.openxmlformats.org/markup-compatibility/2006" xmlns:aink="http://schemas.microsoft.com/office/drawing/2016/ink" xmlns:am3d="http://schemas.microsoft.com/office/drawing/2017/model3d" xmlns:o="urn:schemas-microsoft-com:office:office" xmlns:oel="http://schemas.microsoft.com/office/2019/extlst" xmlns:r="http://schemas.openxmlformats.org/officeDocument/2006/relationships" xmlns:m="http://schemas.openxmlformats.org/officeDocument/2006/math" xmlns:v="urn:schemas-microsoft-com:vml" xmlns:wp14="http://schemas.microsoft.com/office/word/2010/wordprocessingDrawing" xmlns:wp="http://schemas.openxmlformats.org/drawingml/2006/wordprocessingDrawing" xmlns:w10="urn:schemas-microsoft-com:office:word" xmlns:w="http://schemas.openxmlformats.org/wordprocessingml/2006/main" xmlns:w14="http://schemas.microsoft.com/office/word/2010/wordml" xmlns:w15="http://schemas.microsoft.com/office/word/2012/wordml" xmlns:w16cex="http://schemas.microsoft.com/office/word/2018/wordml/cex" xmlns:w16cid="http://schemas.microsoft.com/office/word/2016/wordml/cid" xmlns:w16="http://schemas.microsoft.com/office/word/2018/wordml" xmlns:w16du="http://schemas.microsoft.com/office/word/2023/wordml/word16du" xmlns:w16sdtdh="http://schemas.microsoft.com/office/word/2020/wordml/sdtdatahash" xmlns:w16sdtfl="http://schemas.microsoft.com/office/word/2024/wordml/sdtformatlock" xmlns:w16se="http://schemas.microsoft.com/office/word/2015/wordml/symex" xmlns:wpg="http://schemas.microsoft.com/office/word/2010/wordprocessingGroup" xmlns:wpi="http://schemas.microsoft.com/office/word/2010/wordprocessingInk" xmlns:wne="http://schemas.microsoft.com/office/word/2006/wordml" xmlns:wps="http://schemas.microsoft.com/office/word/2010/wordprocessingShape" mc:Ignorable="w14 w15 w16se w16cid w16 w16cex w16sdtdh w16sdtfl w16du wp14">
+  <w:p>
+    <w:pPr>
+      <w:pStyle w:val="Footer"/>
+    </w:pPr>
   </w:p>
 </w:ftr>
 </file>
@@ -6515,48 +6471,28 @@
 <w:hdr xmlns:wpc="http://schemas.microsoft.com/office/word/2010/wordprocessingCanvas" xmlns:cx="http://schemas.microsoft.com/office/drawing/2014/chartex" xmlns:cx1="http://schemas.microsoft.com/office/drawing/2015/9/8/chartex" xmlns:cx2="http://schemas.microsoft.com/office/drawing/2015/10/21/chartex" xmlns:cx3="http://schemas.microsoft.com/office/drawing/2016/5/9/chartex" xmlns:cx4="http://schemas.microsoft.com/office/drawing/2016/5/10/chartex" xmlns:cx5="http://schemas.microsoft.com/office/drawing/2016/5/11/chartex" xmlns:cx6="http://schemas.microsoft.com/office/drawing/2016/5/12/chartex" xmlns:cx7="http://schemas.microsoft.com/office/drawing/2016/5/13/chartex" xmlns:cx8="http://schemas.microsoft.com/office/drawing/2016/5/14/chartex" xmlns:mc="http://schemas.openxmlformats.org/markup-compatibility/2006" xmlns:aink="http://schemas.microsoft.com/office/drawing/2016/ink" xmlns:am3d="http://schemas.microsoft.com/office/drawing/2017/model3d" xmlns:o="urn:schemas-microsoft-com:office:office" xmlns:oel="http://schemas.microsoft.com/office/2019/extlst" xmlns:r="http://schemas.openxmlformats.org/officeDocument/2006/relationships" xmlns:m="http://schemas.openxmlformats.org/officeDocument/2006/math" xmlns:v="urn:schemas-microsoft-com:vml" xmlns:wp14="http://schemas.microsoft.com/office/word/2010/wordprocessingDrawing" xmlns:wp="http://schemas.openxmlformats.org/drawingml/2006/wordprocessingDrawing" xmlns:w10="urn:schemas-microsoft-com:office:word" xmlns:w="http://schemas.openxmlformats.org/wordprocessingml/2006/main" xmlns:w14="http://schemas.microsoft.com/office/word/2010/wordml" xmlns:w15="http://schemas.microsoft.com/office/word/2012/wordml" xmlns:w16cex="http://schemas.microsoft.com/office/word/2018/wordml/cex" xmlns:w16cid="http://schemas.microsoft.com/office/word/2016/wordml/cid" xmlns:w16="http://schemas.microsoft.com/office/word/2018/wordml" xmlns:w16du="http://schemas.microsoft.com/office/word/2023/wordml/word16du" xmlns:w16sdtdh="http://schemas.microsoft.com/office/word/2020/wordml/sdtdatahash" xmlns:w16sdtfl="http://schemas.microsoft.com/office/word/2024/wordml/sdtformatlock" xmlns:w16se="http://schemas.microsoft.com/office/word/2015/wordml/symex" xmlns:wpg="http://schemas.microsoft.com/office/word/2010/wordprocessingGroup" xmlns:wpi="http://schemas.microsoft.com/office/word/2010/wordprocessingInk" xmlns:wne="http://schemas.microsoft.com/office/word/2006/wordml" xmlns:wps="http://schemas.microsoft.com/office/word/2010/wordprocessingShape" mc:Ignorable="w14 w15 w16se w16cid w16 w16cex w16sdtdh w16sdtfl w16du wp14">
   <w:p>
     <w:pPr>
+      <w:pStyle w:val="Header"/>
+    </w:pPr>
+  </w:p>
+</w:hdr>
+</file>
+
+<file path=word/header2.xml><?xml version="1.0" encoding="utf-8"?>
+<w:hdr xmlns:wpc="http://schemas.microsoft.com/office/word/2010/wordprocessingCanvas" xmlns:cx="http://schemas.microsoft.com/office/drawing/2014/chartex" xmlns:cx1="http://schemas.microsoft.com/office/drawing/2015/9/8/chartex" xmlns:cx2="http://schemas.microsoft.com/office/drawing/2015/10/21/chartex" xmlns:cx3="http://schemas.microsoft.com/office/drawing/2016/5/9/chartex" xmlns:cx4="http://schemas.microsoft.com/office/drawing/2016/5/10/chartex" xmlns:cx5="http://schemas.microsoft.com/office/drawing/2016/5/11/chartex" xmlns:cx6="http://schemas.microsoft.com/office/drawing/2016/5/12/chartex" xmlns:cx7="http://schemas.microsoft.com/office/drawing/2016/5/13/chartex" xmlns:cx8="http://schemas.microsoft.com/office/drawing/2016/5/14/chartex" xmlns:mc="http://schemas.openxmlformats.org/markup-compatibility/2006" xmlns:aink="http://schemas.microsoft.com/office/drawing/2016/ink" xmlns:am3d="http://schemas.microsoft.com/office/drawing/2017/model3d" xmlns:o="urn:schemas-microsoft-com:office:office" xmlns:oel="http://schemas.microsoft.com/office/2019/extlst" xmlns:r="http://schemas.openxmlformats.org/officeDocument/2006/relationships" xmlns:m="http://schemas.openxmlformats.org/officeDocument/2006/math" xmlns:v="urn:schemas-microsoft-com:vml" xmlns:wp14="http://schemas.microsoft.com/office/word/2010/wordprocessingDrawing" xmlns:wp="http://schemas.openxmlformats.org/drawingml/2006/wordprocessingDrawing" xmlns:w10="urn:schemas-microsoft-com:office:word" xmlns:w="http://schemas.openxmlformats.org/wordprocessingml/2006/main" xmlns:w14="http://schemas.microsoft.com/office/word/2010/wordml" xmlns:w15="http://schemas.microsoft.com/office/word/2012/wordml" xmlns:w16cex="http://schemas.microsoft.com/office/word/2018/wordml/cex" xmlns:w16cid="http://schemas.microsoft.com/office/word/2016/wordml/cid" xmlns:w16="http://schemas.microsoft.com/office/word/2018/wordml" xmlns:w16du="http://schemas.microsoft.com/office/word/2023/wordml/word16du" xmlns:w16sdtdh="http://schemas.microsoft.com/office/word/2020/wordml/sdtdatahash" xmlns:w16sdtfl="http://schemas.microsoft.com/office/word/2024/wordml/sdtformatlock" xmlns:w16se="http://schemas.microsoft.com/office/word/2015/wordml/symex" xmlns:wpg="http://schemas.microsoft.com/office/word/2010/wordprocessingGroup" xmlns:wpi="http://schemas.microsoft.com/office/word/2010/wordprocessingInk" xmlns:wne="http://schemas.microsoft.com/office/word/2006/wordml" xmlns:wps="http://schemas.microsoft.com/office/word/2010/wordprocessingShape" mc:Ignorable="w14 w15 w16se w16cid w16 w16cex w16sdtdh w16sdtfl w16du wp14">
+  <w:p>
+    <w:pPr>
       <w:jc w:val="center"/>
     </w:pPr>
-    <w:r>
-      <w:rPr>
-        <w:noProof/>
-      </w:rPr>
-      <w:drawing>
-        <wp:inline distT="0" distB="0" distL="0" distR="0" wp14:anchorId="358CDDAB" wp14:editId="7820BC83">
-          <wp:extent cx="2057400" cy="658368"/>
-          <wp:effectExtent l="0" t="0" r="0" b="0"/>
-          <wp:docPr id="1" name="Picture 1"/>
-          <wp:cNvGraphicFramePr>
-            <a:graphicFrameLocks xmlns:a="http://schemas.openxmlformats.org/drawingml/2006/main" noChangeAspect="1"/>
-          </wp:cNvGraphicFramePr>
-          <a:graphic xmlns:a="http://schemas.openxmlformats.org/drawingml/2006/main">
-            <a:graphicData uri="http://schemas.openxmlformats.org/drawingml/2006/picture">
-              <pic:pic xmlns:pic="http://schemas.openxmlformats.org/drawingml/2006/picture">
-                <pic:nvPicPr>
-                  <pic:cNvPr id="0" name="image(20261006-065454).png"/>
-                  <pic:cNvPicPr/>
-                </pic:nvPicPr>
-                <pic:blipFill>
-                  <a:blip r:embed="rId1"/>
-                  <a:stretch>
-                    <a:fillRect/>
-                  </a:stretch>
-                </pic:blipFill>
-                <pic:spPr>
-                  <a:xfrm>
-                    <a:off x="0" y="0"/>
-                    <a:ext cx="2057400" cy="658368"/>
-                  </a:xfrm>
-                  <a:prstGeom prst="rect">
-                    <a:avLst/>
-                  </a:prstGeom>
-                </pic:spPr>
-              </pic:pic>
-            </a:graphicData>
-          </a:graphic>
-        </wp:inline>
-      </w:drawing>
-    </w:r>
+  </w:p>
+</w:hdr>
+</file>
+
+<file path=word/header3.xml><?xml version="1.0" encoding="utf-8"?>
+<w:hdr xmlns:wpc="http://schemas.microsoft.com/office/word/2010/wordprocessingCanvas" xmlns:cx="http://schemas.microsoft.com/office/drawing/2014/chartex" xmlns:cx1="http://schemas.microsoft.com/office/drawing/2015/9/8/chartex" xmlns:cx2="http://schemas.microsoft.com/office/drawing/2015/10/21/chartex" xmlns:cx3="http://schemas.microsoft.com/office/drawing/2016/5/9/chartex" xmlns:cx4="http://schemas.microsoft.com/office/drawing/2016/5/10/chartex" xmlns:cx5="http://schemas.microsoft.com/office/drawing/2016/5/11/chartex" xmlns:cx6="http://schemas.microsoft.com/office/drawing/2016/5/12/chartex" xmlns:cx7="http://schemas.microsoft.com/office/drawing/2016/5/13/chartex" xmlns:cx8="http://schemas.microsoft.com/office/drawing/2016/5/14/chartex" xmlns:mc="http://schemas.openxmlformats.org/markup-compatibility/2006" xmlns:aink="http://schemas.microsoft.com/office/drawing/2016/ink" xmlns:am3d="http://schemas.microsoft.com/office/drawing/2017/model3d" xmlns:o="urn:schemas-microsoft-com:office:office" xmlns:oel="http://schemas.microsoft.com/office/2019/extlst" xmlns:r="http://schemas.openxmlformats.org/officeDocument/2006/relationships" xmlns:m="http://schemas.openxmlformats.org/officeDocument/2006/math" xmlns:v="urn:schemas-microsoft-com:vml" xmlns:wp14="http://schemas.microsoft.com/office/word/2010/wordprocessingDrawing" xmlns:wp="http://schemas.openxmlformats.org/drawingml/2006/wordprocessingDrawing" xmlns:w10="urn:schemas-microsoft-com:office:word" xmlns:w="http://schemas.openxmlformats.org/wordprocessingml/2006/main" xmlns:w14="http://schemas.microsoft.com/office/word/2010/wordml" xmlns:w15="http://schemas.microsoft.com/office/word/2012/wordml" xmlns:w16cex="http://schemas.microsoft.com/office/word/2018/wordml/cex" xmlns:w16cid="http://schemas.microsoft.com/office/word/2016/wordml/cid" xmlns:w16="http://schemas.microsoft.com/office/word/2018/wordml" xmlns:w16du="http://schemas.microsoft.com/office/word/2023/wordml/word16du" xmlns:w16sdtdh="http://schemas.microsoft.com/office/word/2020/wordml/sdtdatahash" xmlns:w16sdtfl="http://schemas.microsoft.com/office/word/2024/wordml/sdtformatlock" xmlns:w16se="http://schemas.microsoft.com/office/word/2015/wordml/symex" xmlns:wpg="http://schemas.microsoft.com/office/word/2010/wordprocessingGroup" xmlns:wpi="http://schemas.microsoft.com/office/word/2010/wordprocessingInk" xmlns:wne="http://schemas.microsoft.com/office/word/2006/wordml" xmlns:wps="http://schemas.microsoft.com/office/word/2010/wordprocessingShape" mc:Ignorable="w14 w15 w16se w16cid w16 w16cex w16sdtdh w16sdtfl w16du wp14">
+  <w:p>
+    <w:pPr>
+      <w:pStyle w:val="Header"/>
+    </w:pPr>
   </w:p>
 </w:hdr>
 </file>
@@ -7834,6 +7770,7 @@
   <w:style w:type="character" w:default="1" w:styleId="DefaultParagraphFont">
     <w:name w:val="Default Paragraph Font"/>
     <w:uiPriority w:val="1"/>
+    <w:semiHidden/>
     <w:unhideWhenUsed/>
   </w:style>
   <w:style w:type="table" w:default="1" w:styleId="TableNormal">

--- a/04_System_Design_and_Development/Chapter_4_System_Design_and_Development.docx
+++ b/04_System_Design_and_Development/Chapter_4_System_Design_and_Development.docx
@@ -31,7 +31,19 @@
         <w:keepLines/>
       </w:pPr>
       <w:r>
-        <w:t>TrackWIL replaces the PDF and email logbook with a web application. Students log workplace hours and evidence, the workplace mentor verifies each entry through a one-time link without needing an account, and the WIL coordinator and lecturers can see who is on track, who is waiting on a mentor and who is overdue. The source code is in the folder 05_Source_Code/trackwil of the repository.</w:t>
+        <w:t xml:space="preserve">TrackWIL replaces the PDF and email logbook with a web application. </w:t>
+      </w:r>
+      <w:r>
+        <w:t>Students log workplace hours and evidence for each WIL placement and upload their WIL documents, the workplace mentor</w:t>
+      </w:r>
+      <w:r>
+        <w:t xml:space="preserve"> verifies each entry through a one-time link without needing an account, and the WIL coordinator and lecturers can see who is on track, </w:t>
+      </w:r>
+      <w:r>
+        <w:t>who is waiting on a mentor, who is overdue and who has completed their WIL.</w:t>
+      </w:r>
+      <w:r>
+        <w:t xml:space="preserve"> The source code is in the folder 05_Source_Code/trackwil of the repository.</w:t>
       </w:r>
     </w:p>
     <w:p>
@@ -47,7 +59,13 @@
         <w:keepLines/>
       </w:pPr>
       <w:r>
-        <w:t>TrackWIL is a single Next.js application that runs in one Node.js process. The browser communicates with this process over HTTP (HTTPS when hosted). The process serves the React pages, runs the business rules in Server Actions, and reads and writes the SQLite database. Uploaded evidence files are stored on the server's disk. Figure 1 shows the architecture.</w:t>
+        <w:t xml:space="preserve">TrackWIL is a single Next.js application that runs in one Node.js process. The browser communicates with this process over HTTP (HTTPS when hosted). The process serves the React pages, runs the business rules in Server Actions, and reads and writes the SQLite database. </w:t>
+      </w:r>
+      <w:r>
+        <w:t>Uploaded evidence files and WIL documents are stored on the server's disk.</w:t>
+      </w:r>
+      <w:r>
+        <w:t xml:space="preserve"> Figure 1 shows the architecture.</w:t>
       </w:r>
     </w:p>
     <w:p>
@@ -60,6 +78,7 @@
         <w:rPr>
           <w:noProof/>
         </w:rPr>
+        <w:lastRenderedPageBreak/>
         <w:drawing>
           <wp:inline distT="0" distB="0" distL="0" distR="0" wp14:anchorId="33DE4EB2" wp14:editId="36BDBB60">
             <wp:extent cx="6332220" cy="4629150"/>
@@ -154,7 +173,6 @@
         <w:keepLines/>
       </w:pPr>
       <w:r>
-        <w:lastRenderedPageBreak/>
         <w:t>The architecture has three logical layers. The presentation layer contains the pages and components each user sees. The application layer contains the Server Actions that validate input, check the user's role and apply the business rules. The data layer contains the repository and database modules; the repository is the only code that runs SQL, so the rest of the application never depends on how the data is stored. This separation is what allowed the team to replace the first prototype's JSON files with SQLite by changing only the data layer.</w:t>
       </w:r>
     </w:p>
@@ -456,7 +474,7 @@
               <w:rPr>
                 <w:sz w:val="20"/>
               </w:rPr>
-              <w:t>Logbook, new entry form, entry details, verification link</w:t>
+              <w:t>Placements, placement logbook and documents, new entry form, entry details, verification link</w:t>
             </w:r>
           </w:p>
         </w:tc>
@@ -475,7 +493,7 @@
               <w:rPr>
                 <w:sz w:val="20"/>
               </w:rPr>
-              <w:t>FR-04 to FR-06, FR-09, FR-10</w:t>
+              <w:t>FR-04 to FR-06, FR-09, FR-10, FR-15, FR-16, FR-18</w:t>
             </w:r>
           </w:p>
         </w:tc>
@@ -580,6 +598,7 @@
               <w:rPr>
                 <w:sz w:val="20"/>
               </w:rPr>
+              <w:lastRenderedPageBreak/>
               <w:t>Coordinator dashboard</w:t>
             </w:r>
           </w:p>
@@ -618,7 +637,7 @@
               <w:rPr>
                 <w:sz w:val="20"/>
               </w:rPr>
-              <w:t>Table of all students with status and hours (also used by lecturers)</w:t>
+              <w:t>Table of all students with status, hours and missing documents, and a profile page for each student (also used by lecturers)</w:t>
             </w:r>
           </w:p>
         </w:tc>
@@ -637,7 +656,7 @@
               <w:rPr>
                 <w:sz w:val="20"/>
               </w:rPr>
-              <w:t>FR-11</w:t>
+              <w:t>FR-11, FR-17</w:t>
             </w:r>
           </w:p>
         </w:tc>
@@ -680,7 +699,7 @@
               <w:rPr>
                 <w:sz w:val="20"/>
               </w:rPr>
-              <w:t>src/app/actions (auth, logbook, verify)</w:t>
+              <w:t>src/app/actions (auth, placements, logbook, documents, verify)</w:t>
             </w:r>
           </w:p>
         </w:tc>
@@ -718,7 +737,7 @@
               <w:rPr>
                 <w:sz w:val="20"/>
               </w:rPr>
-              <w:t>FR-01 to FR-08, FR-14</w:t>
+              <w:t>FR-01 to FR-08, FR-14 to FR-16, FR-18</w:t>
             </w:r>
           </w:p>
         </w:tc>
@@ -761,7 +780,7 @@
               <w:rPr>
                 <w:sz w:val="20"/>
               </w:rPr>
-              <w:t>src/proxy.ts, layouts, src/lib/session.ts</w:t>
+              <w:t>src/proxy.ts, layouts and every protected page (requireRole in src/lib/session.ts)</w:t>
             </w:r>
           </w:p>
         </w:tc>
@@ -780,7 +799,7 @@
               <w:rPr>
                 <w:sz w:val="20"/>
               </w:rPr>
-              <w:t>Redirect signed-out users; enforce roles</w:t>
+              <w:t>Redirect signed-out users; each page checks the role before loading any data</w:t>
             </w:r>
           </w:p>
         </w:tc>
@@ -904,7 +923,7 @@
               <w:rPr>
                 <w:sz w:val="20"/>
               </w:rPr>
-              <w:t>Repository and database</w:t>
+              <w:t>Document route</w:t>
             </w:r>
           </w:p>
         </w:tc>
@@ -923,7 +942,7 @@
               <w:rPr>
                 <w:sz w:val="20"/>
               </w:rPr>
-              <w:t>src/lib/repository.ts, src/lib/db.ts</w:t>
+              <w:t>src/app/api/documents/[id]</w:t>
             </w:r>
           </w:p>
         </w:tc>
@@ -942,7 +961,7 @@
               <w:rPr>
                 <w:sz w:val="20"/>
               </w:rPr>
-              <w:t>All SQL queries and transactions; schema and seed on first run</w:t>
+              <w:t>Serve WIL documents only to the student, coordinators and lecturers</w:t>
             </w:r>
           </w:p>
         </w:tc>
@@ -961,7 +980,7 @@
               <w:rPr>
                 <w:sz w:val="20"/>
               </w:rPr>
-              <w:t>FR-12, NFR-04</w:t>
+              <w:t>FR-16</w:t>
             </w:r>
           </w:p>
         </w:tc>
@@ -985,6 +1004,87 @@
               <w:rPr>
                 <w:sz w:val="20"/>
               </w:rPr>
+              <w:t>Repository and database</w:t>
+            </w:r>
+          </w:p>
+        </w:tc>
+        <w:tc>
+          <w:tcPr>
+            <w:tcW w:w="3311" w:type="dxa"/>
+          </w:tcPr>
+          <w:p>
+            <w:pPr>
+              <w:spacing w:before="40" w:after="40"/>
+              <w:rPr>
+                <w:sz w:val="20"/>
+              </w:rPr>
+            </w:pPr>
+            <w:r>
+              <w:rPr>
+                <w:sz w:val="20"/>
+              </w:rPr>
+              <w:t>src/lib/repository.ts, src/lib/db.ts</w:t>
+            </w:r>
+          </w:p>
+        </w:tc>
+        <w:tc>
+          <w:tcPr>
+            <w:tcW w:w="2559" w:type="dxa"/>
+          </w:tcPr>
+          <w:p>
+            <w:pPr>
+              <w:spacing w:before="40" w:after="40"/>
+              <w:rPr>
+                <w:sz w:val="20"/>
+              </w:rPr>
+            </w:pPr>
+            <w:r>
+              <w:rPr>
+                <w:sz w:val="20"/>
+              </w:rPr>
+              <w:t>All SQL queries and transactions; schema and seed on first run</w:t>
+            </w:r>
+          </w:p>
+        </w:tc>
+        <w:tc>
+          <w:tcPr>
+            <w:tcW w:w="2065" w:type="dxa"/>
+          </w:tcPr>
+          <w:p>
+            <w:pPr>
+              <w:spacing w:before="40" w:after="40"/>
+              <w:rPr>
+                <w:sz w:val="20"/>
+              </w:rPr>
+            </w:pPr>
+            <w:r>
+              <w:rPr>
+                <w:sz w:val="20"/>
+              </w:rPr>
+              <w:t>FR-12, NFR-04</w:t>
+            </w:r>
+          </w:p>
+        </w:tc>
+      </w:tr>
+      <w:tr>
+        <w:trPr>
+          <w:cantSplit/>
+        </w:trPr>
+        <w:tc>
+          <w:tcPr>
+            <w:tcW w:w="2045" w:type="dxa"/>
+          </w:tcPr>
+          <w:p>
+            <w:pPr>
+              <w:spacing w:before="40" w:after="40"/>
+              <w:rPr>
+                <w:sz w:val="20"/>
+              </w:rPr>
+            </w:pPr>
+            <w:r>
+              <w:rPr>
+                <w:sz w:val="20"/>
+              </w:rPr>
               <w:t>Metrics</w:t>
             </w:r>
           </w:p>
@@ -1023,7 +1123,7 @@
               <w:rPr>
                 <w:sz w:val="20"/>
               </w:rPr>
-              <w:t>Verified hours and On track / Awaiting / Overdue status</w:t>
+              <w:t>Verified hours, placement completion and each student's status</w:t>
             </w:r>
           </w:p>
         </w:tc>
@@ -1042,7 +1142,88 @@
               <w:rPr>
                 <w:sz w:val="20"/>
               </w:rPr>
-              <w:t>FR-10, FR-11</w:t>
+              <w:t>FR-10, FR-11, FR-18</w:t>
+            </w:r>
+          </w:p>
+        </w:tc>
+      </w:tr>
+      <w:tr>
+        <w:trPr>
+          <w:cantSplit/>
+        </w:trPr>
+        <w:tc>
+          <w:tcPr>
+            <w:tcW w:w="2045" w:type="dxa"/>
+          </w:tcPr>
+          <w:p>
+            <w:pPr>
+              <w:spacing w:before="40" w:after="40"/>
+              <w:rPr>
+                <w:sz w:val="20"/>
+              </w:rPr>
+            </w:pPr>
+            <w:r>
+              <w:rPr>
+                <w:sz w:val="20"/>
+              </w:rPr>
+              <w:t>Document rules</w:t>
+            </w:r>
+          </w:p>
+        </w:tc>
+        <w:tc>
+          <w:tcPr>
+            <w:tcW w:w="3311" w:type="dxa"/>
+          </w:tcPr>
+          <w:p>
+            <w:pPr>
+              <w:spacing w:before="40" w:after="40"/>
+              <w:rPr>
+                <w:sz w:val="20"/>
+              </w:rPr>
+            </w:pPr>
+            <w:r>
+              <w:rPr>
+                <w:sz w:val="20"/>
+              </w:rPr>
+              <w:t>src/lib/documents.ts</w:t>
+            </w:r>
+          </w:p>
+        </w:tc>
+        <w:tc>
+          <w:tcPr>
+            <w:tcW w:w="2559" w:type="dxa"/>
+          </w:tcPr>
+          <w:p>
+            <w:pPr>
+              <w:spacing w:before="40" w:after="40"/>
+              <w:rPr>
+                <w:sz w:val="20"/>
+              </w:rPr>
+            </w:pPr>
+            <w:r>
+              <w:rPr>
+                <w:sz w:val="20"/>
+              </w:rPr>
+              <w:t>Document types, file checks and the semesters that need an attendance register</w:t>
+            </w:r>
+          </w:p>
+        </w:tc>
+        <w:tc>
+          <w:tcPr>
+            <w:tcW w:w="2065" w:type="dxa"/>
+          </w:tcPr>
+          <w:p>
+            <w:pPr>
+              <w:spacing w:before="40" w:after="40"/>
+              <w:rPr>
+                <w:sz w:val="20"/>
+              </w:rPr>
+            </w:pPr>
+            <w:r>
+              <w:rPr>
+                <w:sz w:val="20"/>
+              </w:rPr>
+              <w:t>FR-16</w:t>
             </w:r>
           </w:p>
         </w:tc>
@@ -1578,10 +1759,10 @@
           <w:noProof/>
         </w:rPr>
         <w:drawing>
-          <wp:inline distT="0" distB="0" distL="0" distR="0" wp14:anchorId="53B3D2EE" wp14:editId="1060BB8A">
-            <wp:extent cx="6332220" cy="5362575"/>
-            <wp:effectExtent l="0" t="0" r="0" b="9525"/>
-            <wp:docPr id="1334141093" name="Picture 2"/>
+          <wp:inline distT="0" distB="0" distL="0" distR="0" wp14:anchorId="0262657F" wp14:editId="3620E10C">
+            <wp:extent cx="6332220" cy="7129145"/>
+            <wp:effectExtent l="0" t="0" r="0" b="0"/>
+            <wp:docPr id="630095511" name="Picture 1"/>
             <wp:cNvGraphicFramePr>
               <a:graphicFrameLocks xmlns:a="http://schemas.openxmlformats.org/drawingml/2006/main" noChangeAspect="1"/>
             </wp:cNvGraphicFramePr>
@@ -1589,7 +1770,7 @@
               <a:graphicData uri="http://schemas.openxmlformats.org/drawingml/2006/picture">
                 <pic:pic xmlns:pic="http://schemas.openxmlformats.org/drawingml/2006/picture">
                   <pic:nvPicPr>
-                    <pic:cNvPr id="1334141093" name=""/>
+                    <pic:cNvPr id="630095511" name=""/>
                     <pic:cNvPicPr/>
                   </pic:nvPicPr>
                   <pic:blipFill>
@@ -1601,7 +1782,7 @@
                   <pic:spPr>
                     <a:xfrm>
                       <a:off x="0" y="0"/>
-                      <a:ext cx="6332220" cy="5362575"/>
+                      <a:ext cx="6332220" cy="7129145"/>
                     </a:xfrm>
                     <a:prstGeom prst="rect">
                       <a:avLst/>
@@ -1671,11 +1852,20 @@
         <w:keepLines/>
       </w:pPr>
       <w:r>
-        <w:t xml:space="preserve">Figure 2 shows four actors. The student signs in or signs up (UC-01), creates logbook entries (UC-02), optionally uploads evidence (UC-03, which extends UC-02 because it is optional), submits entries for verification (UC-04) and signs out (UC-07). Submitting an entry triggers the link that the workplace mentor uses to approve or reject the entry (UC-05); the mentor has no account and takes part in no </w:t>
-      </w:r>
-      <w:r>
         <w:lastRenderedPageBreak/>
-        <w:t>other use case. The coordinator and the lecturer both sign in, view the monitoring dashboard (UC-06) and sign out. Each use case maps to the functional requirements listed in the SRS, Section 5.</w:t>
+        <w:t xml:space="preserve">Figure 2 shows four actors. </w:t>
+      </w:r>
+      <w:r>
+        <w:t>The student signs in or signs up (UC-01), manages their WIL placements (UC-08), creates logbook entries (UC-02), optionally uploads evidence (UC-03, which extends UC-02 because it is optional), uploads the WIL documents (UC-09), submits entries for verification (UC-04) and signs out (UC-07).</w:t>
+      </w:r>
+      <w:r>
+        <w:t xml:space="preserve"> Submitting an entry triggers the link that the workplace mentor uses to approve or reject the entry (UC-05); the mentor has no account and takes part in no other use case. </w:t>
+      </w:r>
+      <w:r>
+        <w:t>The coordinator and the lecturer both sign in, view the monitoring dashboard (UC-06), from which they can open a student's profile (UC-10, which extends UC-06), and sign out.</w:t>
+      </w:r>
+      <w:r>
+        <w:t xml:space="preserve"> Each use case maps to the functional requirements listed in the SRS, Section 5.</w:t>
       </w:r>
     </w:p>
     <w:p>
@@ -1697,10 +1887,10 @@
           <w:noProof/>
         </w:rPr>
         <w:drawing>
-          <wp:inline distT="0" distB="0" distL="0" distR="0" wp14:anchorId="0AC09963" wp14:editId="7F6D4A34">
-            <wp:extent cx="6332220" cy="5210810"/>
-            <wp:effectExtent l="0" t="0" r="0" b="8890"/>
-            <wp:docPr id="60275900" name="Picture 3"/>
+          <wp:inline distT="0" distB="0" distL="0" distR="0" wp14:anchorId="475B67CF" wp14:editId="6EA0CED3">
+            <wp:extent cx="6332220" cy="4402455"/>
+            <wp:effectExtent l="0" t="0" r="0" b="0"/>
+            <wp:docPr id="1335492882" name="Picture 2"/>
             <wp:cNvGraphicFramePr>
               <a:graphicFrameLocks xmlns:a="http://schemas.openxmlformats.org/drawingml/2006/main" noChangeAspect="1"/>
             </wp:cNvGraphicFramePr>
@@ -1708,7 +1898,7 @@
               <a:graphicData uri="http://schemas.openxmlformats.org/drawingml/2006/picture">
                 <pic:pic xmlns:pic="http://schemas.openxmlformats.org/drawingml/2006/picture">
                   <pic:nvPicPr>
-                    <pic:cNvPr id="60275900" name=""/>
+                    <pic:cNvPr id="1335492882" name=""/>
                     <pic:cNvPicPr/>
                   </pic:nvPicPr>
                   <pic:blipFill>
@@ -1720,7 +1910,7 @@
                   <pic:spPr>
                     <a:xfrm>
                       <a:off x="0" y="0"/>
-                      <a:ext cx="6332220" cy="5210810"/>
+                      <a:ext cx="6332220" cy="4402455"/>
                     </a:xfrm>
                     <a:prstGeom prst="rect">
                       <a:avLst/>
@@ -1790,7 +1980,16 @@
         <w:keepLines/>
       </w:pPr>
       <w:r>
-        <w:t>Figure 3 shows the three domain types that are stored in the database (User, LogbookEntry and VerificationToken) and the enumerations they use. A LogbookEntry belongs to one User through studentId, and a VerificationToken belongs to one LogbookEntry through entryId. The lower half shows how the code is organised: the Server Actions (auth, logbook and verify) depend on the session and repository modules, the repository depends on the db module, and the logbook-metrics module calculates verified hours and the dashboard status from a student's entries. Because Next.js code is organised in modules and functions rather than classes, modules are shown with the «module» and «server actions» stereotypes.</w:t>
+        <w:t>Figure 3 shows the five domain types that are stored in the database (User, WilPlacement, LogbookEntry, VerificationToken and PlacementDocument) and the enumerations they use. A WilPlacement belongs to one User through studentId; a LogbookEntry and a PlacementDocument each belong to one WilPlacement through placementId; and a VerificationToken belongs to one LogbookEntry through entryId.</w:t>
+      </w:r>
+      <w:r>
+        <w:t xml:space="preserve"> The lower half shows how the code is organised: </w:t>
+      </w:r>
+      <w:r>
+        <w:t>the Server Actions (auth, placements, logbook, documents and verify) depend on the session and repository modules, the repository depends on the db module, the logbook-metrics module calculates verified hours, placement completion and the dashboard status, and the documents module holds the document rules.</w:t>
+      </w:r>
+      <w:r>
+        <w:t xml:space="preserve"> Because Next.js code is organised in modules and functions rather than classes, modules are shown with the «module» and «server actions» stereotypes.</w:t>
       </w:r>
     </w:p>
     <w:p>
@@ -1914,6 +2113,7 @@
         <w:pStyle w:val="Heading3"/>
       </w:pPr>
       <w:r>
+        <w:lastRenderedPageBreak/>
         <w:t>Sequence Diagram</w:t>
       </w:r>
     </w:p>
@@ -2037,7 +2237,10 @@
         <w:keepLines/>
       </w:pPr>
       <w:r>
-        <w:t>TrackWIL uses an SQLite relational database with three tables. The schema is in 05_Source_Code/trackwil/database/schema.sql and the synthetic seed data is in seed.sql; both are applied automatically the first time the application starts. Figure 6 shows the entity-relationship diagram, and the full data dictionary is in the Database Design document.</w:t>
+        <w:t>TrackWIL uses an SQLite relational database with five tables.</w:t>
+      </w:r>
+      <w:r>
+        <w:t xml:space="preserve"> The schema is in 05_Source_Code/trackwil/database/schema.sql and the synthetic seed data is in seed.sql; both are applied automatically the first time the application starts. Figure 6 shows the entity-relationship diagram, and the full data dictionary is in the Database Design document.</w:t>
       </w:r>
     </w:p>
     <w:p>
@@ -2050,11 +2253,12 @@
         <w:rPr>
           <w:noProof/>
         </w:rPr>
+        <w:lastRenderedPageBreak/>
         <w:drawing>
-          <wp:inline distT="0" distB="0" distL="0" distR="0" wp14:anchorId="07B5CFDF" wp14:editId="5FF88CEC">
-            <wp:extent cx="6332220" cy="3206750"/>
-            <wp:effectExtent l="0" t="0" r="0" b="0"/>
-            <wp:docPr id="137332376" name="Picture 6"/>
+          <wp:inline distT="0" distB="0" distL="0" distR="0" wp14:anchorId="40FBEC78" wp14:editId="77F661CF">
+            <wp:extent cx="6332220" cy="5674360"/>
+            <wp:effectExtent l="0" t="0" r="0" b="2540"/>
+            <wp:docPr id="1588276652" name="Picture 3"/>
             <wp:cNvGraphicFramePr>
               <a:graphicFrameLocks xmlns:a="http://schemas.openxmlformats.org/drawingml/2006/main" noChangeAspect="1"/>
             </wp:cNvGraphicFramePr>
@@ -2062,7 +2266,7 @@
               <a:graphicData uri="http://schemas.openxmlformats.org/drawingml/2006/picture">
                 <pic:pic xmlns:pic="http://schemas.openxmlformats.org/drawingml/2006/picture">
                   <pic:nvPicPr>
-                    <pic:cNvPr id="137332376" name=""/>
+                    <pic:cNvPr id="1588276652" name=""/>
                     <pic:cNvPicPr/>
                   </pic:nvPicPr>
                   <pic:blipFill>
@@ -2074,7 +2278,7 @@
                   <pic:spPr>
                     <a:xfrm>
                       <a:off x="0" y="0"/>
-                      <a:ext cx="6332220" cy="3206750"/>
+                      <a:ext cx="6332220" cy="5674360"/>
                     </a:xfrm>
                     <a:prstGeom prst="rect">
                       <a:avLst/>
@@ -2150,7 +2354,19 @@
         <w:t>Entities and keys.</w:t>
       </w:r>
       <w:r>
-        <w:t xml:space="preserve"> users stores every account (students, coordinators and lecturers), with id as the primary key and a unique, case-insensitive email. logbook_entries stores one row per day of work, with id as the primary key and student_id as a foreign key to users. verification_tokens stores one row per verification link, with the token itself as the primary key and entry_id as a foreign key to logbook_entries.</w:t>
+        <w:t xml:space="preserve"> </w:t>
+      </w:r>
+      <w:r>
+        <w:t>Users stores every account</w:t>
+      </w:r>
+      <w:r>
+        <w:t xml:space="preserve"> (students, coordinators and lecturers), with id as the primary key and a unique, case-insensitive email. </w:t>
+      </w:r>
+      <w:r>
+        <w:t>wil_placements stores one row per WIL placement, with id as the primary key, student_id as a foreign key to users and the hours the placement requires. logbook_entries stores one row per day of work, with id as the primary key and placement_id as a foreign key to wil_placements. placement_documents stores one row per uploaded WIL document, with placement_id as a foreign key to wil_placements; the file itself is kept on disk under a random name.</w:t>
+      </w:r>
+      <w:r>
+        <w:t xml:space="preserve"> verification_tokens stores one row per verification link, with the token itself as the primary key and entry_id as a foreign key to logbook_entries.</w:t>
       </w:r>
     </w:p>
     <w:p>
@@ -2161,10 +2377,20 @@
         <w:rPr>
           <w:b/>
         </w:rPr>
+        <w:lastRenderedPageBreak/>
         <w:t>Relationships and cardinality.</w:t>
       </w:r>
       <w:r>
-        <w:t xml:space="preserve"> One student has zero or many logbook entries, and each entry belongs to exactly one student. One entry has zero or many verification tokens (a new token is created each time a rejected entry is resubmitted), and each token belongs to exactly one entry. Both foreign keys use ON DELETE CASCADE, so deleting a user cannot leave orphaned entries or tokens.</w:t>
+        <w:t xml:space="preserve"> </w:t>
+      </w:r>
+      <w:r>
+        <w:t>One student has zero or many WIL placements, and each placement belongs to exactly one student. One placement has zero or many logbook entries and zero or many documents (one of each type and one attendance register per semester), and each belongs to exactly one placement.</w:t>
+      </w:r>
+      <w:r>
+        <w:t xml:space="preserve"> One entry has zero or many verification tokens (a new token is created each time a rejected entry is resubmitted), and each token belongs to exactly one entry. </w:t>
+      </w:r>
+      <w:r>
+        <w:t>All foreign keys use ON DELETE CASCADE, so deleting a user cannot leave orphaned placements, entries, documents or tokens.</w:t>
       </w:r>
     </w:p>
     <w:p>
@@ -2178,7 +2404,19 @@
         <w:t>Normalisation.</w:t>
       </w:r>
       <w:r>
-        <w:t xml:space="preserve"> The design is in third normal form. Every column holds a single value (1NF); every table has a single-column primary key, so no column depends on only part of a key (2NF); and no non-key column depends on another non-key column (3NF). For example, the student's name is stored once in users and not copied into each entry. Values that can be calculated, such as a student's verified hours and their On track / Awaiting / Overdue status, are not stored at all but calculated from the entries when the dashboard is displayed, so they can never be out of date. The mentor's email is stored on the entry because the mentor belongs to the placement for that piece of work and mentors have no account of their own.</w:t>
+        <w:t xml:space="preserve"> The design is in third normal form. Every column holds a single value (1NF); every table has a single-column primary key, so no column depends on only part of a key (2NF); and no non-key column depends on another non-key column (3NF). For example, </w:t>
+      </w:r>
+      <w:r>
+        <w:t>the student's name is stored once in users and not copied into each entry, and an entry stores only its placement_id, because the student can be found through the placement.</w:t>
+      </w:r>
+      <w:r>
+        <w:t xml:space="preserve"> Values that can be calculated, </w:t>
+      </w:r>
+      <w:r>
+        <w:t>such as verified hours, whether a placement is WIL completed and a student's status,</w:t>
+      </w:r>
+      <w:r>
+        <w:t xml:space="preserve"> are not stored at all but calculated from the entries when the dashboard is displayed, so they can never be out of date. The mentor's email is stored on the entry because the mentor belongs to the placement for that piece of work and mentors have no account of their own.</w:t>
       </w:r>
     </w:p>
     <w:p>
@@ -2192,7 +2430,13 @@
         <w:t>Integrity rules.</w:t>
       </w:r>
       <w:r>
-        <w:t xml:space="preserve"> CHECK constraints limit role and status to their allowed values, require hours to be more than 0 and at most 24, and require a token's used_at and decision to be set together. The application validates the same rules first and shows a friendly message; the database constraints are a second line of defence.</w:t>
+        <w:t xml:space="preserve"> CHECK constraints limit role and status to their allowed values, </w:t>
+      </w:r>
+      <w:r>
+        <w:t>require hours to be more than 0 and at most 24 and a placement's required hours to be more than 0 and at most 5 000, limit document types to the four WIL documents, and require a token's used_at and decision to be set together. A unique index allows only one document of each type per placement and one attendance register per semester.</w:t>
+      </w:r>
+      <w:r>
+        <w:t xml:space="preserve"> The application validates the same rules first and shows a friendly message; the database constraints are a second line of defence.</w:t>
       </w:r>
     </w:p>
     <w:p>
@@ -2206,7 +2450,10 @@
         <w:t>Design trace.</w:t>
       </w:r>
       <w:r>
-        <w:t xml:space="preserve"> The database design supports FR-04 (entry fields), FR-06 to FR-08 (tokens with expiry, use time and decision), FR-11 (status calculated from entries) and FR-12 (timestamps).</w:t>
+        <w:t xml:space="preserve"> The database design supports FR-04 (entry fields), FR-06 to FR-08 (tokens with expiry, use time and decision), </w:t>
+      </w:r>
+      <w:r>
+        <w:t>FR-11 (status calculated from entries), FR-12 (timestamps), FR-15 and FR-18 (placements with their required hours, from which completion is calculated) and FR-16 (documents).</w:t>
       </w:r>
     </w:p>
     <w:p>
@@ -2235,11 +2482,12 @@
         <w:rPr>
           <w:noProof/>
         </w:rPr>
+        <w:lastRenderedPageBreak/>
         <w:drawing>
-          <wp:inline distT="0" distB="0" distL="0" distR="0" wp14:anchorId="2A585F2E" wp14:editId="3A0ADA8D">
-            <wp:extent cx="5133052" cy="5969000"/>
-            <wp:effectExtent l="19050" t="19050" r="10795" b="12700"/>
-            <wp:docPr id="1772906307" name="Picture 7"/>
+          <wp:inline distT="0" distB="0" distL="0" distR="0" wp14:anchorId="650875AB" wp14:editId="77A81497">
+            <wp:extent cx="5132705" cy="6590883"/>
+            <wp:effectExtent l="0" t="0" r="0" b="635"/>
+            <wp:docPr id="273793752" name="Picture 4"/>
             <wp:cNvGraphicFramePr>
               <a:graphicFrameLocks xmlns:a="http://schemas.openxmlformats.org/drawingml/2006/main" noChangeAspect="1"/>
             </wp:cNvGraphicFramePr>
@@ -2247,7 +2495,7 @@
               <a:graphicData uri="http://schemas.openxmlformats.org/drawingml/2006/picture">
                 <pic:pic xmlns:pic="http://schemas.openxmlformats.org/drawingml/2006/picture">
                   <pic:nvPicPr>
-                    <pic:cNvPr id="1772906307" name=""/>
+                    <pic:cNvPr id="273793752" name=""/>
                     <pic:cNvPicPr/>
                   </pic:nvPicPr>
                   <pic:blipFill>
@@ -2259,16 +2507,11 @@
                   <pic:spPr>
                     <a:xfrm>
                       <a:off x="0" y="0"/>
-                      <a:ext cx="5133052" cy="5969000"/>
+                      <a:ext cx="5132705" cy="6590883"/>
                     </a:xfrm>
                     <a:prstGeom prst="rect">
                       <a:avLst/>
                     </a:prstGeom>
-                    <a:ln w="9525">
-                      <a:solidFill>
-                        <a:srgbClr val="BFBFBF"/>
-                      </a:solidFill>
-                    </a:ln>
                   </pic:spPr>
                 </pic:pic>
               </a:graphicData>
@@ -2339,11 +2582,12 @@
         <w:rPr>
           <w:noProof/>
         </w:rPr>
+        <w:lastRenderedPageBreak/>
         <w:drawing>
-          <wp:inline distT="0" distB="0" distL="0" distR="0" wp14:anchorId="2CD617A8" wp14:editId="739EABF8">
-            <wp:extent cx="6332220" cy="2038350"/>
-            <wp:effectExtent l="19050" t="19050" r="11430" b="19050"/>
-            <wp:docPr id="632772768" name="Picture 8"/>
+          <wp:inline distT="0" distB="0" distL="0" distR="0" wp14:anchorId="63068742" wp14:editId="12D1E54E">
+            <wp:extent cx="5132705" cy="1569356"/>
+            <wp:effectExtent l="0" t="0" r="0" b="0"/>
+            <wp:docPr id="696358369" name="Picture 5"/>
             <wp:cNvGraphicFramePr>
               <a:graphicFrameLocks xmlns:a="http://schemas.openxmlformats.org/drawingml/2006/main" noChangeAspect="1"/>
             </wp:cNvGraphicFramePr>
@@ -2351,7 +2595,7 @@
               <a:graphicData uri="http://schemas.openxmlformats.org/drawingml/2006/picture">
                 <pic:pic xmlns:pic="http://schemas.openxmlformats.org/drawingml/2006/picture">
                   <pic:nvPicPr>
-                    <pic:cNvPr id="632772768" name=""/>
+                    <pic:cNvPr id="696358369" name=""/>
                     <pic:cNvPicPr/>
                   </pic:nvPicPr>
                   <pic:blipFill>
@@ -2363,16 +2607,11 @@
                   <pic:spPr>
                     <a:xfrm>
                       <a:off x="0" y="0"/>
-                      <a:ext cx="6332220" cy="2038350"/>
+                      <a:ext cx="5132705" cy="1569356"/>
                     </a:xfrm>
                     <a:prstGeom prst="rect">
                       <a:avLst/>
                     </a:prstGeom>
-                    <a:ln w="9525">
-                      <a:solidFill>
-                        <a:srgbClr val="BFBFBF"/>
-                      </a:solidFill>
-                    </a:ln>
                   </pic:spPr>
                 </pic:pic>
               </a:graphicData>
@@ -2430,7 +2669,7 @@
         <w:rPr>
           <w:b w:val="0"/>
         </w:rPr>
-        <w:t>: Student logbook showing verified hours and entry statuses</w:t>
+        <w:t>: Student's WIL placements with hours and document progress (WIL 1 completed)</w:t>
       </w:r>
     </w:p>
     <w:p>
@@ -2444,10 +2683,10 @@
           <w:noProof/>
         </w:rPr>
         <w:drawing>
-          <wp:inline distT="0" distB="0" distL="0" distR="0" wp14:anchorId="675CD774" wp14:editId="2379960B">
-            <wp:extent cx="6332220" cy="4066540"/>
-            <wp:effectExtent l="19050" t="19050" r="11430" b="10160"/>
-            <wp:docPr id="324547599" name="Picture 9"/>
+          <wp:inline distT="0" distB="0" distL="0" distR="0" wp14:anchorId="7D3F6451" wp14:editId="335CD07F">
+            <wp:extent cx="6332220" cy="5342890"/>
+            <wp:effectExtent l="0" t="0" r="0" b="0"/>
+            <wp:docPr id="1057718711" name="Picture 6"/>
             <wp:cNvGraphicFramePr>
               <a:graphicFrameLocks xmlns:a="http://schemas.openxmlformats.org/drawingml/2006/main" noChangeAspect="1"/>
             </wp:cNvGraphicFramePr>
@@ -2455,7 +2694,7 @@
               <a:graphicData uri="http://schemas.openxmlformats.org/drawingml/2006/picture">
                 <pic:pic xmlns:pic="http://schemas.openxmlformats.org/drawingml/2006/picture">
                   <pic:nvPicPr>
-                    <pic:cNvPr id="324547599" name=""/>
+                    <pic:cNvPr id="1057718711" name=""/>
                     <pic:cNvPicPr/>
                   </pic:nvPicPr>
                   <pic:blipFill>
@@ -2467,16 +2706,11 @@
                   <pic:spPr>
                     <a:xfrm>
                       <a:off x="0" y="0"/>
-                      <a:ext cx="6332220" cy="4066540"/>
+                      <a:ext cx="6332220" cy="5342890"/>
                     </a:xfrm>
                     <a:prstGeom prst="rect">
                       <a:avLst/>
                     </a:prstGeom>
-                    <a:ln w="9525">
-                      <a:solidFill>
-                        <a:srgbClr val="BFBFBF"/>
-                      </a:solidFill>
-                    </a:ln>
                   </pic:spPr>
                 </pic:pic>
               </a:graphicData>
@@ -2523,6 +2757,112 @@
           <w:noProof/>
         </w:rPr>
         <w:t>9</w:t>
+      </w:r>
+      <w:r>
+        <w:rPr>
+          <w:b w:val="0"/>
+        </w:rPr>
+        <w:fldChar w:fldCharType="end"/>
+      </w:r>
+      <w:r>
+        <w:rPr>
+          <w:b w:val="0"/>
+        </w:rPr>
+        <w:t xml:space="preserve">: </w:t>
+      </w:r>
+      <w:r>
+        <w:rPr>
+          <w:b w:val="0"/>
+        </w:rPr>
+        <w:t>Placement logbook with verified hours, WIL documents and entry statuses</w:t>
+      </w:r>
+    </w:p>
+    <w:p>
+      <w:pPr>
+        <w:keepNext/>
+        <w:keepLines/>
+        <w:jc w:val="center"/>
+      </w:pPr>
+      <w:r>
+        <w:rPr>
+          <w:noProof/>
+        </w:rPr>
+        <w:lastRenderedPageBreak/>
+        <w:drawing>
+          <wp:inline distT="0" distB="0" distL="0" distR="0" wp14:anchorId="6737B74A" wp14:editId="1DE13B78">
+            <wp:extent cx="6332220" cy="4254500"/>
+            <wp:effectExtent l="0" t="0" r="0" b="0"/>
+            <wp:docPr id="611711815" name="Picture 7"/>
+            <wp:cNvGraphicFramePr>
+              <a:graphicFrameLocks xmlns:a="http://schemas.openxmlformats.org/drawingml/2006/main" noChangeAspect="1"/>
+            </wp:cNvGraphicFramePr>
+            <a:graphic xmlns:a="http://schemas.openxmlformats.org/drawingml/2006/main">
+              <a:graphicData uri="http://schemas.openxmlformats.org/drawingml/2006/picture">
+                <pic:pic xmlns:pic="http://schemas.openxmlformats.org/drawingml/2006/picture">
+                  <pic:nvPicPr>
+                    <pic:cNvPr id="611711815" name=""/>
+                    <pic:cNvPicPr/>
+                  </pic:nvPicPr>
+                  <pic:blipFill>
+                    <a:blip r:embed="rId17"/>
+                    <a:stretch>
+                      <a:fillRect/>
+                    </a:stretch>
+                  </pic:blipFill>
+                  <pic:spPr>
+                    <a:xfrm>
+                      <a:off x="0" y="0"/>
+                      <a:ext cx="6332220" cy="4254500"/>
+                    </a:xfrm>
+                    <a:prstGeom prst="rect">
+                      <a:avLst/>
+                    </a:prstGeom>
+                  </pic:spPr>
+                </pic:pic>
+              </a:graphicData>
+            </a:graphic>
+          </wp:inline>
+        </w:drawing>
+      </w:r>
+    </w:p>
+    <w:p>
+      <w:pPr>
+        <w:pStyle w:val="Caption"/>
+        <w:keepLines/>
+        <w:rPr>
+          <w:b w:val="0"/>
+        </w:rPr>
+      </w:pPr>
+      <w:r>
+        <w:rPr>
+          <w:b w:val="0"/>
+        </w:rPr>
+        <w:t xml:space="preserve">Figure </w:t>
+      </w:r>
+      <w:r>
+        <w:rPr>
+          <w:b w:val="0"/>
+        </w:rPr>
+        <w:fldChar w:fldCharType="begin"/>
+      </w:r>
+      <w:r>
+        <w:rPr>
+          <w:b w:val="0"/>
+        </w:rPr>
+        <w:instrText xml:space="preserve"> SEQ Figure \* ARABIC </w:instrText>
+      </w:r>
+      <w:r>
+        <w:rPr>
+          <w:b w:val="0"/>
+        </w:rPr>
+        <w:fldChar w:fldCharType="separate"/>
+      </w:r>
+      <w:r>
+        <w:rPr>
+          <w:b w:val="0"/>
+          <w:noProof/>
+        </w:rPr>
+        <w:t>10</w:t>
       </w:r>
       <w:r>
         <w:rPr>
@@ -2563,7 +2903,7 @@
                     <pic:cNvPicPr/>
                   </pic:nvPicPr>
                   <pic:blipFill>
-                    <a:blip r:embed="rId17"/>
+                    <a:blip r:embed="rId18"/>
                     <a:stretch>
                       <a:fillRect/>
                     </a:stretch>
@@ -2626,7 +2966,7 @@
           <w:b w:val="0"/>
           <w:noProof/>
         </w:rPr>
-        <w:t>10</w:t>
+        <w:t>11</w:t>
       </w:r>
       <w:r>
         <w:rPr>
@@ -2651,6 +2991,7 @@
         <w:rPr>
           <w:noProof/>
         </w:rPr>
+        <w:lastRenderedPageBreak/>
         <w:drawing>
           <wp:inline distT="0" distB="0" distL="0" distR="0" wp14:anchorId="78C28815" wp14:editId="1188893E">
             <wp:extent cx="6332220" cy="5707380"/>
@@ -2667,7 +3008,7 @@
                     <pic:cNvPicPr/>
                   </pic:nvPicPr>
                   <pic:blipFill>
-                    <a:blip r:embed="rId18"/>
+                    <a:blip r:embed="rId19"/>
                     <a:stretch>
                       <a:fillRect/>
                     </a:stretch>
@@ -2730,7 +3071,7 @@
           <w:b w:val="0"/>
           <w:noProof/>
         </w:rPr>
-        <w:t>11</w:t>
+        <w:t>12</w:t>
       </w:r>
       <w:r>
         <w:rPr>
@@ -2755,11 +3096,12 @@
         <w:rPr>
           <w:noProof/>
         </w:rPr>
+        <w:lastRenderedPageBreak/>
         <w:drawing>
-          <wp:inline distT="0" distB="0" distL="0" distR="0" wp14:anchorId="4AFE3E1A" wp14:editId="43559CC2">
-            <wp:extent cx="6332220" cy="2750820"/>
-            <wp:effectExtent l="19050" t="19050" r="11430" b="11430"/>
-            <wp:docPr id="1563281772" name="Picture 12"/>
+          <wp:inline distT="0" distB="0" distL="0" distR="0" wp14:anchorId="38C2C67D" wp14:editId="30F9456A">
+            <wp:extent cx="6332220" cy="2856230"/>
+            <wp:effectExtent l="0" t="0" r="0" b="1270"/>
+            <wp:docPr id="700234761" name="Picture 8"/>
             <wp:cNvGraphicFramePr>
               <a:graphicFrameLocks xmlns:a="http://schemas.openxmlformats.org/drawingml/2006/main" noChangeAspect="1"/>
             </wp:cNvGraphicFramePr>
@@ -2767,11 +3109,11 @@
               <a:graphicData uri="http://schemas.openxmlformats.org/drawingml/2006/picture">
                 <pic:pic xmlns:pic="http://schemas.openxmlformats.org/drawingml/2006/picture">
                   <pic:nvPicPr>
-                    <pic:cNvPr id="1563281772" name=""/>
+                    <pic:cNvPr id="700234761" name=""/>
                     <pic:cNvPicPr/>
                   </pic:nvPicPr>
                   <pic:blipFill>
-                    <a:blip r:embed="rId19"/>
+                    <a:blip r:embed="rId20"/>
                     <a:stretch>
                       <a:fillRect/>
                     </a:stretch>
@@ -2779,16 +3121,11 @@
                   <pic:spPr>
                     <a:xfrm>
                       <a:off x="0" y="0"/>
-                      <a:ext cx="6332220" cy="2750820"/>
+                      <a:ext cx="6332220" cy="2856230"/>
                     </a:xfrm>
                     <a:prstGeom prst="rect">
                       <a:avLst/>
                     </a:prstGeom>
-                    <a:ln w="9525">
-                      <a:solidFill>
-                        <a:srgbClr val="BFBFBF"/>
-                      </a:solidFill>
-                    </a:ln>
                   </pic:spPr>
                 </pic:pic>
               </a:graphicData>
@@ -2834,7 +3171,7 @@
           <w:b w:val="0"/>
           <w:noProof/>
         </w:rPr>
-        <w:t>12</w:t>
+        <w:t>13</w:t>
       </w:r>
       <w:r>
         <w:rPr>
@@ -2846,7 +3183,212 @@
         <w:rPr>
           <w:b w:val="0"/>
         </w:rPr>
-        <w:t>: Coordinator dashboard with On track, Awaiting verification and Overdue statuses</w:t>
+        <w:t xml:space="preserve">: </w:t>
+      </w:r>
+      <w:r>
+        <w:rPr>
+          <w:b w:val="0"/>
+        </w:rPr>
+        <w:t>Coordinator dashboard with each student's status, hours and missing documents</w:t>
+      </w:r>
+    </w:p>
+    <w:p>
+      <w:pPr>
+        <w:keepNext/>
+        <w:keepLines/>
+        <w:jc w:val="center"/>
+      </w:pPr>
+      <w:r>
+        <w:rPr>
+          <w:noProof/>
+        </w:rPr>
+        <w:lastRenderedPageBreak/>
+        <w:drawing>
+          <wp:inline distT="0" distB="0" distL="0" distR="0" wp14:anchorId="7E9E50ED" wp14:editId="5CB55910">
+            <wp:extent cx="6332220" cy="5560695"/>
+            <wp:effectExtent l="0" t="0" r="0" b="1905"/>
+            <wp:docPr id="1384762673" name="Picture 9"/>
+            <wp:cNvGraphicFramePr>
+              <a:graphicFrameLocks xmlns:a="http://schemas.openxmlformats.org/drawingml/2006/main" noChangeAspect="1"/>
+            </wp:cNvGraphicFramePr>
+            <a:graphic xmlns:a="http://schemas.openxmlformats.org/drawingml/2006/main">
+              <a:graphicData uri="http://schemas.openxmlformats.org/drawingml/2006/picture">
+                <pic:pic xmlns:pic="http://schemas.openxmlformats.org/drawingml/2006/picture">
+                  <pic:nvPicPr>
+                    <pic:cNvPr id="1384762673" name=""/>
+                    <pic:cNvPicPr/>
+                  </pic:nvPicPr>
+                  <pic:blipFill>
+                    <a:blip r:embed="rId21"/>
+                    <a:stretch>
+                      <a:fillRect/>
+                    </a:stretch>
+                  </pic:blipFill>
+                  <pic:spPr>
+                    <a:xfrm>
+                      <a:off x="0" y="0"/>
+                      <a:ext cx="6332220" cy="5560695"/>
+                    </a:xfrm>
+                    <a:prstGeom prst="rect">
+                      <a:avLst/>
+                    </a:prstGeom>
+                  </pic:spPr>
+                </pic:pic>
+              </a:graphicData>
+            </a:graphic>
+          </wp:inline>
+        </w:drawing>
+      </w:r>
+    </w:p>
+    <w:p>
+      <w:pPr>
+        <w:pStyle w:val="Caption"/>
+        <w:keepLines/>
+        <w:rPr>
+          <w:b w:val="0"/>
+        </w:rPr>
+      </w:pPr>
+      <w:r>
+        <w:rPr>
+          <w:b w:val="0"/>
+        </w:rPr>
+        <w:t xml:space="preserve">Figure </w:t>
+      </w:r>
+      <w:r>
+        <w:rPr>
+          <w:b w:val="0"/>
+        </w:rPr>
+        <w:fldChar w:fldCharType="begin"/>
+      </w:r>
+      <w:r>
+        <w:rPr>
+          <w:b w:val="0"/>
+        </w:rPr>
+        <w:instrText xml:space="preserve"> SEQ Figure \* ARABIC </w:instrText>
+      </w:r>
+      <w:r>
+        <w:rPr>
+          <w:b w:val="0"/>
+        </w:rPr>
+        <w:fldChar w:fldCharType="separate"/>
+      </w:r>
+      <w:r>
+        <w:rPr>
+          <w:b w:val="0"/>
+          <w:noProof/>
+        </w:rPr>
+        <w:t>14</w:t>
+      </w:r>
+      <w:r>
+        <w:rPr>
+          <w:b w:val="0"/>
+        </w:rPr>
+        <w:fldChar w:fldCharType="end"/>
+      </w:r>
+      <w:r>
+        <w:rPr>
+          <w:b w:val="0"/>
+        </w:rPr>
+        <w:t>: Student profile for coordinators and lecturers: placement hours, documents (view only) and logbook</w:t>
+      </w:r>
+    </w:p>
+    <w:p>
+      <w:pPr>
+        <w:keepNext/>
+        <w:keepLines/>
+        <w:jc w:val="center"/>
+      </w:pPr>
+      <w:r>
+        <w:rPr>
+          <w:noProof/>
+        </w:rPr>
+        <w:drawing>
+          <wp:inline distT="0" distB="0" distL="0" distR="0" wp14:anchorId="06CFB91F" wp14:editId="39F6D4EB">
+            <wp:extent cx="6332220" cy="2361565"/>
+            <wp:effectExtent l="0" t="0" r="0" b="635"/>
+            <wp:docPr id="485014528" name="Picture 10"/>
+            <wp:cNvGraphicFramePr>
+              <a:graphicFrameLocks xmlns:a="http://schemas.openxmlformats.org/drawingml/2006/main" noChangeAspect="1"/>
+            </wp:cNvGraphicFramePr>
+            <a:graphic xmlns:a="http://schemas.openxmlformats.org/drawingml/2006/main">
+              <a:graphicData uri="http://schemas.openxmlformats.org/drawingml/2006/picture">
+                <pic:pic xmlns:pic="http://schemas.openxmlformats.org/drawingml/2006/picture">
+                  <pic:nvPicPr>
+                    <pic:cNvPr id="485014528" name=""/>
+                    <pic:cNvPicPr/>
+                  </pic:nvPicPr>
+                  <pic:blipFill>
+                    <a:blip r:embed="rId22"/>
+                    <a:stretch>
+                      <a:fillRect/>
+                    </a:stretch>
+                  </pic:blipFill>
+                  <pic:spPr>
+                    <a:xfrm>
+                      <a:off x="0" y="0"/>
+                      <a:ext cx="6332220" cy="2361565"/>
+                    </a:xfrm>
+                    <a:prstGeom prst="rect">
+                      <a:avLst/>
+                    </a:prstGeom>
+                  </pic:spPr>
+                </pic:pic>
+              </a:graphicData>
+            </a:graphic>
+          </wp:inline>
+        </w:drawing>
+      </w:r>
+    </w:p>
+    <w:p>
+      <w:pPr>
+        <w:pStyle w:val="Caption"/>
+        <w:keepLines/>
+        <w:rPr>
+          <w:b w:val="0"/>
+        </w:rPr>
+      </w:pPr>
+      <w:r>
+        <w:rPr>
+          <w:b w:val="0"/>
+        </w:rPr>
+        <w:t xml:space="preserve">Figure </w:t>
+      </w:r>
+      <w:r>
+        <w:rPr>
+          <w:b w:val="0"/>
+        </w:rPr>
+        <w:fldChar w:fldCharType="begin"/>
+      </w:r>
+      <w:r>
+        <w:rPr>
+          <w:b w:val="0"/>
+        </w:rPr>
+        <w:instrText xml:space="preserve"> SEQ Figure \* ARABIC </w:instrText>
+      </w:r>
+      <w:r>
+        <w:rPr>
+          <w:b w:val="0"/>
+        </w:rPr>
+        <w:fldChar w:fldCharType="separate"/>
+      </w:r>
+      <w:r>
+        <w:rPr>
+          <w:b w:val="0"/>
+          <w:noProof/>
+        </w:rPr>
+        <w:t>15</w:t>
+      </w:r>
+      <w:r>
+        <w:rPr>
+          <w:b w:val="0"/>
+        </w:rPr>
+        <w:fldChar w:fldCharType="end"/>
+      </w:r>
+      <w:r>
+        <w:rPr>
+          <w:b w:val="0"/>
+        </w:rPr>
+        <w:t>: A completed placement: the student is asked to add the next WIL placement</w:t>
       </w:r>
     </w:p>
     <w:p>
@@ -2862,6 +3404,7 @@
         <w:rPr>
           <w:b w:val="0"/>
         </w:rPr>
+        <w:lastRenderedPageBreak/>
         <w:t xml:space="preserve">Table </w:t>
       </w:r>
       <w:r>
@@ -3129,7 +3672,7 @@
               <w:rPr>
                 <w:sz w:val="20"/>
               </w:rPr>
-              <w:t>Progress shown as "X of 200 verified hours completed" at the top of the logbook</w:t>
+              <w:t>Progress shown as "X of Y verified hours completed" with a bar for each placement</w:t>
             </w:r>
           </w:p>
         </w:tc>
@@ -3167,7 +3710,131 @@
               <w:rPr>
                 <w:sz w:val="20"/>
               </w:rPr>
-              <w:t>Logbook</w:t>
+              <w:t>Placements, placement logbook</w:t>
+            </w:r>
+          </w:p>
+        </w:tc>
+      </w:tr>
+      <w:tr>
+        <w:trPr>
+          <w:cantSplit/>
+        </w:trPr>
+        <w:tc>
+          <w:tcPr>
+            <w:tcW w:w="3876" w:type="dxa"/>
+          </w:tcPr>
+          <w:p>
+            <w:pPr>
+              <w:spacing w:before="40" w:after="40"/>
+              <w:rPr>
+                <w:sz w:val="20"/>
+              </w:rPr>
+            </w:pPr>
+            <w:r>
+              <w:rPr>
+                <w:sz w:val="20"/>
+              </w:rPr>
+              <w:t>Each document listed as Uploaded or Missing, with one row per document and per semester</w:t>
+            </w:r>
+          </w:p>
+        </w:tc>
+        <w:tc>
+          <w:tcPr>
+            <w:tcW w:w="3499" w:type="dxa"/>
+          </w:tcPr>
+          <w:p>
+            <w:pPr>
+              <w:spacing w:before="40" w:after="40"/>
+              <w:rPr>
+                <w:sz w:val="20"/>
+              </w:rPr>
+            </w:pPr>
+            <w:r>
+              <w:rPr>
+                <w:sz w:val="20"/>
+              </w:rPr>
+              <w:t>Students and staff can see at a glance which paperwork is outstanding</w:t>
+            </w:r>
+          </w:p>
+        </w:tc>
+        <w:tc>
+          <w:tcPr>
+            <w:tcW w:w="2605" w:type="dxa"/>
+          </w:tcPr>
+          <w:p>
+            <w:pPr>
+              <w:spacing w:before="40" w:after="40"/>
+              <w:rPr>
+                <w:sz w:val="20"/>
+              </w:rPr>
+            </w:pPr>
+            <w:r>
+              <w:rPr>
+                <w:sz w:val="20"/>
+              </w:rPr>
+              <w:t>Placement logbook, student profile</w:t>
+            </w:r>
+          </w:p>
+        </w:tc>
+      </w:tr>
+      <w:tr>
+        <w:trPr>
+          <w:cantSplit/>
+        </w:trPr>
+        <w:tc>
+          <w:tcPr>
+            <w:tcW w:w="3876" w:type="dxa"/>
+          </w:tcPr>
+          <w:p>
+            <w:pPr>
+              <w:spacing w:before="40" w:after="40"/>
+              <w:rPr>
+                <w:sz w:val="20"/>
+              </w:rPr>
+            </w:pPr>
+            <w:r>
+              <w:rPr>
+                <w:sz w:val="20"/>
+              </w:rPr>
+              <w:t>A completed placement shows a WIL completed badge and hides the New entry and upload buttons</w:t>
+            </w:r>
+          </w:p>
+        </w:tc>
+        <w:tc>
+          <w:tcPr>
+            <w:tcW w:w="3499" w:type="dxa"/>
+          </w:tcPr>
+          <w:p>
+            <w:pPr>
+              <w:spacing w:before="40" w:after="40"/>
+              <w:rPr>
+                <w:sz w:val="20"/>
+              </w:rPr>
+            </w:pPr>
+            <w:r>
+              <w:rPr>
+                <w:sz w:val="20"/>
+              </w:rPr>
+              <w:t>The student cannot change a finished placement by accident and is told to add the next one</w:t>
+            </w:r>
+          </w:p>
+        </w:tc>
+        <w:tc>
+          <w:tcPr>
+            <w:tcW w:w="2605" w:type="dxa"/>
+          </w:tcPr>
+          <w:p>
+            <w:pPr>
+              <w:spacing w:before="40" w:after="40"/>
+              <w:rPr>
+                <w:sz w:val="20"/>
+              </w:rPr>
+            </w:pPr>
+            <w:r>
+              <w:rPr>
+                <w:sz w:val="20"/>
+              </w:rPr>
+              <w:t>Placements, placement logbook</w:t>
             </w:r>
           </w:p>
         </w:tc>
@@ -3687,7 +4354,7 @@
               <w:rPr>
                 <w:sz w:val="20"/>
               </w:rPr>
-              <w:t>Next.js 16.4 (App Router, Server Actions) with React 19.3</w:t>
+              <w:t>Next.js 16.4.3 (App Router, Server Actions) with React 19.3</w:t>
             </w:r>
           </w:p>
         </w:tc>
@@ -4086,6 +4753,7 @@
         <w:keepLines/>
       </w:pPr>
       <w:r>
+        <w:lastRenderedPageBreak/>
         <w:t>To run the application, install Node.js 22.13 or newer and run npm install and npm run dev in 05_Source_Code/trackwil, then open http://localhost:3000. The README lists the demonstration accounts. The command npm run db:reset restores the demonstration data.</w:t>
       </w:r>
     </w:p>
@@ -4265,7 +4933,7 @@
               <w:rPr>
                 <w:sz w:val="20"/>
               </w:rPr>
-              <w:t>schema.sql (tables, keys, constraints) and seed.sql (synthetic data)</w:t>
+              <w:t>schema.sql (tables, keys, constraints), seed.sql (synthetic data) and demo-documents/ (synthetic PDFs for the seed data)</w:t>
             </w:r>
           </w:p>
         </w:tc>
@@ -4351,7 +5019,7 @@
               <w:rPr>
                 <w:sz w:val="20"/>
               </w:rPr>
-              <w:t>Pages and routes: sign-in, signup, student, coordinator, verify, api/evidence</w:t>
+              <w:t>Pages and routes: sign-in, signup, student (placements, entries), coordinator (dashboard, student profiles), verify, api/evidence, api/documents</w:t>
             </w:r>
           </w:p>
         </w:tc>
@@ -4394,7 +5062,7 @@
               <w:rPr>
                 <w:sz w:val="20"/>
               </w:rPr>
-              <w:t>Server Actions: auth.ts, logbook.ts, verify.ts</w:t>
+              <w:t>Server Actions: auth.ts, placements.ts, logbook.ts, documents.ts, verify.ts</w:t>
             </w:r>
           </w:p>
         </w:tc>
@@ -4437,7 +5105,7 @@
               <w:rPr>
                 <w:sz w:val="20"/>
               </w:rPr>
-              <w:t>Forms, status badges, header, copy-link button</w:t>
+              <w:t>Forms (placement, entry, document upload), status badges, hours progress bar, documents section, header, copy-link button</w:t>
             </w:r>
           </w:p>
         </w:tc>
@@ -4480,7 +5148,7 @@
               <w:rPr>
                 <w:sz w:val="20"/>
               </w:rPr>
-              <w:t>db.ts, repository.ts, session.ts, password.ts, signup-validation.ts, logbook-metrics.ts, types.ts</w:t>
+              <w:t>db.ts, repository.ts, session.ts, password.ts, signup-validation.ts, logbook-metrics.ts, documents.ts, types.ts</w:t>
             </w:r>
           </w:p>
         </w:tc>
@@ -4659,6 +5327,7 @@
         <w:pStyle w:val="Heading3"/>
       </w:pPr>
       <w:r>
+        <w:lastRenderedPageBreak/>
         <w:t>Role-Based Access</w:t>
       </w:r>
     </w:p>
@@ -4668,7 +5337,13 @@
         <w:keepLines/>
       </w:pPr>
       <w:r>
-        <w:t>Access is checked on the server at two levels. The proxy redirects any visitor without a session away from /student and /coordinator. Each area's layout then loads the user and checks the role, so that a coordinator cannot open the student area and a student cannot open the dashboard. Every Server Action also checks the role and ownership again before changing data, for example:</w:t>
+        <w:t xml:space="preserve">Access is checked on the server at two levels. The proxy redirects any visitor without a session away from /student and /coordinator. </w:t>
+      </w:r>
+      <w:r>
+        <w:t>Each protected page then checks the user's role itself, through requireRole in session.ts, before it loads any data, so that a coordinator cannot open the student area and a student cannot open the dashboard. A check in the area's layout alone is not enough, because Next.js renders a layout and its page at the same time: during testing this let page data be sent in the body of the redirect response (DEF-07).</w:t>
+      </w:r>
+      <w:r>
+        <w:t xml:space="preserve"> Every Server Action also checks the role and ownership again before changing data, for example:</w:t>
       </w:r>
     </w:p>
     <w:p>
@@ -4772,6 +5447,19 @@
         <w:pStyle w:val="Heading3"/>
       </w:pPr>
       <w:r>
+        <w:t>WIL Placements, Documents and Completion</w:t>
+      </w:r>
+    </w:p>
+    <w:p>
+      <w:r>
+        <w:t>Every logbook entry belongs to one of the student's WIL placements, and each placement stores its own required hours (FR-15); createLogbookEntryAction checks that the chosen placement belongs to the signed-in student. Documents are uploaded with uploadDocumentAction (FR-16). A file must be a PDF, PNG or JPG of at most 10 MB, and its first bytes must match its type, so a renamed program is refused. It is saved under a random name, and the database allows only one document of each type per placement and one attendance register per semester, so uploading again replaces the previous file. Documents are served by /api/documents/[id] with the same access rules as evidence. placementCompletion in logbook-metrics.ts adds up a placement's verified hours in the order they were approved and marks the placement WIL completed once they reach its required hours (FR-18). Every action that changes a placement (a new entry, a submission, a document upload or removal, or an edit) checks this first and refuses a completed placement.</w:t>
+      </w:r>
+    </w:p>
+    <w:p>
+      <w:pPr>
+        <w:pStyle w:val="Heading3"/>
+      </w:pPr>
+      <w:r>
         <w:t>Mentor Verification Tokens</w:t>
       </w:r>
     </w:p>
@@ -4929,6 +5617,7 @@
         <w:pStyle w:val="Heading3"/>
       </w:pPr>
       <w:r>
+        <w:lastRenderedPageBreak/>
         <w:t>Monitoring Dashboard</w:t>
       </w:r>
     </w:p>
@@ -4937,7 +5626,10 @@
         <w:keepLines/>
       </w:pPr>
       <w:r>
-        <w:t>The dashboard calculates each student's status from their entries each time it is displayed. A student with an entry awaiting verification is shown as Awaiting verification; a student with no verified entry, or whose latest verification is more than 14 days old, is shown as Overdue; all other students are On track. Verified hours are the sum of the hours of Verified entries only.</w:t>
+        <w:t>The dashboard calculates each student's status each time it is displayed, from their current placement (the one that started most recently). A student with no placement is shown as No placement, and one whose current placement is completed as WIL completed. Otherwise, a student with an entry awaiting verification is shown as Awaiting verification; a student whose latest verification, or the placement start if nothing is verified yet, is more than 14 days ago is shown as Overdue; all other students are On track. Selecting a student opens their profile (FR-17), which shows every placement with its hours, documents and logbook.</w:t>
+      </w:r>
+      <w:r>
+        <w:t xml:space="preserve"> Verified hours are the sum of the hours of Verified entries only.</w:t>
       </w:r>
     </w:p>
     <w:p>
@@ -5594,6 +6286,7 @@
               <w:rPr>
                 <w:sz w:val="20"/>
               </w:rPr>
+              <w:lastRenderedPageBreak/>
               <w:t>gedion/sqlite-database</w:t>
             </w:r>
           </w:p>
@@ -5695,6 +6388,440 @@
                 <w:sz w:val="20"/>
               </w:rPr>
               <w:t>Pull request (Week 4)</w:t>
+            </w:r>
+          </w:p>
+        </w:tc>
+      </w:tr>
+      <w:tr>
+        <w:trPr>
+          <w:cantSplit/>
+        </w:trPr>
+        <w:tc>
+          <w:tcPr>
+            <w:tcW w:w="4258" w:type="dxa"/>
+          </w:tcPr>
+          <w:p>
+            <w:pPr>
+              <w:spacing w:before="40" w:after="40"/>
+              <w:rPr>
+                <w:sz w:val="20"/>
+              </w:rPr>
+            </w:pPr>
+            <w:r>
+              <w:rPr>
+                <w:sz w:val="20"/>
+              </w:rPr>
+              <w:t>gedion/wil-placements</w:t>
+            </w:r>
+          </w:p>
+        </w:tc>
+        <w:tc>
+          <w:tcPr>
+            <w:tcW w:w="3762" w:type="dxa"/>
+          </w:tcPr>
+          <w:p>
+            <w:pPr>
+              <w:spacing w:before="40" w:after="40"/>
+              <w:rPr>
+                <w:sz w:val="20"/>
+              </w:rPr>
+            </w:pPr>
+            <w:r>
+              <w:rPr>
+                <w:sz w:val="20"/>
+              </w:rPr>
+              <w:t>WIL placements with their own required hours</w:t>
+            </w:r>
+          </w:p>
+        </w:tc>
+        <w:tc>
+          <w:tcPr>
+            <w:tcW w:w="1960" w:type="dxa"/>
+          </w:tcPr>
+          <w:p>
+            <w:pPr>
+              <w:spacing w:before="40" w:after="40"/>
+              <w:rPr>
+                <w:sz w:val="20"/>
+              </w:rPr>
+            </w:pPr>
+            <w:r>
+              <w:rPr>
+                <w:sz w:val="20"/>
+              </w:rPr>
+              <w:t>Pull request #11</w:t>
+            </w:r>
+          </w:p>
+        </w:tc>
+      </w:tr>
+      <w:tr>
+        <w:trPr>
+          <w:cantSplit/>
+        </w:trPr>
+        <w:tc>
+          <w:tcPr>
+            <w:tcW w:w="4258" w:type="dxa"/>
+          </w:tcPr>
+          <w:p>
+            <w:pPr>
+              <w:spacing w:before="40" w:after="40"/>
+              <w:rPr>
+                <w:sz w:val="20"/>
+              </w:rPr>
+            </w:pPr>
+            <w:r>
+              <w:rPr>
+                <w:sz w:val="20"/>
+              </w:rPr>
+              <w:t>gedion/fix-new-entry-page</w:t>
+            </w:r>
+          </w:p>
+        </w:tc>
+        <w:tc>
+          <w:tcPr>
+            <w:tcW w:w="3762" w:type="dxa"/>
+          </w:tcPr>
+          <w:p>
+            <w:pPr>
+              <w:spacing w:before="40" w:after="40"/>
+              <w:rPr>
+                <w:sz w:val="20"/>
+              </w:rPr>
+            </w:pPr>
+            <w:r>
+              <w:rPr>
+                <w:sz w:val="20"/>
+              </w:rPr>
+              <w:t>Fix the error on the new entry page (DEF-06)</w:t>
+            </w:r>
+          </w:p>
+        </w:tc>
+        <w:tc>
+          <w:tcPr>
+            <w:tcW w:w="1960" w:type="dxa"/>
+          </w:tcPr>
+          <w:p>
+            <w:pPr>
+              <w:spacing w:before="40" w:after="40"/>
+              <w:rPr>
+                <w:sz w:val="20"/>
+              </w:rPr>
+            </w:pPr>
+            <w:r>
+              <w:rPr>
+                <w:sz w:val="20"/>
+              </w:rPr>
+              <w:t>Pull request #12</w:t>
+            </w:r>
+          </w:p>
+        </w:tc>
+      </w:tr>
+      <w:tr>
+        <w:trPr>
+          <w:cantSplit/>
+        </w:trPr>
+        <w:tc>
+          <w:tcPr>
+            <w:tcW w:w="4258" w:type="dxa"/>
+          </w:tcPr>
+          <w:p>
+            <w:pPr>
+              <w:spacing w:before="40" w:after="40"/>
+              <w:rPr>
+                <w:sz w:val="20"/>
+              </w:rPr>
+            </w:pPr>
+            <w:r>
+              <w:rPr>
+                <w:sz w:val="20"/>
+              </w:rPr>
+              <w:t>gedion/student-documents</w:t>
+            </w:r>
+          </w:p>
+        </w:tc>
+        <w:tc>
+          <w:tcPr>
+            <w:tcW w:w="3762" w:type="dxa"/>
+          </w:tcPr>
+          <w:p>
+            <w:pPr>
+              <w:spacing w:before="40" w:after="40"/>
+              <w:rPr>
+                <w:sz w:val="20"/>
+              </w:rPr>
+            </w:pPr>
+            <w:r>
+              <w:rPr>
+                <w:sz w:val="20"/>
+              </w:rPr>
+              <w:t>Upload of WIL documents for each placement</w:t>
+            </w:r>
+          </w:p>
+        </w:tc>
+        <w:tc>
+          <w:tcPr>
+            <w:tcW w:w="1960" w:type="dxa"/>
+          </w:tcPr>
+          <w:p>
+            <w:pPr>
+              <w:spacing w:before="40" w:after="40"/>
+              <w:rPr>
+                <w:sz w:val="20"/>
+              </w:rPr>
+            </w:pPr>
+            <w:r>
+              <w:rPr>
+                <w:sz w:val="20"/>
+              </w:rPr>
+              <w:t>Pull request #13</w:t>
+            </w:r>
+          </w:p>
+        </w:tc>
+      </w:tr>
+      <w:tr>
+        <w:trPr>
+          <w:cantSplit/>
+        </w:trPr>
+        <w:tc>
+          <w:tcPr>
+            <w:tcW w:w="4258" w:type="dxa"/>
+          </w:tcPr>
+          <w:p>
+            <w:pPr>
+              <w:spacing w:before="40" w:after="40"/>
+              <w:rPr>
+                <w:sz w:val="20"/>
+              </w:rPr>
+            </w:pPr>
+            <w:r>
+              <w:rPr>
+                <w:sz w:val="20"/>
+              </w:rPr>
+              <w:t>gedion/coordinator-student-profile</w:t>
+            </w:r>
+          </w:p>
+        </w:tc>
+        <w:tc>
+          <w:tcPr>
+            <w:tcW w:w="3762" w:type="dxa"/>
+          </w:tcPr>
+          <w:p>
+            <w:pPr>
+              <w:spacing w:before="40" w:after="40"/>
+              <w:rPr>
+                <w:sz w:val="20"/>
+              </w:rPr>
+            </w:pPr>
+            <w:r>
+              <w:rPr>
+                <w:sz w:val="20"/>
+              </w:rPr>
+              <w:t>Student profile for staff; fix for page data sent in redirects (DEF-07)</w:t>
+            </w:r>
+          </w:p>
+        </w:tc>
+        <w:tc>
+          <w:tcPr>
+            <w:tcW w:w="1960" w:type="dxa"/>
+          </w:tcPr>
+          <w:p>
+            <w:pPr>
+              <w:spacing w:before="40" w:after="40"/>
+              <w:rPr>
+                <w:sz w:val="20"/>
+              </w:rPr>
+            </w:pPr>
+            <w:r>
+              <w:rPr>
+                <w:sz w:val="20"/>
+              </w:rPr>
+              <w:t>Pull request #14</w:t>
+            </w:r>
+          </w:p>
+        </w:tc>
+      </w:tr>
+      <w:tr>
+        <w:trPr>
+          <w:cantSplit/>
+        </w:trPr>
+        <w:tc>
+          <w:tcPr>
+            <w:tcW w:w="4258" w:type="dxa"/>
+          </w:tcPr>
+          <w:p>
+            <w:pPr>
+              <w:spacing w:before="40" w:after="40"/>
+              <w:rPr>
+                <w:sz w:val="20"/>
+              </w:rPr>
+            </w:pPr>
+            <w:r>
+              <w:rPr>
+                <w:sz w:val="20"/>
+              </w:rPr>
+              <w:t>gedion/wil-completion</w:t>
+            </w:r>
+          </w:p>
+        </w:tc>
+        <w:tc>
+          <w:tcPr>
+            <w:tcW w:w="3762" w:type="dxa"/>
+          </w:tcPr>
+          <w:p>
+            <w:pPr>
+              <w:spacing w:before="40" w:after="40"/>
+              <w:rPr>
+                <w:sz w:val="20"/>
+              </w:rPr>
+            </w:pPr>
+            <w:r>
+              <w:rPr>
+                <w:sz w:val="20"/>
+              </w:rPr>
+              <w:t>Mark placements WIL completed and lock them</w:t>
+            </w:r>
+          </w:p>
+        </w:tc>
+        <w:tc>
+          <w:tcPr>
+            <w:tcW w:w="1960" w:type="dxa"/>
+          </w:tcPr>
+          <w:p>
+            <w:pPr>
+              <w:spacing w:before="40" w:after="40"/>
+              <w:rPr>
+                <w:sz w:val="20"/>
+              </w:rPr>
+            </w:pPr>
+            <w:r>
+              <w:rPr>
+                <w:sz w:val="20"/>
+              </w:rPr>
+              <w:t>Pull request #15</w:t>
+            </w:r>
+          </w:p>
+        </w:tc>
+      </w:tr>
+      <w:tr>
+        <w:trPr>
+          <w:cantSplit/>
+        </w:trPr>
+        <w:tc>
+          <w:tcPr>
+            <w:tcW w:w="4258" w:type="dxa"/>
+          </w:tcPr>
+          <w:p>
+            <w:pPr>
+              <w:spacing w:before="40" w:after="40"/>
+              <w:rPr>
+                <w:sz w:val="20"/>
+              </w:rPr>
+            </w:pPr>
+            <w:r>
+              <w:rPr>
+                <w:sz w:val="20"/>
+              </w:rPr>
+              <w:t>gedion/nextjs-security-upgrade</w:t>
+            </w:r>
+          </w:p>
+        </w:tc>
+        <w:tc>
+          <w:tcPr>
+            <w:tcW w:w="3762" w:type="dxa"/>
+          </w:tcPr>
+          <w:p>
+            <w:pPr>
+              <w:spacing w:before="40" w:after="40"/>
+              <w:rPr>
+                <w:sz w:val="20"/>
+              </w:rPr>
+            </w:pPr>
+            <w:r>
+              <w:rPr>
+                <w:sz w:val="20"/>
+              </w:rPr>
+              <w:t>Upgrade Next.js to 16.4.3 (DEF-04)</w:t>
+            </w:r>
+          </w:p>
+        </w:tc>
+        <w:tc>
+          <w:tcPr>
+            <w:tcW w:w="1960" w:type="dxa"/>
+          </w:tcPr>
+          <w:p>
+            <w:pPr>
+              <w:spacing w:before="40" w:after="40"/>
+              <w:rPr>
+                <w:sz w:val="20"/>
+              </w:rPr>
+            </w:pPr>
+            <w:r>
+              <w:rPr>
+                <w:sz w:val="20"/>
+              </w:rPr>
+              <w:t>Pull request #16</w:t>
+            </w:r>
+          </w:p>
+        </w:tc>
+      </w:tr>
+      <w:tr>
+        <w:trPr>
+          <w:cantSplit/>
+        </w:trPr>
+        <w:tc>
+          <w:tcPr>
+            <w:tcW w:w="4258" w:type="dxa"/>
+          </w:tcPr>
+          <w:p>
+            <w:pPr>
+              <w:spacing w:before="40" w:after="40"/>
+              <w:rPr>
+                <w:sz w:val="20"/>
+              </w:rPr>
+            </w:pPr>
+            <w:r>
+              <w:rPr>
+                <w:sz w:val="20"/>
+              </w:rPr>
+              <w:t>gedion/documents-docs-update</w:t>
+            </w:r>
+          </w:p>
+        </w:tc>
+        <w:tc>
+          <w:tcPr>
+            <w:tcW w:w="3762" w:type="dxa"/>
+          </w:tcPr>
+          <w:p>
+            <w:pPr>
+              <w:spacing w:before="40" w:after="40"/>
+              <w:rPr>
+                <w:sz w:val="20"/>
+              </w:rPr>
+            </w:pPr>
+            <w:r>
+              <w:rPr>
+                <w:sz w:val="20"/>
+              </w:rPr>
+              <w:t>Update the documentation for the new features</w:t>
+            </w:r>
+          </w:p>
+        </w:tc>
+        <w:tc>
+          <w:tcPr>
+            <w:tcW w:w="1960" w:type="dxa"/>
+          </w:tcPr>
+          <w:p>
+            <w:pPr>
+              <w:spacing w:before="40" w:after="40"/>
+              <w:rPr>
+                <w:sz w:val="20"/>
+              </w:rPr>
+            </w:pPr>
+            <w:r>
+              <w:rPr>
+                <w:sz w:val="20"/>
+              </w:rPr>
+              <w:t>Pull request (final submission)</w:t>
             </w:r>
           </w:p>
         </w:tc>
@@ -6221,6 +7348,7 @@
         <w:rPr>
           <w:noProof/>
         </w:rPr>
+        <w:lastRenderedPageBreak/>
         <w:drawing>
           <wp:inline distT="0" distB="0" distL="0" distR="0" wp14:anchorId="714213DB" wp14:editId="03B48069">
             <wp:extent cx="6332220" cy="1897380"/>
@@ -6237,7 +7365,7 @@
                     <pic:cNvPicPr/>
                   </pic:nvPicPr>
                   <pic:blipFill>
-                    <a:blip r:embed="rId20"/>
+                    <a:blip r:embed="rId23"/>
                     <a:stretch>
                       <a:fillRect/>
                     </a:stretch>
@@ -6300,7 +7428,7 @@
           <w:b w:val="0"/>
           <w:noProof/>
         </w:rPr>
-        <w:t>13</w:t>
+        <w:t>16</w:t>
       </w:r>
       <w:r>
         <w:rPr>
@@ -6320,7 +7448,10 @@
         <w:keepLines/>
       </w:pPr>
       <w:r>
-        <w:t>The commit history shows work on 7, 8, 9, 12, 14, 15 and 22 October 2026, spread across the project rather than in one final upload. The team recognises that the number of commits differs between members, and the Individual Contribution Forms explain each member's work in more detail, with references to specific commits and files.</w:t>
+        <w:t>The commit history shows work on 7, 8, 9, 12, 14, 15, 22, 23 and 26 October 2026,</w:t>
+      </w:r>
+      <w:r>
+        <w:t xml:space="preserve"> spread across the project rather than in one final upload. The team recognises that the number of commits differs between members, and the Individual Contribution Forms explain each member's work in more detail, with references to specific commits and files.</w:t>
       </w:r>
     </w:p>
     <w:p>
@@ -6336,7 +7467,13 @@
         <w:keepLines/>
       </w:pPr>
       <w:r>
-        <w:t>This chapter presented TrackWIL's three-layer Next.js architecture, the use case, class, activity and sequence diagrams, the normalised SQLite database design and the user interface with its usability decisions. It described the development environment and the implementation of authentication, role-based access, evidence upload, one-time verification tokens, the monitoring dashboard and the database layer, and it recorded one known security limitation that will be fixed and retested. Finally, it summarised the repository structure, branches, pull requests and each member's contribution.</w:t>
+        <w:t xml:space="preserve">This chapter presented TrackWIL's three-layer Next.js architecture, the use case, class, activity and sequence diagrams, the normalised SQLite database design and the user interface with its usability decisions. It described the development environment and </w:t>
+      </w:r>
+      <w:r>
+        <w:t>the implementation of authentication, role-based access, evidence upload, WIL placements, documents and completion, one-time verification tokens, the monitoring dashboard and student profiles, and the database layer,</w:t>
+      </w:r>
+      <w:r>
+        <w:t xml:space="preserve"> and it recorded one known security limitation that will be fixed and retested. Finally, it summarised the repository structure, branches, pull requests and each member's contribution.</w:t>
       </w:r>
     </w:p>
     <w:p>
@@ -6344,7 +7481,16 @@
         <w:keepLines/>
       </w:pPr>
       <w:r>
-        <w:t>The core features implemented are: student sign-up and sign-in; logbook entries with optional evidence; verified hours against required hours; submission for verification with a 7-day one-time link; mentor approval or rejection without an account; and the coordinator and lecturer dashboard. Chapter 5 tests these features against the requirements.</w:t>
+        <w:t xml:space="preserve">The core features implemented are: student sign-up and sign-in; </w:t>
+      </w:r>
+      <w:r>
+        <w:t>WIL placements with their own required hours; logbook entries with optional evidence; upload of the WIL documents for each placement; verified hours against each placement's required hours, with automatic WIL completion;</w:t>
+      </w:r>
+      <w:r>
+        <w:t xml:space="preserve"> submission for verification with a 7-day one-time link; mentor approval or rejection without an account; </w:t>
+      </w:r>
+      <w:r>
+        <w:t>and the coordinator and lecturer dashboard with a profile for each student. Chapter 5 tests these features against the requirements.</w:t>
       </w:r>
     </w:p>
     <w:p>
@@ -6372,12 +7518,7 @@
       </w:r>
     </w:p>
     <w:sectPr>
-      <w:headerReference w:type="even" r:id="rId21"/>
-      <w:headerReference w:type="default" r:id="rId22"/>
-      <w:footerReference w:type="even" r:id="rId23"/>
-      <w:footerReference w:type="default" r:id="rId24"/>
-      <w:headerReference w:type="first" r:id="rId25"/>
-      <w:footerReference w:type="first" r:id="rId26"/>
+      <w:headerReference w:type="default" r:id="rId24"/>
       <w:pgSz w:w="12240" w:h="15840"/>
       <w:pgMar w:top="964" w:right="1134" w:bottom="964" w:left="1134" w:header="720" w:footer="720" w:gutter="0"/>
       <w:cols w:space="720"/>
@@ -6412,36 +7553,6 @@
 </w:endnotes>
 </file>
 
-<file path=word/footer1.xml><?xml version="1.0" encoding="utf-8"?>
-<w:ftr xmlns:wpc="http://schemas.microsoft.com/office/word/2010/wordprocessingCanvas" xmlns:cx="http://schemas.microsoft.com/office/drawing/2014/chartex" xmlns:cx1="http://schemas.microsoft.com/office/drawing/2015/9/8/chartex" xmlns:cx2="http://schemas.microsoft.com/office/drawing/2015/10/21/chartex" xmlns:cx3="http://schemas.microsoft.com/office/drawing/2016/5/9/chartex" xmlns:cx4="http://schemas.microsoft.com/office/drawing/2016/5/10/chartex" xmlns:cx5="http://schemas.microsoft.com/office/drawing/2016/5/11/chartex" xmlns:cx6="http://schemas.microsoft.com/office/drawing/2016/5/12/chartex" xmlns:cx7="http://schemas.microsoft.com/office/drawing/2016/5/13/chartex" xmlns:cx8="http://schemas.microsoft.com/office/drawing/2016/5/14/chartex" xmlns:mc="http://schemas.openxmlformats.org/markup-compatibility/2006" xmlns:aink="http://schemas.microsoft.com/office/drawing/2016/ink" xmlns:am3d="http://schemas.microsoft.com/office/drawing/2017/model3d" xmlns:o="urn:schemas-microsoft-com:office:office" xmlns:oel="http://schemas.microsoft.com/office/2019/extlst" xmlns:r="http://schemas.openxmlformats.org/officeDocument/2006/relationships" xmlns:m="http://schemas.openxmlformats.org/officeDocument/2006/math" xmlns:v="urn:schemas-microsoft-com:vml" xmlns:wp14="http://schemas.microsoft.com/office/word/2010/wordprocessingDrawing" xmlns:wp="http://schemas.openxmlformats.org/drawingml/2006/wordprocessingDrawing" xmlns:w10="urn:schemas-microsoft-com:office:word" xmlns:w="http://schemas.openxmlformats.org/wordprocessingml/2006/main" xmlns:w14="http://schemas.microsoft.com/office/word/2010/wordml" xmlns:w15="http://schemas.microsoft.com/office/word/2012/wordml" xmlns:w16cex="http://schemas.microsoft.com/office/word/2018/wordml/cex" xmlns:w16cid="http://schemas.microsoft.com/office/word/2016/wordml/cid" xmlns:w16="http://schemas.microsoft.com/office/word/2018/wordml" xmlns:w16du="http://schemas.microsoft.com/office/word/2023/wordml/word16du" xmlns:w16sdtdh="http://schemas.microsoft.com/office/word/2020/wordml/sdtdatahash" xmlns:w16sdtfl="http://schemas.microsoft.com/office/word/2024/wordml/sdtformatlock" xmlns:w16se="http://schemas.microsoft.com/office/word/2015/wordml/symex" xmlns:wpg="http://schemas.microsoft.com/office/word/2010/wordprocessingGroup" xmlns:wpi="http://schemas.microsoft.com/office/word/2010/wordprocessingInk" xmlns:wne="http://schemas.microsoft.com/office/word/2006/wordml" xmlns:wps="http://schemas.microsoft.com/office/word/2010/wordprocessingShape" mc:Ignorable="w14 w15 w16se w16cid w16 w16cex w16sdtdh w16sdtfl w16du wp14">
-  <w:p>
-    <w:pPr>
-      <w:pStyle w:val="Footer"/>
-    </w:pPr>
-  </w:p>
-</w:ftr>
-</file>
-
-<file path=word/footer2.xml><?xml version="1.0" encoding="utf-8"?>
-<w:ftr xmlns:wpc="http://schemas.microsoft.com/office/word/2010/wordprocessingCanvas" xmlns:cx="http://schemas.microsoft.com/office/drawing/2014/chartex" xmlns:cx1="http://schemas.microsoft.com/office/drawing/2015/9/8/chartex" xmlns:cx2="http://schemas.microsoft.com/office/drawing/2015/10/21/chartex" xmlns:cx3="http://schemas.microsoft.com/office/drawing/2016/5/9/chartex" xmlns:cx4="http://schemas.microsoft.com/office/drawing/2016/5/10/chartex" xmlns:cx5="http://schemas.microsoft.com/office/drawing/2016/5/11/chartex" xmlns:cx6="http://schemas.microsoft.com/office/drawing/2016/5/12/chartex" xmlns:cx7="http://schemas.microsoft.com/office/drawing/2016/5/13/chartex" xmlns:cx8="http://schemas.microsoft.com/office/drawing/2016/5/14/chartex" xmlns:mc="http://schemas.openxmlformats.org/markup-compatibility/2006" xmlns:aink="http://schemas.microsoft.com/office/drawing/2016/ink" xmlns:am3d="http://schemas.microsoft.com/office/drawing/2017/model3d" xmlns:o="urn:schemas-microsoft-com:office:office" xmlns:oel="http://schemas.microsoft.com/office/2019/extlst" xmlns:r="http://schemas.openxmlformats.org/officeDocument/2006/relationships" xmlns:m="http://schemas.openxmlformats.org/officeDocument/2006/math" xmlns:v="urn:schemas-microsoft-com:vml" xmlns:wp14="http://schemas.microsoft.com/office/word/2010/wordprocessingDrawing" xmlns:wp="http://schemas.openxmlformats.org/drawingml/2006/wordprocessingDrawing" xmlns:w10="urn:schemas-microsoft-com:office:word" xmlns:w="http://schemas.openxmlformats.org/wordprocessingml/2006/main" xmlns:w14="http://schemas.microsoft.com/office/word/2010/wordml" xmlns:w15="http://schemas.microsoft.com/office/word/2012/wordml" xmlns:w16cex="http://schemas.microsoft.com/office/word/2018/wordml/cex" xmlns:w16cid="http://schemas.microsoft.com/office/word/2016/wordml/cid" xmlns:w16="http://schemas.microsoft.com/office/word/2018/wordml" xmlns:w16du="http://schemas.microsoft.com/office/word/2023/wordml/word16du" xmlns:w16sdtdh="http://schemas.microsoft.com/office/word/2020/wordml/sdtdatahash" xmlns:w16sdtfl="http://schemas.microsoft.com/office/word/2024/wordml/sdtformatlock" xmlns:w16se="http://schemas.microsoft.com/office/word/2015/wordml/symex" xmlns:wpg="http://schemas.microsoft.com/office/word/2010/wordprocessingGroup" xmlns:wpi="http://schemas.microsoft.com/office/word/2010/wordprocessingInk" xmlns:wne="http://schemas.microsoft.com/office/word/2006/wordml" xmlns:wps="http://schemas.microsoft.com/office/word/2010/wordprocessingShape" mc:Ignorable="w14 w15 w16se w16cid w16 w16cex w16sdtdh w16sdtfl w16du wp14">
-  <w:p>
-    <w:pPr>
-      <w:pStyle w:val="Footer"/>
-    </w:pPr>
-  </w:p>
-</w:ftr>
-</file>
-
-<file path=word/footer3.xml><?xml version="1.0" encoding="utf-8"?>
-<w:ftr xmlns:wpc="http://schemas.microsoft.com/office/word/2010/wordprocessingCanvas" xmlns:cx="http://schemas.microsoft.com/office/drawing/2014/chartex" xmlns:cx1="http://schemas.microsoft.com/office/drawing/2015/9/8/chartex" xmlns:cx2="http://schemas.microsoft.com/office/drawing/2015/10/21/chartex" xmlns:cx3="http://schemas.microsoft.com/office/drawing/2016/5/9/chartex" xmlns:cx4="http://schemas.microsoft.com/office/drawing/2016/5/10/chartex" xmlns:cx5="http://schemas.microsoft.com/office/drawing/2016/5/11/chartex" xmlns:cx6="http://schemas.microsoft.com/office/drawing/2016/5/12/chartex" xmlns:cx7="http://schemas.microsoft.com/office/drawing/2016/5/13/chartex" xmlns:cx8="http://schemas.microsoft.com/office/drawing/2016/5/14/chartex" xmlns:mc="http://schemas.openxmlformats.org/markup-compatibility/2006" xmlns:aink="http://schemas.microsoft.com/office/drawing/2016/ink" xmlns:am3d="http://schemas.microsoft.com/office/drawing/2017/model3d" xmlns:o="urn:schemas-microsoft-com:office:office" xmlns:oel="http://schemas.microsoft.com/office/2019/extlst" xmlns:r="http://schemas.openxmlformats.org/officeDocument/2006/relationships" xmlns:m="http://schemas.openxmlformats.org/officeDocument/2006/math" xmlns:v="urn:schemas-microsoft-com:vml" xmlns:wp14="http://schemas.microsoft.com/office/word/2010/wordprocessingDrawing" xmlns:wp="http://schemas.openxmlformats.org/drawingml/2006/wordprocessingDrawing" xmlns:w10="urn:schemas-microsoft-com:office:word" xmlns:w="http://schemas.openxmlformats.org/wordprocessingml/2006/main" xmlns:w14="http://schemas.microsoft.com/office/word/2010/wordml" xmlns:w15="http://schemas.microsoft.com/office/word/2012/wordml" xmlns:w16cex="http://schemas.microsoft.com/office/word/2018/wordml/cex" xmlns:w16cid="http://schemas.microsoft.com/office/word/2016/wordml/cid" xmlns:w16="http://schemas.microsoft.com/office/word/2018/wordml" xmlns:w16du="http://schemas.microsoft.com/office/word/2023/wordml/word16du" xmlns:w16sdtdh="http://schemas.microsoft.com/office/word/2020/wordml/sdtdatahash" xmlns:w16sdtfl="http://schemas.microsoft.com/office/word/2024/wordml/sdtformatlock" xmlns:w16se="http://schemas.microsoft.com/office/word/2015/wordml/symex" xmlns:wpg="http://schemas.microsoft.com/office/word/2010/wordprocessingGroup" xmlns:wpi="http://schemas.microsoft.com/office/word/2010/wordprocessingInk" xmlns:wne="http://schemas.microsoft.com/office/word/2006/wordml" xmlns:wps="http://schemas.microsoft.com/office/word/2010/wordprocessingShape" mc:Ignorable="w14 w15 w16se w16cid w16 w16cex w16sdtdh w16sdtfl w16du wp14">
-  <w:p>
-    <w:pPr>
-      <w:pStyle w:val="Footer"/>
-    </w:pPr>
-  </w:p>
-</w:ftr>
-</file>
-
 <file path=word/footnotes.xml><?xml version="1.0" encoding="utf-8"?>
 <w:footnotes xmlns:wpc="http://schemas.microsoft.com/office/word/2010/wordprocessingCanvas" xmlns:cx="http://schemas.microsoft.com/office/drawing/2014/chartex" xmlns:cx1="http://schemas.microsoft.com/office/drawing/2015/9/8/chartex" xmlns:cx2="http://schemas.microsoft.com/office/drawing/2015/10/21/chartex" xmlns:cx3="http://schemas.microsoft.com/office/drawing/2016/5/9/chartex" xmlns:cx4="http://schemas.microsoft.com/office/drawing/2016/5/10/chartex" xmlns:cx5="http://schemas.microsoft.com/office/drawing/2016/5/11/chartex" xmlns:cx6="http://schemas.microsoft.com/office/drawing/2016/5/12/chartex" xmlns:cx7="http://schemas.microsoft.com/office/drawing/2016/5/13/chartex" xmlns:cx8="http://schemas.microsoft.com/office/drawing/2016/5/14/chartex" xmlns:mc="http://schemas.openxmlformats.org/markup-compatibility/2006" xmlns:aink="http://schemas.microsoft.com/office/drawing/2016/ink" xmlns:am3d="http://schemas.microsoft.com/office/drawing/2017/model3d" xmlns:o="urn:schemas-microsoft-com:office:office" xmlns:oel="http://schemas.microsoft.com/office/2019/extlst" xmlns:r="http://schemas.openxmlformats.org/officeDocument/2006/relationships" xmlns:m="http://schemas.openxmlformats.org/officeDocument/2006/math" xmlns:v="urn:schemas-microsoft-com:vml" xmlns:wp14="http://schemas.microsoft.com/office/word/2010/wordprocessingDrawing" xmlns:wp="http://schemas.openxmlformats.org/drawingml/2006/wordprocessingDrawing" xmlns:w10="urn:schemas-microsoft-com:office:word" xmlns:w="http://schemas.openxmlformats.org/wordprocessingml/2006/main" xmlns:w14="http://schemas.microsoft.com/office/word/2010/wordml" xmlns:w15="http://schemas.microsoft.com/office/word/2012/wordml" xmlns:w16cex="http://schemas.microsoft.com/office/word/2018/wordml/cex" xmlns:w16cid="http://schemas.microsoft.com/office/word/2016/wordml/cid" xmlns:w16="http://schemas.microsoft.com/office/word/2018/wordml" xmlns:w16du="http://schemas.microsoft.com/office/word/2023/wordml/word16du" xmlns:w16sdtdh="http://schemas.microsoft.com/office/word/2020/wordml/sdtdatahash" xmlns:w16sdtfl="http://schemas.microsoft.com/office/word/2024/wordml/sdtformatlock" xmlns:w16se="http://schemas.microsoft.com/office/word/2015/wordml/symex" xmlns:wpg="http://schemas.microsoft.com/office/word/2010/wordprocessingGroup" xmlns:wpi="http://schemas.microsoft.com/office/word/2010/wordprocessingInk" xmlns:wne="http://schemas.microsoft.com/office/word/2006/wordml" xmlns:wps="http://schemas.microsoft.com/office/word/2010/wordprocessingShape" mc:Ignorable="w14 w15 w16se w16cid w16 w16cex w16sdtdh w16sdtfl w16du wp14">
   <w:footnote w:type="separator" w:id="-1">
@@ -6471,27 +7582,7 @@
 <w:hdr xmlns:wpc="http://schemas.microsoft.com/office/word/2010/wordprocessingCanvas" xmlns:cx="http://schemas.microsoft.com/office/drawing/2014/chartex" xmlns:cx1="http://schemas.microsoft.com/office/drawing/2015/9/8/chartex" xmlns:cx2="http://schemas.microsoft.com/office/drawing/2015/10/21/chartex" xmlns:cx3="http://schemas.microsoft.com/office/drawing/2016/5/9/chartex" xmlns:cx4="http://schemas.microsoft.com/office/drawing/2016/5/10/chartex" xmlns:cx5="http://schemas.microsoft.com/office/drawing/2016/5/11/chartex" xmlns:cx6="http://schemas.microsoft.com/office/drawing/2016/5/12/chartex" xmlns:cx7="http://schemas.microsoft.com/office/drawing/2016/5/13/chartex" xmlns:cx8="http://schemas.microsoft.com/office/drawing/2016/5/14/chartex" xmlns:mc="http://schemas.openxmlformats.org/markup-compatibility/2006" xmlns:aink="http://schemas.microsoft.com/office/drawing/2016/ink" xmlns:am3d="http://schemas.microsoft.com/office/drawing/2017/model3d" xmlns:o="urn:schemas-microsoft-com:office:office" xmlns:oel="http://schemas.microsoft.com/office/2019/extlst" xmlns:r="http://schemas.openxmlformats.org/officeDocument/2006/relationships" xmlns:m="http://schemas.openxmlformats.org/officeDocument/2006/math" xmlns:v="urn:schemas-microsoft-com:vml" xmlns:wp14="http://schemas.microsoft.com/office/word/2010/wordprocessingDrawing" xmlns:wp="http://schemas.openxmlformats.org/drawingml/2006/wordprocessingDrawing" xmlns:w10="urn:schemas-microsoft-com:office:word" xmlns:w="http://schemas.openxmlformats.org/wordprocessingml/2006/main" xmlns:w14="http://schemas.microsoft.com/office/word/2010/wordml" xmlns:w15="http://schemas.microsoft.com/office/word/2012/wordml" xmlns:w16cex="http://schemas.microsoft.com/office/word/2018/wordml/cex" xmlns:w16cid="http://schemas.microsoft.com/office/word/2016/wordml/cid" xmlns:w16="http://schemas.microsoft.com/office/word/2018/wordml" xmlns:w16du="http://schemas.microsoft.com/office/word/2023/wordml/word16du" xmlns:w16sdtdh="http://schemas.microsoft.com/office/word/2020/wordml/sdtdatahash" xmlns:w16sdtfl="http://schemas.microsoft.com/office/word/2024/wordml/sdtformatlock" xmlns:w16se="http://schemas.microsoft.com/office/word/2015/wordml/symex" xmlns:wpg="http://schemas.microsoft.com/office/word/2010/wordprocessingGroup" xmlns:wpi="http://schemas.microsoft.com/office/word/2010/wordprocessingInk" xmlns:wne="http://schemas.microsoft.com/office/word/2006/wordml" xmlns:wps="http://schemas.microsoft.com/office/word/2010/wordprocessingShape" mc:Ignorable="w14 w15 w16se w16cid w16 w16cex w16sdtdh w16sdtfl w16du wp14">
   <w:p>
     <w:pPr>
-      <w:pStyle w:val="Header"/>
-    </w:pPr>
-  </w:p>
-</w:hdr>
-</file>
-
-<file path=word/header2.xml><?xml version="1.0" encoding="utf-8"?>
-<w:hdr xmlns:wpc="http://schemas.microsoft.com/office/word/2010/wordprocessingCanvas" xmlns:cx="http://schemas.microsoft.com/office/drawing/2014/chartex" xmlns:cx1="http://schemas.microsoft.com/office/drawing/2015/9/8/chartex" xmlns:cx2="http://schemas.microsoft.com/office/drawing/2015/10/21/chartex" xmlns:cx3="http://schemas.microsoft.com/office/drawing/2016/5/9/chartex" xmlns:cx4="http://schemas.microsoft.com/office/drawing/2016/5/10/chartex" xmlns:cx5="http://schemas.microsoft.com/office/drawing/2016/5/11/chartex" xmlns:cx6="http://schemas.microsoft.com/office/drawing/2016/5/12/chartex" xmlns:cx7="http://schemas.microsoft.com/office/drawing/2016/5/13/chartex" xmlns:cx8="http://schemas.microsoft.com/office/drawing/2016/5/14/chartex" xmlns:mc="http://schemas.openxmlformats.org/markup-compatibility/2006" xmlns:aink="http://schemas.microsoft.com/office/drawing/2016/ink" xmlns:am3d="http://schemas.microsoft.com/office/drawing/2017/model3d" xmlns:o="urn:schemas-microsoft-com:office:office" xmlns:oel="http://schemas.microsoft.com/office/2019/extlst" xmlns:r="http://schemas.openxmlformats.org/officeDocument/2006/relationships" xmlns:m="http://schemas.openxmlformats.org/officeDocument/2006/math" xmlns:v="urn:schemas-microsoft-com:vml" xmlns:wp14="http://schemas.microsoft.com/office/word/2010/wordprocessingDrawing" xmlns:wp="http://schemas.openxmlformats.org/drawingml/2006/wordprocessingDrawing" xmlns:w10="urn:schemas-microsoft-com:office:word" xmlns:w="http://schemas.openxmlformats.org/wordprocessingml/2006/main" xmlns:w14="http://schemas.microsoft.com/office/word/2010/wordml" xmlns:w15="http://schemas.microsoft.com/office/word/2012/wordml" xmlns:w16cex="http://schemas.microsoft.com/office/word/2018/wordml/cex" xmlns:w16cid="http://schemas.microsoft.com/office/word/2016/wordml/cid" xmlns:w16="http://schemas.microsoft.com/office/word/2018/wordml" xmlns:w16du="http://schemas.microsoft.com/office/word/2023/wordml/word16du" xmlns:w16sdtdh="http://schemas.microsoft.com/office/word/2020/wordml/sdtdatahash" xmlns:w16sdtfl="http://schemas.microsoft.com/office/word/2024/wordml/sdtformatlock" xmlns:w16se="http://schemas.microsoft.com/office/word/2015/wordml/symex" xmlns:wpg="http://schemas.microsoft.com/office/word/2010/wordprocessingGroup" xmlns:wpi="http://schemas.microsoft.com/office/word/2010/wordprocessingInk" xmlns:wne="http://schemas.microsoft.com/office/word/2006/wordml" xmlns:wps="http://schemas.microsoft.com/office/word/2010/wordprocessingShape" mc:Ignorable="w14 w15 w16se w16cid w16 w16cex w16sdtdh w16sdtfl w16du wp14">
-  <w:p>
-    <w:pPr>
       <w:jc w:val="center"/>
-    </w:pPr>
-  </w:p>
-</w:hdr>
-</file>
-
-<file path=word/header3.xml><?xml version="1.0" encoding="utf-8"?>
-<w:hdr xmlns:wpc="http://schemas.microsoft.com/office/word/2010/wordprocessingCanvas" xmlns:cx="http://schemas.microsoft.com/office/drawing/2014/chartex" xmlns:cx1="http://schemas.microsoft.com/office/drawing/2015/9/8/chartex" xmlns:cx2="http://schemas.microsoft.com/office/drawing/2015/10/21/chartex" xmlns:cx3="http://schemas.microsoft.com/office/drawing/2016/5/9/chartex" xmlns:cx4="http://schemas.microsoft.com/office/drawing/2016/5/10/chartex" xmlns:cx5="http://schemas.microsoft.com/office/drawing/2016/5/11/chartex" xmlns:cx6="http://schemas.microsoft.com/office/drawing/2016/5/12/chartex" xmlns:cx7="http://schemas.microsoft.com/office/drawing/2016/5/13/chartex" xmlns:cx8="http://schemas.microsoft.com/office/drawing/2016/5/14/chartex" xmlns:mc="http://schemas.openxmlformats.org/markup-compatibility/2006" xmlns:aink="http://schemas.microsoft.com/office/drawing/2016/ink" xmlns:am3d="http://schemas.microsoft.com/office/drawing/2017/model3d" xmlns:o="urn:schemas-microsoft-com:office:office" xmlns:oel="http://schemas.microsoft.com/office/2019/extlst" xmlns:r="http://schemas.openxmlformats.org/officeDocument/2006/relationships" xmlns:m="http://schemas.openxmlformats.org/officeDocument/2006/math" xmlns:v="urn:schemas-microsoft-com:vml" xmlns:wp14="http://schemas.microsoft.com/office/word/2010/wordprocessingDrawing" xmlns:wp="http://schemas.openxmlformats.org/drawingml/2006/wordprocessingDrawing" xmlns:w10="urn:schemas-microsoft-com:office:word" xmlns:w="http://schemas.openxmlformats.org/wordprocessingml/2006/main" xmlns:w14="http://schemas.microsoft.com/office/word/2010/wordml" xmlns:w15="http://schemas.microsoft.com/office/word/2012/wordml" xmlns:w16cex="http://schemas.microsoft.com/office/word/2018/wordml/cex" xmlns:w16cid="http://schemas.microsoft.com/office/word/2016/wordml/cid" xmlns:w16="http://schemas.microsoft.com/office/word/2018/wordml" xmlns:w16du="http://schemas.microsoft.com/office/word/2023/wordml/word16du" xmlns:w16sdtdh="http://schemas.microsoft.com/office/word/2020/wordml/sdtdatahash" xmlns:w16sdtfl="http://schemas.microsoft.com/office/word/2024/wordml/sdtformatlock" xmlns:w16se="http://schemas.microsoft.com/office/word/2015/wordml/symex" xmlns:wpg="http://schemas.microsoft.com/office/word/2010/wordprocessingGroup" xmlns:wpi="http://schemas.microsoft.com/office/word/2010/wordprocessingInk" xmlns:wne="http://schemas.microsoft.com/office/word/2006/wordml" xmlns:wps="http://schemas.microsoft.com/office/word/2010/wordprocessingShape" mc:Ignorable="w14 w15 w16se w16cid w16 w16cex w16sdtdh w16sdtfl w16du wp14">
-  <w:p>
-    <w:pPr>
-      <w:pStyle w:val="Header"/>
     </w:pPr>
   </w:p>
 </w:hdr>
@@ -7770,7 +8861,6 @@
   <w:style w:type="character" w:default="1" w:styleId="DefaultParagraphFont">
     <w:name w:val="Default Paragraph Font"/>
     <w:uiPriority w:val="1"/>
-    <w:semiHidden/>
     <w:unhideWhenUsed/>
   </w:style>
   <w:style w:type="table" w:default="1" w:styleId="TableNormal">
